--- a/docs/ТЗ_v_4.docx
+++ b/docs/ТЗ_v_4.docx
@@ -529,6 +529,7 @@
           <w:docPartUnique/>
         </w:docPartObj>
       </w:sdtPr>
+      <w:sdtEndPr/>
       <w:sdtContent>
         <w:p>
           <w:pPr>
@@ -565,7 +566,7 @@
             </w:rPr>
             <w:fldChar w:fldCharType="separate"/>
           </w:r>
-          <w:hyperlink w:anchor="_Toc242263122" w:history="1">
+          <w:hyperlink w:anchor="_Toc243253743" w:history="1">
             <w:r>
               <w:rPr>
                 <w:rStyle w:val="af4"/>
@@ -616,7 +617,7 @@
                 <w:noProof/>
                 <w:webHidden/>
               </w:rPr>
-              <w:instrText xml:space="preserve"> PAGEREF _Toc242263122 \h </w:instrText>
+              <w:instrText xml:space="preserve"> PAGEREF _Toc243253743 \h </w:instrText>
             </w:r>
             <w:r>
               <w:rPr>
@@ -667,7 +668,7 @@
               <w14:ligatures w14:val="standardContextual"/>
             </w:rPr>
           </w:pPr>
-          <w:hyperlink w:anchor="_Toc242263123" w:history="1">
+          <w:hyperlink w:anchor="_Toc243253744" w:history="1">
             <w:r>
               <w:rPr>
                 <w:rStyle w:val="af4"/>
@@ -699,7 +700,7 @@
                 <w:noProof/>
                 <w:webHidden/>
               </w:rPr>
-              <w:instrText xml:space="preserve"> PAGEREF _Toc242263123 \h </w:instrText>
+              <w:instrText xml:space="preserve"> PAGEREF _Toc243253744 \h </w:instrText>
             </w:r>
             <w:r>
               <w:rPr>
@@ -750,7 +751,7 @@
               <w14:ligatures w14:val="standardContextual"/>
             </w:rPr>
           </w:pPr>
-          <w:hyperlink w:anchor="_Toc242263124" w:history="1">
+          <w:hyperlink w:anchor="_Toc243253745" w:history="1">
             <w:r>
               <w:rPr>
                 <w:rStyle w:val="af4"/>
@@ -782,7 +783,7 @@
                 <w:noProof/>
                 <w:webHidden/>
               </w:rPr>
-              <w:instrText xml:space="preserve"> PAGEREF _Toc242263124 \h </w:instrText>
+              <w:instrText xml:space="preserve"> PAGEREF _Toc243253745 \h </w:instrText>
             </w:r>
             <w:r>
               <w:rPr>
@@ -833,7 +834,7 @@
               <w14:ligatures w14:val="standardContextual"/>
             </w:rPr>
           </w:pPr>
-          <w:hyperlink w:anchor="_Toc242263125" w:history="1">
+          <w:hyperlink w:anchor="_Toc243253746" w:history="1">
             <w:r>
               <w:rPr>
                 <w:rStyle w:val="af4"/>
@@ -865,7 +866,7 @@
                 <w:noProof/>
                 <w:webHidden/>
               </w:rPr>
-              <w:instrText xml:space="preserve"> PAGEREF _Toc242263125 \h </w:instrText>
+              <w:instrText xml:space="preserve"> PAGEREF _Toc243253746 \h </w:instrText>
             </w:r>
             <w:r>
               <w:rPr>
@@ -916,7 +917,7 @@
               <w14:ligatures w14:val="standardContextual"/>
             </w:rPr>
           </w:pPr>
-          <w:hyperlink w:anchor="_Toc242263126" w:history="1">
+          <w:hyperlink w:anchor="_Toc243253747" w:history="1">
             <w:r>
               <w:rPr>
                 <w:rStyle w:val="af4"/>
@@ -948,7 +949,7 @@
                 <w:noProof/>
                 <w:webHidden/>
               </w:rPr>
-              <w:instrText xml:space="preserve"> PAGEREF _Toc242263126 \h </w:instrText>
+              <w:instrText xml:space="preserve"> PAGEREF _Toc243253747 \h </w:instrText>
             </w:r>
             <w:r>
               <w:rPr>
@@ -1000,7 +1001,7 @@
               <w14:ligatures w14:val="standardContextual"/>
             </w:rPr>
           </w:pPr>
-          <w:hyperlink w:anchor="_Toc242263127" w:history="1">
+          <w:hyperlink w:anchor="_Toc243253748" w:history="1">
             <w:r>
               <w:rPr>
                 <w:rStyle w:val="af4"/>
@@ -1053,7 +1054,7 @@
                 <w:noProof/>
                 <w:webHidden/>
               </w:rPr>
-              <w:instrText xml:space="preserve"> PAGEREF _Toc242263127 \h </w:instrText>
+              <w:instrText xml:space="preserve"> PAGEREF _Toc243253748 \h </w:instrText>
             </w:r>
             <w:r>
               <w:rPr>
@@ -1104,7 +1105,7 @@
               <w14:ligatures w14:val="standardContextual"/>
             </w:rPr>
           </w:pPr>
-          <w:hyperlink w:anchor="_Toc242263128" w:history="1">
+          <w:hyperlink w:anchor="_Toc243253749" w:history="1">
             <w:r>
               <w:rPr>
                 <w:rStyle w:val="af4"/>
@@ -1136,7 +1137,7 @@
                 <w:noProof/>
                 <w:webHidden/>
               </w:rPr>
-              <w:instrText xml:space="preserve"> PAGEREF _Toc242263128 \h </w:instrText>
+              <w:instrText xml:space="preserve"> PAGEREF _Toc243253749 \h </w:instrText>
             </w:r>
             <w:r>
               <w:rPr>
@@ -1187,7 +1188,7 @@
               <w14:ligatures w14:val="standardContextual"/>
             </w:rPr>
           </w:pPr>
-          <w:hyperlink w:anchor="_Toc242263129" w:history="1">
+          <w:hyperlink w:anchor="_Toc243253750" w:history="1">
             <w:r>
               <w:rPr>
                 <w:rStyle w:val="af4"/>
@@ -1219,7 +1220,7 @@
                 <w:noProof/>
                 <w:webHidden/>
               </w:rPr>
-              <w:instrText xml:space="preserve"> PAGEREF _Toc242263129 \h </w:instrText>
+              <w:instrText xml:space="preserve"> PAGEREF _Toc243253750 \h </w:instrText>
             </w:r>
             <w:r>
               <w:rPr>
@@ -1271,7 +1272,7 @@
               <w14:ligatures w14:val="standardContextual"/>
             </w:rPr>
           </w:pPr>
-          <w:hyperlink w:anchor="_Toc242263130" w:history="1">
+          <w:hyperlink w:anchor="_Toc243253751" w:history="1">
             <w:r>
               <w:rPr>
                 <w:rStyle w:val="af4"/>
@@ -1322,7 +1323,7 @@
                 <w:noProof/>
                 <w:webHidden/>
               </w:rPr>
-              <w:instrText xml:space="preserve"> PAGEREF _Toc242263130 \h </w:instrText>
+              <w:instrText xml:space="preserve"> PAGEREF _Toc243253751 \h </w:instrText>
             </w:r>
             <w:r>
               <w:rPr>
@@ -1373,7 +1374,7 @@
               <w14:ligatures w14:val="standardContextual"/>
             </w:rPr>
           </w:pPr>
-          <w:hyperlink w:anchor="_Toc242263131" w:history="1">
+          <w:hyperlink w:anchor="_Toc243253752" w:history="1">
             <w:r>
               <w:rPr>
                 <w:rStyle w:val="af4"/>
@@ -1405,7 +1406,7 @@
                 <w:noProof/>
                 <w:webHidden/>
               </w:rPr>
-              <w:instrText xml:space="preserve"> PAGEREF _Toc242263131 \h </w:instrText>
+              <w:instrText xml:space="preserve"> PAGEREF _Toc243253752 \h </w:instrText>
             </w:r>
             <w:r>
               <w:rPr>
@@ -1456,7 +1457,7 @@
               <w14:ligatures w14:val="standardContextual"/>
             </w:rPr>
           </w:pPr>
-          <w:hyperlink w:anchor="_Toc242263132" w:history="1">
+          <w:hyperlink w:anchor="_Toc243253753" w:history="1">
             <w:r>
               <w:rPr>
                 <w:rStyle w:val="af4"/>
@@ -1488,7 +1489,7 @@
                 <w:noProof/>
                 <w:webHidden/>
               </w:rPr>
-              <w:instrText xml:space="preserve"> PAGEREF _Toc242263132 \h </w:instrText>
+              <w:instrText xml:space="preserve"> PAGEREF _Toc243253753 \h </w:instrText>
             </w:r>
             <w:r>
               <w:rPr>
@@ -1539,7 +1540,7 @@
               <w14:ligatures w14:val="standardContextual"/>
             </w:rPr>
           </w:pPr>
-          <w:hyperlink w:anchor="_Toc242263133" w:history="1">
+          <w:hyperlink w:anchor="_Toc243253754" w:history="1">
             <w:r>
               <w:rPr>
                 <w:rStyle w:val="af4"/>
@@ -1571,7 +1572,7 @@
                 <w:noProof/>
                 <w:webHidden/>
               </w:rPr>
-              <w:instrText xml:space="preserve"> PAGEREF _Toc242263133 \h </w:instrText>
+              <w:instrText xml:space="preserve"> PAGEREF _Toc243253754 \h </w:instrText>
             </w:r>
             <w:r>
               <w:rPr>
@@ -1622,7 +1623,7 @@
               <w14:ligatures w14:val="standardContextual"/>
             </w:rPr>
           </w:pPr>
-          <w:hyperlink w:anchor="_Toc242263134" w:history="1">
+          <w:hyperlink w:anchor="_Toc243253755" w:history="1">
             <w:r>
               <w:rPr>
                 <w:rStyle w:val="af4"/>
@@ -1654,7 +1655,7 @@
                 <w:noProof/>
                 <w:webHidden/>
               </w:rPr>
-              <w:instrText xml:space="preserve"> PAGEREF _Toc242263134 \h </w:instrText>
+              <w:instrText xml:space="preserve"> PAGEREF _Toc243253755 \h </w:instrText>
             </w:r>
             <w:r>
               <w:rPr>
@@ -1705,7 +1706,7 @@
               <w14:ligatures w14:val="standardContextual"/>
             </w:rPr>
           </w:pPr>
-          <w:hyperlink w:anchor="_Toc242263135" w:history="1">
+          <w:hyperlink w:anchor="_Toc243253756" w:history="1">
             <w:r>
               <w:rPr>
                 <w:rStyle w:val="af4"/>
@@ -1737,7 +1738,7 @@
                 <w:noProof/>
                 <w:webHidden/>
               </w:rPr>
-              <w:instrText xml:space="preserve"> PAGEREF _Toc242263135 \h </w:instrText>
+              <w:instrText xml:space="preserve"> PAGEREF _Toc243253756 \h </w:instrText>
             </w:r>
             <w:r>
               <w:rPr>
@@ -1788,7 +1789,7 @@
               <w14:ligatures w14:val="standardContextual"/>
             </w:rPr>
           </w:pPr>
-          <w:hyperlink w:anchor="_Toc242263136" w:history="1">
+          <w:hyperlink w:anchor="_Toc243253757" w:history="1">
             <w:r>
               <w:rPr>
                 <w:rStyle w:val="af4"/>
@@ -1820,7 +1821,7 @@
                 <w:noProof/>
                 <w:webHidden/>
               </w:rPr>
-              <w:instrText xml:space="preserve"> PAGEREF _Toc242263136 \h </w:instrText>
+              <w:instrText xml:space="preserve"> PAGEREF _Toc243253757 \h </w:instrText>
             </w:r>
             <w:r>
               <w:rPr>
@@ -1871,7 +1872,7 @@
               <w14:ligatures w14:val="standardContextual"/>
             </w:rPr>
           </w:pPr>
-          <w:hyperlink w:anchor="_Toc242263137" w:history="1">
+          <w:hyperlink w:anchor="_Toc243253758" w:history="1">
             <w:r>
               <w:rPr>
                 <w:rStyle w:val="af4"/>
@@ -1903,7 +1904,7 @@
                 <w:noProof/>
                 <w:webHidden/>
               </w:rPr>
-              <w:instrText xml:space="preserve"> PAGEREF _Toc242263137 \h </w:instrText>
+              <w:instrText xml:space="preserve"> PAGEREF _Toc243253758 \h </w:instrText>
             </w:r>
             <w:r>
               <w:rPr>
@@ -1954,7 +1955,7 @@
               <w14:ligatures w14:val="standardContextual"/>
             </w:rPr>
           </w:pPr>
-          <w:hyperlink w:anchor="_Toc242263138" w:history="1">
+          <w:hyperlink w:anchor="_Toc243253759" w:history="1">
             <w:r>
               <w:rPr>
                 <w:rStyle w:val="af4"/>
@@ -1986,7 +1987,7 @@
                 <w:noProof/>
                 <w:webHidden/>
               </w:rPr>
-              <w:instrText xml:space="preserve"> PAGEREF _Toc242263138 \h </w:instrText>
+              <w:instrText xml:space="preserve"> PAGEREF _Toc243253759 \h </w:instrText>
             </w:r>
             <w:r>
               <w:rPr>
@@ -2037,7 +2038,7 @@
               <w14:ligatures w14:val="standardContextual"/>
             </w:rPr>
           </w:pPr>
-          <w:hyperlink w:anchor="_Toc242263139" w:history="1">
+          <w:hyperlink w:anchor="_Toc243253760" w:history="1">
             <w:r>
               <w:rPr>
                 <w:rStyle w:val="af4"/>
@@ -2069,7 +2070,7 @@
                 <w:noProof/>
                 <w:webHidden/>
               </w:rPr>
-              <w:instrText xml:space="preserve"> PAGEREF _Toc242263139 \h </w:instrText>
+              <w:instrText xml:space="preserve"> PAGEREF _Toc243253760 \h </w:instrText>
             </w:r>
             <w:r>
               <w:rPr>
@@ -2120,7 +2121,7 @@
               <w14:ligatures w14:val="standardContextual"/>
             </w:rPr>
           </w:pPr>
-          <w:hyperlink w:anchor="_Toc242263140" w:history="1">
+          <w:hyperlink w:anchor="_Toc243253761" w:history="1">
             <w:r>
               <w:rPr>
                 <w:rStyle w:val="af4"/>
@@ -2152,7 +2153,7 @@
                 <w:noProof/>
                 <w:webHidden/>
               </w:rPr>
-              <w:instrText xml:space="preserve"> PAGEREF _Toc242263140 \h </w:instrText>
+              <w:instrText xml:space="preserve"> PAGEREF _Toc243253761 \h </w:instrText>
             </w:r>
             <w:r>
               <w:rPr>
@@ -2203,7 +2204,7 @@
               <w14:ligatures w14:val="standardContextual"/>
             </w:rPr>
           </w:pPr>
-          <w:hyperlink w:anchor="_Toc242263141" w:history="1">
+          <w:hyperlink w:anchor="_Toc243253762" w:history="1">
             <w:r>
               <w:rPr>
                 <w:rStyle w:val="af4"/>
@@ -2235,7 +2236,7 @@
                 <w:noProof/>
                 <w:webHidden/>
               </w:rPr>
-              <w:instrText xml:space="preserve"> PAGEREF _Toc242263141 \h </w:instrText>
+              <w:instrText xml:space="preserve"> PAGEREF _Toc243253762 \h </w:instrText>
             </w:r>
             <w:r>
               <w:rPr>
@@ -2286,7 +2287,7 @@
               <w14:ligatures w14:val="standardContextual"/>
             </w:rPr>
           </w:pPr>
-          <w:hyperlink w:anchor="_Toc242263142" w:history="1">
+          <w:hyperlink w:anchor="_Toc243253763" w:history="1">
             <w:r>
               <w:rPr>
                 <w:rStyle w:val="af4"/>
@@ -2318,7 +2319,7 @@
                 <w:noProof/>
                 <w:webHidden/>
               </w:rPr>
-              <w:instrText xml:space="preserve"> PAGEREF _Toc242263142 \h </w:instrText>
+              <w:instrText xml:space="preserve"> PAGEREF _Toc243253763 \h </w:instrText>
             </w:r>
             <w:r>
               <w:rPr>
@@ -2369,7 +2370,7 @@
               <w14:ligatures w14:val="standardContextual"/>
             </w:rPr>
           </w:pPr>
-          <w:hyperlink w:anchor="_Toc242263143" w:history="1">
+          <w:hyperlink w:anchor="_Toc243253764" w:history="1">
             <w:r>
               <w:rPr>
                 <w:rStyle w:val="af4"/>
@@ -2401,7 +2402,7 @@
                 <w:noProof/>
                 <w:webHidden/>
               </w:rPr>
-              <w:instrText xml:space="preserve"> PAGEREF _Toc242263143 \h </w:instrText>
+              <w:instrText xml:space="preserve"> PAGEREF _Toc243253764 \h </w:instrText>
             </w:r>
             <w:r>
               <w:rPr>
@@ -2452,7 +2453,7 @@
               <w14:ligatures w14:val="standardContextual"/>
             </w:rPr>
           </w:pPr>
-          <w:hyperlink w:anchor="_Toc242263144" w:history="1">
+          <w:hyperlink w:anchor="_Toc243253765" w:history="1">
             <w:r>
               <w:rPr>
                 <w:rStyle w:val="af4"/>
@@ -2484,7 +2485,7 @@
                 <w:noProof/>
                 <w:webHidden/>
               </w:rPr>
-              <w:instrText xml:space="preserve"> PAGEREF _Toc242263144 \h </w:instrText>
+              <w:instrText xml:space="preserve"> PAGEREF _Toc243253765 \h </w:instrText>
             </w:r>
             <w:r>
               <w:rPr>
@@ -2535,7 +2536,7 @@
               <w14:ligatures w14:val="standardContextual"/>
             </w:rPr>
           </w:pPr>
-          <w:hyperlink w:anchor="_Toc242263145" w:history="1">
+          <w:hyperlink w:anchor="_Toc243253766" w:history="1">
             <w:r>
               <w:rPr>
                 <w:rStyle w:val="af4"/>
@@ -2567,7 +2568,7 @@
                 <w:noProof/>
                 <w:webHidden/>
               </w:rPr>
-              <w:instrText xml:space="preserve"> PAGEREF _Toc242263145 \h </w:instrText>
+              <w:instrText xml:space="preserve"> PAGEREF _Toc243253766 \h </w:instrText>
             </w:r>
             <w:r>
               <w:rPr>
@@ -2618,7 +2619,7 @@
               <w14:ligatures w14:val="standardContextual"/>
             </w:rPr>
           </w:pPr>
-          <w:hyperlink w:anchor="_Toc242263146" w:history="1">
+          <w:hyperlink w:anchor="_Toc243253767" w:history="1">
             <w:r>
               <w:rPr>
                 <w:rStyle w:val="af4"/>
@@ -2650,7 +2651,7 @@
                 <w:noProof/>
                 <w:webHidden/>
               </w:rPr>
-              <w:instrText xml:space="preserve"> PAGEREF _Toc242263146 \h </w:instrText>
+              <w:instrText xml:space="preserve"> PAGEREF _Toc243253767 \h </w:instrText>
             </w:r>
             <w:r>
               <w:rPr>
@@ -2701,7 +2702,7 @@
               <w14:ligatures w14:val="standardContextual"/>
             </w:rPr>
           </w:pPr>
-          <w:hyperlink w:anchor="_Toc242263147" w:history="1">
+          <w:hyperlink w:anchor="_Toc243253768" w:history="1">
             <w:r>
               <w:rPr>
                 <w:rStyle w:val="af4"/>
@@ -2733,7 +2734,7 @@
                 <w:noProof/>
                 <w:webHidden/>
               </w:rPr>
-              <w:instrText xml:space="preserve"> PAGEREF _Toc242263147 \h </w:instrText>
+              <w:instrText xml:space="preserve"> PAGEREF _Toc243253768 \h </w:instrText>
             </w:r>
             <w:r>
               <w:rPr>
@@ -2784,7 +2785,7 @@
               <w14:ligatures w14:val="standardContextual"/>
             </w:rPr>
           </w:pPr>
-          <w:hyperlink w:anchor="_Toc242263148" w:history="1">
+          <w:hyperlink w:anchor="_Toc243253769" w:history="1">
             <w:r>
               <w:rPr>
                 <w:rStyle w:val="af4"/>
@@ -2816,7 +2817,7 @@
                 <w:noProof/>
                 <w:webHidden/>
               </w:rPr>
-              <w:instrText xml:space="preserve"> PAGEREF _Toc242263148 \h </w:instrText>
+              <w:instrText xml:space="preserve"> PAGEREF _Toc243253769 \h </w:instrText>
             </w:r>
             <w:r>
               <w:rPr>
@@ -2867,7 +2868,7 @@
               <w14:ligatures w14:val="standardContextual"/>
             </w:rPr>
           </w:pPr>
-          <w:hyperlink w:anchor="_Toc242263149" w:history="1">
+          <w:hyperlink w:anchor="_Toc243253770" w:history="1">
             <w:r>
               <w:rPr>
                 <w:rStyle w:val="af4"/>
@@ -2899,7 +2900,7 @@
                 <w:noProof/>
                 <w:webHidden/>
               </w:rPr>
-              <w:instrText xml:space="preserve"> PAGEREF _Toc242263149 \h </w:instrText>
+              <w:instrText xml:space="preserve"> PAGEREF _Toc243253770 \h </w:instrText>
             </w:r>
             <w:r>
               <w:rPr>
@@ -2950,7 +2951,7 @@
               <w14:ligatures w14:val="standardContextual"/>
             </w:rPr>
           </w:pPr>
-          <w:hyperlink w:anchor="_Toc242263150" w:history="1">
+          <w:hyperlink w:anchor="_Toc243253771" w:history="1">
             <w:r>
               <w:rPr>
                 <w:rStyle w:val="af4"/>
@@ -2982,7 +2983,7 @@
                 <w:noProof/>
                 <w:webHidden/>
               </w:rPr>
-              <w:instrText xml:space="preserve"> PAGEREF _Toc242263150 \h </w:instrText>
+              <w:instrText xml:space="preserve"> PAGEREF _Toc243253771 \h </w:instrText>
             </w:r>
             <w:r>
               <w:rPr>
@@ -3033,7 +3034,7 @@
               <w14:ligatures w14:val="standardContextual"/>
             </w:rPr>
           </w:pPr>
-          <w:hyperlink w:anchor="_Toc242263151" w:history="1">
+          <w:hyperlink w:anchor="_Toc243253772" w:history="1">
             <w:r>
               <w:rPr>
                 <w:rStyle w:val="af4"/>
@@ -3065,7 +3066,7 @@
                 <w:noProof/>
                 <w:webHidden/>
               </w:rPr>
-              <w:instrText xml:space="preserve"> PAGEREF _Toc242263151 \h </w:instrText>
+              <w:instrText xml:space="preserve"> PAGEREF _Toc243253772 \h </w:instrText>
             </w:r>
             <w:r>
               <w:rPr>
@@ -3116,7 +3117,7 @@
               <w14:ligatures w14:val="standardContextual"/>
             </w:rPr>
           </w:pPr>
-          <w:hyperlink w:anchor="_Toc242263152" w:history="1">
+          <w:hyperlink w:anchor="_Toc243253773" w:history="1">
             <w:r>
               <w:rPr>
                 <w:rStyle w:val="af4"/>
@@ -3148,7 +3149,7 @@
                 <w:noProof/>
                 <w:webHidden/>
               </w:rPr>
-              <w:instrText xml:space="preserve"> PAGEREF _Toc242263152 \h </w:instrText>
+              <w:instrText xml:space="preserve"> PAGEREF _Toc243253773 \h </w:instrText>
             </w:r>
             <w:r>
               <w:rPr>
@@ -3199,7 +3200,7 @@
               <w14:ligatures w14:val="standardContextual"/>
             </w:rPr>
           </w:pPr>
-          <w:hyperlink w:anchor="_Toc242263153" w:history="1">
+          <w:hyperlink w:anchor="_Toc243253774" w:history="1">
             <w:r>
               <w:rPr>
                 <w:rStyle w:val="af4"/>
@@ -3231,7 +3232,7 @@
                 <w:noProof/>
                 <w:webHidden/>
               </w:rPr>
-              <w:instrText xml:space="preserve"> PAGEREF _Toc242263153 \h </w:instrText>
+              <w:instrText xml:space="preserve"> PAGEREF _Toc243253774 \h </w:instrText>
             </w:r>
             <w:r>
               <w:rPr>
@@ -3282,7 +3283,7 @@
               <w14:ligatures w14:val="standardContextual"/>
             </w:rPr>
           </w:pPr>
-          <w:hyperlink w:anchor="_Toc242263154" w:history="1">
+          <w:hyperlink w:anchor="_Toc243253775" w:history="1">
             <w:r>
               <w:rPr>
                 <w:rStyle w:val="af4"/>
@@ -3314,7 +3315,7 @@
                 <w:noProof/>
                 <w:webHidden/>
               </w:rPr>
-              <w:instrText xml:space="preserve"> PAGEREF _Toc242263154 \h </w:instrText>
+              <w:instrText xml:space="preserve"> PAGEREF _Toc243253775 \h </w:instrText>
             </w:r>
             <w:r>
               <w:rPr>
@@ -3366,7 +3367,7 @@
               <w14:ligatures w14:val="standardContextual"/>
             </w:rPr>
           </w:pPr>
-          <w:hyperlink w:anchor="_Toc242263155" w:history="1">
+          <w:hyperlink w:anchor="_Toc243253776" w:history="1">
             <w:r>
               <w:rPr>
                 <w:rStyle w:val="af4"/>
@@ -3419,7 +3420,7 @@
                 <w:noProof/>
                 <w:webHidden/>
               </w:rPr>
-              <w:instrText xml:space="preserve"> PAGEREF _Toc242263155 \h </w:instrText>
+              <w:instrText xml:space="preserve"> PAGEREF _Toc243253776 \h </w:instrText>
             </w:r>
             <w:r>
               <w:rPr>
@@ -3471,7 +3472,7 @@
               <w14:ligatures w14:val="standardContextual"/>
             </w:rPr>
           </w:pPr>
-          <w:hyperlink w:anchor="_Toc242263156" w:history="1">
+          <w:hyperlink w:anchor="_Toc243253777" w:history="1">
             <w:r>
               <w:rPr>
                 <w:rStyle w:val="af4"/>
@@ -3522,7 +3523,7 @@
                 <w:noProof/>
                 <w:webHidden/>
               </w:rPr>
-              <w:instrText xml:space="preserve"> PAGEREF _Toc242263156 \h </w:instrText>
+              <w:instrText xml:space="preserve"> PAGEREF _Toc243253777 \h </w:instrText>
             </w:r>
             <w:r>
               <w:rPr>
@@ -3573,7 +3574,7 @@
               <w14:ligatures w14:val="standardContextual"/>
             </w:rPr>
           </w:pPr>
-          <w:hyperlink w:anchor="_Toc242263157" w:history="1">
+          <w:hyperlink w:anchor="_Toc243253778" w:history="1">
             <w:r>
               <w:rPr>
                 <w:rStyle w:val="af4"/>
@@ -3613,7 +3614,7 @@
                 <w:noProof/>
                 <w:webHidden/>
               </w:rPr>
-              <w:instrText xml:space="preserve"> PAGEREF _Toc242263157 \h </w:instrText>
+              <w:instrText xml:space="preserve"> PAGEREF _Toc243253778 \h </w:instrText>
             </w:r>
             <w:r>
               <w:rPr>
@@ -3664,7 +3665,7 @@
               <w14:ligatures w14:val="standardContextual"/>
             </w:rPr>
           </w:pPr>
-          <w:hyperlink w:anchor="_Toc242263158" w:history="1">
+          <w:hyperlink w:anchor="_Toc243253779" w:history="1">
             <w:r>
               <w:rPr>
                 <w:rStyle w:val="af4"/>
@@ -3696,7 +3697,7 @@
                 <w:noProof/>
                 <w:webHidden/>
               </w:rPr>
-              <w:instrText xml:space="preserve"> PAGEREF _Toc242263158 \h </w:instrText>
+              <w:instrText xml:space="preserve"> PAGEREF _Toc243253779 \h </w:instrText>
             </w:r>
             <w:r>
               <w:rPr>
@@ -3747,7 +3748,7 @@
               <w14:ligatures w14:val="standardContextual"/>
             </w:rPr>
           </w:pPr>
-          <w:hyperlink w:anchor="_Toc242263159" w:history="1">
+          <w:hyperlink w:anchor="_Toc243253780" w:history="1">
             <w:r>
               <w:rPr>
                 <w:rStyle w:val="af4"/>
@@ -3779,7 +3780,7 @@
                 <w:noProof/>
                 <w:webHidden/>
               </w:rPr>
-              <w:instrText xml:space="preserve"> PAGEREF _Toc242263159 \h </w:instrText>
+              <w:instrText xml:space="preserve"> PAGEREF _Toc243253780 \h </w:instrText>
             </w:r>
             <w:r>
               <w:rPr>
@@ -3831,7 +3832,7 @@
               <w14:ligatures w14:val="standardContextual"/>
             </w:rPr>
           </w:pPr>
-          <w:hyperlink w:anchor="_Toc242263160" w:history="1">
+          <w:hyperlink w:anchor="_Toc243253781" w:history="1">
             <w:r>
               <w:rPr>
                 <w:rStyle w:val="af4"/>
@@ -3884,7 +3885,7 @@
                 <w:noProof/>
                 <w:webHidden/>
               </w:rPr>
-              <w:instrText xml:space="preserve"> PAGEREF _Toc242263160 \h </w:instrText>
+              <w:instrText xml:space="preserve"> PAGEREF _Toc243253781 \h </w:instrText>
             </w:r>
             <w:r>
               <w:rPr>
@@ -3935,7 +3936,7 @@
               <w14:ligatures w14:val="standardContextual"/>
             </w:rPr>
           </w:pPr>
-          <w:hyperlink w:anchor="_Toc242263161" w:history="1">
+          <w:hyperlink w:anchor="_Toc243253782" w:history="1">
             <w:r>
               <w:rPr>
                 <w:rStyle w:val="af4"/>
@@ -3967,7 +3968,7 @@
                 <w:noProof/>
                 <w:webHidden/>
               </w:rPr>
-              <w:instrText xml:space="preserve"> PAGEREF _Toc242263161 \h </w:instrText>
+              <w:instrText xml:space="preserve"> PAGEREF _Toc243253782 \h </w:instrText>
             </w:r>
             <w:r>
               <w:rPr>
@@ -4018,7 +4019,7 @@
               <w14:ligatures w14:val="standardContextual"/>
             </w:rPr>
           </w:pPr>
-          <w:hyperlink w:anchor="_Toc242263162" w:history="1">
+          <w:hyperlink w:anchor="_Toc243253783" w:history="1">
             <w:r>
               <w:rPr>
                 <w:rStyle w:val="af4"/>
@@ -4050,7 +4051,7 @@
                 <w:noProof/>
                 <w:webHidden/>
               </w:rPr>
-              <w:instrText xml:space="preserve"> PAGEREF _Toc242263162 \h </w:instrText>
+              <w:instrText xml:space="preserve"> PAGEREF _Toc243253783 \h </w:instrText>
             </w:r>
             <w:r>
               <w:rPr>
@@ -4102,7 +4103,7 @@
               <w14:ligatures w14:val="standardContextual"/>
             </w:rPr>
           </w:pPr>
-          <w:hyperlink w:anchor="_Toc242263163" w:history="1">
+          <w:hyperlink w:anchor="_Toc243253784" w:history="1">
             <w:r>
               <w:rPr>
                 <w:rStyle w:val="af4"/>
@@ -4153,7 +4154,7 @@
                 <w:noProof/>
                 <w:webHidden/>
               </w:rPr>
-              <w:instrText xml:space="preserve"> PAGEREF _Toc242263163 \h </w:instrText>
+              <w:instrText xml:space="preserve"> PAGEREF _Toc243253784 \h </w:instrText>
             </w:r>
             <w:r>
               <w:rPr>
@@ -4204,7 +4205,7 @@
               <w14:ligatures w14:val="standardContextual"/>
             </w:rPr>
           </w:pPr>
-          <w:hyperlink w:anchor="_Toc242263164" w:history="1">
+          <w:hyperlink w:anchor="_Toc243253785" w:history="1">
             <w:r>
               <w:rPr>
                 <w:rStyle w:val="af4"/>
@@ -4236,7 +4237,7 @@
                 <w:noProof/>
                 <w:webHidden/>
               </w:rPr>
-              <w:instrText xml:space="preserve"> PAGEREF _Toc242263164 \h </w:instrText>
+              <w:instrText xml:space="preserve"> PAGEREF _Toc243253785 \h </w:instrText>
             </w:r>
             <w:r>
               <w:rPr>
@@ -4287,7 +4288,7 @@
               <w14:ligatures w14:val="standardContextual"/>
             </w:rPr>
           </w:pPr>
-          <w:hyperlink w:anchor="_Toc242263165" w:history="1">
+          <w:hyperlink w:anchor="_Toc243253786" w:history="1">
             <w:r>
               <w:rPr>
                 <w:rStyle w:val="af4"/>
@@ -4319,7 +4320,7 @@
                 <w:noProof/>
                 <w:webHidden/>
               </w:rPr>
-              <w:instrText xml:space="preserve"> PAGEREF _Toc242263165 \h </w:instrText>
+              <w:instrText xml:space="preserve"> PAGEREF _Toc243253786 \h </w:instrText>
             </w:r>
             <w:r>
               <w:rPr>
@@ -4370,7 +4371,7 @@
               <w14:ligatures w14:val="standardContextual"/>
             </w:rPr>
           </w:pPr>
-          <w:hyperlink w:anchor="_Toc242263166" w:history="1">
+          <w:hyperlink w:anchor="_Toc243253787" w:history="1">
             <w:r>
               <w:rPr>
                 <w:rStyle w:val="af4"/>
@@ -4402,7 +4403,7 @@
                 <w:noProof/>
                 <w:webHidden/>
               </w:rPr>
-              <w:instrText xml:space="preserve"> PAGEREF _Toc242263166 \h </w:instrText>
+              <w:instrText xml:space="preserve"> PAGEREF _Toc243253787 \h </w:instrText>
             </w:r>
             <w:r>
               <w:rPr>
@@ -4454,7 +4455,7 @@
               <w14:ligatures w14:val="standardContextual"/>
             </w:rPr>
           </w:pPr>
-          <w:hyperlink w:anchor="_Toc242263167" w:history="1">
+          <w:hyperlink w:anchor="_Toc243253788" w:history="1">
             <w:r>
               <w:rPr>
                 <w:rStyle w:val="af4"/>
@@ -4505,7 +4506,7 @@
                 <w:noProof/>
                 <w:webHidden/>
               </w:rPr>
-              <w:instrText xml:space="preserve"> PAGEREF _Toc242263167 \h </w:instrText>
+              <w:instrText xml:space="preserve"> PAGEREF _Toc243253788 \h </w:instrText>
             </w:r>
             <w:r>
               <w:rPr>
@@ -4591,7 +4592,7 @@
       <w:bookmarkStart w:id="7" w:name="_Toc65321816"/>
       <w:bookmarkStart w:id="8" w:name="_Toc699448341"/>
       <w:bookmarkStart w:id="9" w:name="_Toc1712841419"/>
-      <w:bookmarkStart w:id="10" w:name="_Toc242263122"/>
+      <w:bookmarkStart w:id="10" w:name="_Toc243253743"/>
       <w:r>
         <w:rPr>
           <w:rFonts w:ascii="Times New Roman" w:eastAsia="Times New Roman" w:hAnsi="Times New Roman" w:cs="Times New Roman"/>
@@ -4653,7 +4654,7 @@
       <w:bookmarkStart w:id="11" w:name="_Toc584754193"/>
       <w:bookmarkStart w:id="12" w:name="_Toc1455991713"/>
       <w:bookmarkStart w:id="13" w:name="_Toc350218524"/>
-      <w:bookmarkStart w:id="14" w:name="_Toc242263123"/>
+      <w:bookmarkStart w:id="14" w:name="_Toc243253744"/>
       <w:commentRangeStart w:id="15"/>
       <w:commentRangeStart w:id="16"/>
       <w:commentRangeStart w:id="17"/>
@@ -4816,7 +4817,7 @@
       <w:bookmarkStart w:id="19" w:name="_Toc1807720866"/>
       <w:bookmarkStart w:id="20" w:name="_Toc2018177792"/>
       <w:bookmarkStart w:id="21" w:name="_Toc1956860180"/>
-      <w:bookmarkStart w:id="22" w:name="_Toc242263124"/>
+      <w:bookmarkStart w:id="22" w:name="_Toc243253745"/>
       <w:r>
         <w:rPr>
           <w:rFonts w:ascii="Times New Roman" w:eastAsia="Times New Roman" w:hAnsi="Times New Roman" w:cs="Times New Roman"/>
@@ -4977,7 +4978,7 @@
       <w:bookmarkStart w:id="23" w:name="_Toc1304288543"/>
       <w:bookmarkStart w:id="24" w:name="_Toc370582932"/>
       <w:bookmarkStart w:id="25" w:name="_Toc1338891468"/>
-      <w:bookmarkStart w:id="26" w:name="_Toc242263125"/>
+      <w:bookmarkStart w:id="26" w:name="_Toc243253746"/>
       <w:r>
         <w:rPr>
           <w:rFonts w:ascii="Times New Roman" w:eastAsia="Times New Roman" w:hAnsi="Times New Roman" w:cs="Times New Roman"/>
@@ -5506,7 +5507,7 @@
       <w:bookmarkStart w:id="27" w:name="_Toc594307828"/>
       <w:bookmarkStart w:id="28" w:name="_Toc1753044380"/>
       <w:bookmarkStart w:id="29" w:name="_Toc422399439"/>
-      <w:bookmarkStart w:id="30" w:name="_Toc242263126"/>
+      <w:bookmarkStart w:id="30" w:name="_Toc243253747"/>
       <w:r>
         <w:rPr>
           <w:rFonts w:ascii="Times New Roman" w:eastAsia="Times New Roman" w:hAnsi="Times New Roman" w:cs="Times New Roman"/>
@@ -5807,7 +5808,7 @@
       <w:bookmarkStart w:id="32" w:name="_Toc1910366458"/>
       <w:bookmarkStart w:id="33" w:name="_Toc216816241"/>
       <w:bookmarkStart w:id="34" w:name="_Toc180952090"/>
-      <w:bookmarkStart w:id="35" w:name="_Toc242263127"/>
+      <w:bookmarkStart w:id="35" w:name="_Toc243253748"/>
       <w:r>
         <w:rPr>
           <w:rFonts w:ascii="Times New Roman" w:eastAsia="Times New Roman" w:hAnsi="Times New Roman" w:cs="Times New Roman"/>
@@ -5869,7 +5870,7 @@
       <w:bookmarkStart w:id="36" w:name="_Toc2036087213"/>
       <w:bookmarkStart w:id="37" w:name="_Toc419814939"/>
       <w:bookmarkStart w:id="38" w:name="_Toc480328743"/>
-      <w:bookmarkStart w:id="39" w:name="_Toc242263128"/>
+      <w:bookmarkStart w:id="39" w:name="_Toc243253749"/>
       <w:r>
         <w:rPr>
           <w:rFonts w:ascii="Times New Roman" w:eastAsia="Times New Roman" w:hAnsi="Times New Roman" w:cs="Times New Roman"/>
@@ -5946,7 +5947,7 @@
       <w:bookmarkStart w:id="40" w:name="_Toc52597450"/>
       <w:bookmarkStart w:id="41" w:name="_Toc1984877257"/>
       <w:bookmarkStart w:id="42" w:name="_Toc1081470814"/>
-      <w:bookmarkStart w:id="43" w:name="_Toc242263129"/>
+      <w:bookmarkStart w:id="43" w:name="_Toc243253750"/>
       <w:r>
         <w:rPr>
           <w:rFonts w:ascii="Times New Roman" w:eastAsia="Times New Roman" w:hAnsi="Times New Roman" w:cs="Times New Roman"/>
@@ -6050,7 +6051,6 @@
         <w:jc w:val="both"/>
         <w:rPr>
           <w:rFonts w:ascii="Times New Roman" w:eastAsia="Times New Roman" w:hAnsi="Times New Roman" w:cs="Times New Roman"/>
-          <w:lang w:val="ru-RU"/>
         </w:rPr>
       </w:pPr>
       <w:r>
@@ -6075,9 +6075,9 @@
           <w:noProof/>
         </w:rPr>
         <w:drawing>
-          <wp:inline distT="0" distB="0" distL="0" distR="0" wp14:anchorId="708CC878" wp14:editId="4FCAFBAA">
+          <wp:inline distT="0" distB="0" distL="0" distR="0" wp14:anchorId="708CC878" wp14:editId="4915D578">
             <wp:extent cx="3680460" cy="2273300"/>
-            <wp:effectExtent l="19050" t="19050" r="15240" b="12700"/>
+            <wp:effectExtent l="19050" t="19050" r="15240" b="19050"/>
             <wp:docPr id="249" name="Рисунок 249"/>
             <wp:cNvGraphicFramePr>
               <a:graphicFrameLocks xmlns:a="http://schemas.openxmlformats.org/drawingml/2006/main" noChangeAspect="1"/>
@@ -6104,7 +6104,7 @@
                   <pic:spPr>
                     <a:xfrm>
                       <a:off x="0" y="0"/>
-                      <a:ext cx="3680669" cy="2273429"/>
+                      <a:ext cx="3680460" cy="2273300"/>
                     </a:xfrm>
                     <a:prstGeom prst="rect">
                       <a:avLst/>
@@ -6323,7 +6323,7 @@
       <w:bookmarkStart w:id="45" w:name="_Toc758897758"/>
       <w:bookmarkStart w:id="46" w:name="_Toc281653392"/>
       <w:bookmarkStart w:id="47" w:name="_Toc697619279"/>
-      <w:bookmarkStart w:id="48" w:name="_Toc242263130"/>
+      <w:bookmarkStart w:id="48" w:name="_Toc243253751"/>
       <w:r>
         <w:rPr>
           <w:rFonts w:ascii="Times New Roman" w:eastAsia="Times New Roman" w:hAnsi="Times New Roman" w:cs="Times New Roman"/>
@@ -6366,7 +6366,7 @@
       </w:pPr>
       <w:bookmarkStart w:id="49" w:name="_Toc3197271"/>
       <w:bookmarkStart w:id="50" w:name="_Toc572404802"/>
-      <w:bookmarkStart w:id="51" w:name="_Toc242263131"/>
+      <w:bookmarkStart w:id="51" w:name="_Toc243253752"/>
       <w:r>
         <w:rPr>
           <w:rFonts w:ascii="Times New Roman" w:eastAsia="Times New Roman" w:hAnsi="Times New Roman" w:cs="Times New Roman"/>
@@ -6411,7 +6411,7 @@
       </w:pPr>
       <w:bookmarkStart w:id="52" w:name="_Toc62558832"/>
       <w:bookmarkStart w:id="53" w:name="_Toc325233621"/>
-      <w:bookmarkStart w:id="54" w:name="_Toc242263132"/>
+      <w:bookmarkStart w:id="54" w:name="_Toc243253753"/>
       <w:r>
         <w:rPr>
           <w:rFonts w:ascii="Times New Roman" w:eastAsia="Times New Roman" w:hAnsi="Times New Roman" w:cs="Times New Roman"/>
@@ -7524,85 +7524,7 @@
           <w:rFonts w:ascii="Times New Roman" w:hAnsi="Times New Roman" w:cs="Times New Roman"/>
           <w:lang w:val="ru-RU"/>
         </w:rPr>
-        <w:t xml:space="preserve">. При изменении </w:t>
-      </w:r>
-      <w:r>
-        <w:rPr>
-          <w:rFonts w:ascii="Times New Roman" w:hAnsi="Times New Roman" w:cs="Times New Roman"/>
-        </w:rPr>
-        <w:t>L</w:t>
-      </w:r>
-      <w:r>
-        <w:rPr>
-          <w:rFonts w:ascii="Times New Roman" w:hAnsi="Times New Roman" w:cs="Times New Roman"/>
-          <w:lang w:val="ru-RU"/>
-        </w:rPr>
-        <w:t xml:space="preserve"> система пересчитывает допустимый диапазон </w:t>
-      </w:r>
-      <w:r>
-        <w:rPr>
-          <w:rFonts w:ascii="Times New Roman" w:hAnsi="Times New Roman" w:cs="Times New Roman"/>
-        </w:rPr>
-        <w:t>S</w:t>
-      </w:r>
-      <w:r>
-        <w:rPr>
-          <w:rFonts w:ascii="Times New Roman" w:hAnsi="Times New Roman" w:cs="Times New Roman"/>
-          <w:lang w:val="ru-RU"/>
-        </w:rPr>
-        <w:t xml:space="preserve">, а при изменении </w:t>
-      </w:r>
-      <w:r>
-        <w:rPr>
-          <w:rFonts w:ascii="Times New Roman" w:hAnsi="Times New Roman" w:cs="Times New Roman"/>
-        </w:rPr>
-        <w:t>S</w:t>
-      </w:r>
-      <w:r>
-        <w:rPr>
-          <w:rFonts w:ascii="Times New Roman" w:hAnsi="Times New Roman" w:cs="Times New Roman"/>
-          <w:lang w:val="ru-RU"/>
-        </w:rPr>
-        <w:t xml:space="preserve"> — допустимый диапазон </w:t>
-      </w:r>
-      <w:r>
-        <w:rPr>
-          <w:rFonts w:ascii="Times New Roman" w:hAnsi="Times New Roman" w:cs="Times New Roman"/>
-        </w:rPr>
-        <w:t>L</w:t>
-      </w:r>
-      <w:r>
-        <w:rPr>
-          <w:rFonts w:ascii="Times New Roman" w:hAnsi="Times New Roman" w:cs="Times New Roman"/>
-          <w:lang w:val="ru-RU"/>
-        </w:rPr>
-        <w:t xml:space="preserve">. При изменении </w:t>
-      </w:r>
-      <w:r>
-        <w:rPr>
-          <w:rFonts w:ascii="Times New Roman" w:hAnsi="Times New Roman" w:cs="Times New Roman"/>
-        </w:rPr>
-        <w:t>N</w:t>
-      </w:r>
-      <w:r>
-        <w:rPr>
-          <w:rFonts w:ascii="Times New Roman" w:hAnsi="Times New Roman" w:cs="Times New Roman"/>
-          <w:lang w:val="ru-RU"/>
-        </w:rPr>
-        <w:t xml:space="preserve"> или </w:t>
-      </w:r>
-      <w:r>
-        <w:rPr>
-          <w:rFonts w:ascii="Times New Roman" w:hAnsi="Times New Roman" w:cs="Times New Roman"/>
-        </w:rPr>
-        <w:t>T</w:t>
-      </w:r>
-      <w:r>
-        <w:rPr>
-          <w:rFonts w:ascii="Times New Roman" w:hAnsi="Times New Roman" w:cs="Times New Roman"/>
-          <w:lang w:val="ru-RU"/>
-        </w:rPr>
-        <w:t xml:space="preserve"> пересчитываются оба диапазона. Расчёт выполняется по формулам пункта 3.3.1.</w:t>
+        <w:t>.</w:t>
       </w:r>
     </w:p>
     <w:p>
@@ -7651,23 +7573,14 @@
         <w:jc w:val="both"/>
         <w:rPr>
           <w:rFonts w:ascii="Times New Roman" w:eastAsia="Times New Roman" w:hAnsi="Times New Roman" w:cs="Times New Roman"/>
-          <w:lang w:val="ru-RU"/>
-        </w:rPr>
-      </w:pPr>
-      <w:r>
-        <w:rPr>
-          <w:rFonts w:ascii="Times New Roman" w:eastAsia="Times New Roman" w:hAnsi="Times New Roman" w:cs="Times New Roman"/>
-          <w:lang w:val="ru-RU"/>
-        </w:rPr>
-        <w:t xml:space="preserve">При нажатии кнопки «Построить» система должна выполнить проверку </w:t>
-      </w:r>
-      <w:r>
-        <w:rPr>
-          <w:rFonts w:ascii="Times New Roman" w:eastAsia="Times New Roman" w:hAnsi="Times New Roman" w:cs="Times New Roman"/>
-          <w:lang w:val="ru-RU"/>
-        </w:rPr>
-        <w:lastRenderedPageBreak/>
-        <w:t>введенных параметров и при успешном прохождении проверки автоматически построить параметрическую модель модульного настольного органайзера в САПР КОМПАС-3</w:t>
+        </w:rPr>
+      </w:pPr>
+      <w:r>
+        <w:rPr>
+          <w:rFonts w:ascii="Times New Roman" w:eastAsia="Times New Roman" w:hAnsi="Times New Roman" w:cs="Times New Roman"/>
+          <w:lang w:val="ru-RU"/>
+        </w:rPr>
+        <w:t>При нажатии кнопки «Построить» система должна выполнить проверку введенных параметров и при успешном прохождении проверки автоматически построить параметрическую модель модульного настольного органайзера в САПР КОМПАС-3</w:t>
       </w:r>
       <w:r>
         <w:rPr>
@@ -7682,18 +7595,6 @@
         </w:rPr>
         <w:t>.</w:t>
       </w:r>
-    </w:p>
-    <w:p>
-      <w:pPr>
-        <w:pStyle w:val="a3"/>
-        <w:spacing w:line="360" w:lineRule="auto"/>
-        <w:ind w:firstLine="709"/>
-        <w:jc w:val="both"/>
-        <w:rPr>
-          <w:rFonts w:ascii="Times New Roman" w:eastAsia="Times New Roman" w:hAnsi="Times New Roman" w:cs="Times New Roman"/>
-          <w:lang w:val="ru-RU"/>
-        </w:rPr>
-      </w:pPr>
     </w:p>
     <w:p>
       <w:pPr>
@@ -7710,12 +7611,13 @@
       </w:pPr>
       <w:bookmarkStart w:id="57" w:name="_Toc417328859"/>
       <w:bookmarkStart w:id="58" w:name="_Toc1451954922"/>
-      <w:bookmarkStart w:id="59" w:name="_Toc242263133"/>
-      <w:r>
-        <w:rPr>
-          <w:rFonts w:ascii="Times New Roman" w:eastAsia="Times New Roman" w:hAnsi="Times New Roman" w:cs="Times New Roman"/>
-          <w:lang w:val="ru-RU"/>
-        </w:rPr>
+      <w:bookmarkStart w:id="59" w:name="_Toc243253754"/>
+      <w:r>
+        <w:rPr>
+          <w:rFonts w:ascii="Times New Roman" w:eastAsia="Times New Roman" w:hAnsi="Times New Roman" w:cs="Times New Roman"/>
+          <w:lang w:val="ru-RU"/>
+        </w:rPr>
+        <w:lastRenderedPageBreak/>
         <w:t xml:space="preserve">3.1.2 </w:t>
       </w:r>
       <w:r>
@@ -7955,7 +7857,7 @@
       </w:pPr>
       <w:bookmarkStart w:id="60" w:name="_Toc1447261141"/>
       <w:bookmarkStart w:id="61" w:name="_Toc27375916"/>
-      <w:bookmarkStart w:id="62" w:name="_Toc242263134"/>
+      <w:bookmarkStart w:id="62" w:name="_Toc243253755"/>
       <w:r>
         <w:rPr>
           <w:rFonts w:ascii="Times New Roman" w:eastAsia="Times New Roman" w:hAnsi="Times New Roman" w:cs="Times New Roman"/>
@@ -8374,7 +8276,7 @@
       </w:pPr>
       <w:bookmarkStart w:id="65" w:name="_Toc957867118"/>
       <w:bookmarkStart w:id="66" w:name="_Toc861292726"/>
-      <w:bookmarkStart w:id="67" w:name="_Toc242263135"/>
+      <w:bookmarkStart w:id="67" w:name="_Toc243253756"/>
       <w:r>
         <w:rPr>
           <w:rFonts w:ascii="Times New Roman" w:eastAsia="Times New Roman" w:hAnsi="Times New Roman" w:cs="Times New Roman"/>
@@ -8522,7 +8424,7 @@
       </w:pPr>
       <w:bookmarkStart w:id="68" w:name="_Toc861852713"/>
       <w:bookmarkStart w:id="69" w:name="_Toc551472563"/>
-      <w:bookmarkStart w:id="70" w:name="_Toc242263136"/>
+      <w:bookmarkStart w:id="70" w:name="_Toc243253757"/>
       <w:r>
         <w:rPr>
           <w:rFonts w:ascii="Times New Roman" w:eastAsia="Times New Roman" w:hAnsi="Times New Roman" w:cs="Times New Roman"/>
@@ -8605,11 +8507,9 @@
       <w:pPr>
         <w:pStyle w:val="a3"/>
         <w:spacing w:line="360" w:lineRule="auto"/>
-        <w:ind w:firstLine="709"/>
         <w:jc w:val="both"/>
         <w:rPr>
           <w:rFonts w:ascii="Times New Roman" w:eastAsia="Times New Roman" w:hAnsi="Times New Roman" w:cs="Times New Roman"/>
-          <w:lang w:val="ru-RU"/>
         </w:rPr>
       </w:pPr>
     </w:p>
@@ -8617,11 +8517,39 @@
       <w:pPr>
         <w:pStyle w:val="a3"/>
         <w:spacing w:line="360" w:lineRule="auto"/>
-        <w:ind w:firstLine="709"/>
         <w:jc w:val="both"/>
         <w:rPr>
           <w:rFonts w:ascii="Times New Roman" w:eastAsia="Times New Roman" w:hAnsi="Times New Roman" w:cs="Times New Roman"/>
-          <w:lang w:val="ru-RU"/>
+        </w:rPr>
+      </w:pPr>
+    </w:p>
+    <w:p>
+      <w:pPr>
+        <w:pStyle w:val="a3"/>
+        <w:spacing w:line="360" w:lineRule="auto"/>
+        <w:jc w:val="both"/>
+        <w:rPr>
+          <w:rFonts w:ascii="Times New Roman" w:eastAsia="Times New Roman" w:hAnsi="Times New Roman" w:cs="Times New Roman"/>
+        </w:rPr>
+      </w:pPr>
+    </w:p>
+    <w:p>
+      <w:pPr>
+        <w:pStyle w:val="a3"/>
+        <w:spacing w:line="360" w:lineRule="auto"/>
+        <w:jc w:val="both"/>
+        <w:rPr>
+          <w:rFonts w:ascii="Times New Roman" w:eastAsia="Times New Roman" w:hAnsi="Times New Roman" w:cs="Times New Roman"/>
+        </w:rPr>
+      </w:pPr>
+    </w:p>
+    <w:p>
+      <w:pPr>
+        <w:pStyle w:val="a3"/>
+        <w:spacing w:line="360" w:lineRule="auto"/>
+        <w:jc w:val="both"/>
+        <w:rPr>
+          <w:rFonts w:ascii="Times New Roman" w:eastAsia="Times New Roman" w:hAnsi="Times New Roman" w:cs="Times New Roman"/>
         </w:rPr>
       </w:pPr>
     </w:p>
@@ -8639,12 +8567,13 @@
       </w:pPr>
       <w:bookmarkStart w:id="71" w:name="_Toc340697909"/>
       <w:bookmarkStart w:id="72" w:name="_Toc1864472755"/>
-      <w:bookmarkStart w:id="73" w:name="_Toc242263137"/>
-      <w:r>
-        <w:rPr>
-          <w:rFonts w:ascii="Times New Roman" w:eastAsia="Times New Roman" w:hAnsi="Times New Roman" w:cs="Times New Roman"/>
-          <w:lang w:val="ru-RU"/>
-        </w:rPr>
+      <w:bookmarkStart w:id="73" w:name="_Toc243253758"/>
+      <w:r>
+        <w:rPr>
+          <w:rFonts w:ascii="Times New Roman" w:eastAsia="Times New Roman" w:hAnsi="Times New Roman" w:cs="Times New Roman"/>
+          <w:lang w:val="ru-RU"/>
+        </w:rPr>
+        <w:lastRenderedPageBreak/>
         <w:t xml:space="preserve">3.1.6 </w:t>
       </w:r>
       <w:r>
@@ -8912,7 +8841,7 @@
       </w:pPr>
       <w:bookmarkStart w:id="74" w:name="_Toc1340047683"/>
       <w:bookmarkStart w:id="75" w:name="_Toc276548606"/>
-      <w:bookmarkStart w:id="76" w:name="_Toc242263138"/>
+      <w:bookmarkStart w:id="76" w:name="_Toc243253759"/>
       <w:r>
         <w:rPr>
           <w:rFonts w:ascii="Times New Roman" w:eastAsia="Times New Roman" w:hAnsi="Times New Roman" w:cs="Times New Roman"/>
@@ -9186,7 +9115,7 @@
       </w:pPr>
       <w:bookmarkStart w:id="77" w:name="_Toc434978308"/>
       <w:bookmarkStart w:id="78" w:name="_Toc823144576"/>
-      <w:bookmarkStart w:id="79" w:name="_Toc242263139"/>
+      <w:bookmarkStart w:id="79" w:name="_Toc243253760"/>
       <w:r>
         <w:rPr>
           <w:rFonts w:ascii="Times New Roman" w:eastAsia="Times New Roman" w:hAnsi="Times New Roman" w:cs="Times New Roman"/>
@@ -9438,7 +9367,7 @@
       </w:pPr>
       <w:bookmarkStart w:id="80" w:name="_Toc306583184"/>
       <w:bookmarkStart w:id="81" w:name="_Toc1966548575"/>
-      <w:bookmarkStart w:id="82" w:name="_Toc242263140"/>
+      <w:bookmarkStart w:id="82" w:name="_Toc243253761"/>
       <w:r>
         <w:rPr>
           <w:rFonts w:ascii="Times New Roman" w:eastAsia="Times New Roman" w:hAnsi="Times New Roman" w:cs="Times New Roman"/>
@@ -9684,7 +9613,7 @@
       </w:pPr>
       <w:bookmarkStart w:id="83" w:name="_Toc2068005601"/>
       <w:bookmarkStart w:id="84" w:name="_Toc11401694"/>
-      <w:bookmarkStart w:id="85" w:name="_Toc242263141"/>
+      <w:bookmarkStart w:id="85" w:name="_Toc243253762"/>
       <w:r>
         <w:rPr>
           <w:rFonts w:ascii="Times New Roman" w:eastAsia="Times New Roman" w:hAnsi="Times New Roman" w:cs="Times New Roman"/>
@@ -9734,7 +9663,6 @@
           <w:spacing w:val="-2"/>
           <w:sz w:val="28"/>
           <w:szCs w:val="28"/>
-          <w:lang w:val="ru-RU"/>
         </w:rPr>
       </w:pPr>
       <w:r>
@@ -9776,6 +9704,23 @@
       </w:r>
       <w:bookmarkStart w:id="86" w:name="_Toc1730367958"/>
       <w:bookmarkStart w:id="87" w:name="_Toc526729296"/>
+    </w:p>
+    <w:p>
+      <w:pPr>
+        <w:pStyle w:val="a5"/>
+        <w:tabs>
+          <w:tab w:val="left" w:pos="1474"/>
+        </w:tabs>
+        <w:spacing w:line="360" w:lineRule="auto"/>
+        <w:ind w:left="0" w:firstLine="709"/>
+        <w:jc w:val="both"/>
+        <w:rPr>
+          <w:rFonts w:ascii="Times New Roman" w:eastAsia="Times New Roman" w:hAnsi="Times New Roman" w:cs="Times New Roman"/>
+          <w:spacing w:val="-2"/>
+          <w:sz w:val="28"/>
+          <w:szCs w:val="28"/>
+        </w:rPr>
+      </w:pPr>
     </w:p>
     <w:p>
       <w:pPr>
@@ -9790,7 +9735,7 @@
           <w:lang w:val="ru-RU"/>
         </w:rPr>
       </w:pPr>
-      <w:bookmarkStart w:id="88" w:name="_Toc242263142"/>
+      <w:bookmarkStart w:id="88" w:name="_Toc243253763"/>
       <w:r>
         <w:rPr>
           <w:rFonts w:ascii="Times New Roman" w:eastAsia="Times New Roman" w:hAnsi="Times New Roman" w:cs="Times New Roman"/>
@@ -9960,7 +9905,7 @@
       </w:pPr>
       <w:bookmarkStart w:id="89" w:name="_Toc963648664"/>
       <w:bookmarkStart w:id="90" w:name="_Toc1820722809"/>
-      <w:bookmarkStart w:id="91" w:name="_Toc242263143"/>
+      <w:bookmarkStart w:id="91" w:name="_Toc243253764"/>
       <w:r>
         <w:rPr>
           <w:rFonts w:ascii="Times New Roman" w:eastAsia="Times New Roman" w:hAnsi="Times New Roman" w:cs="Times New Roman"/>
@@ -10052,7 +9997,7 @@
       </w:pPr>
       <w:bookmarkStart w:id="92" w:name="_Toc2009450463"/>
       <w:bookmarkStart w:id="93" w:name="_Toc1864994777"/>
-      <w:bookmarkStart w:id="94" w:name="_Toc242263144"/>
+      <w:bookmarkStart w:id="94" w:name="_Toc243253765"/>
       <w:r>
         <w:rPr>
           <w:rFonts w:ascii="Times New Roman" w:eastAsia="Times New Roman" w:hAnsi="Times New Roman" w:cs="Times New Roman"/>
@@ -10098,7 +10043,7 @@
       </w:pPr>
       <w:bookmarkStart w:id="95" w:name="_Toc1973123594"/>
       <w:bookmarkStart w:id="96" w:name="_Toc629443409"/>
-      <w:bookmarkStart w:id="97" w:name="_Toc242263145"/>
+      <w:bookmarkStart w:id="97" w:name="_Toc243253766"/>
       <w:r>
         <w:rPr>
           <w:rFonts w:ascii="Times New Roman" w:eastAsia="Times New Roman" w:hAnsi="Times New Roman" w:cs="Times New Roman"/>
@@ -10228,20 +10173,6 @@
         </w:rPr>
         <w:t>по заданным пользователем параметрам.</w:t>
       </w:r>
-    </w:p>
-    <w:p>
-      <w:pPr>
-        <w:pStyle w:val="a6"/>
-        <w:spacing w:beforeAutospacing="0" w:afterAutospacing="0" w:line="360" w:lineRule="auto"/>
-        <w:ind w:firstLine="709"/>
-        <w:jc w:val="both"/>
-        <w:rPr>
-          <w:rFonts w:ascii="Times New Roman" w:eastAsia="Times New Roman" w:hAnsi="Times New Roman" w:cs="Times New Roman"/>
-          <w:sz w:val="28"/>
-          <w:szCs w:val="28"/>
-          <w:lang w:val="ru-RU"/>
-        </w:rPr>
-      </w:pPr>
     </w:p>
     <w:p>
       <w:pPr>
@@ -10251,9 +10182,9 @@
         </w:tabs>
         <w:spacing w:before="0" w:line="360" w:lineRule="auto"/>
         <w:ind w:left="0" w:firstLine="0"/>
-        <w:rPr>
-          <w:rFonts w:ascii="Times New Roman" w:eastAsia="Times New Roman" w:hAnsi="Times New Roman" w:cs="Times New Roman"/>
-          <w:lang w:val="ru-RU"/>
+        <w:jc w:val="left"/>
+        <w:rPr>
+          <w:rFonts w:ascii="Times New Roman" w:eastAsia="Times New Roman" w:hAnsi="Times New Roman" w:cs="Times New Roman"/>
         </w:rPr>
       </w:pPr>
       <w:bookmarkStart w:id="98" w:name="_Toc1837921395"/>
@@ -10267,9 +10198,9 @@
         </w:tabs>
         <w:spacing w:before="0" w:line="360" w:lineRule="auto"/>
         <w:ind w:left="0" w:firstLine="0"/>
-        <w:rPr>
-          <w:rFonts w:ascii="Times New Roman" w:eastAsia="Times New Roman" w:hAnsi="Times New Roman" w:cs="Times New Roman"/>
-          <w:lang w:val="ru-RU"/>
+        <w:jc w:val="left"/>
+        <w:rPr>
+          <w:rFonts w:ascii="Times New Roman" w:eastAsia="Times New Roman" w:hAnsi="Times New Roman" w:cs="Times New Roman"/>
         </w:rPr>
       </w:pPr>
     </w:p>
@@ -10281,9 +10212,9 @@
         </w:tabs>
         <w:spacing w:before="0" w:line="360" w:lineRule="auto"/>
         <w:ind w:left="0" w:firstLine="0"/>
-        <w:rPr>
-          <w:rFonts w:ascii="Times New Roman" w:eastAsia="Times New Roman" w:hAnsi="Times New Roman" w:cs="Times New Roman"/>
-          <w:lang w:val="ru-RU"/>
+        <w:jc w:val="left"/>
+        <w:rPr>
+          <w:rFonts w:ascii="Times New Roman" w:eastAsia="Times New Roman" w:hAnsi="Times New Roman" w:cs="Times New Roman"/>
         </w:rPr>
       </w:pPr>
     </w:p>
@@ -10295,9 +10226,9 @@
         </w:tabs>
         <w:spacing w:before="0" w:line="360" w:lineRule="auto"/>
         <w:ind w:left="0" w:firstLine="0"/>
-        <w:rPr>
-          <w:rFonts w:ascii="Times New Roman" w:eastAsia="Times New Roman" w:hAnsi="Times New Roman" w:cs="Times New Roman"/>
-          <w:lang w:val="ru-RU"/>
+        <w:jc w:val="left"/>
+        <w:rPr>
+          <w:rFonts w:ascii="Times New Roman" w:eastAsia="Times New Roman" w:hAnsi="Times New Roman" w:cs="Times New Roman"/>
         </w:rPr>
       </w:pPr>
     </w:p>
@@ -10309,9 +10240,9 @@
         </w:tabs>
         <w:spacing w:before="0" w:line="360" w:lineRule="auto"/>
         <w:ind w:left="0" w:firstLine="0"/>
-        <w:rPr>
-          <w:rFonts w:ascii="Times New Roman" w:eastAsia="Times New Roman" w:hAnsi="Times New Roman" w:cs="Times New Roman"/>
-          <w:lang w:val="ru-RU"/>
+        <w:jc w:val="left"/>
+        <w:rPr>
+          <w:rFonts w:ascii="Times New Roman" w:eastAsia="Times New Roman" w:hAnsi="Times New Roman" w:cs="Times New Roman"/>
         </w:rPr>
       </w:pPr>
     </w:p>
@@ -10323,12 +10254,26 @@
         </w:tabs>
         <w:spacing w:before="0" w:line="360" w:lineRule="auto"/>
         <w:ind w:left="0" w:firstLine="0"/>
-        <w:rPr>
-          <w:rFonts w:ascii="Times New Roman" w:eastAsia="Times New Roman" w:hAnsi="Times New Roman" w:cs="Times New Roman"/>
-          <w:lang w:val="ru-RU"/>
-        </w:rPr>
-      </w:pPr>
-      <w:bookmarkStart w:id="100" w:name="_Toc242263146"/>
+        <w:jc w:val="left"/>
+        <w:rPr>
+          <w:rFonts w:ascii="Times New Roman" w:eastAsia="Times New Roman" w:hAnsi="Times New Roman" w:cs="Times New Roman"/>
+        </w:rPr>
+      </w:pPr>
+    </w:p>
+    <w:p>
+      <w:pPr>
+        <w:pStyle w:val="2"/>
+        <w:tabs>
+          <w:tab w:val="left" w:pos="567"/>
+        </w:tabs>
+        <w:spacing w:before="0" w:line="360" w:lineRule="auto"/>
+        <w:ind w:left="0" w:firstLine="0"/>
+        <w:rPr>
+          <w:rFonts w:ascii="Times New Roman" w:eastAsia="Times New Roman" w:hAnsi="Times New Roman" w:cs="Times New Roman"/>
+          <w:lang w:val="ru-RU"/>
+        </w:rPr>
+      </w:pPr>
+      <w:bookmarkStart w:id="100" w:name="_Toc243253767"/>
       <w:r>
         <w:rPr>
           <w:rFonts w:ascii="Times New Roman" w:eastAsia="Times New Roman" w:hAnsi="Times New Roman" w:cs="Times New Roman"/>
@@ -10375,7 +10320,7 @@
       </w:pPr>
       <w:bookmarkStart w:id="101" w:name="_Toc495869366"/>
       <w:bookmarkStart w:id="102" w:name="_Toc1701543706"/>
-      <w:bookmarkStart w:id="103" w:name="_Toc242263147"/>
+      <w:bookmarkStart w:id="103" w:name="_Toc243253768"/>
       <w:r>
         <w:rPr>
           <w:rFonts w:ascii="Times New Roman" w:eastAsia="Times New Roman" w:hAnsi="Times New Roman" w:cs="Times New Roman"/>
@@ -10425,7 +10370,6 @@
           <w:spacing w:val="-2"/>
           <w:sz w:val="28"/>
           <w:szCs w:val="28"/>
-          <w:lang w:val="ru-RU"/>
         </w:rPr>
       </w:pPr>
       <w:r>
@@ -10458,7 +10402,6 @@
           <w:spacing w:val="-2"/>
           <w:sz w:val="28"/>
           <w:szCs w:val="28"/>
-          <w:lang w:val="ru-RU"/>
         </w:rPr>
         <w:commentReference w:id="104"/>
       </w:r>
@@ -10470,7 +10413,6 @@
           <w:spacing w:val="-2"/>
           <w:sz w:val="28"/>
           <w:szCs w:val="28"/>
-          <w:lang w:val="ru-RU"/>
         </w:rPr>
         <w:commentReference w:id="105"/>
       </w:r>
@@ -10670,15 +10612,6 @@
             <w:szCs w:val="28"/>
           </w:rPr>
           <m:t>S</m:t>
-        </m:r>
-        <m:r>
-          <w:rPr>
-            <w:rFonts w:ascii="Cambria Math" w:hAnsi="Cambria Math" w:cs="Times New Roman"/>
-            <w:sz w:val="28"/>
-            <w:szCs w:val="28"/>
-            <w:lang w:val="ru-RU"/>
-          </w:rPr>
-          <m:t>.</m:t>
         </m:r>
         <m:r>
           <w:rPr>
@@ -11001,6 +10934,7 @@
           <w:spacing w:val="-2"/>
           <w:sz w:val="28"/>
           <w:szCs w:val="28"/>
+          <w:lang w:val="ru-RU"/>
         </w:rPr>
         <w:t xml:space="preserve"> </w:t>
       </w:r>
@@ -11133,6 +11067,7 @@
           <w:spacing w:val="-2"/>
           <w:sz w:val="28"/>
           <w:szCs w:val="28"/>
+          <w:lang w:val="ru-RU"/>
         </w:rPr>
       </w:pPr>
       <m:oMath>
@@ -11472,6 +11407,7 @@
           <w:spacing w:val="-2"/>
           <w:sz w:val="28"/>
           <w:szCs w:val="28"/>
+          <w:lang w:val="ru-RU"/>
         </w:rPr>
         <w:t>(3)</w:t>
       </w:r>
@@ -11597,381 +11533,332 @@
           <w:lang w:val="ru-RU"/>
         </w:rPr>
       </w:pPr>
-      <m:oMath>
-        <m:func>
-          <m:funcPr>
-            <m:ctrlPr>
-              <w:rPr>
-                <w:rFonts w:ascii="Cambria Math" w:hAnsi="Cambria Math" w:cs="Times New Roman"/>
-                <w:sz w:val="28"/>
-                <w:szCs w:val="28"/>
-              </w:rPr>
-            </m:ctrlPr>
-          </m:funcPr>
-          <m:fName>
-            <m:r>
-              <m:rPr>
-                <m:sty m:val="p"/>
-              </m:rPr>
-              <w:rPr>
-                <w:rFonts w:ascii="Cambria Math" w:hAnsi="Cambria Math" w:cs="Times New Roman"/>
-                <w:sz w:val="28"/>
-                <w:szCs w:val="28"/>
-              </w:rPr>
-              <m:t>max</m:t>
-            </m:r>
-          </m:fName>
-          <m:e>
-            <m:d>
-              <m:dPr>
-                <m:ctrlPr>
-                  <w:rPr>
-                    <w:rFonts w:ascii="Cambria Math" w:hAnsi="Cambria Math" w:cs="Times New Roman"/>
-                    <w:sz w:val="28"/>
-                    <w:szCs w:val="28"/>
-                  </w:rPr>
-                </m:ctrlPr>
-              </m:dPr>
-              <m:e>
-                <m:r>
-                  <w:rPr>
-                    <w:rFonts w:ascii="Cambria Math" w:hAnsi="Cambria Math" w:cs="Times New Roman"/>
-                    <w:sz w:val="28"/>
-                    <w:szCs w:val="28"/>
-                    <w:lang w:val="ru-RU"/>
-                  </w:rPr>
-                  <m:t>200; </m:t>
-                </m:r>
-                <m:r>
-                  <w:rPr>
-                    <w:rFonts w:ascii="Cambria Math" w:hAnsi="Cambria Math" w:cs="Times New Roman"/>
-                    <w:sz w:val="28"/>
-                    <w:szCs w:val="28"/>
-                  </w:rPr>
-                  <m:t>N</m:t>
-                </m:r>
-                <m:r>
-                  <w:rPr>
-                    <w:rFonts w:ascii="Cambria Math" w:hAnsi="Cambria Math" w:cs="Times New Roman"/>
-                    <w:sz w:val="28"/>
-                    <w:szCs w:val="28"/>
-                    <w:lang w:val="ru-RU"/>
-                  </w:rPr>
-                  <m:t>⋅</m:t>
-                </m:r>
-                <m:r>
-                  <w:rPr>
-                    <w:rFonts w:ascii="Cambria Math" w:hAnsi="Cambria Math" w:cs="Times New Roman"/>
-                    <w:sz w:val="28"/>
-                    <w:szCs w:val="28"/>
-                  </w:rPr>
-                  <m:t>S</m:t>
-                </m:r>
-                <m:r>
-                  <w:rPr>
-                    <w:rFonts w:ascii="Cambria Math" w:hAnsi="Cambria Math" w:cs="Times New Roman"/>
-                    <w:sz w:val="28"/>
-                    <w:szCs w:val="28"/>
-                    <w:lang w:val="ru-RU"/>
-                  </w:rPr>
-                  <m:t>+</m:t>
-                </m:r>
-                <m:d>
-                  <m:dPr>
-                    <m:ctrlPr>
-                      <w:rPr>
-                        <w:rFonts w:ascii="Cambria Math" w:hAnsi="Cambria Math" w:cs="Times New Roman"/>
-                        <w:sz w:val="28"/>
-                        <w:szCs w:val="28"/>
-                      </w:rPr>
-                    </m:ctrlPr>
-                  </m:dPr>
-                  <m:e>
-                    <m:r>
-                      <w:rPr>
-                        <w:rFonts w:ascii="Cambria Math" w:hAnsi="Cambria Math" w:cs="Times New Roman"/>
-                        <w:sz w:val="28"/>
-                        <w:szCs w:val="28"/>
-                      </w:rPr>
-                      <m:t>N</m:t>
-                    </m:r>
-                    <m:r>
-                      <w:rPr>
-                        <w:rFonts w:ascii="Cambria Math" w:hAnsi="Cambria Math" w:cs="Times New Roman"/>
-                        <w:sz w:val="28"/>
-                        <w:szCs w:val="28"/>
-                        <w:lang w:val="ru-RU"/>
-                      </w:rPr>
-                      <m:t>+1</m:t>
-                    </m:r>
-                  </m:e>
-                </m:d>
-                <m:r>
-                  <w:rPr>
-                    <w:rFonts w:ascii="Cambria Math" w:hAnsi="Cambria Math" w:cs="Times New Roman"/>
-                    <w:sz w:val="28"/>
-                    <w:szCs w:val="28"/>
-                    <w:lang w:val="ru-RU"/>
-                  </w:rPr>
-                  <m:t>⋅</m:t>
-                </m:r>
-                <m:r>
-                  <w:rPr>
-                    <w:rFonts w:ascii="Cambria Math" w:hAnsi="Cambria Math" w:cs="Times New Roman"/>
-                    <w:sz w:val="28"/>
-                    <w:szCs w:val="28"/>
-                  </w:rPr>
-                  <m:t>T</m:t>
-                </m:r>
-                <m:r>
-                  <w:rPr>
-                    <w:rFonts w:ascii="Cambria Math" w:hAnsi="Cambria Math" w:cs="Times New Roman"/>
-                    <w:sz w:val="28"/>
-                    <w:szCs w:val="28"/>
-                    <w:lang w:val="ru-RU"/>
-                  </w:rPr>
-                  <m:t>)≤</m:t>
-                </m:r>
-                <m:r>
-                  <w:rPr>
-                    <w:rFonts w:ascii="Cambria Math" w:hAnsi="Cambria Math" w:cs="Times New Roman"/>
-                    <w:sz w:val="28"/>
-                    <w:szCs w:val="28"/>
-                  </w:rPr>
-                  <m:t>L</m:t>
-                </m:r>
-                <m:r>
-                  <w:rPr>
-                    <w:rFonts w:ascii="Cambria Math" w:hAnsi="Cambria Math" w:cs="Times New Roman"/>
-                    <w:sz w:val="28"/>
-                    <w:szCs w:val="28"/>
-                    <w:lang w:val="ru-RU"/>
-                  </w:rPr>
-                  <m:t>≤</m:t>
-                </m:r>
-                <m:func>
-                  <m:funcPr>
-                    <m:ctrlPr>
-                      <w:rPr>
-                        <w:rFonts w:ascii="Cambria Math" w:hAnsi="Cambria Math" w:cs="Times New Roman"/>
-                        <w:sz w:val="28"/>
-                        <w:szCs w:val="28"/>
-                      </w:rPr>
-                    </m:ctrlPr>
-                  </m:funcPr>
-                  <m:fName>
-                    <m:r>
-                      <m:rPr>
-                        <m:sty m:val="p"/>
-                      </m:rPr>
-                      <w:rPr>
-                        <w:rFonts w:ascii="Cambria Math" w:hAnsi="Cambria Math" w:cs="Times New Roman"/>
-                        <w:sz w:val="28"/>
-                        <w:szCs w:val="28"/>
-                      </w:rPr>
-                      <m:t>min</m:t>
-                    </m:r>
-                  </m:fName>
-                  <m:e>
-                    <m:d>
-                      <m:dPr>
-                        <m:ctrlPr>
-                          <w:rPr>
-                            <w:rFonts w:ascii="Cambria Math" w:hAnsi="Cambria Math" w:cs="Times New Roman"/>
-                            <w:sz w:val="28"/>
-                            <w:szCs w:val="28"/>
-                          </w:rPr>
-                        </m:ctrlPr>
-                      </m:dPr>
-                      <m:e>
-                        <m:r>
-                          <w:rPr>
-                            <w:rFonts w:ascii="Cambria Math" w:hAnsi="Cambria Math" w:cs="Times New Roman"/>
-                            <w:sz w:val="28"/>
-                            <w:szCs w:val="28"/>
-                            <w:lang w:val="ru-RU"/>
-                          </w:rPr>
-                          <m:t>500; </m:t>
-                        </m:r>
-                        <m:d>
-                          <m:dPr>
-                            <m:ctrlPr>
-                              <w:rPr>
-                                <w:rFonts w:ascii="Cambria Math" w:hAnsi="Cambria Math" w:cs="Times New Roman"/>
-                                <w:sz w:val="28"/>
-                                <w:szCs w:val="28"/>
-                              </w:rPr>
-                            </m:ctrlPr>
-                          </m:dPr>
-                          <m:e>
-                            <m:r>
-                              <w:rPr>
-                                <w:rFonts w:ascii="Cambria Math" w:hAnsi="Cambria Math" w:cs="Times New Roman"/>
-                                <w:sz w:val="28"/>
-                                <w:szCs w:val="28"/>
-                              </w:rPr>
-                              <m:t>N</m:t>
-                            </m:r>
-                            <m:r>
-                              <w:rPr>
-                                <w:rFonts w:ascii="Cambria Math" w:hAnsi="Cambria Math" w:cs="Times New Roman"/>
-                                <w:sz w:val="28"/>
-                                <w:szCs w:val="28"/>
-                                <w:lang w:val="ru-RU"/>
-                              </w:rPr>
-                              <m:t>-1</m:t>
-                            </m:r>
-                          </m:e>
-                        </m:d>
-                        <m:r>
-                          <w:rPr>
-                            <w:rFonts w:ascii="Cambria Math" w:hAnsi="Cambria Math" w:cs="Times New Roman"/>
-                            <w:sz w:val="28"/>
-                            <w:szCs w:val="28"/>
-                            <w:lang w:val="ru-RU"/>
-                          </w:rPr>
-                          <m:t>⋅</m:t>
-                        </m:r>
-                        <m:r>
-                          <w:rPr>
-                            <w:rFonts w:ascii="Cambria Math" w:hAnsi="Cambria Math" w:cs="Times New Roman"/>
-                            <w:sz w:val="28"/>
-                            <w:szCs w:val="28"/>
-                          </w:rPr>
-                          <m:t>S</m:t>
-                        </m:r>
-                        <m:r>
-                          <w:rPr>
-                            <w:rFonts w:ascii="Cambria Math" w:hAnsi="Cambria Math" w:cs="Times New Roman"/>
-                            <w:sz w:val="28"/>
-                            <w:szCs w:val="28"/>
-                            <w:lang w:val="ru-RU"/>
-                          </w:rPr>
-                          <m:t>+</m:t>
-                        </m:r>
-                        <m:d>
-                          <m:dPr>
-                            <m:ctrlPr>
-                              <w:rPr>
-                                <w:rFonts w:ascii="Cambria Math" w:hAnsi="Cambria Math" w:cs="Times New Roman"/>
-                                <w:sz w:val="28"/>
-                                <w:szCs w:val="28"/>
-                              </w:rPr>
-                            </m:ctrlPr>
-                          </m:dPr>
-                          <m:e>
-                            <m:r>
-                              <w:rPr>
-                                <w:rFonts w:ascii="Cambria Math" w:hAnsi="Cambria Math" w:cs="Times New Roman"/>
-                                <w:sz w:val="28"/>
-                                <w:szCs w:val="28"/>
-                              </w:rPr>
-                              <m:t>N</m:t>
-                            </m:r>
-                            <m:r>
-                              <w:rPr>
-                                <w:rFonts w:ascii="Cambria Math" w:hAnsi="Cambria Math" w:cs="Times New Roman"/>
-                                <w:sz w:val="28"/>
-                                <w:szCs w:val="28"/>
-                                <w:lang w:val="ru-RU"/>
-                              </w:rPr>
-                              <m:t>+1</m:t>
-                            </m:r>
-                          </m:e>
-                        </m:d>
-                        <m:r>
-                          <w:rPr>
-                            <w:rFonts w:ascii="Cambria Math" w:hAnsi="Cambria Math" w:cs="Times New Roman"/>
-                            <w:sz w:val="28"/>
-                            <w:szCs w:val="28"/>
-                            <w:lang w:val="ru-RU"/>
-                          </w:rPr>
-                          <m:t>⋅</m:t>
-                        </m:r>
-                        <m:r>
-                          <w:rPr>
-                            <w:rFonts w:ascii="Cambria Math" w:hAnsi="Cambria Math" w:cs="Times New Roman"/>
-                            <w:sz w:val="28"/>
-                            <w:szCs w:val="28"/>
-                          </w:rPr>
-                          <m:t>T</m:t>
-                        </m:r>
-                        <m:r>
-                          <w:rPr>
-                            <w:rFonts w:ascii="Cambria Math" w:hAnsi="Cambria Math" w:cs="Times New Roman"/>
-                            <w:sz w:val="28"/>
-                            <w:szCs w:val="28"/>
-                            <w:lang w:val="ru-RU"/>
-                          </w:rPr>
-                          <m:t>+100).</m:t>
-                        </m:r>
-                      </m:e>
-                    </m:d>
-                  </m:e>
-                </m:func>
-              </m:e>
-            </m:d>
-          </m:e>
-        </m:func>
-        <m:r>
-          <m:rPr>
-            <m:sty m:val="p"/>
-          </m:rPr>
-          <w:rPr>
-            <w:rFonts w:ascii="Cambria Math" w:hAnsi="Cambria Math" w:cs="Times New Roman"/>
-            <w:spacing w:val="-2"/>
-            <w:sz w:val="28"/>
-            <w:szCs w:val="28"/>
-            <w:lang w:val="ru-RU"/>
-          </w:rPr>
-          <m:t>.</m:t>
-        </m:r>
-        <m:r>
-          <m:rPr>
-            <m:sty m:val="p"/>
-          </m:rPr>
-          <w:rPr>
-            <w:rFonts w:ascii="Cambria Math" w:hAnsi="Cambria Math" w:cs="Times New Roman"/>
-            <w:spacing w:val="-2"/>
-            <w:sz w:val="28"/>
-            <w:szCs w:val="28"/>
-            <w:lang w:val="ru-RU"/>
-          </w:rPr>
-          <m:t xml:space="preserve"> </m:t>
-        </m:r>
-        <m:r>
-          <w:rPr>
-            <w:rFonts w:ascii="Cambria Math" w:hAnsi="Cambria Math" w:cs="Times New Roman"/>
-            <w:spacing w:val="-2"/>
-            <w:sz w:val="28"/>
-            <w:szCs w:val="28"/>
-            <w:lang w:val="ru-RU"/>
-          </w:rPr>
-          <m:t xml:space="preserve"> </m:t>
-        </m:r>
-        <m:r>
-          <m:rPr>
-            <m:sty m:val="p"/>
-          </m:rPr>
-          <w:rPr>
-            <w:rFonts w:ascii="Cambria Math" w:hAnsi="Cambria Math" w:cs="Times New Roman"/>
-            <w:spacing w:val="-2"/>
-            <w:sz w:val="28"/>
-            <w:szCs w:val="28"/>
-            <w:lang w:val="ru-RU"/>
-          </w:rPr>
-          <m:t>(4)</m:t>
-        </m:r>
-      </m:oMath>
-      <w:r>
-        <w:rPr>
-          <w:rFonts w:ascii="Times New Roman" w:eastAsiaTheme="minorEastAsia" w:hAnsi="Times New Roman" w:cs="Times New Roman"/>
+      <m:oMathPara>
+        <m:oMath>
+          <m:func>
+            <m:funcPr>
+              <m:ctrlPr>
+                <w:rPr>
+                  <w:rFonts w:ascii="Cambria Math" w:hAnsi="Cambria Math" w:cs="Times New Roman"/>
+                  <w:sz w:val="28"/>
+                  <w:szCs w:val="28"/>
+                </w:rPr>
+              </m:ctrlPr>
+            </m:funcPr>
+            <m:fName>
+              <m:r>
+                <m:rPr>
+                  <m:sty m:val="p"/>
+                </m:rPr>
+                <w:rPr>
+                  <w:rFonts w:ascii="Cambria Math" w:hAnsi="Cambria Math" w:cs="Times New Roman"/>
+                  <w:sz w:val="28"/>
+                  <w:szCs w:val="28"/>
+                </w:rPr>
+                <m:t>max</m:t>
+              </m:r>
+            </m:fName>
+            <m:e>
+              <m:d>
+                <m:dPr>
+                  <m:ctrlPr>
+                    <w:rPr>
+                      <w:rFonts w:ascii="Cambria Math" w:hAnsi="Cambria Math" w:cs="Times New Roman"/>
+                      <w:sz w:val="28"/>
+                      <w:szCs w:val="28"/>
+                    </w:rPr>
+                  </m:ctrlPr>
+                </m:dPr>
+                <m:e>
+                  <m:r>
+                    <w:rPr>
+                      <w:rFonts w:ascii="Cambria Math" w:hAnsi="Cambria Math" w:cs="Times New Roman"/>
+                      <w:sz w:val="28"/>
+                      <w:szCs w:val="28"/>
+                    </w:rPr>
+                    <m:t>200; N⋅S+</m:t>
+                  </m:r>
+                  <m:d>
+                    <m:dPr>
+                      <m:ctrlPr>
+                        <w:rPr>
+                          <w:rFonts w:ascii="Cambria Math" w:hAnsi="Cambria Math" w:cs="Times New Roman"/>
+                          <w:sz w:val="28"/>
+                          <w:szCs w:val="28"/>
+                        </w:rPr>
+                      </m:ctrlPr>
+                    </m:dPr>
+                    <m:e>
+                      <m:r>
+                        <w:rPr>
+                          <w:rFonts w:ascii="Cambria Math" w:hAnsi="Cambria Math" w:cs="Times New Roman"/>
+                          <w:sz w:val="28"/>
+                          <w:szCs w:val="28"/>
+                        </w:rPr>
+                        <m:t>N+1</m:t>
+                      </m:r>
+                    </m:e>
+                  </m:d>
+                  <m:r>
+                    <w:rPr>
+                      <w:rFonts w:ascii="Cambria Math" w:hAnsi="Cambria Math" w:cs="Times New Roman"/>
+                      <w:sz w:val="28"/>
+                      <w:szCs w:val="28"/>
+                    </w:rPr>
+                    <m:t>⋅T)≤L≤</m:t>
+                  </m:r>
+                  <m:func>
+                    <m:funcPr>
+                      <m:ctrlPr>
+                        <w:rPr>
+                          <w:rFonts w:ascii="Cambria Math" w:hAnsi="Cambria Math" w:cs="Times New Roman"/>
+                          <w:sz w:val="28"/>
+                          <w:szCs w:val="28"/>
+                        </w:rPr>
+                      </m:ctrlPr>
+                    </m:funcPr>
+                    <m:fName>
+                      <m:r>
+                        <m:rPr>
+                          <m:sty m:val="p"/>
+                        </m:rPr>
+                        <w:rPr>
+                          <w:rFonts w:ascii="Cambria Math" w:hAnsi="Cambria Math" w:cs="Times New Roman"/>
+                          <w:sz w:val="28"/>
+                          <w:szCs w:val="28"/>
+                        </w:rPr>
+                        <m:t>min</m:t>
+                      </m:r>
+                    </m:fName>
+                    <m:e>
+                      <m:d>
+                        <m:dPr>
+                          <m:ctrlPr>
+                            <w:rPr>
+                              <w:rFonts w:ascii="Cambria Math" w:hAnsi="Cambria Math" w:cs="Times New Roman"/>
+                              <w:sz w:val="28"/>
+                              <w:szCs w:val="28"/>
+                            </w:rPr>
+                          </m:ctrlPr>
+                        </m:dPr>
+                        <m:e>
+                          <m:r>
+                            <w:rPr>
+                              <w:rFonts w:ascii="Cambria Math" w:hAnsi="Cambria Math" w:cs="Times New Roman"/>
+                              <w:sz w:val="28"/>
+                              <w:szCs w:val="28"/>
+                            </w:rPr>
+                            <m:t>500; </m:t>
+                          </m:r>
+                          <m:d>
+                            <m:dPr>
+                              <m:ctrlPr>
+                                <w:rPr>
+                                  <w:rFonts w:ascii="Cambria Math" w:hAnsi="Cambria Math" w:cs="Times New Roman"/>
+                                  <w:sz w:val="28"/>
+                                  <w:szCs w:val="28"/>
+                                </w:rPr>
+                              </m:ctrlPr>
+                            </m:dPr>
+                            <m:e>
+                              <m:r>
+                                <w:rPr>
+                                  <w:rFonts w:ascii="Cambria Math" w:hAnsi="Cambria Math" w:cs="Times New Roman"/>
+                                  <w:sz w:val="28"/>
+                                  <w:szCs w:val="28"/>
+                                </w:rPr>
+                                <m:t>N-1</m:t>
+                              </m:r>
+                            </m:e>
+                          </m:d>
+                          <m:r>
+                            <w:rPr>
+                              <w:rFonts w:ascii="Cambria Math" w:hAnsi="Cambria Math" w:cs="Times New Roman"/>
+                              <w:sz w:val="28"/>
+                              <w:szCs w:val="28"/>
+                            </w:rPr>
+                            <m:t>⋅S+</m:t>
+                          </m:r>
+                          <m:d>
+                            <m:dPr>
+                              <m:ctrlPr>
+                                <w:rPr>
+                                  <w:rFonts w:ascii="Cambria Math" w:hAnsi="Cambria Math" w:cs="Times New Roman"/>
+                                  <w:sz w:val="28"/>
+                                  <w:szCs w:val="28"/>
+                                </w:rPr>
+                              </m:ctrlPr>
+                            </m:dPr>
+                            <m:e>
+                              <m:r>
+                                <w:rPr>
+                                  <w:rFonts w:ascii="Cambria Math" w:hAnsi="Cambria Math" w:cs="Times New Roman"/>
+                                  <w:sz w:val="28"/>
+                                  <w:szCs w:val="28"/>
+                                </w:rPr>
+                                <m:t>N+1</m:t>
+                              </m:r>
+                            </m:e>
+                          </m:d>
+                          <m:r>
+                            <w:rPr>
+                              <w:rFonts w:ascii="Cambria Math" w:hAnsi="Cambria Math" w:cs="Times New Roman"/>
+                              <w:sz w:val="28"/>
+                              <w:szCs w:val="28"/>
+                            </w:rPr>
+                            <m:t>⋅T+100</m:t>
+                          </m:r>
+                        </m:e>
+                      </m:d>
+                    </m:e>
+                  </m:func>
+                </m:e>
+              </m:d>
+              <m:r>
+                <w:rPr>
+                  <w:rFonts w:ascii="Cambria Math" w:hAnsi="Cambria Math" w:cs="Times New Roman"/>
+                  <w:sz w:val="28"/>
+                  <w:szCs w:val="28"/>
+                </w:rPr>
+                <m:t>. (4)</m:t>
+              </m:r>
+            </m:e>
+          </m:func>
+          <m:r>
+            <w:rPr>
+              <w:rFonts w:ascii="Cambria Math" w:hAnsi="Cambria Math" w:cs="Times New Roman"/>
+              <w:spacing w:val="-2"/>
+              <w:sz w:val="28"/>
+              <w:szCs w:val="28"/>
+              <w:lang w:val="ru-RU"/>
+            </w:rPr>
+            <w:br/>
+          </m:r>
+        </m:oMath>
+      </m:oMathPara>
+      <w:r>
+        <w:rPr>
+          <w:rFonts w:ascii="Times New Roman" w:hAnsi="Times New Roman" w:cs="Times New Roman"/>
           <w:spacing w:val="-2"/>
           <w:sz w:val="28"/>
           <w:szCs w:val="28"/>
           <w:lang w:val="ru-RU"/>
         </w:rPr>
-        <w:t>.</w:t>
+        <w:t xml:space="preserve">При изменении </w:t>
+      </w:r>
+      <w:r>
+        <w:rPr>
+          <w:rFonts w:ascii="Times New Roman" w:hAnsi="Times New Roman" w:cs="Times New Roman"/>
+          <w:spacing w:val="-2"/>
+          <w:sz w:val="28"/>
+          <w:szCs w:val="28"/>
+        </w:rPr>
+        <w:t>L</w:t>
+      </w:r>
+      <w:r>
+        <w:rPr>
+          <w:rFonts w:ascii="Times New Roman" w:hAnsi="Times New Roman" w:cs="Times New Roman"/>
+          <w:spacing w:val="-2"/>
+          <w:sz w:val="28"/>
+          <w:szCs w:val="28"/>
+          <w:lang w:val="ru-RU"/>
+        </w:rPr>
+        <w:t xml:space="preserve"> пересчитывается допустимый диапазон </w:t>
+      </w:r>
+      <w:r>
+        <w:rPr>
+          <w:rFonts w:ascii="Times New Roman" w:hAnsi="Times New Roman" w:cs="Times New Roman"/>
+          <w:spacing w:val="-2"/>
+          <w:sz w:val="28"/>
+          <w:szCs w:val="28"/>
+        </w:rPr>
+        <w:t>S</w:t>
+      </w:r>
+      <w:r>
+        <w:rPr>
+          <w:rFonts w:ascii="Times New Roman" w:hAnsi="Times New Roman" w:cs="Times New Roman"/>
+          <w:spacing w:val="-2"/>
+          <w:sz w:val="28"/>
+          <w:szCs w:val="28"/>
+          <w:lang w:val="ru-RU"/>
+        </w:rPr>
+        <w:t xml:space="preserve">, при изменении </w:t>
+      </w:r>
+      <w:r>
+        <w:rPr>
+          <w:rFonts w:ascii="Times New Roman" w:hAnsi="Times New Roman" w:cs="Times New Roman"/>
+          <w:spacing w:val="-2"/>
+          <w:sz w:val="28"/>
+          <w:szCs w:val="28"/>
+        </w:rPr>
+        <w:t>S</w:t>
+      </w:r>
+      <w:r>
+        <w:rPr>
+          <w:rFonts w:ascii="Times New Roman" w:hAnsi="Times New Roman" w:cs="Times New Roman"/>
+          <w:spacing w:val="-2"/>
+          <w:sz w:val="28"/>
+          <w:szCs w:val="28"/>
+          <w:lang w:val="ru-RU"/>
+        </w:rPr>
+        <w:t xml:space="preserve"> — допустимый диапазон </w:t>
+      </w:r>
+      <w:r>
+        <w:rPr>
+          <w:rFonts w:ascii="Times New Roman" w:hAnsi="Times New Roman" w:cs="Times New Roman"/>
+          <w:spacing w:val="-2"/>
+          <w:sz w:val="28"/>
+          <w:szCs w:val="28"/>
+        </w:rPr>
+        <w:t>L</w:t>
+      </w:r>
+      <w:r>
+        <w:rPr>
+          <w:rFonts w:ascii="Times New Roman" w:hAnsi="Times New Roman" w:cs="Times New Roman"/>
+          <w:spacing w:val="-2"/>
+          <w:sz w:val="28"/>
+          <w:szCs w:val="28"/>
+          <w:lang w:val="ru-RU"/>
+        </w:rPr>
+        <w:t xml:space="preserve">. При изменении </w:t>
+      </w:r>
+      <w:r>
+        <w:rPr>
+          <w:rFonts w:ascii="Times New Roman" w:hAnsi="Times New Roman" w:cs="Times New Roman"/>
+          <w:spacing w:val="-2"/>
+          <w:sz w:val="28"/>
+          <w:szCs w:val="28"/>
+        </w:rPr>
+        <w:t>N</w:t>
+      </w:r>
+      <w:r>
+        <w:rPr>
+          <w:rFonts w:ascii="Times New Roman" w:hAnsi="Times New Roman" w:cs="Times New Roman"/>
+          <w:spacing w:val="-2"/>
+          <w:sz w:val="28"/>
+          <w:szCs w:val="28"/>
+          <w:lang w:val="ru-RU"/>
+        </w:rPr>
+        <w:t xml:space="preserve"> или </w:t>
+      </w:r>
+      <w:r>
+        <w:rPr>
+          <w:rFonts w:ascii="Times New Roman" w:hAnsi="Times New Roman" w:cs="Times New Roman"/>
+          <w:spacing w:val="-2"/>
+          <w:sz w:val="28"/>
+          <w:szCs w:val="28"/>
+        </w:rPr>
+        <w:t>T</w:t>
+      </w:r>
+      <w:r>
+        <w:rPr>
+          <w:rFonts w:ascii="Times New Roman" w:hAnsi="Times New Roman" w:cs="Times New Roman"/>
+          <w:spacing w:val="-2"/>
+          <w:sz w:val="28"/>
+          <w:szCs w:val="28"/>
+          <w:lang w:val="ru-RU"/>
+        </w:rPr>
+        <w:t xml:space="preserve"> пересчитываются оба диапазона. Введённые пользователем значения автоматически не заменяются.</w:t>
       </w:r>
     </w:p>
     <w:p>
@@ -11984,135 +11871,21 @@
         <w:ind w:left="0" w:firstLine="709"/>
         <w:jc w:val="both"/>
         <w:rPr>
-          <w:rFonts w:ascii="Times New Roman" w:eastAsiaTheme="minorEastAsia" w:hAnsi="Times New Roman" w:cs="Times New Roman"/>
-          <w:spacing w:val="-2"/>
-          <w:sz w:val="28"/>
-          <w:szCs w:val="28"/>
-        </w:rPr>
-      </w:pPr>
-      <w:r>
-        <w:rPr>
           <w:rFonts w:ascii="Times New Roman" w:hAnsi="Times New Roman" w:cs="Times New Roman"/>
           <w:spacing w:val="-2"/>
           <w:sz w:val="28"/>
           <w:szCs w:val="28"/>
-          <w:lang w:val="ru-RU"/>
-        </w:rPr>
-        <w:t xml:space="preserve">При изменении </w:t>
-      </w:r>
+        </w:rPr>
+      </w:pPr>
       <w:r>
         <w:rPr>
           <w:rFonts w:ascii="Times New Roman" w:hAnsi="Times New Roman" w:cs="Times New Roman"/>
           <w:spacing w:val="-2"/>
           <w:sz w:val="28"/>
           <w:szCs w:val="28"/>
-        </w:rPr>
-        <w:t>L</w:t>
-      </w:r>
-      <w:r>
-        <w:rPr>
-          <w:rFonts w:ascii="Times New Roman" w:hAnsi="Times New Roman" w:cs="Times New Roman"/>
-          <w:spacing w:val="-2"/>
-          <w:sz w:val="28"/>
-          <w:szCs w:val="28"/>
-          <w:lang w:val="ru-RU"/>
-        </w:rPr>
-        <w:t xml:space="preserve"> пересчитывается допустимый диапазон </w:t>
-      </w:r>
-      <w:r>
-        <w:rPr>
-          <w:rFonts w:ascii="Times New Roman" w:hAnsi="Times New Roman" w:cs="Times New Roman"/>
-          <w:spacing w:val="-2"/>
-          <w:sz w:val="28"/>
-          <w:szCs w:val="28"/>
-        </w:rPr>
-        <w:t>S</w:t>
-      </w:r>
-      <w:r>
-        <w:rPr>
-          <w:rFonts w:ascii="Times New Roman" w:hAnsi="Times New Roman" w:cs="Times New Roman"/>
-          <w:spacing w:val="-2"/>
-          <w:sz w:val="28"/>
-          <w:szCs w:val="28"/>
-          <w:lang w:val="ru-RU"/>
-        </w:rPr>
-        <w:t xml:space="preserve">, при изменении </w:t>
-      </w:r>
-      <w:r>
-        <w:rPr>
-          <w:rFonts w:ascii="Times New Roman" w:hAnsi="Times New Roman" w:cs="Times New Roman"/>
-          <w:spacing w:val="-2"/>
-          <w:sz w:val="28"/>
-          <w:szCs w:val="28"/>
-        </w:rPr>
-        <w:t>S</w:t>
-      </w:r>
-      <w:r>
-        <w:rPr>
-          <w:rFonts w:ascii="Times New Roman" w:hAnsi="Times New Roman" w:cs="Times New Roman"/>
-          <w:spacing w:val="-2"/>
-          <w:sz w:val="28"/>
-          <w:szCs w:val="28"/>
-          <w:lang w:val="ru-RU"/>
-        </w:rPr>
-        <w:t xml:space="preserve"> — допустимый диапазон </w:t>
-      </w:r>
-      <w:r>
-        <w:rPr>
-          <w:rFonts w:ascii="Times New Roman" w:hAnsi="Times New Roman" w:cs="Times New Roman"/>
-          <w:spacing w:val="-2"/>
-          <w:sz w:val="28"/>
-          <w:szCs w:val="28"/>
-        </w:rPr>
-        <w:t>L</w:t>
-      </w:r>
-      <w:r>
-        <w:rPr>
-          <w:rFonts w:ascii="Times New Roman" w:hAnsi="Times New Roman" w:cs="Times New Roman"/>
-          <w:spacing w:val="-2"/>
-          <w:sz w:val="28"/>
-          <w:szCs w:val="28"/>
-          <w:lang w:val="ru-RU"/>
-        </w:rPr>
-        <w:t xml:space="preserve">. При изменении </w:t>
-      </w:r>
-      <w:r>
-        <w:rPr>
-          <w:rFonts w:ascii="Times New Roman" w:hAnsi="Times New Roman" w:cs="Times New Roman"/>
-          <w:spacing w:val="-2"/>
-          <w:sz w:val="28"/>
-          <w:szCs w:val="28"/>
-        </w:rPr>
-        <w:t>N</w:t>
-      </w:r>
-      <w:r>
-        <w:rPr>
-          <w:rFonts w:ascii="Times New Roman" w:hAnsi="Times New Roman" w:cs="Times New Roman"/>
-          <w:spacing w:val="-2"/>
-          <w:sz w:val="28"/>
-          <w:szCs w:val="28"/>
-          <w:lang w:val="ru-RU"/>
-        </w:rPr>
-        <w:t xml:space="preserve"> или </w:t>
-      </w:r>
-      <w:r>
-        <w:rPr>
-          <w:rFonts w:ascii="Times New Roman" w:hAnsi="Times New Roman" w:cs="Times New Roman"/>
-          <w:spacing w:val="-2"/>
-          <w:sz w:val="28"/>
-          <w:szCs w:val="28"/>
-        </w:rPr>
-        <w:t>T</w:t>
-      </w:r>
-      <w:r>
-        <w:rPr>
-          <w:rFonts w:ascii="Times New Roman" w:hAnsi="Times New Roman" w:cs="Times New Roman"/>
-          <w:spacing w:val="-2"/>
-          <w:sz w:val="28"/>
-          <w:szCs w:val="28"/>
-          <w:lang w:val="ru-RU"/>
-        </w:rPr>
-        <w:t xml:space="preserve"> пересчитываются оба диапазона. Введённые пользователем значения автоматически не заменяются.</w:t>
+          <w:lang w:val="ru-RU"/>
+        </w:rPr>
+        <w:t>Если нижняя граница рассчитанного диапазона превышает верхнюю, допустимые значения при текущем сочетании параметров отсутствуют. Система должна сообщать об этом пользователю и не допускать построение модели.</w:t>
       </w:r>
     </w:p>
     <w:p>
@@ -12129,19 +11902,8 @@
           <w:spacing w:val="-2"/>
           <w:sz w:val="28"/>
           <w:szCs w:val="28"/>
-          <w:lang w:val="ru-RU"/>
-        </w:rPr>
-      </w:pPr>
-      <w:r>
-        <w:rPr>
-          <w:rFonts w:ascii="Times New Roman" w:hAnsi="Times New Roman" w:cs="Times New Roman"/>
-          <w:spacing w:val="-2"/>
-          <w:sz w:val="28"/>
-          <w:szCs w:val="28"/>
-          <w:lang w:val="ru-RU"/>
-        </w:rPr>
-        <w:t>Если нижняя граница рассчитанного диапазона превышает верхнюю, допустимые значения при текущем сочетании параметров отсутствуют. Система должна сообщать об этом пользователю и не допускать построение модели.</w:t>
-      </w:r>
+        </w:rPr>
+      </w:pPr>
     </w:p>
     <w:p>
       <w:pPr>
@@ -12157,7 +11919,6 @@
           <w:spacing w:val="-2"/>
           <w:sz w:val="28"/>
           <w:szCs w:val="28"/>
-          <w:lang w:val="ru-RU"/>
         </w:rPr>
       </w:pPr>
     </w:p>
@@ -12178,6 +11939,36 @@
           <w:lang w:val="ru-RU"/>
         </w:rPr>
       </w:pPr>
+      <w:r>
+        <w:rPr>
+          <w:rFonts w:ascii="Times New Roman" w:hAnsi="Times New Roman" w:cs="Times New Roman"/>
+          <w:spacing w:val="-2"/>
+          <w:sz w:val="28"/>
+          <w:szCs w:val="28"/>
+          <w:lang w:val="ru-RU"/>
+        </w:rPr>
+        <w:lastRenderedPageBreak/>
+        <w:t xml:space="preserve">Все линейные размеры выражаются в миллиметрах. Количество секций </w:t>
+      </w:r>
+      <w:r>
+        <w:rPr>
+          <w:rFonts w:ascii="Times New Roman" w:hAnsi="Times New Roman" w:cs="Times New Roman"/>
+          <w:spacing w:val="-2"/>
+          <w:sz w:val="28"/>
+          <w:szCs w:val="28"/>
+        </w:rPr>
+        <w:t>N</w:t>
+      </w:r>
+      <w:r>
+        <w:rPr>
+          <w:rFonts w:ascii="Times New Roman" w:hAnsi="Times New Roman" w:cs="Times New Roman"/>
+          <w:spacing w:val="-2"/>
+          <w:sz w:val="28"/>
+          <w:szCs w:val="28"/>
+          <w:lang w:val="ru-RU"/>
+        </w:rPr>
+        <w:t xml:space="preserve"> должно быть целым числом от 2 до 6 включительно. Остальные параметры должны находиться в диапазонах, установленных пунктом 3.1.1.</w:t>
+      </w:r>
     </w:p>
     <w:p>
       <w:pPr>
@@ -12204,7 +11995,7 @@
           <w:szCs w:val="28"/>
           <w:lang w:val="ru-RU"/>
         </w:rPr>
-        <w:t xml:space="preserve">Все линейные размеры выражаются в миллиметрах. Количество секций </w:t>
+        <w:t xml:space="preserve">Для определения положения перегородок начало координаты </w:t>
       </w:r>
       <w:r>
         <w:rPr>
@@ -12213,7 +12004,7 @@
           <w:sz w:val="28"/>
           <w:szCs w:val="28"/>
         </w:rPr>
-        <w:t>N</w:t>
+        <w:t>x</w:t>
       </w:r>
       <w:r>
         <w:rPr>
@@ -12223,7 +12014,102 @@
           <w:szCs w:val="28"/>
           <w:lang w:val="ru-RU"/>
         </w:rPr>
-        <w:t xml:space="preserve"> должно быть целым числом от 2 до 6 включительно. Остальные параметры должны находиться в диапазонах, установленных пунктом 3.1.1.</w:t>
+        <w:t xml:space="preserve"> принимается на наружной поверхности левой торцевой стенки. Ось </w:t>
+      </w:r>
+      <w:r>
+        <w:rPr>
+          <w:rFonts w:ascii="Times New Roman" w:hAnsi="Times New Roman" w:cs="Times New Roman"/>
+          <w:spacing w:val="-2"/>
+          <w:sz w:val="28"/>
+          <w:szCs w:val="28"/>
+        </w:rPr>
+        <w:t>x</w:t>
+      </w:r>
+      <w:r>
+        <w:rPr>
+          <w:rFonts w:ascii="Times New Roman" w:hAnsi="Times New Roman" w:cs="Times New Roman"/>
+          <w:spacing w:val="-2"/>
+          <w:sz w:val="28"/>
+          <w:szCs w:val="28"/>
+          <w:lang w:val="ru-RU"/>
+        </w:rPr>
+        <w:t xml:space="preserve"> направлена вдоль длины корпуса. Левая торцевая стенка занимает интервал от 0 до </w:t>
+      </w:r>
+      <w:r>
+        <w:rPr>
+          <w:rFonts w:ascii="Times New Roman" w:hAnsi="Times New Roman" w:cs="Times New Roman"/>
+          <w:spacing w:val="-2"/>
+          <w:sz w:val="28"/>
+          <w:szCs w:val="28"/>
+        </w:rPr>
+        <w:t>T</w:t>
+      </w:r>
+      <w:r>
+        <w:rPr>
+          <w:rFonts w:ascii="Times New Roman" w:hAnsi="Times New Roman" w:cs="Times New Roman"/>
+          <w:spacing w:val="-2"/>
+          <w:sz w:val="28"/>
+          <w:szCs w:val="28"/>
+          <w:lang w:val="ru-RU"/>
+        </w:rPr>
+        <w:t xml:space="preserve">, правая — от </w:t>
+      </w:r>
+      <w:r>
+        <w:rPr>
+          <w:rFonts w:ascii="Times New Roman" w:hAnsi="Times New Roman" w:cs="Times New Roman"/>
+          <w:spacing w:val="-2"/>
+          <w:sz w:val="28"/>
+          <w:szCs w:val="28"/>
+        </w:rPr>
+        <w:t>L</w:t>
+      </w:r>
+      <w:r>
+        <w:rPr>
+          <w:rFonts w:ascii="Times New Roman" w:hAnsi="Times New Roman" w:cs="Times New Roman"/>
+          <w:spacing w:val="-2"/>
+          <w:sz w:val="28"/>
+          <w:szCs w:val="28"/>
+          <w:lang w:val="ru-RU"/>
+        </w:rPr>
+        <w:t>−</w:t>
+      </w:r>
+      <w:r>
+        <w:rPr>
+          <w:rFonts w:ascii="Times New Roman" w:hAnsi="Times New Roman" w:cs="Times New Roman"/>
+          <w:spacing w:val="-2"/>
+          <w:sz w:val="28"/>
+          <w:szCs w:val="28"/>
+        </w:rPr>
+        <w:t>T</w:t>
+      </w:r>
+      <w:r>
+        <w:rPr>
+          <w:rFonts w:ascii="Times New Roman" w:hAnsi="Times New Roman" w:cs="Times New Roman"/>
+          <w:spacing w:val="-2"/>
+          <w:sz w:val="28"/>
+          <w:szCs w:val="28"/>
+          <w:lang w:val="ru-RU"/>
+        </w:rPr>
+        <w:t xml:space="preserve"> до </w:t>
+      </w:r>
+      <w:r>
+        <w:rPr>
+          <w:rFonts w:ascii="Times New Roman" w:hAnsi="Times New Roman" w:cs="Times New Roman"/>
+          <w:spacing w:val="-2"/>
+          <w:sz w:val="28"/>
+          <w:szCs w:val="28"/>
+        </w:rPr>
+        <w:t>L</w:t>
+      </w:r>
+      <w:r>
+        <w:rPr>
+          <w:rFonts w:ascii="Times New Roman" w:hAnsi="Times New Roman" w:cs="Times New Roman"/>
+          <w:spacing w:val="-2"/>
+          <w:sz w:val="28"/>
+          <w:szCs w:val="28"/>
+          <w:lang w:val="ru-RU"/>
+        </w:rPr>
+        <w:t>.</w:t>
       </w:r>
     </w:p>
     <w:p>
@@ -12251,7 +12137,7 @@
           <w:szCs w:val="28"/>
           <w:lang w:val="ru-RU"/>
         </w:rPr>
-        <w:t xml:space="preserve">Для определения положения перегородок начало координаты </w:t>
+        <w:t xml:space="preserve">Перегородка с номером </w:t>
       </w:r>
       <w:r>
         <w:rPr>
@@ -12260,7 +12146,7 @@
           <w:sz w:val="28"/>
           <w:szCs w:val="28"/>
         </w:rPr>
-        <w:t>x</w:t>
+        <w:t>i</w:t>
       </w:r>
       <w:r>
         <w:rPr>
@@ -12270,7 +12156,7 @@
           <w:szCs w:val="28"/>
           <w:lang w:val="ru-RU"/>
         </w:rPr>
-        <w:t xml:space="preserve"> принимается на наружной поверхности левой торцевой стенки. Ось </w:t>
+        <w:t xml:space="preserve">, где </w:t>
       </w:r>
       <w:r>
         <w:rPr>
@@ -12279,7 +12165,7 @@
           <w:sz w:val="28"/>
           <w:szCs w:val="28"/>
         </w:rPr>
-        <w:t>x</w:t>
+        <w:t>i</w:t>
       </w:r>
       <w:r>
         <w:rPr>
@@ -12289,7 +12175,7 @@
           <w:szCs w:val="28"/>
           <w:lang w:val="ru-RU"/>
         </w:rPr>
-        <w:t xml:space="preserve"> направлена вдоль длины корпуса. Левая торцевая стенка занимает интервал от 0 до </w:t>
+        <w:t xml:space="preserve"> = 1, …, </w:t>
       </w:r>
       <w:r>
         <w:rPr>
@@ -12298,7 +12184,7 @@
           <w:sz w:val="28"/>
           <w:szCs w:val="28"/>
         </w:rPr>
-        <w:t>T</w:t>
+        <w:t>N</w:t>
       </w:r>
       <w:r>
         <w:rPr>
@@ -12308,7 +12194,7 @@
           <w:szCs w:val="28"/>
           <w:lang w:val="ru-RU"/>
         </w:rPr>
-        <w:t xml:space="preserve">, правая — от </w:t>
+        <w:t xml:space="preserve">−1, занимает интервал от </w:t>
       </w:r>
       <w:r>
         <w:rPr>
@@ -12317,7 +12203,7 @@
           <w:sz w:val="28"/>
           <w:szCs w:val="28"/>
         </w:rPr>
-        <w:t>L</w:t>
+        <w:t>i</w:t>
       </w:r>
       <w:r>
         <w:rPr>
@@ -12327,7 +12213,7 @@
           <w:szCs w:val="28"/>
           <w:lang w:val="ru-RU"/>
         </w:rPr>
-        <w:t>−</w:t>
+        <w:t>·(</w:t>
       </w:r>
       <w:r>
         <w:rPr>
@@ -12336,7 +12222,7 @@
           <w:sz w:val="28"/>
           <w:szCs w:val="28"/>
         </w:rPr>
-        <w:t>T</w:t>
+        <w:t>S</w:t>
       </w:r>
       <w:r>
         <w:rPr>
@@ -12346,7 +12232,7 @@
           <w:szCs w:val="28"/>
           <w:lang w:val="ru-RU"/>
         </w:rPr>
-        <w:t xml:space="preserve"> до </w:t>
+        <w:t>+</w:t>
       </w:r>
       <w:r>
         <w:rPr>
@@ -12355,7 +12241,7 @@
           <w:sz w:val="28"/>
           <w:szCs w:val="28"/>
         </w:rPr>
-        <w:t>L</w:t>
+        <w:t>T</w:t>
       </w:r>
       <w:r>
         <w:rPr>
@@ -12365,26 +12251,17 @@
           <w:szCs w:val="28"/>
           <w:lang w:val="ru-RU"/>
         </w:rPr>
-        <w:t>.</w:t>
-      </w:r>
-    </w:p>
-    <w:p>
-      <w:pPr>
-        <w:pStyle w:val="a5"/>
-        <w:tabs>
-          <w:tab w:val="left" w:pos="1335"/>
-        </w:tabs>
-        <w:spacing w:line="360" w:lineRule="auto"/>
-        <w:ind w:left="0" w:firstLine="709"/>
-        <w:jc w:val="both"/>
+        <w:t xml:space="preserve">) до </w:t>
+      </w:r>
+      <w:r>
         <w:rPr>
           <w:rFonts w:ascii="Times New Roman" w:hAnsi="Times New Roman" w:cs="Times New Roman"/>
           <w:spacing w:val="-2"/>
           <w:sz w:val="28"/>
           <w:szCs w:val="28"/>
-          <w:lang w:val="ru-RU"/>
-        </w:rPr>
-      </w:pPr>
+        </w:rPr>
+        <w:t>i</w:t>
+      </w:r>
       <w:r>
         <w:rPr>
           <w:rFonts w:ascii="Times New Roman" w:hAnsi="Times New Roman" w:cs="Times New Roman"/>
@@ -12393,7 +12270,7 @@
           <w:szCs w:val="28"/>
           <w:lang w:val="ru-RU"/>
         </w:rPr>
-        <w:t xml:space="preserve">Перегородка с номером </w:t>
+        <w:t>·(</w:t>
       </w:r>
       <w:r>
         <w:rPr>
@@ -12402,7 +12279,7 @@
           <w:sz w:val="28"/>
           <w:szCs w:val="28"/>
         </w:rPr>
-        <w:t>i</w:t>
+        <w:t>S</w:t>
       </w:r>
       <w:r>
         <w:rPr>
@@ -12412,7 +12289,7 @@
           <w:szCs w:val="28"/>
           <w:lang w:val="ru-RU"/>
         </w:rPr>
-        <w:t xml:space="preserve">, где </w:t>
+        <w:t>+</w:t>
       </w:r>
       <w:r>
         <w:rPr>
@@ -12421,7 +12298,7 @@
           <w:sz w:val="28"/>
           <w:szCs w:val="28"/>
         </w:rPr>
-        <w:t>i</w:t>
+        <w:t>T</w:t>
       </w:r>
       <w:r>
         <w:rPr>
@@ -12431,7 +12308,7 @@
           <w:szCs w:val="28"/>
           <w:lang w:val="ru-RU"/>
         </w:rPr>
-        <w:t xml:space="preserve"> = 1, …, </w:t>
+        <w:t>)+</w:t>
       </w:r>
       <w:r>
         <w:rPr>
@@ -12440,7 +12317,7 @@
           <w:sz w:val="28"/>
           <w:szCs w:val="28"/>
         </w:rPr>
-        <w:t>N</w:t>
+        <w:t>T</w:t>
       </w:r>
       <w:r>
         <w:rPr>
@@ -12450,7 +12327,7 @@
           <w:szCs w:val="28"/>
           <w:lang w:val="ru-RU"/>
         </w:rPr>
-        <w:t xml:space="preserve">−1, занимает интервал от </w:t>
+        <w:t xml:space="preserve">. Такое размещение обеспечивает ширину </w:t>
       </w:r>
       <w:r>
         <w:rPr>
@@ -12459,7 +12336,7 @@
           <w:sz w:val="28"/>
           <w:szCs w:val="28"/>
         </w:rPr>
-        <w:t>i</w:t>
+        <w:t>S</w:t>
       </w:r>
       <w:r>
         <w:rPr>
@@ -12469,7 +12346,7 @@
           <w:szCs w:val="28"/>
           <w:lang w:val="ru-RU"/>
         </w:rPr>
-        <w:t>·(</w:t>
+        <w:t xml:space="preserve"> первых </w:t>
       </w:r>
       <w:r>
         <w:rPr>
@@ -12478,7 +12355,7 @@
           <w:sz w:val="28"/>
           <w:szCs w:val="28"/>
         </w:rPr>
-        <w:t>S</w:t>
+        <w:t>N</w:t>
       </w:r>
       <w:r>
         <w:rPr>
@@ -12488,7 +12365,7 @@
           <w:szCs w:val="28"/>
           <w:lang w:val="ru-RU"/>
         </w:rPr>
-        <w:t>+</w:t>
+        <w:t xml:space="preserve">−1 секций. </w:t>
       </w:r>
       <w:r>
         <w:rPr>
@@ -12496,8 +12373,9 @@
           <w:spacing w:val="-2"/>
           <w:sz w:val="28"/>
           <w:szCs w:val="28"/>
-        </w:rPr>
-        <w:t>T</w:t>
+          <w:lang w:val="ru-RU"/>
+        </w:rPr>
+        <w:t xml:space="preserve"> </w:t>
       </w:r>
       <w:r>
         <w:rPr>
@@ -12507,121 +12385,7 @@
           <w:szCs w:val="28"/>
           <w:lang w:val="ru-RU"/>
         </w:rPr>
-        <w:t xml:space="preserve">) до </w:t>
-      </w:r>
-      <w:r>
-        <w:rPr>
-          <w:rFonts w:ascii="Times New Roman" w:hAnsi="Times New Roman" w:cs="Times New Roman"/>
-          <w:spacing w:val="-2"/>
-          <w:sz w:val="28"/>
-          <w:szCs w:val="28"/>
-        </w:rPr>
-        <w:t>i</w:t>
-      </w:r>
-      <w:r>
-        <w:rPr>
-          <w:rFonts w:ascii="Times New Roman" w:hAnsi="Times New Roman" w:cs="Times New Roman"/>
-          <w:spacing w:val="-2"/>
-          <w:sz w:val="28"/>
-          <w:szCs w:val="28"/>
-          <w:lang w:val="ru-RU"/>
-        </w:rPr>
-        <w:t>·(</w:t>
-      </w:r>
-      <w:r>
-        <w:rPr>
-          <w:rFonts w:ascii="Times New Roman" w:hAnsi="Times New Roman" w:cs="Times New Roman"/>
-          <w:spacing w:val="-2"/>
-          <w:sz w:val="28"/>
-          <w:szCs w:val="28"/>
-        </w:rPr>
-        <w:t>S</w:t>
-      </w:r>
-      <w:r>
-        <w:rPr>
-          <w:rFonts w:ascii="Times New Roman" w:hAnsi="Times New Roman" w:cs="Times New Roman"/>
-          <w:spacing w:val="-2"/>
-          <w:sz w:val="28"/>
-          <w:szCs w:val="28"/>
-          <w:lang w:val="ru-RU"/>
-        </w:rPr>
-        <w:t>+</w:t>
-      </w:r>
-      <w:r>
-        <w:rPr>
-          <w:rFonts w:ascii="Times New Roman" w:hAnsi="Times New Roman" w:cs="Times New Roman"/>
-          <w:spacing w:val="-2"/>
-          <w:sz w:val="28"/>
-          <w:szCs w:val="28"/>
-        </w:rPr>
-        <w:t>T</w:t>
-      </w:r>
-      <w:r>
-        <w:rPr>
-          <w:rFonts w:ascii="Times New Roman" w:hAnsi="Times New Roman" w:cs="Times New Roman"/>
-          <w:spacing w:val="-2"/>
-          <w:sz w:val="28"/>
-          <w:szCs w:val="28"/>
-          <w:lang w:val="ru-RU"/>
-        </w:rPr>
-        <w:t>)+</w:t>
-      </w:r>
-      <w:r>
-        <w:rPr>
-          <w:rFonts w:ascii="Times New Roman" w:hAnsi="Times New Roman" w:cs="Times New Roman"/>
-          <w:spacing w:val="-2"/>
-          <w:sz w:val="28"/>
-          <w:szCs w:val="28"/>
-        </w:rPr>
-        <w:t>T</w:t>
-      </w:r>
-      <w:r>
-        <w:rPr>
-          <w:rFonts w:ascii="Times New Roman" w:hAnsi="Times New Roman" w:cs="Times New Roman"/>
-          <w:spacing w:val="-2"/>
-          <w:sz w:val="28"/>
-          <w:szCs w:val="28"/>
-          <w:lang w:val="ru-RU"/>
-        </w:rPr>
-        <w:t xml:space="preserve">. Такое размещение обеспечивает ширину </w:t>
-      </w:r>
-      <w:r>
-        <w:rPr>
-          <w:rFonts w:ascii="Times New Roman" w:hAnsi="Times New Roman" w:cs="Times New Roman"/>
-          <w:spacing w:val="-2"/>
-          <w:sz w:val="28"/>
-          <w:szCs w:val="28"/>
-        </w:rPr>
-        <w:t>S</w:t>
-      </w:r>
-      <w:r>
-        <w:rPr>
-          <w:rFonts w:ascii="Times New Roman" w:hAnsi="Times New Roman" w:cs="Times New Roman"/>
-          <w:spacing w:val="-2"/>
-          <w:sz w:val="28"/>
-          <w:szCs w:val="28"/>
-          <w:lang w:val="ru-RU"/>
-        </w:rPr>
-        <w:t xml:space="preserve"> первых </w:t>
-      </w:r>
-      <w:r>
-        <w:rPr>
-          <w:rFonts w:ascii="Times New Roman" w:hAnsi="Times New Roman" w:cs="Times New Roman"/>
-          <w:spacing w:val="-2"/>
-          <w:sz w:val="28"/>
-          <w:szCs w:val="28"/>
-        </w:rPr>
-        <w:t>N</w:t>
-      </w:r>
-      <w:r>
-        <w:rPr>
-          <w:rFonts w:ascii="Times New Roman" w:hAnsi="Times New Roman" w:cs="Times New Roman"/>
-          <w:spacing w:val="-2"/>
-          <w:sz w:val="28"/>
-          <w:szCs w:val="28"/>
-          <w:lang w:val="ru-RU"/>
-        </w:rPr>
-        <w:t>−1 секций. Последняя секция занимает всё пространство между последней перегородкой и правой торцевой стенкой.</w:t>
+        <w:t>Последняя секция занимает всё пространство между последней перегородкой и правой торцевой стенкой.</w:t>
       </w:r>
     </w:p>
     <w:p>
@@ -12715,7 +12479,7 @@
       </w:pPr>
       <w:bookmarkStart w:id="106" w:name="_Toc2040776708"/>
       <w:bookmarkStart w:id="107" w:name="_Toc155919557"/>
-      <w:bookmarkStart w:id="108" w:name="_Toc242263148"/>
+      <w:bookmarkStart w:id="108" w:name="_Toc243253769"/>
       <w:r>
         <w:rPr>
           <w:rFonts w:ascii="Times New Roman" w:eastAsia="Times New Roman" w:hAnsi="Times New Roman" w:cs="Times New Roman"/>
@@ -12955,7 +12719,7 @@
       </w:pPr>
       <w:bookmarkStart w:id="109" w:name="_Toc635769003"/>
       <w:bookmarkStart w:id="110" w:name="_Toc126244198"/>
-      <w:bookmarkStart w:id="111" w:name="_Toc242263149"/>
+      <w:bookmarkStart w:id="111" w:name="_Toc243253770"/>
       <w:r>
         <w:rPr>
           <w:rFonts w:ascii="Times New Roman" w:eastAsia="Times New Roman" w:hAnsi="Times New Roman" w:cs="Times New Roman"/>
@@ -13022,7 +12786,7 @@
           <w:szCs w:val="28"/>
           <w:lang w:val="ru-RU"/>
         </w:rPr>
-        <w:t xml:space="preserve">Пользовательский интерфейс приложения должен быть выполнен на русском языке. Наименования элементов управления, подсказки, сообщения об ошибках и результатах выполнения операций должны отображаться на </w:t>
+        <w:t xml:space="preserve">Пользовательский интерфейс приложения должен быть выполнен на русском языке. Наименования элементов управления, подсказки, сообщения об ошибках и результатах выполнения операций должны отображаться на русском языке. Допускается использование латинских букв для обозначения </w:t>
       </w:r>
       <w:r>
         <w:rPr>
@@ -13032,7 +12796,7 @@
           <w:lang w:val="ru-RU"/>
         </w:rPr>
         <w:lastRenderedPageBreak/>
-        <w:t xml:space="preserve">русском языке. Допускается использование латинских букв для обозначения параметров модели и сохранение оригинального написания наименований программных продуктов и идентификаторов </w:t>
+        <w:t xml:space="preserve">параметров модели и сохранение оригинального написания наименований программных продуктов и идентификаторов </w:t>
       </w:r>
       <w:r>
         <w:rPr>
@@ -13059,10 +12823,9 @@
         <w:ind w:firstLine="709"/>
         <w:jc w:val="both"/>
         <w:rPr>
-          <w:rFonts w:ascii="Times New Roman" w:hAnsi="Times New Roman" w:cs="Times New Roman"/>
-          <w:sz w:val="28"/>
-          <w:szCs w:val="28"/>
-          <w:lang w:val="ru-RU"/>
+          <w:rFonts w:ascii="Times New Roman" w:eastAsia="Times New Roman" w:hAnsi="Times New Roman" w:cs="Times New Roman"/>
+          <w:sz w:val="28"/>
+          <w:szCs w:val="28"/>
         </w:rPr>
       </w:pPr>
       <w:r>
@@ -13094,7 +12857,6 @@
           <w:rFonts w:ascii="Times New Roman" w:hAnsi="Times New Roman" w:cs="Times New Roman"/>
           <w:sz w:val="28"/>
           <w:szCs w:val="28"/>
-          <w:lang w:val="ru-RU"/>
         </w:rPr>
       </w:pPr>
     </w:p>
@@ -13107,7 +12869,7 @@
           <w:lang w:val="ru-RU"/>
         </w:rPr>
       </w:pPr>
-      <w:bookmarkStart w:id="112" w:name="_Toc242263150"/>
+      <w:bookmarkStart w:id="112" w:name="_Toc243253771"/>
       <w:r>
         <w:rPr>
           <w:rFonts w:ascii="Times New Roman" w:hAnsi="Times New Roman" w:cs="Times New Roman"/>
@@ -13565,7 +13327,6 @@
           <w:rFonts w:ascii="Times New Roman" w:hAnsi="Times New Roman" w:cs="Times New Roman"/>
           <w:sz w:val="28"/>
           <w:szCs w:val="28"/>
-          <w:lang w:val="ru-RU"/>
         </w:rPr>
       </w:pPr>
       <w:r>
@@ -13575,25 +13336,34 @@
           <w:szCs w:val="28"/>
           <w:lang w:val="ru-RU"/>
         </w:rPr>
+        <w:t xml:space="preserve">При выборе сторонних библиотек следует отдавать предпочтение библиотекам с лицензией </w:t>
+      </w:r>
+      <w:r>
+        <w:rPr>
+          <w:rFonts w:ascii="Times New Roman" w:hAnsi="Times New Roman" w:cs="Times New Roman"/>
+          <w:sz w:val="28"/>
+          <w:szCs w:val="28"/>
+        </w:rPr>
+        <w:t>MIT</w:t>
+      </w:r>
+      <w:r>
+        <w:rPr>
+          <w:rFonts w:ascii="Times New Roman" w:hAnsi="Times New Roman" w:cs="Times New Roman"/>
+          <w:sz w:val="28"/>
+          <w:szCs w:val="28"/>
+          <w:lang w:val="ru-RU"/>
+        </w:rPr>
+        <w:t xml:space="preserve"> или иными лицензиями, допускающими их </w:t>
+      </w:r>
+      <w:r>
+        <w:rPr>
+          <w:rFonts w:ascii="Times New Roman" w:hAnsi="Times New Roman" w:cs="Times New Roman"/>
+          <w:sz w:val="28"/>
+          <w:szCs w:val="28"/>
+          <w:lang w:val="ru-RU"/>
+        </w:rPr>
         <w:lastRenderedPageBreak/>
-        <w:t xml:space="preserve">При выборе сторонних библиотек следует отдавать предпочтение библиотекам с лицензией </w:t>
-      </w:r>
-      <w:r>
-        <w:rPr>
-          <w:rFonts w:ascii="Times New Roman" w:hAnsi="Times New Roman" w:cs="Times New Roman"/>
-          <w:sz w:val="28"/>
-          <w:szCs w:val="28"/>
-        </w:rPr>
-        <w:t>MIT</w:t>
-      </w:r>
-      <w:r>
-        <w:rPr>
-          <w:rFonts w:ascii="Times New Roman" w:hAnsi="Times New Roman" w:cs="Times New Roman"/>
-          <w:sz w:val="28"/>
-          <w:szCs w:val="28"/>
-          <w:lang w:val="ru-RU"/>
-        </w:rPr>
-        <w:t xml:space="preserve"> или иными лицензиями, допускающими их использование и распространение в составе разрабатываемого программного обеспечения без лицензионных платежей при соблюдении условий соответствующей лицензии. Использование учебной версии КОМПАС-3</w:t>
+        <w:t>использование и распространение в составе разрабатываемого программного обеспечения без лицензионных платежей при соблюдении условий соответствующей лицензии. Использование учебной версии КОМПАС-3</w:t>
       </w:r>
       <w:r>
         <w:rPr>
@@ -13624,7 +13394,6 @@
         <w:jc w:val="center"/>
         <w:rPr>
           <w:rFonts w:ascii="Times New Roman" w:eastAsia="Times New Roman" w:hAnsi="Times New Roman" w:cs="Times New Roman"/>
-          <w:lang w:val="ru-RU"/>
         </w:rPr>
       </w:pPr>
     </w:p>
@@ -13640,7 +13409,7 @@
           <w:lang w:val="ru-RU"/>
         </w:rPr>
       </w:pPr>
-      <w:bookmarkStart w:id="115" w:name="_Toc242263151"/>
+      <w:bookmarkStart w:id="115" w:name="_Toc243253772"/>
       <w:r>
         <w:rPr>
           <w:rFonts w:ascii="Times New Roman" w:eastAsia="Times New Roman" w:hAnsi="Times New Roman" w:cs="Times New Roman"/>
@@ -13911,7 +13680,7 @@
       </w:pPr>
       <w:bookmarkStart w:id="116" w:name="_Toc809919578"/>
       <w:bookmarkStart w:id="117" w:name="_Toc872627478"/>
-      <w:bookmarkStart w:id="118" w:name="_Toc242263152"/>
+      <w:bookmarkStart w:id="118" w:name="_Toc243253773"/>
       <w:r>
         <w:rPr>
           <w:rFonts w:ascii="Times New Roman" w:eastAsia="Times New Roman" w:hAnsi="Times New Roman" w:cs="Times New Roman"/>
@@ -13978,13 +13747,13 @@
         <w:jc w:val="both"/>
         <w:rPr>
           <w:rFonts w:ascii="Times New Roman" w:eastAsia="Times New Roman" w:hAnsi="Times New Roman" w:cs="Times New Roman"/>
-          <w:lang w:val="ru-RU"/>
-        </w:rPr>
-      </w:pPr>
-      <w:r>
-        <w:rPr>
-          <w:rFonts w:ascii="Times New Roman" w:eastAsia="Times New Roman" w:hAnsi="Times New Roman" w:cs="Times New Roman"/>
           <w:spacing w:val="-2"/>
+        </w:rPr>
+      </w:pPr>
+      <w:r>
+        <w:rPr>
+          <w:rFonts w:ascii="Times New Roman" w:eastAsia="Times New Roman" w:hAnsi="Times New Roman" w:cs="Times New Roman"/>
+          <w:spacing w:val="-2"/>
           <w:lang w:val="ru-RU"/>
         </w:rPr>
         <w:t>Дополнительные</w:t>
@@ -14072,6 +13841,8 @@
         </w:rPr>
         <w:t>предъявляются.</w:t>
       </w:r>
+      <w:bookmarkStart w:id="119" w:name="_Toc333196826"/>
+      <w:bookmarkStart w:id="120" w:name="_Toc1234909924"/>
     </w:p>
     <w:p>
       <w:pPr>
@@ -14088,7 +13859,44 @@
         <w:jc w:val="both"/>
         <w:rPr>
           <w:rFonts w:ascii="Times New Roman" w:eastAsia="Times New Roman" w:hAnsi="Times New Roman" w:cs="Times New Roman"/>
-          <w:lang w:val="ru-RU"/>
+          <w:spacing w:val="-2"/>
+        </w:rPr>
+      </w:pPr>
+    </w:p>
+    <w:p>
+      <w:pPr>
+        <w:pStyle w:val="a3"/>
+        <w:tabs>
+          <w:tab w:val="left" w:pos="2979"/>
+          <w:tab w:val="left" w:pos="4566"/>
+          <w:tab w:val="left" w:pos="4938"/>
+          <w:tab w:val="left" w:pos="7401"/>
+          <w:tab w:val="left" w:pos="9214"/>
+        </w:tabs>
+        <w:spacing w:line="360" w:lineRule="auto"/>
+        <w:ind w:firstLine="709"/>
+        <w:jc w:val="both"/>
+        <w:rPr>
+          <w:rFonts w:ascii="Times New Roman" w:eastAsia="Times New Roman" w:hAnsi="Times New Roman" w:cs="Times New Roman"/>
+          <w:spacing w:val="-2"/>
+        </w:rPr>
+      </w:pPr>
+    </w:p>
+    <w:p>
+      <w:pPr>
+        <w:pStyle w:val="a3"/>
+        <w:tabs>
+          <w:tab w:val="left" w:pos="2979"/>
+          <w:tab w:val="left" w:pos="4566"/>
+          <w:tab w:val="left" w:pos="4938"/>
+          <w:tab w:val="left" w:pos="7401"/>
+          <w:tab w:val="left" w:pos="9214"/>
+        </w:tabs>
+        <w:spacing w:line="360" w:lineRule="auto"/>
+        <w:ind w:firstLine="709"/>
+        <w:jc w:val="both"/>
+        <w:rPr>
+          <w:rFonts w:ascii="Times New Roman" w:eastAsia="Times New Roman" w:hAnsi="Times New Roman" w:cs="Times New Roman"/>
         </w:rPr>
       </w:pPr>
     </w:p>
@@ -14104,8 +13912,6 @@
           <w:lang w:val="ru-RU"/>
         </w:rPr>
       </w:pPr>
-      <w:bookmarkStart w:id="119" w:name="_Toc333196826"/>
-      <w:bookmarkStart w:id="120" w:name="_Toc1234909924"/>
     </w:p>
     <w:p>
       <w:pPr>
@@ -14119,51 +13925,13 @@
           <w:lang w:val="ru-RU"/>
         </w:rPr>
       </w:pPr>
-    </w:p>
-    <w:p>
-      <w:pPr>
-        <w:pStyle w:val="3"/>
-        <w:tabs>
-          <w:tab w:val="left" w:pos="1335"/>
-        </w:tabs>
-        <w:jc w:val="center"/>
-        <w:rPr>
-          <w:rFonts w:ascii="Times New Roman" w:eastAsia="Times New Roman" w:hAnsi="Times New Roman" w:cs="Times New Roman"/>
-          <w:lang w:val="ru-RU"/>
-        </w:rPr>
-      </w:pPr>
-    </w:p>
-    <w:p>
-      <w:pPr>
-        <w:pStyle w:val="3"/>
-        <w:tabs>
-          <w:tab w:val="left" w:pos="1335"/>
-        </w:tabs>
-        <w:jc w:val="center"/>
-        <w:rPr>
-          <w:rFonts w:ascii="Times New Roman" w:eastAsia="Times New Roman" w:hAnsi="Times New Roman" w:cs="Times New Roman"/>
-          <w:lang w:val="ru-RU"/>
-        </w:rPr>
-      </w:pPr>
-    </w:p>
-    <w:p>
-      <w:pPr>
-        <w:pStyle w:val="3"/>
-        <w:tabs>
-          <w:tab w:val="left" w:pos="1335"/>
-        </w:tabs>
-        <w:jc w:val="center"/>
-        <w:rPr>
-          <w:rFonts w:ascii="Times New Roman" w:eastAsia="Times New Roman" w:hAnsi="Times New Roman" w:cs="Times New Roman"/>
-          <w:lang w:val="ru-RU"/>
-        </w:rPr>
-      </w:pPr>
-      <w:bookmarkStart w:id="121" w:name="_Toc242263153"/>
-      <w:r>
-        <w:rPr>
-          <w:rFonts w:ascii="Times New Roman" w:eastAsia="Times New Roman" w:hAnsi="Times New Roman" w:cs="Times New Roman"/>
-          <w:lang w:val="ru-RU"/>
-        </w:rPr>
+      <w:bookmarkStart w:id="121" w:name="_Toc243253774"/>
+      <w:r>
+        <w:rPr>
+          <w:rFonts w:ascii="Times New Roman" w:eastAsia="Times New Roman" w:hAnsi="Times New Roman" w:cs="Times New Roman"/>
+          <w:lang w:val="ru-RU"/>
+        </w:rPr>
+        <w:lastRenderedPageBreak/>
         <w:t>3.3.</w:t>
       </w:r>
       <w:r>
@@ -14226,7 +13994,6 @@
         <w:rPr>
           <w:rFonts w:ascii="Times New Roman" w:eastAsia="Times New Roman" w:hAnsi="Times New Roman" w:cs="Times New Roman"/>
           <w:spacing w:val="-2"/>
-          <w:lang w:val="ru-RU"/>
         </w:rPr>
       </w:pPr>
       <w:r>
@@ -14319,6 +14086,14 @@
           <w:lang w:val="ru-RU"/>
         </w:rPr>
         <w:t>предъявляются</w:t>
+      </w:r>
+      <w:r>
+        <w:rPr>
+          <w:rFonts w:ascii="Times New Roman" w:eastAsia="Times New Roman" w:hAnsi="Times New Roman" w:cs="Times New Roman"/>
+          <w:spacing w:val="-2"/>
+          <w:lang w:val="ru-RU"/>
+        </w:rPr>
+        <w:t>.</w:t>
       </w:r>
     </w:p>
     <w:p>
@@ -14336,7 +14111,7 @@
         <w:jc w:val="both"/>
         <w:rPr>
           <w:rFonts w:ascii="Times New Roman" w:eastAsia="Times New Roman" w:hAnsi="Times New Roman" w:cs="Times New Roman"/>
-          <w:lang w:val="ru-RU"/>
+          <w:spacing w:val="-2"/>
         </w:rPr>
       </w:pPr>
     </w:p>
@@ -14353,7 +14128,7 @@
       </w:pPr>
       <w:bookmarkStart w:id="122" w:name="_Toc1705874461"/>
       <w:bookmarkStart w:id="123" w:name="_Toc1896190048"/>
-      <w:bookmarkStart w:id="124" w:name="_Toc242263154"/>
+      <w:bookmarkStart w:id="124" w:name="_Toc243253775"/>
       <w:r>
         <w:rPr>
           <w:rFonts w:ascii="Times New Roman" w:eastAsia="Times New Roman" w:hAnsi="Times New Roman" w:cs="Times New Roman"/>
@@ -14516,7 +14291,7 @@
       <w:bookmarkStart w:id="126" w:name="_Toc810022503"/>
       <w:bookmarkStart w:id="127" w:name="_Toc1463271899"/>
       <w:bookmarkStart w:id="128" w:name="_Toc1427538192"/>
-      <w:bookmarkStart w:id="129" w:name="_Toc242263155"/>
+      <w:bookmarkStart w:id="129" w:name="_Toc243253776"/>
       <w:r>
         <w:rPr>
           <w:rFonts w:ascii="Times New Roman" w:eastAsia="Times New Roman" w:hAnsi="Times New Roman" w:cs="Times New Roman"/>
@@ -17204,7 +16979,7 @@
       <w:bookmarkStart w:id="131" w:name="_Toc818808633"/>
       <w:bookmarkStart w:id="132" w:name="_Toc1229675410"/>
       <w:bookmarkStart w:id="133" w:name="_Toc379040638"/>
-      <w:bookmarkStart w:id="134" w:name="_Toc242263156"/>
+      <w:bookmarkStart w:id="134" w:name="_Toc243253777"/>
       <w:r>
         <w:rPr>
           <w:rFonts w:ascii="Times New Roman" w:hAnsi="Times New Roman" w:cs="Times New Roman"/>
@@ -17246,7 +17021,7 @@
       </w:pPr>
       <w:bookmarkStart w:id="135" w:name="_Toc193695681"/>
       <w:bookmarkStart w:id="136" w:name="_Toc864445712"/>
-      <w:bookmarkStart w:id="137" w:name="_Toc242263157"/>
+      <w:bookmarkStart w:id="137" w:name="_Toc243253778"/>
       <w:r>
         <w:rPr>
           <w:rFonts w:ascii="Times New Roman" w:eastAsia="Times New Roman" w:hAnsi="Times New Roman" w:cs="Times New Roman"/>
@@ -17323,7 +17098,7 @@
       </w:pPr>
       <w:bookmarkStart w:id="138" w:name="_Toc517745114"/>
       <w:bookmarkStart w:id="139" w:name="_Toc1185988664"/>
-      <w:bookmarkStart w:id="140" w:name="_Toc242263158"/>
+      <w:bookmarkStart w:id="140" w:name="_Toc243253779"/>
       <w:r>
         <w:rPr>
           <w:rFonts w:ascii="Times New Roman" w:eastAsia="Times New Roman" w:hAnsi="Times New Roman" w:cs="Times New Roman"/>
@@ -17656,7 +17431,7 @@
       </w:pPr>
       <w:bookmarkStart w:id="141" w:name="_Toc561508143"/>
       <w:bookmarkStart w:id="142" w:name="_Toc940354196"/>
-      <w:bookmarkStart w:id="143" w:name="_Toc242263159"/>
+      <w:bookmarkStart w:id="143" w:name="_Toc243253780"/>
       <w:r>
         <w:rPr>
           <w:rFonts w:ascii="Times New Roman" w:eastAsia="Times New Roman" w:hAnsi="Times New Roman" w:cs="Times New Roman"/>
@@ -17730,10 +17505,16 @@
     </w:p>
     <w:p>
       <w:pPr>
+        <w:pStyle w:val="a5"/>
+        <w:numPr>
+          <w:ilvl w:val="0"/>
+          <w:numId w:val="40"/>
+        </w:numPr>
         <w:spacing w:line="360" w:lineRule="auto"/>
-        <w:ind w:firstLine="709"/>
+        <w:ind w:left="0" w:firstLine="709"/>
         <w:jc w:val="both"/>
         <w:rPr>
+          <w:rFonts w:ascii="Times New Roman" w:hAnsi="Times New Roman" w:cs="Times New Roman"/>
           <w:spacing w:val="-6"/>
           <w:sz w:val="28"/>
           <w:szCs w:val="28"/>
@@ -17741,19 +17522,26 @@
       </w:pPr>
       <w:r>
         <w:rPr>
+          <w:rFonts w:ascii="Times New Roman" w:hAnsi="Times New Roman" w:cs="Times New Roman"/>
           <w:spacing w:val="-6"/>
           <w:sz w:val="28"/>
           <w:szCs w:val="28"/>
         </w:rPr>
-        <w:t>— техническое задание;</w:t>
-      </w:r>
-    </w:p>
-    <w:p>
-      <w:pPr>
+        <w:t>техническое задание;</w:t>
+      </w:r>
+    </w:p>
+    <w:p>
+      <w:pPr>
+        <w:pStyle w:val="a5"/>
+        <w:numPr>
+          <w:ilvl w:val="0"/>
+          <w:numId w:val="40"/>
+        </w:numPr>
         <w:spacing w:line="360" w:lineRule="auto"/>
-        <w:ind w:firstLine="709"/>
+        <w:ind w:left="0" w:firstLine="709"/>
         <w:jc w:val="both"/>
         <w:rPr>
+          <w:rFonts w:ascii="Times New Roman" w:hAnsi="Times New Roman" w:cs="Times New Roman"/>
           <w:spacing w:val="-6"/>
           <w:sz w:val="28"/>
           <w:szCs w:val="28"/>
@@ -17761,19 +17549,26 @@
       </w:pPr>
       <w:r>
         <w:rPr>
+          <w:rFonts w:ascii="Times New Roman" w:hAnsi="Times New Roman" w:cs="Times New Roman"/>
           <w:spacing w:val="-6"/>
           <w:sz w:val="28"/>
           <w:szCs w:val="28"/>
         </w:rPr>
-        <w:t>— проект системы;</w:t>
-      </w:r>
-    </w:p>
-    <w:p>
-      <w:pPr>
+        <w:t>проект системы;</w:t>
+      </w:r>
+    </w:p>
+    <w:p>
+      <w:pPr>
+        <w:pStyle w:val="a5"/>
+        <w:numPr>
+          <w:ilvl w:val="0"/>
+          <w:numId w:val="40"/>
+        </w:numPr>
         <w:spacing w:line="360" w:lineRule="auto"/>
-        <w:ind w:firstLine="709"/>
+        <w:ind w:left="0" w:firstLine="709"/>
         <w:jc w:val="both"/>
         <w:rPr>
+          <w:rFonts w:ascii="Times New Roman" w:hAnsi="Times New Roman" w:cs="Times New Roman"/>
           <w:spacing w:val="-6"/>
           <w:sz w:val="28"/>
           <w:szCs w:val="28"/>
@@ -17781,19 +17576,26 @@
       </w:pPr>
       <w:r>
         <w:rPr>
+          <w:rFonts w:ascii="Times New Roman" w:hAnsi="Times New Roman" w:cs="Times New Roman"/>
           <w:spacing w:val="-6"/>
           <w:sz w:val="28"/>
           <w:szCs w:val="28"/>
         </w:rPr>
-        <w:t>— исходный код приложения;</w:t>
-      </w:r>
-    </w:p>
-    <w:p>
-      <w:pPr>
+        <w:t>исходный код приложения;</w:t>
+      </w:r>
+    </w:p>
+    <w:p>
+      <w:pPr>
+        <w:pStyle w:val="a5"/>
+        <w:numPr>
+          <w:ilvl w:val="0"/>
+          <w:numId w:val="40"/>
+        </w:numPr>
         <w:spacing w:line="360" w:lineRule="auto"/>
-        <w:ind w:firstLine="709"/>
+        <w:ind w:left="0" w:firstLine="709"/>
         <w:jc w:val="both"/>
         <w:rPr>
+          <w:rFonts w:ascii="Times New Roman" w:hAnsi="Times New Roman" w:cs="Times New Roman"/>
           <w:spacing w:val="-6"/>
           <w:sz w:val="28"/>
           <w:szCs w:val="28"/>
@@ -17801,11 +17603,12 @@
       </w:pPr>
       <w:r>
         <w:rPr>
+          <w:rFonts w:ascii="Times New Roman" w:hAnsi="Times New Roman" w:cs="Times New Roman"/>
           <w:spacing w:val="-6"/>
           <w:sz w:val="28"/>
           <w:szCs w:val="28"/>
         </w:rPr>
-        <w:t>— пояснительную записку.</w:t>
+        <w:t>пояснительную записку.</w:t>
       </w:r>
     </w:p>
     <w:p>
@@ -17890,7 +17693,7 @@
       <w:bookmarkStart w:id="147" w:name="_Toc1786079946"/>
       <w:bookmarkStart w:id="148" w:name="_Toc1220850203"/>
       <w:bookmarkStart w:id="149" w:name="_Toc598630463"/>
-      <w:bookmarkStart w:id="150" w:name="_Toc242263160"/>
+      <w:bookmarkStart w:id="150" w:name="_Toc243253781"/>
       <w:r>
         <w:rPr>
           <w:rFonts w:ascii="Times New Roman" w:eastAsia="Times New Roman" w:hAnsi="Times New Roman" w:cs="Times New Roman"/>
@@ -17953,7 +17756,7 @@
       </w:pPr>
       <w:bookmarkStart w:id="151" w:name="_Toc1588649713"/>
       <w:bookmarkStart w:id="152" w:name="_Toc312134289"/>
-      <w:bookmarkStart w:id="153" w:name="_Toc242263161"/>
+      <w:bookmarkStart w:id="153" w:name="_Toc243253782"/>
       <w:r>
         <w:rPr>
           <w:rFonts w:ascii="Times New Roman" w:eastAsia="Times New Roman" w:hAnsi="Times New Roman" w:cs="Times New Roman"/>
@@ -18290,17 +18093,6 @@
         <w:jc w:val="both"/>
         <w:rPr>
           <w:rFonts w:ascii="Times New Roman" w:eastAsia="Times New Roman" w:hAnsi="Times New Roman" w:cs="Times New Roman"/>
-        </w:rPr>
-      </w:pPr>
-    </w:p>
-    <w:p>
-      <w:pPr>
-        <w:pStyle w:val="a3"/>
-        <w:spacing w:line="360" w:lineRule="auto"/>
-        <w:ind w:firstLine="709"/>
-        <w:jc w:val="both"/>
-        <w:rPr>
-          <w:rFonts w:ascii="Times New Roman" w:eastAsia="Times New Roman" w:hAnsi="Times New Roman" w:cs="Times New Roman"/>
           <w:lang w:val="ru-RU"/>
         </w:rPr>
       </w:pPr>
@@ -18566,7 +18358,6 @@
         <w:jc w:val="both"/>
         <w:rPr>
           <w:rFonts w:ascii="Times New Roman" w:eastAsia="Times New Roman" w:hAnsi="Times New Roman" w:cs="Times New Roman"/>
-          <w:lang w:val="ru-RU"/>
         </w:rPr>
       </w:pPr>
       <w:r>
@@ -18670,10 +18461,11 @@
     <w:p>
       <w:pPr>
         <w:pStyle w:val="a3"/>
-        <w:spacing w:before="161"/>
-        <w:rPr>
-          <w:rFonts w:ascii="Times New Roman" w:eastAsia="Times New Roman" w:hAnsi="Times New Roman" w:cs="Times New Roman"/>
-          <w:lang w:val="ru-RU"/>
+        <w:spacing w:line="360" w:lineRule="auto"/>
+        <w:ind w:firstLine="709"/>
+        <w:jc w:val="both"/>
+        <w:rPr>
+          <w:rFonts w:ascii="Times New Roman" w:eastAsia="Times New Roman" w:hAnsi="Times New Roman" w:cs="Times New Roman"/>
         </w:rPr>
       </w:pPr>
     </w:p>
@@ -18690,7 +18482,7 @@
       </w:pPr>
       <w:bookmarkStart w:id="154" w:name="_Toc435268854"/>
       <w:bookmarkStart w:id="155" w:name="_Toc1642355950"/>
-      <w:bookmarkStart w:id="156" w:name="_Toc242263162"/>
+      <w:bookmarkStart w:id="156" w:name="_Toc243253783"/>
       <w:r>
         <w:rPr>
           <w:rFonts w:ascii="Times New Roman" w:eastAsia="Times New Roman" w:hAnsi="Times New Roman" w:cs="Times New Roman"/>
@@ -18772,7 +18564,6 @@
         <w:jc w:val="both"/>
         <w:rPr>
           <w:rFonts w:ascii="Times New Roman" w:hAnsi="Times New Roman" w:cs="Times New Roman"/>
-          <w:lang w:val="ru-RU"/>
         </w:rPr>
       </w:pPr>
       <w:r>
@@ -18791,17 +18582,8 @@
         <w:jc w:val="both"/>
         <w:rPr>
           <w:rFonts w:ascii="Times New Roman" w:hAnsi="Times New Roman" w:cs="Times New Roman"/>
-          <w:lang w:val="ru-RU"/>
-        </w:rPr>
-      </w:pPr>
-      <w:r>
-        <w:rPr>
-          <w:rFonts w:ascii="Times New Roman" w:hAnsi="Times New Roman" w:cs="Times New Roman"/>
-          <w:lang w:val="ru-RU"/>
-        </w:rPr>
-        <w:lastRenderedPageBreak/>
-        <w:t>Основанием для приёмки является выполнение требований настоящего технического задания и устранение замечаний, препятствующих приёмке.</w:t>
-      </w:r>
+        </w:rPr>
+      </w:pPr>
     </w:p>
     <w:p>
       <w:pPr>
@@ -18819,7 +18601,43 @@
           <w:rFonts w:ascii="Times New Roman" w:hAnsi="Times New Roman" w:cs="Times New Roman"/>
           <w:lang w:val="ru-RU"/>
         </w:rPr>
+        <w:lastRenderedPageBreak/>
+        <w:t>Основанием для приёмки является выполнение требований настоящего технического задания и устранение замечаний, препятствующих приёмке.</w:t>
+      </w:r>
+    </w:p>
+    <w:p>
+      <w:pPr>
+        <w:pStyle w:val="a3"/>
+        <w:spacing w:line="360" w:lineRule="auto"/>
+        <w:ind w:firstLine="709"/>
+        <w:jc w:val="both"/>
+        <w:rPr>
+          <w:rFonts w:ascii="Times New Roman" w:hAnsi="Times New Roman" w:cs="Times New Roman"/>
+          <w:lang w:val="ru-RU"/>
+        </w:rPr>
+      </w:pPr>
+      <w:r>
+        <w:rPr>
+          <w:rFonts w:ascii="Times New Roman" w:hAnsi="Times New Roman" w:cs="Times New Roman"/>
+          <w:lang w:val="ru-RU"/>
+        </w:rPr>
         <w:t>Предложения по дополнительным функциям, не предусмотренным настоящим техническим заданием, могут документироваться как желательные доработки. Отсутствие таких функций не является основанием для отказа в приёмке.</w:t>
+      </w:r>
+      <w:r>
+        <w:rPr>
+          <w:rFonts w:ascii="Times New Roman" w:eastAsia="Times New Roman" w:hAnsi="Times New Roman" w:cs="Times New Roman"/>
+          <w:sz w:val="22"/>
+          <w:szCs w:val="22"/>
+          <w:lang w:val="ru-RU"/>
+        </w:rPr>
+        <w:t xml:space="preserve"> </w:t>
+      </w:r>
+      <w:r>
+        <w:rPr>
+          <w:rFonts w:ascii="Times New Roman" w:hAnsi="Times New Roman" w:cs="Times New Roman"/>
+          <w:lang w:val="ru-RU"/>
+        </w:rPr>
+        <w:t>Протокол согласовывается и утверждается представителем заказчика.</w:t>
       </w:r>
     </w:p>
     <w:p>
@@ -18861,7 +18679,7 @@
       <w:bookmarkStart w:id="158" w:name="_Toc1758593065"/>
       <w:bookmarkStart w:id="159" w:name="_Toc1872028045"/>
       <w:bookmarkStart w:id="160" w:name="_Toc1534696623"/>
-      <w:bookmarkStart w:id="161" w:name="_Toc242263163"/>
+      <w:bookmarkStart w:id="161" w:name="_Toc243253784"/>
       <w:r>
         <w:rPr>
           <w:rFonts w:ascii="Times New Roman" w:eastAsia="Times New Roman" w:hAnsi="Times New Roman" w:cs="Times New Roman"/>
@@ -19058,7 +18876,7 @@
     <w:p>
       <w:pPr>
         <w:pStyle w:val="a3"/>
-        <w:spacing w:before="160"/>
+        <w:spacing w:before="160" w:line="360" w:lineRule="auto"/>
         <w:rPr>
           <w:rFonts w:ascii="Times New Roman" w:eastAsia="Times New Roman" w:hAnsi="Times New Roman" w:cs="Times New Roman"/>
           <w:lang w:val="ru-RU"/>
@@ -19071,14 +18889,14 @@
         <w:tabs>
           <w:tab w:val="left" w:pos="2105"/>
         </w:tabs>
-        <w:rPr>
-          <w:rFonts w:ascii="Times New Roman" w:eastAsia="Times New Roman" w:hAnsi="Times New Roman" w:cs="Times New Roman"/>
-          <w:lang w:val="ru-RU"/>
+        <w:spacing w:line="360" w:lineRule="auto"/>
+        <w:rPr>
+          <w:rFonts w:ascii="Times New Roman" w:eastAsia="Times New Roman" w:hAnsi="Times New Roman" w:cs="Times New Roman"/>
         </w:rPr>
       </w:pPr>
       <w:bookmarkStart w:id="166" w:name="_Toc1213080596"/>
       <w:bookmarkStart w:id="167" w:name="_Toc1797061805"/>
-      <w:bookmarkStart w:id="168" w:name="_Toc242263164"/>
+      <w:bookmarkStart w:id="168" w:name="_Toc243253785"/>
       <w:r>
         <w:rPr>
           <w:rFonts w:ascii="Times New Roman" w:eastAsia="Times New Roman" w:hAnsi="Times New Roman" w:cs="Times New Roman"/>
@@ -19106,11 +18924,13 @@
     </w:p>
     <w:p>
       <w:pPr>
-        <w:pStyle w:val="a3"/>
-        <w:spacing w:before="321"/>
-        <w:rPr>
-          <w:rFonts w:ascii="Times New Roman" w:eastAsia="Times New Roman" w:hAnsi="Times New Roman" w:cs="Times New Roman"/>
-          <w:lang w:val="ru-RU"/>
+        <w:pStyle w:val="2"/>
+        <w:tabs>
+          <w:tab w:val="left" w:pos="2105"/>
+        </w:tabs>
+        <w:spacing w:line="360" w:lineRule="auto"/>
+        <w:rPr>
+          <w:rFonts w:ascii="Times New Roman" w:eastAsia="Times New Roman" w:hAnsi="Times New Roman" w:cs="Times New Roman"/>
         </w:rPr>
       </w:pPr>
     </w:p>
@@ -19172,7 +18992,7 @@
       </w:pPr>
       <w:bookmarkStart w:id="169" w:name="_Toc1999177376"/>
       <w:bookmarkStart w:id="170" w:name="_Toc1931033653"/>
-      <w:bookmarkStart w:id="171" w:name="_Toc242263165"/>
+      <w:bookmarkStart w:id="171" w:name="_Toc243253786"/>
       <w:r>
         <w:rPr>
           <w:rFonts w:ascii="Times New Roman" w:eastAsia="Times New Roman" w:hAnsi="Times New Roman" w:cs="Times New Roman"/>
@@ -19347,6 +19167,13 @@
           <w:lang w:val="ru-RU"/>
         </w:rPr>
         <w:t>по одному экземпляру каждый</w:t>
+      </w:r>
+      <w:r>
+        <w:rPr>
+          <w:rFonts w:ascii="Times New Roman" w:eastAsia="Times New Roman" w:hAnsi="Times New Roman" w:cs="Times New Roman"/>
+          <w:lang w:val="ru-RU"/>
+        </w:rPr>
+        <w:t>:</w:t>
       </w:r>
     </w:p>
     <w:p>
@@ -19505,7 +19332,7 @@
       </w:pPr>
       <w:bookmarkStart w:id="172" w:name="_Toc1512644289"/>
       <w:bookmarkStart w:id="173" w:name="_Toc1016861142"/>
-      <w:bookmarkStart w:id="174" w:name="_Toc242263166"/>
+      <w:bookmarkStart w:id="174" w:name="_Toc243253787"/>
       <w:r>
         <w:rPr>
           <w:rFonts w:ascii="Times New Roman" w:eastAsia="Times New Roman" w:hAnsi="Times New Roman" w:cs="Times New Roman"/>
@@ -20726,7 +20553,6 @@
       <w:bookmarkStart w:id="176" w:name="_Toc1024535300"/>
       <w:bookmarkStart w:id="177" w:name="_Toc2028251709"/>
       <w:bookmarkStart w:id="178" w:name="_Toc193394745"/>
-      <w:bookmarkStart w:id="179" w:name="_Toc242263167"/>
       <w:r>
         <w:rPr>
           <w:rFonts w:ascii="Times New Roman" w:eastAsia="Times New Roman" w:hAnsi="Times New Roman" w:cs="Times New Roman"/>
@@ -20734,6 +20560,15 @@
           <w:szCs w:val="28"/>
         </w:rPr>
         <w:lastRenderedPageBreak/>
+        <w:t xml:space="preserve"> </w:t>
+      </w:r>
+      <w:bookmarkStart w:id="179" w:name="_Toc243253788"/>
+      <w:r>
+        <w:rPr>
+          <w:rFonts w:ascii="Times New Roman" w:eastAsia="Times New Roman" w:hAnsi="Times New Roman" w:cs="Times New Roman"/>
+          <w:sz w:val="28"/>
+          <w:szCs w:val="28"/>
+        </w:rPr>
         <w:t>ИСТОЧНИКИ РАЗРАБОТКИ</w:t>
       </w:r>
       <w:bookmarkEnd w:id="175"/>
@@ -24430,6 +24265,7 @@
         <w:docPartUnique/>
       </w:docPartObj>
     </w:sdtPr>
+    <w:sdtEndPr/>
     <w:sdtContent>
       <w:p>
         <w:pPr>
@@ -24494,6 +24330,7 @@
         <w:docPartUnique/>
       </w:docPartObj>
     </w:sdtPr>
+    <w:sdtEndPr/>
     <w:sdtContent>
       <w:p>
         <w:pPr>
@@ -24652,6 +24489,7 @@
         <w:docPartUnique/>
       </w:docPartObj>
     </w:sdtPr>
+    <w:sdtEndPr/>
     <w:sdtContent>
       <w:p>
         <w:pPr>
@@ -28558,6 +28396,119 @@
     </w:lvl>
   </w:abstractNum>
   <w:abstractNum w:abstractNumId="21" w15:restartNumberingAfterBreak="0">
+    <w:nsid w:val="43416560"/>
+    <w:multiLevelType w:val="hybridMultilevel"/>
+    <w:tmpl w:val="DD8E0DFE"/>
+    <w:lvl w:ilvl="0" w:tplc="04190001">
+      <w:start w:val="1"/>
+      <w:numFmt w:val="bullet"/>
+      <w:lvlText w:val=""/>
+      <w:lvlJc w:val="left"/>
+      <w:pPr>
+        <w:ind w:left="720" w:hanging="360"/>
+      </w:pPr>
+      <w:rPr>
+        <w:rFonts w:ascii="Symbol" w:hAnsi="Symbol" w:hint="default"/>
+      </w:rPr>
+    </w:lvl>
+    <w:lvl w:ilvl="1" w:tplc="04190003" w:tentative="1">
+      <w:start w:val="1"/>
+      <w:numFmt w:val="bullet"/>
+      <w:lvlText w:val="o"/>
+      <w:lvlJc w:val="left"/>
+      <w:pPr>
+        <w:ind w:left="1440" w:hanging="360"/>
+      </w:pPr>
+      <w:rPr>
+        <w:rFonts w:ascii="Courier New" w:hAnsi="Courier New" w:cs="Courier New" w:hint="default"/>
+      </w:rPr>
+    </w:lvl>
+    <w:lvl w:ilvl="2" w:tplc="04190005" w:tentative="1">
+      <w:start w:val="1"/>
+      <w:numFmt w:val="bullet"/>
+      <w:lvlText w:val=""/>
+      <w:lvlJc w:val="left"/>
+      <w:pPr>
+        <w:ind w:left="2160" w:hanging="360"/>
+      </w:pPr>
+      <w:rPr>
+        <w:rFonts w:ascii="Wingdings" w:hAnsi="Wingdings" w:hint="default"/>
+      </w:rPr>
+    </w:lvl>
+    <w:lvl w:ilvl="3" w:tplc="04190001" w:tentative="1">
+      <w:start w:val="1"/>
+      <w:numFmt w:val="bullet"/>
+      <w:lvlText w:val=""/>
+      <w:lvlJc w:val="left"/>
+      <w:pPr>
+        <w:ind w:left="2880" w:hanging="360"/>
+      </w:pPr>
+      <w:rPr>
+        <w:rFonts w:ascii="Symbol" w:hAnsi="Symbol" w:hint="default"/>
+      </w:rPr>
+    </w:lvl>
+    <w:lvl w:ilvl="4" w:tplc="04190003" w:tentative="1">
+      <w:start w:val="1"/>
+      <w:numFmt w:val="bullet"/>
+      <w:lvlText w:val="o"/>
+      <w:lvlJc w:val="left"/>
+      <w:pPr>
+        <w:ind w:left="3600" w:hanging="360"/>
+      </w:pPr>
+      <w:rPr>
+        <w:rFonts w:ascii="Courier New" w:hAnsi="Courier New" w:cs="Courier New" w:hint="default"/>
+      </w:rPr>
+    </w:lvl>
+    <w:lvl w:ilvl="5" w:tplc="04190005" w:tentative="1">
+      <w:start w:val="1"/>
+      <w:numFmt w:val="bullet"/>
+      <w:lvlText w:val=""/>
+      <w:lvlJc w:val="left"/>
+      <w:pPr>
+        <w:ind w:left="4320" w:hanging="360"/>
+      </w:pPr>
+      <w:rPr>
+        <w:rFonts w:ascii="Wingdings" w:hAnsi="Wingdings" w:hint="default"/>
+      </w:rPr>
+    </w:lvl>
+    <w:lvl w:ilvl="6" w:tplc="04190001" w:tentative="1">
+      <w:start w:val="1"/>
+      <w:numFmt w:val="bullet"/>
+      <w:lvlText w:val=""/>
+      <w:lvlJc w:val="left"/>
+      <w:pPr>
+        <w:ind w:left="5040" w:hanging="360"/>
+      </w:pPr>
+      <w:rPr>
+        <w:rFonts w:ascii="Symbol" w:hAnsi="Symbol" w:hint="default"/>
+      </w:rPr>
+    </w:lvl>
+    <w:lvl w:ilvl="7" w:tplc="04190003" w:tentative="1">
+      <w:start w:val="1"/>
+      <w:numFmt w:val="bullet"/>
+      <w:lvlText w:val="o"/>
+      <w:lvlJc w:val="left"/>
+      <w:pPr>
+        <w:ind w:left="5760" w:hanging="360"/>
+      </w:pPr>
+      <w:rPr>
+        <w:rFonts w:ascii="Courier New" w:hAnsi="Courier New" w:cs="Courier New" w:hint="default"/>
+      </w:rPr>
+    </w:lvl>
+    <w:lvl w:ilvl="8" w:tplc="04190005" w:tentative="1">
+      <w:start w:val="1"/>
+      <w:numFmt w:val="bullet"/>
+      <w:lvlText w:val=""/>
+      <w:lvlJc w:val="left"/>
+      <w:pPr>
+        <w:ind w:left="6480" w:hanging="360"/>
+      </w:pPr>
+      <w:rPr>
+        <w:rFonts w:ascii="Wingdings" w:hAnsi="Wingdings" w:hint="default"/>
+      </w:rPr>
+    </w:lvl>
+  </w:abstractNum>
+  <w:abstractNum w:abstractNumId="22" w15:restartNumberingAfterBreak="0">
     <w:nsid w:val="468531F7"/>
     <w:multiLevelType w:val="multilevel"/>
     <w:tmpl w:val="F83E2650"/>
@@ -28688,7 +28639,7 @@
       </w:rPr>
     </w:lvl>
   </w:abstractNum>
-  <w:abstractNum w:abstractNumId="22" w15:restartNumberingAfterBreak="0">
+  <w:abstractNum w:abstractNumId="23" w15:restartNumberingAfterBreak="0">
     <w:nsid w:val="477100BC"/>
     <w:multiLevelType w:val="hybridMultilevel"/>
     <w:tmpl w:val="D5AA8F54"/>
@@ -28809,7 +28760,7 @@
       </w:rPr>
     </w:lvl>
   </w:abstractNum>
-  <w:abstractNum w:abstractNumId="23" w15:restartNumberingAfterBreak="0">
+  <w:abstractNum w:abstractNumId="24" w15:restartNumberingAfterBreak="0">
     <w:nsid w:val="4DCA056A"/>
     <w:multiLevelType w:val="hybridMultilevel"/>
     <w:tmpl w:val="CD82A0B2"/>
@@ -28932,7 +28883,7 @@
       </w:rPr>
     </w:lvl>
   </w:abstractNum>
-  <w:abstractNum w:abstractNumId="24" w15:restartNumberingAfterBreak="0">
+  <w:abstractNum w:abstractNumId="25" w15:restartNumberingAfterBreak="0">
     <w:nsid w:val="508958C1"/>
     <w:multiLevelType w:val="hybridMultilevel"/>
     <w:tmpl w:val="5FF6B53A"/>
@@ -29053,7 +29004,7 @@
       </w:rPr>
     </w:lvl>
   </w:abstractNum>
-  <w:abstractNum w:abstractNumId="25" w15:restartNumberingAfterBreak="0">
+  <w:abstractNum w:abstractNumId="26" w15:restartNumberingAfterBreak="0">
     <w:nsid w:val="50A34AEF"/>
     <w:multiLevelType w:val="hybridMultilevel"/>
     <w:tmpl w:val="F7DEBE52"/>
@@ -29175,7 +29126,7 @@
       </w:rPr>
     </w:lvl>
   </w:abstractNum>
-  <w:abstractNum w:abstractNumId="26" w15:restartNumberingAfterBreak="0">
+  <w:abstractNum w:abstractNumId="27" w15:restartNumberingAfterBreak="0">
     <w:nsid w:val="50D37760"/>
     <w:multiLevelType w:val="multilevel"/>
     <w:tmpl w:val="0002B8BC"/>
@@ -29325,7 +29276,7 @@
       </w:rPr>
     </w:lvl>
   </w:abstractNum>
-  <w:abstractNum w:abstractNumId="27" w15:restartNumberingAfterBreak="0">
+  <w:abstractNum w:abstractNumId="28" w15:restartNumberingAfterBreak="0">
     <w:nsid w:val="533B4D5D"/>
     <w:multiLevelType w:val="hybridMultilevel"/>
     <w:tmpl w:val="7C7AB3F4"/>
@@ -29448,7 +29399,7 @@
       </w:rPr>
     </w:lvl>
   </w:abstractNum>
-  <w:abstractNum w:abstractNumId="28" w15:restartNumberingAfterBreak="0">
+  <w:abstractNum w:abstractNumId="29" w15:restartNumberingAfterBreak="0">
     <w:nsid w:val="56401DFF"/>
     <w:multiLevelType w:val="multilevel"/>
     <w:tmpl w:val="124C29CC"/>
@@ -29597,7 +29548,7 @@
       </w:rPr>
     </w:lvl>
   </w:abstractNum>
-  <w:abstractNum w:abstractNumId="29" w15:restartNumberingAfterBreak="0">
+  <w:abstractNum w:abstractNumId="30" w15:restartNumberingAfterBreak="0">
     <w:nsid w:val="59F251CA"/>
     <w:multiLevelType w:val="hybridMultilevel"/>
     <w:tmpl w:val="E5AA2A32"/>
@@ -29720,7 +29671,7 @@
       </w:rPr>
     </w:lvl>
   </w:abstractNum>
-  <w:abstractNum w:abstractNumId="30" w15:restartNumberingAfterBreak="0">
+  <w:abstractNum w:abstractNumId="31" w15:restartNumberingAfterBreak="0">
     <w:nsid w:val="611827A9"/>
     <w:multiLevelType w:val="hybridMultilevel"/>
     <w:tmpl w:val="7D8CC01A"/>
@@ -29842,7 +29793,7 @@
       </w:rPr>
     </w:lvl>
   </w:abstractNum>
-  <w:abstractNum w:abstractNumId="31" w15:restartNumberingAfterBreak="0">
+  <w:abstractNum w:abstractNumId="32" w15:restartNumberingAfterBreak="0">
     <w:nsid w:val="6834F710"/>
     <w:multiLevelType w:val="hybridMultilevel"/>
     <w:tmpl w:val="2D8E1DC6"/>
@@ -29932,7 +29883,7 @@
       </w:pPr>
     </w:lvl>
   </w:abstractNum>
-  <w:abstractNum w:abstractNumId="32" w15:restartNumberingAfterBreak="0">
+  <w:abstractNum w:abstractNumId="33" w15:restartNumberingAfterBreak="0">
     <w:nsid w:val="6A5473DB"/>
     <w:multiLevelType w:val="hybridMultilevel"/>
     <w:tmpl w:val="D8EA0BC4"/>
@@ -30053,7 +30004,7 @@
       </w:rPr>
     </w:lvl>
   </w:abstractNum>
-  <w:abstractNum w:abstractNumId="33" w15:restartNumberingAfterBreak="0">
+  <w:abstractNum w:abstractNumId="34" w15:restartNumberingAfterBreak="0">
     <w:nsid w:val="6ECD0573"/>
     <w:multiLevelType w:val="multilevel"/>
     <w:tmpl w:val="8C401CE0"/>
@@ -30185,7 +30136,7 @@
       </w:rPr>
     </w:lvl>
   </w:abstractNum>
-  <w:abstractNum w:abstractNumId="34" w15:restartNumberingAfterBreak="0">
+  <w:abstractNum w:abstractNumId="35" w15:restartNumberingAfterBreak="0">
     <w:nsid w:val="725B6E57"/>
     <w:multiLevelType w:val="multilevel"/>
     <w:tmpl w:val="C36E0F08"/>
@@ -30309,7 +30260,7 @@
       </w:rPr>
     </w:lvl>
   </w:abstractNum>
-  <w:abstractNum w:abstractNumId="35" w15:restartNumberingAfterBreak="0">
+  <w:abstractNum w:abstractNumId="36" w15:restartNumberingAfterBreak="0">
     <w:nsid w:val="787A32E9"/>
     <w:multiLevelType w:val="multilevel"/>
     <w:tmpl w:val="A80C8930"/>
@@ -30440,7 +30391,7 @@
       </w:rPr>
     </w:lvl>
   </w:abstractNum>
-  <w:abstractNum w:abstractNumId="36" w15:restartNumberingAfterBreak="0">
+  <w:abstractNum w:abstractNumId="37" w15:restartNumberingAfterBreak="0">
     <w:nsid w:val="7E8D3B47"/>
     <w:multiLevelType w:val="hybridMultilevel"/>
     <w:tmpl w:val="A280B714"/>
@@ -30562,7 +30513,7 @@
       </w:rPr>
     </w:lvl>
   </w:abstractNum>
-  <w:abstractNum w:abstractNumId="37" w15:restartNumberingAfterBreak="0">
+  <w:abstractNum w:abstractNumId="38" w15:restartNumberingAfterBreak="0">
     <w:nsid w:val="7EBA7839"/>
     <w:multiLevelType w:val="multilevel"/>
     <w:tmpl w:val="CE9A971A"/>
@@ -30693,7 +30644,7 @@
       </w:rPr>
     </w:lvl>
   </w:abstractNum>
-  <w:abstractNum w:abstractNumId="38" w15:restartNumberingAfterBreak="0">
+  <w:abstractNum w:abstractNumId="39" w15:restartNumberingAfterBreak="0">
     <w:nsid w:val="7FCC03F4"/>
     <w:multiLevelType w:val="hybridMultilevel"/>
     <w:tmpl w:val="A8B0188E"/>
@@ -30817,7 +30768,7 @@
     </w:lvl>
   </w:abstractNum>
   <w:num w:numId="1" w16cid:durableId="56444006">
-    <w:abstractNumId w:val="31"/>
+    <w:abstractNumId w:val="32"/>
   </w:num>
   <w:num w:numId="2" w16cid:durableId="440222293">
     <w:abstractNumId w:val="12"/>
@@ -30832,16 +30783,16 @@
     <w:abstractNumId w:val="10"/>
   </w:num>
   <w:num w:numId="6" w16cid:durableId="1869830982">
-    <w:abstractNumId w:val="29"/>
+    <w:abstractNumId w:val="30"/>
   </w:num>
   <w:num w:numId="7" w16cid:durableId="925724613">
     <w:abstractNumId w:val="18"/>
   </w:num>
   <w:num w:numId="8" w16cid:durableId="860514163">
-    <w:abstractNumId w:val="27"/>
+    <w:abstractNumId w:val="28"/>
   </w:num>
   <w:num w:numId="9" w16cid:durableId="234553476">
-    <w:abstractNumId w:val="21"/>
+    <w:abstractNumId w:val="22"/>
   </w:num>
   <w:num w:numId="10" w16cid:durableId="798453148">
     <w:abstractNumId w:val="11"/>
@@ -30850,7 +30801,7 @@
     <w:abstractNumId w:val="16"/>
   </w:num>
   <w:num w:numId="12" w16cid:durableId="692416144">
-    <w:abstractNumId w:val="23"/>
+    <w:abstractNumId w:val="24"/>
   </w:num>
   <w:num w:numId="13" w16cid:durableId="321396461">
     <w:abstractNumId w:val="13"/>
@@ -30859,43 +30810,43 @@
     <w:abstractNumId w:val="8"/>
   </w:num>
   <w:num w:numId="15" w16cid:durableId="1301497908">
-    <w:abstractNumId w:val="24"/>
+    <w:abstractNumId w:val="25"/>
   </w:num>
   <w:num w:numId="16" w16cid:durableId="271673052">
-    <w:abstractNumId w:val="37"/>
+    <w:abstractNumId w:val="38"/>
   </w:num>
   <w:num w:numId="17" w16cid:durableId="568616431">
     <w:abstractNumId w:val="19"/>
   </w:num>
   <w:num w:numId="18" w16cid:durableId="1548909661">
-    <w:abstractNumId w:val="32"/>
+    <w:abstractNumId w:val="33"/>
   </w:num>
   <w:num w:numId="19" w16cid:durableId="1169709043">
-    <w:abstractNumId w:val="38"/>
+    <w:abstractNumId w:val="39"/>
   </w:num>
   <w:num w:numId="20" w16cid:durableId="94061995">
     <w:abstractNumId w:val="14"/>
   </w:num>
   <w:num w:numId="21" w16cid:durableId="280695408">
-    <w:abstractNumId w:val="22"/>
+    <w:abstractNumId w:val="23"/>
   </w:num>
   <w:num w:numId="22" w16cid:durableId="1353412094">
     <w:abstractNumId w:val="9"/>
   </w:num>
   <w:num w:numId="23" w16cid:durableId="1035304116">
-    <w:abstractNumId w:val="25"/>
+    <w:abstractNumId w:val="26"/>
   </w:num>
   <w:num w:numId="24" w16cid:durableId="431055554">
     <w:abstractNumId w:val="5"/>
   </w:num>
   <w:num w:numId="25" w16cid:durableId="1350059061">
-    <w:abstractNumId w:val="34"/>
+    <w:abstractNumId w:val="35"/>
   </w:num>
   <w:num w:numId="26" w16cid:durableId="258220710">
     <w:abstractNumId w:val="6"/>
   </w:num>
   <w:num w:numId="27" w16cid:durableId="2100562919">
-    <w:abstractNumId w:val="26"/>
+    <w:abstractNumId w:val="27"/>
   </w:num>
   <w:num w:numId="28" w16cid:durableId="1707876512">
     <w:abstractNumId w:val="2"/>
@@ -30907,13 +30858,13 @@
     <w:abstractNumId w:val="20"/>
   </w:num>
   <w:num w:numId="31" w16cid:durableId="1486120453">
-    <w:abstractNumId w:val="28"/>
+    <w:abstractNumId w:val="29"/>
   </w:num>
   <w:num w:numId="32" w16cid:durableId="1040398636">
-    <w:abstractNumId w:val="36"/>
+    <w:abstractNumId w:val="37"/>
   </w:num>
   <w:num w:numId="33" w16cid:durableId="827018139">
-    <w:abstractNumId w:val="30"/>
+    <w:abstractNumId w:val="31"/>
   </w:num>
   <w:num w:numId="34" w16cid:durableId="471141912">
     <w:abstractNumId w:val="17"/>
@@ -30925,13 +30876,16 @@
     <w:abstractNumId w:val="1"/>
   </w:num>
   <w:num w:numId="37" w16cid:durableId="1649165476">
-    <w:abstractNumId w:val="33"/>
+    <w:abstractNumId w:val="34"/>
   </w:num>
   <w:num w:numId="38" w16cid:durableId="680742654">
     <w:abstractNumId w:val="0"/>
   </w:num>
   <w:num w:numId="39" w16cid:durableId="181435980">
-    <w:abstractNumId w:val="35"/>
+    <w:abstractNumId w:val="36"/>
+  </w:num>
+  <w:num w:numId="40" w16cid:durableId="2123458221">
+    <w:abstractNumId w:val="21"/>
   </w:num>
 </w:numbering>
 </file>

--- a/docs/ТЗ_v_4.docx
+++ b/docs/ТЗ_v_4.docx
@@ -133,11 +133,6 @@
         </w:rPr>
       </w:pPr>
       <w:bookmarkStart w:id="0" w:name="_Toc211036642"/>
-      <w:commentRangeStart w:id="1"/>
-      <w:commentRangeStart w:id="2"/>
-      <w:commentRangeStart w:id="3"/>
-      <w:commentRangeStart w:id="4"/>
-      <w:commentRangeStart w:id="5"/>
       <w:r>
         <w:rPr>
           <w:b/>
@@ -167,61 +162,6 @@
         <w:t>ЗАДАНИЕ</w:t>
       </w:r>
       <w:bookmarkEnd w:id="0"/>
-      <w:commentRangeEnd w:id="1"/>
-      <w:r>
-        <w:rPr>
-          <w:rStyle w:val="ab"/>
-          <w:b/>
-          <w:bCs/>
-          <w:sz w:val="28"/>
-          <w:szCs w:val="28"/>
-        </w:rPr>
-        <w:commentReference w:id="1"/>
-      </w:r>
-      <w:commentRangeEnd w:id="2"/>
-      <w:r>
-        <w:rPr>
-          <w:rStyle w:val="ab"/>
-          <w:b/>
-          <w:bCs/>
-          <w:sz w:val="28"/>
-          <w:szCs w:val="28"/>
-        </w:rPr>
-        <w:commentReference w:id="2"/>
-      </w:r>
-      <w:commentRangeEnd w:id="3"/>
-      <w:r>
-        <w:rPr>
-          <w:rStyle w:val="ab"/>
-          <w:b/>
-          <w:bCs/>
-          <w:sz w:val="28"/>
-          <w:szCs w:val="28"/>
-        </w:rPr>
-        <w:commentReference w:id="3"/>
-      </w:r>
-      <w:commentRangeEnd w:id="4"/>
-      <w:r>
-        <w:rPr>
-          <w:rStyle w:val="ab"/>
-          <w:b/>
-          <w:bCs/>
-          <w:sz w:val="28"/>
-          <w:szCs w:val="28"/>
-        </w:rPr>
-        <w:commentReference w:id="4"/>
-      </w:r>
-      <w:commentRangeEnd w:id="5"/>
-      <w:r>
-        <w:rPr>
-          <w:rStyle w:val="ab"/>
-          <w:b/>
-          <w:bCs/>
-          <w:sz w:val="28"/>
-          <w:szCs w:val="28"/>
-        </w:rPr>
-        <w:commentReference w:id="5"/>
-      </w:r>
     </w:p>
     <w:p>
       <w:pPr>
@@ -483,10 +423,10 @@
     <w:p>
       <w:pPr>
         <w:sectPr>
-          <w:headerReference w:type="default" r:id="rId12"/>
-          <w:footerReference w:type="default" r:id="rId13"/>
-          <w:headerReference w:type="first" r:id="rId14"/>
-          <w:footerReference w:type="first" r:id="rId15"/>
+          <w:headerReference w:type="default" r:id="rId8"/>
+          <w:footerReference w:type="default" r:id="rId9"/>
+          <w:headerReference w:type="first" r:id="rId10"/>
+          <w:footerReference w:type="first" r:id="rId11"/>
           <w:pgSz w:w="11910" w:h="16840"/>
           <w:pgMar w:top="1134" w:right="851" w:bottom="1134" w:left="1701" w:header="0" w:footer="816" w:gutter="0"/>
           <w:cols w:space="720"/>
@@ -503,6 +443,7 @@
           <w:bCs/>
         </w:rPr>
       </w:pPr>
+      <w:proofErr w:type="spellStart"/>
       <w:r>
         <w:rPr>
           <w:rFonts w:ascii="Times New Roman" w:eastAsia="Times New Roman" w:hAnsi="Times New Roman" w:cs="Times New Roman"/>
@@ -514,6 +455,7 @@
         <w:lastRenderedPageBreak/>
         <w:t>Оглавление</w:t>
       </w:r>
+      <w:proofErr w:type="spellEnd"/>
     </w:p>
     <w:sdt>
       <w:sdtPr>
@@ -529,7 +471,6 @@
           <w:docPartUnique/>
         </w:docPartObj>
       </w:sdtPr>
-      <w:sdtEndPr/>
       <w:sdtContent>
         <w:p>
           <w:pPr>
@@ -4557,10 +4498,10 @@
           <w:lang w:val="ru-RU"/>
         </w:rPr>
         <w:sectPr>
-          <w:headerReference w:type="default" r:id="rId16"/>
-          <w:footerReference w:type="default" r:id="rId17"/>
-          <w:headerReference w:type="first" r:id="rId18"/>
-          <w:footerReference w:type="first" r:id="rId19"/>
+          <w:headerReference w:type="default" r:id="rId12"/>
+          <w:footerReference w:type="default" r:id="rId13"/>
+          <w:headerReference w:type="first" r:id="rId14"/>
+          <w:footerReference w:type="first" r:id="rId15"/>
           <w:pgSz w:w="11910" w:h="16840"/>
           <w:pgMar w:top="1134" w:right="851" w:bottom="1134" w:left="1701" w:header="0" w:footer="816" w:gutter="0"/>
           <w:pgNumType w:start="2"/>
@@ -4588,11 +4529,11 @@
           <w:szCs w:val="28"/>
         </w:rPr>
       </w:pPr>
-      <w:bookmarkStart w:id="6" w:name="_Toc1345849099"/>
-      <w:bookmarkStart w:id="7" w:name="_Toc65321816"/>
-      <w:bookmarkStart w:id="8" w:name="_Toc699448341"/>
-      <w:bookmarkStart w:id="9" w:name="_Toc1712841419"/>
-      <w:bookmarkStart w:id="10" w:name="_Toc243253743"/>
+      <w:bookmarkStart w:id="1" w:name="_Toc1345849099"/>
+      <w:bookmarkStart w:id="2" w:name="_Toc65321816"/>
+      <w:bookmarkStart w:id="3" w:name="_Toc699448341"/>
+      <w:bookmarkStart w:id="4" w:name="_Toc1712841419"/>
+      <w:bookmarkStart w:id="5" w:name="_Toc243253743"/>
       <w:r>
         <w:rPr>
           <w:rFonts w:ascii="Times New Roman" w:eastAsia="Times New Roman" w:hAnsi="Times New Roman" w:cs="Times New Roman"/>
@@ -4618,11 +4559,11 @@
         </w:rPr>
         <w:t>Е СВЕДЕНИЯ</w:t>
       </w:r>
-      <w:bookmarkEnd w:id="6"/>
-      <w:bookmarkEnd w:id="7"/>
-      <w:bookmarkEnd w:id="8"/>
-      <w:bookmarkEnd w:id="9"/>
-      <w:bookmarkEnd w:id="10"/>
+      <w:bookmarkEnd w:id="1"/>
+      <w:bookmarkEnd w:id="2"/>
+      <w:bookmarkEnd w:id="3"/>
+      <w:bookmarkEnd w:id="4"/>
+      <w:bookmarkEnd w:id="5"/>
     </w:p>
     <w:p>
       <w:pPr>
@@ -4651,14 +4592,10 @@
           <w:lang w:val="ru-RU"/>
         </w:rPr>
       </w:pPr>
-      <w:bookmarkStart w:id="11" w:name="_Toc584754193"/>
-      <w:bookmarkStart w:id="12" w:name="_Toc1455991713"/>
-      <w:bookmarkStart w:id="13" w:name="_Toc350218524"/>
-      <w:bookmarkStart w:id="14" w:name="_Toc243253744"/>
-      <w:commentRangeStart w:id="15"/>
-      <w:commentRangeStart w:id="16"/>
-      <w:commentRangeStart w:id="17"/>
-      <w:commentRangeStart w:id="18"/>
+      <w:bookmarkStart w:id="6" w:name="_Toc584754193"/>
+      <w:bookmarkStart w:id="7" w:name="_Toc1455991713"/>
+      <w:bookmarkStart w:id="8" w:name="_Toc350218524"/>
+      <w:bookmarkStart w:id="9" w:name="_Toc243253744"/>
       <w:r>
         <w:rPr>
           <w:rFonts w:ascii="Times New Roman" w:eastAsia="Times New Roman" w:hAnsi="Times New Roman" w:cs="Times New Roman"/>
@@ -4673,58 +4610,10 @@
         </w:rPr>
         <w:t>Полное наименование автоматизированной системы и ее условное обозначение</w:t>
       </w:r>
-      <w:bookmarkEnd w:id="11"/>
-      <w:bookmarkEnd w:id="12"/>
-      <w:bookmarkEnd w:id="13"/>
-      <w:bookmarkEnd w:id="14"/>
-      <w:commentRangeEnd w:id="15"/>
-      <w:r>
-        <w:rPr>
-          <w:rStyle w:val="ab"/>
-          <w:rFonts w:ascii="Times New Roman" w:eastAsia="Times New Roman" w:hAnsi="Times New Roman" w:cs="Times New Roman"/>
-          <w:color w:val="000000" w:themeColor="text1"/>
-          <w:sz w:val="28"/>
-          <w:szCs w:val="28"/>
-          <w:lang w:val="ru-RU"/>
-        </w:rPr>
-        <w:commentReference w:id="15"/>
-      </w:r>
-      <w:commentRangeEnd w:id="16"/>
-      <w:r>
-        <w:rPr>
-          <w:rStyle w:val="ab"/>
-          <w:rFonts w:ascii="Times New Roman" w:eastAsia="Times New Roman" w:hAnsi="Times New Roman" w:cs="Times New Roman"/>
-          <w:color w:val="000000" w:themeColor="text1"/>
-          <w:sz w:val="28"/>
-          <w:szCs w:val="28"/>
-          <w:lang w:val="ru-RU"/>
-        </w:rPr>
-        <w:commentReference w:id="16"/>
-      </w:r>
-      <w:commentRangeEnd w:id="17"/>
-      <w:r>
-        <w:rPr>
-          <w:rStyle w:val="ab"/>
-          <w:rFonts w:ascii="Times New Roman" w:eastAsia="Times New Roman" w:hAnsi="Times New Roman" w:cs="Times New Roman"/>
-          <w:color w:val="000000" w:themeColor="text1"/>
-          <w:sz w:val="28"/>
-          <w:szCs w:val="28"/>
-          <w:lang w:val="ru-RU"/>
-        </w:rPr>
-        <w:commentReference w:id="17"/>
-      </w:r>
-      <w:commentRangeEnd w:id="18"/>
-      <w:r>
-        <w:rPr>
-          <w:rStyle w:val="ab"/>
-          <w:rFonts w:ascii="Times New Roman" w:eastAsia="Times New Roman" w:hAnsi="Times New Roman" w:cs="Times New Roman"/>
-          <w:color w:val="000000" w:themeColor="text1"/>
-          <w:sz w:val="28"/>
-          <w:szCs w:val="28"/>
-          <w:lang w:val="ru-RU"/>
-        </w:rPr>
-        <w:commentReference w:id="18"/>
-      </w:r>
+      <w:bookmarkEnd w:id="6"/>
+      <w:bookmarkEnd w:id="7"/>
+      <w:bookmarkEnd w:id="8"/>
+      <w:bookmarkEnd w:id="9"/>
     </w:p>
     <w:p>
       <w:pPr>
@@ -4814,10 +4703,10 @@
           <w:lang w:val="ru-RU"/>
         </w:rPr>
       </w:pPr>
-      <w:bookmarkStart w:id="19" w:name="_Toc1807720866"/>
-      <w:bookmarkStart w:id="20" w:name="_Toc2018177792"/>
-      <w:bookmarkStart w:id="21" w:name="_Toc1956860180"/>
-      <w:bookmarkStart w:id="22" w:name="_Toc243253745"/>
+      <w:bookmarkStart w:id="10" w:name="_Toc1807720866"/>
+      <w:bookmarkStart w:id="11" w:name="_Toc2018177792"/>
+      <w:bookmarkStart w:id="12" w:name="_Toc1956860180"/>
+      <w:bookmarkStart w:id="13" w:name="_Toc243253745"/>
       <w:r>
         <w:rPr>
           <w:rFonts w:ascii="Times New Roman" w:eastAsia="Times New Roman" w:hAnsi="Times New Roman" w:cs="Times New Roman"/>
@@ -4825,9 +4714,9 @@
         </w:rPr>
         <w:t xml:space="preserve">1.2 </w:t>
       </w:r>
-      <w:bookmarkEnd w:id="19"/>
-      <w:bookmarkEnd w:id="20"/>
-      <w:bookmarkEnd w:id="21"/>
+      <w:bookmarkEnd w:id="10"/>
+      <w:bookmarkEnd w:id="11"/>
+      <w:bookmarkEnd w:id="12"/>
       <w:r>
         <w:rPr>
           <w:rFonts w:ascii="Times New Roman" w:eastAsia="Times New Roman" w:hAnsi="Times New Roman" w:cs="Times New Roman"/>
@@ -4835,7 +4724,7 @@
         </w:rPr>
         <w:t>Сведения о заказчике и разработчике</w:t>
       </w:r>
-      <w:bookmarkEnd w:id="22"/>
+      <w:bookmarkEnd w:id="13"/>
     </w:p>
     <w:p>
       <w:pPr>
@@ -4884,7 +4773,23 @@
           <w:rFonts w:ascii="Times New Roman" w:hAnsi="Times New Roman" w:cs="Times New Roman"/>
           <w:lang w:val="ru-RU"/>
         </w:rPr>
-        <w:t>Представителем заказчика является кандидат технических наук, доцент кафедры компьютерных систем в управлении и проектировании (КСУП) Калентьев Алексей Анатольевич.</w:t>
+        <w:t xml:space="preserve">Представителем заказчика является кандидат технических наук, доцент кафедры компьютерных систем в управлении и проектировании (КСУП) </w:t>
+      </w:r>
+      <w:proofErr w:type="spellStart"/>
+      <w:r>
+        <w:rPr>
+          <w:rFonts w:ascii="Times New Roman" w:hAnsi="Times New Roman" w:cs="Times New Roman"/>
+          <w:lang w:val="ru-RU"/>
+        </w:rPr>
+        <w:t>Калентьев</w:t>
+      </w:r>
+      <w:proofErr w:type="spellEnd"/>
+      <w:r>
+        <w:rPr>
+          <w:rFonts w:ascii="Times New Roman" w:hAnsi="Times New Roman" w:cs="Times New Roman"/>
+          <w:lang w:val="ru-RU"/>
+        </w:rPr>
+        <w:t xml:space="preserve"> Алексей Анатольевич.</w:t>
       </w:r>
     </w:p>
     <w:p>
@@ -4922,7 +4827,23 @@
           <w:rFonts w:ascii="Times New Roman" w:hAnsi="Times New Roman" w:cs="Times New Roman"/>
           <w:lang w:val="ru-RU"/>
         </w:rPr>
-        <w:t>Разработчиком является студент ТУСУР Кученко Александр Сергеевич, группа 583-1. Отдельная организация-разработчик не выделяется.</w:t>
+        <w:t xml:space="preserve">Разработчиком является студент ТУСУР </w:t>
+      </w:r>
+      <w:proofErr w:type="spellStart"/>
+      <w:r>
+        <w:rPr>
+          <w:rFonts w:ascii="Times New Roman" w:hAnsi="Times New Roman" w:cs="Times New Roman"/>
+          <w:lang w:val="ru-RU"/>
+        </w:rPr>
+        <w:t>Кученко</w:t>
+      </w:r>
+      <w:proofErr w:type="spellEnd"/>
+      <w:r>
+        <w:rPr>
+          <w:rFonts w:ascii="Times New Roman" w:hAnsi="Times New Roman" w:cs="Times New Roman"/>
+          <w:lang w:val="ru-RU"/>
+        </w:rPr>
+        <w:t xml:space="preserve"> Александр Сергеевич, группа 583-1. Отдельная организация-разработчик не выделяется.</w:t>
       </w:r>
     </w:p>
     <w:p>
@@ -4975,10 +4896,10 @@
           <w:lang w:val="ru-RU"/>
         </w:rPr>
       </w:pPr>
-      <w:bookmarkStart w:id="23" w:name="_Toc1304288543"/>
-      <w:bookmarkStart w:id="24" w:name="_Toc370582932"/>
-      <w:bookmarkStart w:id="25" w:name="_Toc1338891468"/>
-      <w:bookmarkStart w:id="26" w:name="_Toc243253746"/>
+      <w:bookmarkStart w:id="14" w:name="_Toc1304288543"/>
+      <w:bookmarkStart w:id="15" w:name="_Toc370582932"/>
+      <w:bookmarkStart w:id="16" w:name="_Toc1338891468"/>
+      <w:bookmarkStart w:id="17" w:name="_Toc243253746"/>
       <w:r>
         <w:rPr>
           <w:rFonts w:ascii="Times New Roman" w:eastAsia="Times New Roman" w:hAnsi="Times New Roman" w:cs="Times New Roman"/>
@@ -4993,10 +4914,10 @@
         </w:rPr>
         <w:t>Перечень документов, на основании которых создается АС</w:t>
       </w:r>
-      <w:bookmarkEnd w:id="23"/>
-      <w:bookmarkEnd w:id="24"/>
-      <w:bookmarkEnd w:id="25"/>
-      <w:bookmarkEnd w:id="26"/>
+      <w:bookmarkEnd w:id="14"/>
+      <w:bookmarkEnd w:id="15"/>
+      <w:bookmarkEnd w:id="16"/>
+      <w:bookmarkEnd w:id="17"/>
     </w:p>
     <w:p>
       <w:pPr>
@@ -5504,10 +5425,10 @@
           <w:lang w:val="ru-RU"/>
         </w:rPr>
       </w:pPr>
-      <w:bookmarkStart w:id="27" w:name="_Toc594307828"/>
-      <w:bookmarkStart w:id="28" w:name="_Toc1753044380"/>
-      <w:bookmarkStart w:id="29" w:name="_Toc422399439"/>
-      <w:bookmarkStart w:id="30" w:name="_Toc243253747"/>
+      <w:bookmarkStart w:id="18" w:name="_Toc594307828"/>
+      <w:bookmarkStart w:id="19" w:name="_Toc1753044380"/>
+      <w:bookmarkStart w:id="20" w:name="_Toc422399439"/>
+      <w:bookmarkStart w:id="21" w:name="_Toc243253747"/>
       <w:r>
         <w:rPr>
           <w:rFonts w:ascii="Times New Roman" w:eastAsia="Times New Roman" w:hAnsi="Times New Roman" w:cs="Times New Roman"/>
@@ -5529,10 +5450,10 @@
         </w:rPr>
         <w:t>АС</w:t>
       </w:r>
-      <w:bookmarkEnd w:id="27"/>
-      <w:bookmarkEnd w:id="28"/>
-      <w:bookmarkEnd w:id="29"/>
-      <w:bookmarkEnd w:id="30"/>
+      <w:bookmarkEnd w:id="18"/>
+      <w:bookmarkEnd w:id="19"/>
+      <w:bookmarkEnd w:id="20"/>
+      <w:bookmarkEnd w:id="21"/>
       <w:r>
         <w:rPr>
           <w:rFonts w:ascii="Times New Roman" w:eastAsia="Times New Roman" w:hAnsi="Times New Roman" w:cs="Times New Roman"/>
@@ -5804,11 +5725,11 @@
           <w:lang w:val="ru-RU"/>
         </w:rPr>
       </w:pPr>
-      <w:bookmarkStart w:id="31" w:name="_Toc555620008"/>
-      <w:bookmarkStart w:id="32" w:name="_Toc1910366458"/>
-      <w:bookmarkStart w:id="33" w:name="_Toc216816241"/>
-      <w:bookmarkStart w:id="34" w:name="_Toc180952090"/>
-      <w:bookmarkStart w:id="35" w:name="_Toc243253748"/>
+      <w:bookmarkStart w:id="22" w:name="_Toc555620008"/>
+      <w:bookmarkStart w:id="23" w:name="_Toc1910366458"/>
+      <w:bookmarkStart w:id="24" w:name="_Toc216816241"/>
+      <w:bookmarkStart w:id="25" w:name="_Toc180952090"/>
+      <w:bookmarkStart w:id="26" w:name="_Toc243253748"/>
       <w:r>
         <w:rPr>
           <w:rFonts w:ascii="Times New Roman" w:eastAsia="Times New Roman" w:hAnsi="Times New Roman" w:cs="Times New Roman"/>
@@ -5836,71 +5757,136 @@
           <w:lang w:val="ru-RU"/>
         </w:rPr>
         <w:t>СИСТЕМЫ</w:t>
+      </w:r>
+      <w:bookmarkEnd w:id="22"/>
+      <w:bookmarkEnd w:id="23"/>
+      <w:bookmarkEnd w:id="24"/>
+      <w:bookmarkEnd w:id="25"/>
+      <w:bookmarkEnd w:id="26"/>
+    </w:p>
+    <w:p>
+      <w:pPr>
+        <w:pStyle w:val="a3"/>
+        <w:spacing w:line="360" w:lineRule="auto"/>
+        <w:jc w:val="center"/>
+        <w:rPr>
+          <w:rFonts w:ascii="Times New Roman" w:eastAsia="Times New Roman" w:hAnsi="Times New Roman" w:cs="Times New Roman"/>
+          <w:b/>
+          <w:bCs/>
+          <w:lang w:val="ru-RU"/>
+        </w:rPr>
+      </w:pPr>
+    </w:p>
+    <w:p>
+      <w:pPr>
+        <w:pStyle w:val="2"/>
+        <w:tabs>
+          <w:tab w:val="left" w:pos="567"/>
+        </w:tabs>
+        <w:rPr>
+          <w:rFonts w:ascii="Times New Roman" w:eastAsia="Times New Roman" w:hAnsi="Times New Roman" w:cs="Times New Roman"/>
+          <w:lang w:val="ru-RU"/>
+        </w:rPr>
+      </w:pPr>
+      <w:bookmarkStart w:id="27" w:name="_Toc2036087213"/>
+      <w:bookmarkStart w:id="28" w:name="_Toc419814939"/>
+      <w:bookmarkStart w:id="29" w:name="_Toc480328743"/>
+      <w:bookmarkStart w:id="30" w:name="_Toc243253749"/>
+      <w:r>
+        <w:rPr>
+          <w:rFonts w:ascii="Times New Roman" w:eastAsia="Times New Roman" w:hAnsi="Times New Roman" w:cs="Times New Roman"/>
+          <w:lang w:val="ru-RU"/>
+        </w:rPr>
+        <w:t xml:space="preserve">2.1 </w:t>
+      </w:r>
+      <w:r>
+        <w:rPr>
+          <w:rFonts w:ascii="Times New Roman" w:eastAsia="Times New Roman" w:hAnsi="Times New Roman" w:cs="Times New Roman"/>
+          <w:lang w:val="ru-RU"/>
+        </w:rPr>
+        <w:t>Цели создания АС</w:t>
+      </w:r>
+      <w:bookmarkEnd w:id="27"/>
+      <w:bookmarkEnd w:id="28"/>
+      <w:bookmarkEnd w:id="29"/>
+      <w:bookmarkEnd w:id="30"/>
+    </w:p>
+    <w:p>
+      <w:pPr>
+        <w:pStyle w:val="2"/>
+        <w:tabs>
+          <w:tab w:val="left" w:pos="567"/>
+        </w:tabs>
+        <w:rPr>
+          <w:rFonts w:ascii="Times New Roman" w:eastAsia="Times New Roman" w:hAnsi="Times New Roman" w:cs="Times New Roman"/>
+          <w:lang w:val="ru-RU"/>
+        </w:rPr>
+      </w:pPr>
+    </w:p>
+    <w:p>
+      <w:pPr>
+        <w:pStyle w:val="a3"/>
+        <w:spacing w:line="360" w:lineRule="auto"/>
+        <w:ind w:firstLine="709"/>
+        <w:jc w:val="both"/>
+        <w:rPr>
+          <w:rFonts w:ascii="Times New Roman" w:eastAsia="Times New Roman" w:hAnsi="Times New Roman" w:cs="Times New Roman"/>
+          <w:lang w:val="ru-RU"/>
+        </w:rPr>
+      </w:pPr>
+      <w:r>
+        <w:rPr>
+          <w:rFonts w:ascii="Times New Roman" w:eastAsia="Times New Roman" w:hAnsi="Times New Roman" w:cs="Times New Roman"/>
+          <w:lang w:val="ru-RU"/>
+        </w:rPr>
+        <w:t>Целью выполнения работ по разработке плагина «Модульный органайзер» для САПР КОМПАС-3D является автоматизация построения модели модульного настольного органайзера.</w:t>
+      </w:r>
+    </w:p>
+    <w:p>
+      <w:pPr>
+        <w:pStyle w:val="a3"/>
+        <w:spacing w:line="360" w:lineRule="auto"/>
+        <w:ind w:firstLine="709"/>
+        <w:jc w:val="both"/>
+        <w:rPr>
+          <w:rFonts w:ascii="Times New Roman" w:eastAsia="Times New Roman" w:hAnsi="Times New Roman" w:cs="Times New Roman"/>
+          <w:lang w:val="ru-RU"/>
+        </w:rPr>
+      </w:pPr>
+    </w:p>
+    <w:p>
+      <w:pPr>
+        <w:pStyle w:val="2"/>
+        <w:tabs>
+          <w:tab w:val="left" w:pos="709"/>
+        </w:tabs>
+        <w:rPr>
+          <w:rFonts w:ascii="Times New Roman" w:eastAsia="Times New Roman" w:hAnsi="Times New Roman" w:cs="Times New Roman"/>
+          <w:lang w:val="ru-RU"/>
+        </w:rPr>
+      </w:pPr>
+      <w:bookmarkStart w:id="31" w:name="_Toc52597450"/>
+      <w:bookmarkStart w:id="32" w:name="_Toc1984877257"/>
+      <w:bookmarkStart w:id="33" w:name="_Toc1081470814"/>
+      <w:bookmarkStart w:id="34" w:name="_Toc243253750"/>
+      <w:r>
+        <w:rPr>
+          <w:rFonts w:ascii="Times New Roman" w:eastAsia="Times New Roman" w:hAnsi="Times New Roman" w:cs="Times New Roman"/>
+          <w:lang w:val="ru-RU"/>
+        </w:rPr>
+        <w:t xml:space="preserve">2.2 </w:t>
+      </w:r>
+      <w:r>
+        <w:rPr>
+          <w:rFonts w:ascii="Times New Roman" w:eastAsia="Times New Roman" w:hAnsi="Times New Roman" w:cs="Times New Roman"/>
+          <w:lang w:val="ru-RU"/>
+        </w:rPr>
+        <w:t>Назначение АС</w:t>
       </w:r>
       <w:bookmarkEnd w:id="31"/>
       <w:bookmarkEnd w:id="32"/>
       <w:bookmarkEnd w:id="33"/>
       <w:bookmarkEnd w:id="34"/>
-      <w:bookmarkEnd w:id="35"/>
-    </w:p>
-    <w:p>
-      <w:pPr>
-        <w:pStyle w:val="a3"/>
-        <w:spacing w:line="360" w:lineRule="auto"/>
-        <w:jc w:val="center"/>
-        <w:rPr>
-          <w:rFonts w:ascii="Times New Roman" w:eastAsia="Times New Roman" w:hAnsi="Times New Roman" w:cs="Times New Roman"/>
-          <w:b/>
-          <w:bCs/>
-          <w:lang w:val="ru-RU"/>
-        </w:rPr>
-      </w:pPr>
-    </w:p>
-    <w:p>
-      <w:pPr>
-        <w:pStyle w:val="2"/>
-        <w:tabs>
-          <w:tab w:val="left" w:pos="567"/>
-        </w:tabs>
-        <w:rPr>
-          <w:rFonts w:ascii="Times New Roman" w:eastAsia="Times New Roman" w:hAnsi="Times New Roman" w:cs="Times New Roman"/>
-          <w:lang w:val="ru-RU"/>
-        </w:rPr>
-      </w:pPr>
-      <w:bookmarkStart w:id="36" w:name="_Toc2036087213"/>
-      <w:bookmarkStart w:id="37" w:name="_Toc419814939"/>
-      <w:bookmarkStart w:id="38" w:name="_Toc480328743"/>
-      <w:bookmarkStart w:id="39" w:name="_Toc243253749"/>
-      <w:r>
-        <w:rPr>
-          <w:rFonts w:ascii="Times New Roman" w:eastAsia="Times New Roman" w:hAnsi="Times New Roman" w:cs="Times New Roman"/>
-          <w:lang w:val="ru-RU"/>
-        </w:rPr>
-        <w:t xml:space="preserve">2.1 </w:t>
-      </w:r>
-      <w:r>
-        <w:rPr>
-          <w:rFonts w:ascii="Times New Roman" w:eastAsia="Times New Roman" w:hAnsi="Times New Roman" w:cs="Times New Roman"/>
-          <w:lang w:val="ru-RU"/>
-        </w:rPr>
-        <w:t>Цели создания АС</w:t>
-      </w:r>
-      <w:bookmarkEnd w:id="36"/>
-      <w:bookmarkEnd w:id="37"/>
-      <w:bookmarkEnd w:id="38"/>
-      <w:bookmarkEnd w:id="39"/>
-    </w:p>
-    <w:p>
-      <w:pPr>
-        <w:pStyle w:val="2"/>
-        <w:tabs>
-          <w:tab w:val="left" w:pos="567"/>
-        </w:tabs>
-        <w:rPr>
-          <w:rFonts w:ascii="Times New Roman" w:eastAsia="Times New Roman" w:hAnsi="Times New Roman" w:cs="Times New Roman"/>
-          <w:lang w:val="ru-RU"/>
-        </w:rPr>
-      </w:pPr>
     </w:p>
     <w:p>
       <w:pPr>
@@ -5913,13 +5899,6 @@
           <w:lang w:val="ru-RU"/>
         </w:rPr>
       </w:pPr>
-      <w:r>
-        <w:rPr>
-          <w:rFonts w:ascii="Times New Roman" w:eastAsia="Times New Roman" w:hAnsi="Times New Roman" w:cs="Times New Roman"/>
-          <w:lang w:val="ru-RU"/>
-        </w:rPr>
-        <w:t>Целью выполнения работ по разработке плагина «Модульный органайзер» для САПР КОМПАС-3D является автоматизация построения модели модульного настольного органайзера.</w:t>
-      </w:r>
     </w:p>
     <w:p>
       <w:pPr>
@@ -5932,40 +5911,26 @@
           <w:lang w:val="ru-RU"/>
         </w:rPr>
       </w:pPr>
-    </w:p>
-    <w:p>
-      <w:pPr>
-        <w:pStyle w:val="2"/>
-        <w:tabs>
-          <w:tab w:val="left" w:pos="709"/>
-        </w:tabs>
-        <w:rPr>
-          <w:rFonts w:ascii="Times New Roman" w:eastAsia="Times New Roman" w:hAnsi="Times New Roman" w:cs="Times New Roman"/>
-          <w:lang w:val="ru-RU"/>
-        </w:rPr>
-      </w:pPr>
-      <w:bookmarkStart w:id="40" w:name="_Toc52597450"/>
-      <w:bookmarkStart w:id="41" w:name="_Toc1984877257"/>
-      <w:bookmarkStart w:id="42" w:name="_Toc1081470814"/>
-      <w:bookmarkStart w:id="43" w:name="_Toc243253750"/>
-      <w:r>
-        <w:rPr>
-          <w:rFonts w:ascii="Times New Roman" w:eastAsia="Times New Roman" w:hAnsi="Times New Roman" w:cs="Times New Roman"/>
-          <w:lang w:val="ru-RU"/>
-        </w:rPr>
-        <w:t xml:space="preserve">2.2 </w:t>
-      </w:r>
-      <w:r>
-        <w:rPr>
-          <w:rFonts w:ascii="Times New Roman" w:eastAsia="Times New Roman" w:hAnsi="Times New Roman" w:cs="Times New Roman"/>
-          <w:lang w:val="ru-RU"/>
-        </w:rPr>
-        <w:t>Назначение АС</w:t>
-      </w:r>
-      <w:bookmarkEnd w:id="40"/>
-      <w:bookmarkEnd w:id="41"/>
-      <w:bookmarkEnd w:id="42"/>
-      <w:bookmarkEnd w:id="43"/>
+      <w:r>
+        <w:rPr>
+          <w:rFonts w:ascii="Times New Roman" w:eastAsia="Times New Roman" w:hAnsi="Times New Roman" w:cs="Times New Roman"/>
+          <w:lang w:val="ru-RU"/>
+        </w:rPr>
+        <w:t>Назначение разрабатываемого плагина обусловлено необходимостью быстрого создания трехмерных моделей модульного настольного органайзера с различными геометрическими параметрами. Плагин предназначен для задания пользователем параметров модели, проверки корректности введенных значений и автоматического построения параметрической модели в САПР КОМПАС-3</w:t>
+      </w:r>
+      <w:r>
+        <w:rPr>
+          <w:rFonts w:ascii="Times New Roman" w:eastAsia="Times New Roman" w:hAnsi="Times New Roman" w:cs="Times New Roman"/>
+        </w:rPr>
+        <w:t>D</w:t>
+      </w:r>
+      <w:r>
+        <w:rPr>
+          <w:rFonts w:ascii="Times New Roman" w:eastAsia="Times New Roman" w:hAnsi="Times New Roman" w:cs="Times New Roman"/>
+          <w:lang w:val="ru-RU"/>
+        </w:rPr>
+        <w:t>.</w:t>
+      </w:r>
     </w:p>
     <w:p>
       <w:pPr>
@@ -5978,6 +5943,26 @@
           <w:lang w:val="ru-RU"/>
         </w:rPr>
       </w:pPr>
+      <w:r>
+        <w:rPr>
+          <w:rFonts w:ascii="Times New Roman" w:eastAsia="Times New Roman" w:hAnsi="Times New Roman" w:cs="Times New Roman"/>
+          <w:lang w:val="ru-RU"/>
+        </w:rPr>
+        <w:t>Использование плагина позволяет изменять размеры и конфигурацию создаваемого органайзера без необходимости выполнять построение модели вручную. Результатом работы плагина является трехмерная модель органайзера в САПР КОМПАС-3</w:t>
+      </w:r>
+      <w:r>
+        <w:rPr>
+          <w:rFonts w:ascii="Times New Roman" w:eastAsia="Times New Roman" w:hAnsi="Times New Roman" w:cs="Times New Roman"/>
+        </w:rPr>
+        <w:t>D</w:t>
+      </w:r>
+      <w:r>
+        <w:rPr>
+          <w:rFonts w:ascii="Times New Roman" w:eastAsia="Times New Roman" w:hAnsi="Times New Roman" w:cs="Times New Roman"/>
+          <w:lang w:val="ru-RU"/>
+        </w:rPr>
+        <w:t>.</w:t>
+      </w:r>
     </w:p>
     <w:p>
       <w:pPr>
@@ -5988,69 +5973,6 @@
         <w:rPr>
           <w:rFonts w:ascii="Times New Roman" w:eastAsia="Times New Roman" w:hAnsi="Times New Roman" w:cs="Times New Roman"/>
           <w:lang w:val="ru-RU"/>
-        </w:rPr>
-      </w:pPr>
-      <w:r>
-        <w:rPr>
-          <w:rFonts w:ascii="Times New Roman" w:eastAsia="Times New Roman" w:hAnsi="Times New Roman" w:cs="Times New Roman"/>
-          <w:lang w:val="ru-RU"/>
-        </w:rPr>
-        <w:t>Назначение разрабатываемого плагина обусловлено необходимостью быстрого создания трехмерных моделей модульного настольного органайзера с различными геометрическими параметрами. Плагин предназначен для задания пользователем параметров модели, проверки корректности введенных значений и автоматического построения параметрической модели в САПР КОМПАС-3</w:t>
-      </w:r>
-      <w:r>
-        <w:rPr>
-          <w:rFonts w:ascii="Times New Roman" w:eastAsia="Times New Roman" w:hAnsi="Times New Roman" w:cs="Times New Roman"/>
-        </w:rPr>
-        <w:t>D</w:t>
-      </w:r>
-      <w:r>
-        <w:rPr>
-          <w:rFonts w:ascii="Times New Roman" w:eastAsia="Times New Roman" w:hAnsi="Times New Roman" w:cs="Times New Roman"/>
-          <w:lang w:val="ru-RU"/>
-        </w:rPr>
-        <w:t>.</w:t>
-      </w:r>
-    </w:p>
-    <w:p>
-      <w:pPr>
-        <w:pStyle w:val="a3"/>
-        <w:spacing w:line="360" w:lineRule="auto"/>
-        <w:ind w:firstLine="709"/>
-        <w:jc w:val="both"/>
-        <w:rPr>
-          <w:rFonts w:ascii="Times New Roman" w:eastAsia="Times New Roman" w:hAnsi="Times New Roman" w:cs="Times New Roman"/>
-          <w:lang w:val="ru-RU"/>
-        </w:rPr>
-      </w:pPr>
-      <w:r>
-        <w:rPr>
-          <w:rFonts w:ascii="Times New Roman" w:eastAsia="Times New Roman" w:hAnsi="Times New Roman" w:cs="Times New Roman"/>
-          <w:lang w:val="ru-RU"/>
-        </w:rPr>
-        <w:t>Использование плагина позволяет изменять размеры и конфигурацию создаваемого органайзера без необходимости выполнять построение модели вручную. Результатом работы плагина является трехмерная модель органайзера в САПР КОМПАС-3</w:t>
-      </w:r>
-      <w:r>
-        <w:rPr>
-          <w:rFonts w:ascii="Times New Roman" w:eastAsia="Times New Roman" w:hAnsi="Times New Roman" w:cs="Times New Roman"/>
-        </w:rPr>
-        <w:t>D</w:t>
-      </w:r>
-      <w:r>
-        <w:rPr>
-          <w:rFonts w:ascii="Times New Roman" w:eastAsia="Times New Roman" w:hAnsi="Times New Roman" w:cs="Times New Roman"/>
-          <w:lang w:val="ru-RU"/>
-        </w:rPr>
-        <w:t>.</w:t>
-      </w:r>
-    </w:p>
-    <w:p>
-      <w:pPr>
-        <w:pStyle w:val="a3"/>
-        <w:spacing w:line="360" w:lineRule="auto"/>
-        <w:ind w:firstLine="709"/>
-        <w:jc w:val="both"/>
-        <w:rPr>
-          <w:rFonts w:ascii="Times New Roman" w:eastAsia="Times New Roman" w:hAnsi="Times New Roman" w:cs="Times New Roman"/>
         </w:rPr>
       </w:pPr>
       <w:r>
@@ -6090,7 +6012,7 @@
                     <pic:cNvPicPr/>
                   </pic:nvPicPr>
                   <pic:blipFill>
-                    <a:blip r:embed="rId20" cstate="print">
+                    <a:blip r:embed="rId16" cstate="print">
                       <a:extLst>
                         <a:ext uri="{28A0092B-C50C-407E-A947-70E740481C1C}">
                           <a14:useLocalDpi xmlns:a14="http://schemas.microsoft.com/office/drawing/2010/main" val="0"/>
@@ -6131,29 +6053,54 @@
           <w:rFonts w:ascii="Times New Roman" w:eastAsia="Times New Roman" w:hAnsi="Times New Roman" w:cs="Times New Roman"/>
         </w:rPr>
       </w:pPr>
-      <w:r>
-        <w:rPr>
-          <w:rFonts w:ascii="Times New Roman" w:eastAsia="Times New Roman" w:hAnsi="Times New Roman" w:cs="Times New Roman"/>
-        </w:rPr>
-        <w:t xml:space="preserve">Рисунок 2.1 — </w:t>
-      </w:r>
+      <w:proofErr w:type="spellStart"/>
+      <w:r>
+        <w:rPr>
+          <w:rFonts w:ascii="Times New Roman" w:eastAsia="Times New Roman" w:hAnsi="Times New Roman" w:cs="Times New Roman"/>
+        </w:rPr>
+        <w:t>Рисунок</w:t>
+      </w:r>
+      <w:proofErr w:type="spellEnd"/>
+      <w:r>
+        <w:rPr>
+          <w:rFonts w:ascii="Times New Roman" w:eastAsia="Times New Roman" w:hAnsi="Times New Roman" w:cs="Times New Roman"/>
+        </w:rPr>
+        <w:t xml:space="preserve"> 2.1 — </w:t>
+      </w:r>
+      <w:proofErr w:type="spellStart"/>
       <w:r>
         <w:rPr>
           <w:rFonts w:ascii="Times New Roman" w:eastAsia="Times New Roman" w:hAnsi="Times New Roman" w:cs="Times New Roman"/>
         </w:rPr>
         <w:t>Чертеж</w:t>
       </w:r>
-      <w:r>
-        <w:rPr>
-          <w:rFonts w:ascii="Times New Roman" w:eastAsia="Times New Roman" w:hAnsi="Times New Roman" w:cs="Times New Roman"/>
-        </w:rPr>
-        <w:t xml:space="preserve"> </w:t>
-      </w:r>
-      <w:r>
-        <w:rPr>
-          <w:rFonts w:ascii="Times New Roman" w:eastAsia="Times New Roman" w:hAnsi="Times New Roman" w:cs="Times New Roman"/>
-        </w:rPr>
-        <w:t>модульного органайзер</w:t>
+      <w:proofErr w:type="spellEnd"/>
+      <w:r>
+        <w:rPr>
+          <w:rFonts w:ascii="Times New Roman" w:eastAsia="Times New Roman" w:hAnsi="Times New Roman" w:cs="Times New Roman"/>
+        </w:rPr>
+        <w:t xml:space="preserve"> </w:t>
+      </w:r>
+      <w:proofErr w:type="spellStart"/>
+      <w:r>
+        <w:rPr>
+          <w:rFonts w:ascii="Times New Roman" w:eastAsia="Times New Roman" w:hAnsi="Times New Roman" w:cs="Times New Roman"/>
+        </w:rPr>
+        <w:t>модульного</w:t>
+      </w:r>
+      <w:proofErr w:type="spellEnd"/>
+      <w:r>
+        <w:rPr>
+          <w:rFonts w:ascii="Times New Roman" w:eastAsia="Times New Roman" w:hAnsi="Times New Roman" w:cs="Times New Roman"/>
+        </w:rPr>
+        <w:t xml:space="preserve"> </w:t>
+      </w:r>
+      <w:proofErr w:type="spellStart"/>
+      <w:r>
+        <w:rPr>
+          <w:rFonts w:ascii="Times New Roman" w:eastAsia="Times New Roman" w:hAnsi="Times New Roman" w:cs="Times New Roman"/>
+        </w:rPr>
+        <w:t>органайзер</w:t>
       </w:r>
       <w:r>
         <w:rPr>
@@ -6161,6 +6108,7 @@
         </w:rPr>
         <w:t>а</w:t>
       </w:r>
+      <w:proofErr w:type="spellEnd"/>
       <w:r>
         <w:rPr>
           <w:rFonts w:ascii="Times New Roman" w:eastAsia="Times New Roman" w:hAnsi="Times New Roman" w:cs="Times New Roman"/>
@@ -6207,7 +6155,7 @@
                     <pic:cNvPicPr/>
                   </pic:nvPicPr>
                   <pic:blipFill>
-                    <a:blip r:embed="rId21" cstate="print">
+                    <a:blip r:embed="rId17" cstate="print">
                       <a:extLst>
                         <a:ext uri="{28A0092B-C50C-407E-A947-70E740481C1C}">
                           <a14:useLocalDpi xmlns:a14="http://schemas.microsoft.com/office/drawing/2010/main" val="0"/>
@@ -6248,11 +6196,19 @@
           <w:rFonts w:ascii="Times New Roman" w:eastAsia="Times New Roman" w:hAnsi="Times New Roman" w:cs="Times New Roman"/>
         </w:rPr>
       </w:pPr>
-      <w:r>
-        <w:rPr>
-          <w:rFonts w:ascii="Times New Roman" w:eastAsia="Times New Roman" w:hAnsi="Times New Roman" w:cs="Times New Roman"/>
-        </w:rPr>
-        <w:t>Рисунок 2.</w:t>
+      <w:proofErr w:type="spellStart"/>
+      <w:r>
+        <w:rPr>
+          <w:rFonts w:ascii="Times New Roman" w:eastAsia="Times New Roman" w:hAnsi="Times New Roman" w:cs="Times New Roman"/>
+        </w:rPr>
+        <w:t>Рисунок</w:t>
+      </w:r>
+      <w:proofErr w:type="spellEnd"/>
+      <w:r>
+        <w:rPr>
+          <w:rFonts w:ascii="Times New Roman" w:eastAsia="Times New Roman" w:hAnsi="Times New Roman" w:cs="Times New Roman"/>
+        </w:rPr>
+        <w:t xml:space="preserve"> 2.</w:t>
       </w:r>
       <w:r>
         <w:rPr>
@@ -6264,7 +6220,42 @@
         <w:rPr>
           <w:rFonts w:ascii="Times New Roman" w:eastAsia="Times New Roman" w:hAnsi="Times New Roman" w:cs="Times New Roman"/>
         </w:rPr>
-        <w:t xml:space="preserve"> — Модель модульного органайзер</w:t>
+        <w:t xml:space="preserve"> — </w:t>
+      </w:r>
+      <w:proofErr w:type="spellStart"/>
+      <w:r>
+        <w:rPr>
+          <w:rFonts w:ascii="Times New Roman" w:eastAsia="Times New Roman" w:hAnsi="Times New Roman" w:cs="Times New Roman"/>
+        </w:rPr>
+        <w:t>Модель</w:t>
+      </w:r>
+      <w:proofErr w:type="spellEnd"/>
+      <w:r>
+        <w:rPr>
+          <w:rFonts w:ascii="Times New Roman" w:eastAsia="Times New Roman" w:hAnsi="Times New Roman" w:cs="Times New Roman"/>
+        </w:rPr>
+        <w:t xml:space="preserve"> </w:t>
+      </w:r>
+      <w:proofErr w:type="spellStart"/>
+      <w:r>
+        <w:rPr>
+          <w:rFonts w:ascii="Times New Roman" w:eastAsia="Times New Roman" w:hAnsi="Times New Roman" w:cs="Times New Roman"/>
+        </w:rPr>
+        <w:t>модульного</w:t>
+      </w:r>
+      <w:proofErr w:type="spellEnd"/>
+      <w:r>
+        <w:rPr>
+          <w:rFonts w:ascii="Times New Roman" w:eastAsia="Times New Roman" w:hAnsi="Times New Roman" w:cs="Times New Roman"/>
+        </w:rPr>
+        <w:t xml:space="preserve"> </w:t>
+      </w:r>
+      <w:proofErr w:type="spellStart"/>
+      <w:r>
+        <w:rPr>
+          <w:rFonts w:ascii="Times New Roman" w:eastAsia="Times New Roman" w:hAnsi="Times New Roman" w:cs="Times New Roman"/>
+        </w:rPr>
+        <w:t>органайзер</w:t>
       </w:r>
       <w:r>
         <w:rPr>
@@ -6272,6 +6263,7 @@
         </w:rPr>
         <w:t>а</w:t>
       </w:r>
+      <w:proofErr w:type="spellEnd"/>
       <w:r>
         <w:rPr>
           <w:rFonts w:ascii="Times New Roman" w:eastAsia="Times New Roman" w:hAnsi="Times New Roman" w:cs="Times New Roman"/>
@@ -6288,10 +6280,10 @@
           <w:rFonts w:ascii="Times New Roman" w:eastAsia="Times New Roman" w:hAnsi="Times New Roman" w:cs="Times New Roman"/>
         </w:rPr>
         <w:sectPr>
-          <w:headerReference w:type="default" r:id="rId22"/>
-          <w:footerReference w:type="default" r:id="rId23"/>
-          <w:headerReference w:type="first" r:id="rId24"/>
-          <w:footerReference w:type="first" r:id="rId25"/>
+          <w:headerReference w:type="default" r:id="rId18"/>
+          <w:footerReference w:type="default" r:id="rId19"/>
+          <w:headerReference w:type="first" r:id="rId20"/>
+          <w:footerReference w:type="first" r:id="rId21"/>
           <w:pgSz w:w="11910" w:h="16840"/>
           <w:pgMar w:top="1134" w:right="851" w:bottom="1134" w:left="1701" w:header="0" w:footer="816" w:gutter="0"/>
           <w:pgNumType w:start="4"/>
@@ -6319,11 +6311,11 @@
           <w:szCs w:val="28"/>
         </w:rPr>
       </w:pPr>
-      <w:bookmarkStart w:id="44" w:name="_Toc268718422"/>
-      <w:bookmarkStart w:id="45" w:name="_Toc758897758"/>
-      <w:bookmarkStart w:id="46" w:name="_Toc281653392"/>
-      <w:bookmarkStart w:id="47" w:name="_Toc697619279"/>
-      <w:bookmarkStart w:id="48" w:name="_Toc243253751"/>
+      <w:bookmarkStart w:id="35" w:name="_Toc268718422"/>
+      <w:bookmarkStart w:id="36" w:name="_Toc758897758"/>
+      <w:bookmarkStart w:id="37" w:name="_Toc281653392"/>
+      <w:bookmarkStart w:id="38" w:name="_Toc697619279"/>
+      <w:bookmarkStart w:id="39" w:name="_Toc243253751"/>
       <w:r>
         <w:rPr>
           <w:rFonts w:ascii="Times New Roman" w:eastAsia="Times New Roman" w:hAnsi="Times New Roman" w:cs="Times New Roman"/>
@@ -6333,11 +6325,11 @@
         <w:lastRenderedPageBreak/>
         <w:t>ТРЕБОВАНИЯ К АВТОМАТИЗИРОВАННОЙ СИСТЕМЕ</w:t>
       </w:r>
-      <w:bookmarkEnd w:id="44"/>
-      <w:bookmarkEnd w:id="45"/>
-      <w:bookmarkEnd w:id="46"/>
-      <w:bookmarkEnd w:id="47"/>
-      <w:bookmarkEnd w:id="48"/>
+      <w:bookmarkEnd w:id="35"/>
+      <w:bookmarkEnd w:id="36"/>
+      <w:bookmarkEnd w:id="37"/>
+      <w:bookmarkEnd w:id="38"/>
+      <w:bookmarkEnd w:id="39"/>
     </w:p>
     <w:p>
       <w:pPr>
@@ -6364,9 +6356,9 @@
           <w:lang w:val="ru-RU"/>
         </w:rPr>
       </w:pPr>
-      <w:bookmarkStart w:id="49" w:name="_Toc3197271"/>
-      <w:bookmarkStart w:id="50" w:name="_Toc572404802"/>
-      <w:bookmarkStart w:id="51" w:name="_Toc243253752"/>
+      <w:bookmarkStart w:id="40" w:name="_Toc3197271"/>
+      <w:bookmarkStart w:id="41" w:name="_Toc572404802"/>
+      <w:bookmarkStart w:id="42" w:name="_Toc243253752"/>
       <w:r>
         <w:rPr>
           <w:rFonts w:ascii="Times New Roman" w:eastAsia="Times New Roman" w:hAnsi="Times New Roman" w:cs="Times New Roman"/>
@@ -6381,9 +6373,9 @@
         </w:rPr>
         <w:t>Требования к структуре АС в целом</w:t>
       </w:r>
-      <w:bookmarkEnd w:id="49"/>
-      <w:bookmarkEnd w:id="50"/>
-      <w:bookmarkEnd w:id="51"/>
+      <w:bookmarkEnd w:id="40"/>
+      <w:bookmarkEnd w:id="41"/>
+      <w:bookmarkEnd w:id="42"/>
     </w:p>
     <w:p>
       <w:pPr>
@@ -6409,9 +6401,9 @@
           <w:lang w:val="ru-RU"/>
         </w:rPr>
       </w:pPr>
-      <w:bookmarkStart w:id="52" w:name="_Toc62558832"/>
-      <w:bookmarkStart w:id="53" w:name="_Toc325233621"/>
-      <w:bookmarkStart w:id="54" w:name="_Toc243253753"/>
+      <w:bookmarkStart w:id="43" w:name="_Toc62558832"/>
+      <w:bookmarkStart w:id="44" w:name="_Toc325233621"/>
+      <w:bookmarkStart w:id="45" w:name="_Toc243253753"/>
       <w:r>
         <w:rPr>
           <w:rFonts w:ascii="Times New Roman" w:eastAsia="Times New Roman" w:hAnsi="Times New Roman" w:cs="Times New Roman"/>
@@ -6426,9 +6418,9 @@
         </w:rPr>
         <w:t>Требования к структуре и функционированию системы</w:t>
       </w:r>
-      <w:bookmarkEnd w:id="52"/>
-      <w:bookmarkEnd w:id="53"/>
-      <w:bookmarkEnd w:id="54"/>
+      <w:bookmarkEnd w:id="43"/>
+      <w:bookmarkEnd w:id="44"/>
+      <w:bookmarkEnd w:id="45"/>
       <w:r>
         <w:rPr>
           <w:rFonts w:ascii="Times New Roman" w:eastAsia="Times New Roman" w:hAnsi="Times New Roman" w:cs="Times New Roman"/>
@@ -6925,6 +6917,7 @@
         </w:rPr>
         <w:t xml:space="preserve"> </w:t>
       </w:r>
+      <w:proofErr w:type="spellStart"/>
       <w:r>
         <w:rPr>
           <w:rFonts w:ascii="Times New Roman" w:eastAsia="Times New Roman" w:hAnsi="Times New Roman" w:cs="Times New Roman"/>
@@ -6934,6 +6927,7 @@
         </w:rPr>
         <w:t>шт</w:t>
       </w:r>
+      <w:proofErr w:type="spellEnd"/>
       <w:r>
         <w:rPr>
           <w:rFonts w:ascii="Times New Roman" w:eastAsia="Times New Roman" w:hAnsi="Times New Roman" w:cs="Times New Roman"/>
@@ -7018,7 +7012,23 @@
           <w:rFonts w:ascii="Times New Roman" w:hAnsi="Times New Roman" w:cs="Times New Roman"/>
           <w:lang w:val="ru-RU"/>
         </w:rPr>
-        <w:t xml:space="preserve">−1 секций имеют одинаковую внутреннюю ширину </w:t>
+        <w:t xml:space="preserve">−1 </w:t>
+      </w:r>
+      <w:proofErr w:type="gramStart"/>
+      <w:r>
+        <w:rPr>
+          <w:rFonts w:ascii="Times New Roman" w:hAnsi="Times New Roman" w:cs="Times New Roman"/>
+          <w:lang w:val="ru-RU"/>
+        </w:rPr>
+        <w:t>секций</w:t>
+      </w:r>
+      <w:proofErr w:type="gramEnd"/>
+      <w:r>
+        <w:rPr>
+          <w:rFonts w:ascii="Times New Roman" w:hAnsi="Times New Roman" w:cs="Times New Roman"/>
+          <w:lang w:val="ru-RU"/>
+        </w:rPr>
+        <w:t xml:space="preserve"> имеют одинаковую внутреннюю ширину </w:t>
       </w:r>
       <w:r>
         <w:rPr>
@@ -7482,35 +7492,11 @@
         </w:rPr>
         <w:t xml:space="preserve">Параметры L и S вводятся пользователем независимо через отдельные текстовые поля. При изменении L система пересчитывает допустимый диапазон S по формуле (3), а при изменении S — допустимый диапазон L по формуле (4). При изменении N или </w:t>
       </w:r>
-      <w:commentRangeStart w:id="55"/>
-      <w:commentRangeStart w:id="56"/>
       <w:r>
         <w:rPr>
           <w:rFonts w:ascii="Times New Roman" w:hAnsi="Times New Roman" w:cs="Times New Roman"/>
         </w:rPr>
         <w:t>T</w:t>
-      </w:r>
-      <w:commentRangeEnd w:id="55"/>
-      <w:r>
-        <w:rPr>
-          <w:rStyle w:val="ab"/>
-          <w:rFonts w:ascii="Times New Roman" w:hAnsi="Times New Roman" w:cs="Times New Roman"/>
-          <w:sz w:val="28"/>
-          <w:szCs w:val="28"/>
-          <w:lang w:val="ru-RU"/>
-        </w:rPr>
-        <w:commentReference w:id="55"/>
-      </w:r>
-      <w:commentRangeEnd w:id="56"/>
-      <w:r>
-        <w:rPr>
-          <w:rStyle w:val="ab"/>
-          <w:rFonts w:ascii="Times New Roman" w:hAnsi="Times New Roman" w:cs="Times New Roman"/>
-          <w:sz w:val="28"/>
-          <w:szCs w:val="28"/>
-          <w:lang w:val="ru-RU"/>
-        </w:rPr>
-        <w:commentReference w:id="56"/>
       </w:r>
       <w:r>
         <w:rPr>
@@ -7573,6 +7559,7 @@
         <w:jc w:val="both"/>
         <w:rPr>
           <w:rFonts w:ascii="Times New Roman" w:eastAsia="Times New Roman" w:hAnsi="Times New Roman" w:cs="Times New Roman"/>
+          <w:lang w:val="ru-RU"/>
         </w:rPr>
       </w:pPr>
       <w:r>
@@ -7609,9 +7596,9 @@
           <w:lang w:val="ru-RU"/>
         </w:rPr>
       </w:pPr>
-      <w:bookmarkStart w:id="57" w:name="_Toc417328859"/>
-      <w:bookmarkStart w:id="58" w:name="_Toc1451954922"/>
-      <w:bookmarkStart w:id="59" w:name="_Toc243253754"/>
+      <w:bookmarkStart w:id="46" w:name="_Toc417328859"/>
+      <w:bookmarkStart w:id="47" w:name="_Toc1451954922"/>
+      <w:bookmarkStart w:id="48" w:name="_Toc243253754"/>
       <w:r>
         <w:rPr>
           <w:rFonts w:ascii="Times New Roman" w:eastAsia="Times New Roman" w:hAnsi="Times New Roman" w:cs="Times New Roman"/>
@@ -7627,9 +7614,9 @@
         </w:rPr>
         <w:t>Требования к численности и квалификации персонала системы</w:t>
       </w:r>
-      <w:bookmarkEnd w:id="57"/>
-      <w:bookmarkEnd w:id="58"/>
-      <w:bookmarkEnd w:id="59"/>
+      <w:bookmarkEnd w:id="46"/>
+      <w:bookmarkEnd w:id="47"/>
+      <w:bookmarkEnd w:id="48"/>
     </w:p>
     <w:p>
       <w:pPr>
@@ -7855,9 +7842,9 @@
           <w:lang w:val="ru-RU"/>
         </w:rPr>
       </w:pPr>
-      <w:bookmarkStart w:id="60" w:name="_Toc1447261141"/>
-      <w:bookmarkStart w:id="61" w:name="_Toc27375916"/>
-      <w:bookmarkStart w:id="62" w:name="_Toc243253755"/>
+      <w:bookmarkStart w:id="49" w:name="_Toc1447261141"/>
+      <w:bookmarkStart w:id="50" w:name="_Toc27375916"/>
+      <w:bookmarkStart w:id="51" w:name="_Toc243253755"/>
       <w:r>
         <w:rPr>
           <w:rFonts w:ascii="Times New Roman" w:eastAsia="Times New Roman" w:hAnsi="Times New Roman" w:cs="Times New Roman"/>
@@ -7872,9 +7859,9 @@
         </w:rPr>
         <w:t>Показатели назначения</w:t>
       </w:r>
-      <w:bookmarkEnd w:id="60"/>
-      <w:bookmarkEnd w:id="61"/>
-      <w:bookmarkEnd w:id="62"/>
+      <w:bookmarkEnd w:id="49"/>
+      <w:bookmarkEnd w:id="50"/>
+      <w:bookmarkEnd w:id="51"/>
     </w:p>
     <w:p>
       <w:pPr>
@@ -8096,8 +8083,6 @@
         </w:rPr>
         <w:t xml:space="preserve">САПР не должно превышать </w:t>
       </w:r>
-      <w:commentRangeStart w:id="63"/>
-      <w:commentRangeStart w:id="64"/>
       <w:r>
         <w:rPr>
           <w:rFonts w:ascii="Times New Roman" w:eastAsia="Times New Roman" w:hAnsi="Times New Roman" w:cs="Times New Roman"/>
@@ -8106,28 +8091,6 @@
           <w:lang w:val="ru-RU"/>
         </w:rPr>
         <w:t xml:space="preserve">одной </w:t>
-      </w:r>
-      <w:commentRangeEnd w:id="63"/>
-      <w:r>
-        <w:rPr>
-          <w:rStyle w:val="ab"/>
-          <w:rFonts w:ascii="Times New Roman" w:eastAsia="Times New Roman" w:hAnsi="Times New Roman" w:cs="Times New Roman"/>
-          <w:sz w:val="28"/>
-          <w:szCs w:val="28"/>
-          <w:lang w:val="ru-RU"/>
-        </w:rPr>
-        <w:commentReference w:id="63"/>
-      </w:r>
-      <w:commentRangeEnd w:id="64"/>
-      <w:r>
-        <w:rPr>
-          <w:rStyle w:val="ab"/>
-          <w:rFonts w:ascii="Times New Roman" w:eastAsia="Times New Roman" w:hAnsi="Times New Roman" w:cs="Times New Roman"/>
-          <w:sz w:val="28"/>
-          <w:szCs w:val="28"/>
-          <w:lang w:val="ru-RU"/>
-        </w:rPr>
-        <w:commentReference w:id="64"/>
       </w:r>
       <w:r>
         <w:rPr>
@@ -8274,9 +8237,9 @@
           <w:lang w:val="ru-RU"/>
         </w:rPr>
       </w:pPr>
-      <w:bookmarkStart w:id="65" w:name="_Toc957867118"/>
-      <w:bookmarkStart w:id="66" w:name="_Toc861292726"/>
-      <w:bookmarkStart w:id="67" w:name="_Toc243253756"/>
+      <w:bookmarkStart w:id="52" w:name="_Toc957867118"/>
+      <w:bookmarkStart w:id="53" w:name="_Toc861292726"/>
+      <w:bookmarkStart w:id="54" w:name="_Toc243253756"/>
       <w:r>
         <w:rPr>
           <w:rFonts w:ascii="Times New Roman" w:eastAsia="Times New Roman" w:hAnsi="Times New Roman" w:cs="Times New Roman"/>
@@ -8291,9 +8254,9 @@
         </w:rPr>
         <w:t>Требования к надежности</w:t>
       </w:r>
-      <w:bookmarkEnd w:id="65"/>
-      <w:bookmarkEnd w:id="66"/>
-      <w:bookmarkEnd w:id="67"/>
+      <w:bookmarkEnd w:id="52"/>
+      <w:bookmarkEnd w:id="53"/>
+      <w:bookmarkEnd w:id="54"/>
     </w:p>
     <w:p>
       <w:pPr>
@@ -8422,9 +8385,9 @@
           <w:lang w:val="ru-RU"/>
         </w:rPr>
       </w:pPr>
-      <w:bookmarkStart w:id="68" w:name="_Toc861852713"/>
-      <w:bookmarkStart w:id="69" w:name="_Toc551472563"/>
-      <w:bookmarkStart w:id="70" w:name="_Toc243253757"/>
+      <w:bookmarkStart w:id="55" w:name="_Toc861852713"/>
+      <w:bookmarkStart w:id="56" w:name="_Toc551472563"/>
+      <w:bookmarkStart w:id="57" w:name="_Toc243253757"/>
       <w:r>
         <w:rPr>
           <w:rFonts w:ascii="Times New Roman" w:eastAsia="Times New Roman" w:hAnsi="Times New Roman" w:cs="Times New Roman"/>
@@ -8446,9 +8409,9 @@
         </w:rPr>
         <w:t>Требования к безопасности</w:t>
       </w:r>
-      <w:bookmarkEnd w:id="68"/>
-      <w:bookmarkEnd w:id="69"/>
-      <w:bookmarkEnd w:id="70"/>
+      <w:bookmarkEnd w:id="55"/>
+      <w:bookmarkEnd w:id="56"/>
+      <w:bookmarkEnd w:id="57"/>
     </w:p>
     <w:p>
       <w:pPr>
@@ -8510,6 +8473,7 @@
         <w:jc w:val="both"/>
         <w:rPr>
           <w:rFonts w:ascii="Times New Roman" w:eastAsia="Times New Roman" w:hAnsi="Times New Roman" w:cs="Times New Roman"/>
+          <w:lang w:val="ru-RU"/>
         </w:rPr>
       </w:pPr>
     </w:p>
@@ -8520,6 +8484,7 @@
         <w:jc w:val="both"/>
         <w:rPr>
           <w:rFonts w:ascii="Times New Roman" w:eastAsia="Times New Roman" w:hAnsi="Times New Roman" w:cs="Times New Roman"/>
+          <w:lang w:val="ru-RU"/>
         </w:rPr>
       </w:pPr>
     </w:p>
@@ -8530,6 +8495,7 @@
         <w:jc w:val="both"/>
         <w:rPr>
           <w:rFonts w:ascii="Times New Roman" w:eastAsia="Times New Roman" w:hAnsi="Times New Roman" w:cs="Times New Roman"/>
+          <w:lang w:val="ru-RU"/>
         </w:rPr>
       </w:pPr>
     </w:p>
@@ -8540,6 +8506,7 @@
         <w:jc w:val="both"/>
         <w:rPr>
           <w:rFonts w:ascii="Times New Roman" w:eastAsia="Times New Roman" w:hAnsi="Times New Roman" w:cs="Times New Roman"/>
+          <w:lang w:val="ru-RU"/>
         </w:rPr>
       </w:pPr>
     </w:p>
@@ -8550,6 +8517,7 @@
         <w:jc w:val="both"/>
         <w:rPr>
           <w:rFonts w:ascii="Times New Roman" w:eastAsia="Times New Roman" w:hAnsi="Times New Roman" w:cs="Times New Roman"/>
+          <w:lang w:val="ru-RU"/>
         </w:rPr>
       </w:pPr>
     </w:p>
@@ -8565,9 +8533,9 @@
           <w:lang w:val="ru-RU"/>
         </w:rPr>
       </w:pPr>
-      <w:bookmarkStart w:id="71" w:name="_Toc340697909"/>
-      <w:bookmarkStart w:id="72" w:name="_Toc1864472755"/>
-      <w:bookmarkStart w:id="73" w:name="_Toc243253758"/>
+      <w:bookmarkStart w:id="58" w:name="_Toc340697909"/>
+      <w:bookmarkStart w:id="59" w:name="_Toc1864472755"/>
+      <w:bookmarkStart w:id="60" w:name="_Toc243253758"/>
       <w:r>
         <w:rPr>
           <w:rFonts w:ascii="Times New Roman" w:eastAsia="Times New Roman" w:hAnsi="Times New Roman" w:cs="Times New Roman"/>
@@ -8583,9 +8551,9 @@
         </w:rPr>
         <w:t>Требования к эргономике и технической эстетике</w:t>
       </w:r>
-      <w:bookmarkEnd w:id="71"/>
-      <w:bookmarkEnd w:id="72"/>
-      <w:bookmarkEnd w:id="73"/>
+      <w:bookmarkEnd w:id="58"/>
+      <w:bookmarkEnd w:id="59"/>
+      <w:bookmarkEnd w:id="60"/>
     </w:p>
     <w:p>
       <w:pPr>
@@ -8795,7 +8763,23 @@
           <w:rFonts w:ascii="Times New Roman" w:eastAsia="Times New Roman" w:hAnsi="Times New Roman" w:cs="Times New Roman"/>
           <w:lang w:val="ru-RU"/>
         </w:rPr>
-        <w:t>верстке интерфейсов desktop-приложений указанным в источнике [</w:t>
+        <w:t xml:space="preserve">верстке интерфейсов </w:t>
+      </w:r>
+      <w:proofErr w:type="spellStart"/>
+      <w:r>
+        <w:rPr>
+          <w:rFonts w:ascii="Times New Roman" w:eastAsia="Times New Roman" w:hAnsi="Times New Roman" w:cs="Times New Roman"/>
+          <w:lang w:val="ru-RU"/>
+        </w:rPr>
+        <w:t>desktop</w:t>
+      </w:r>
+      <w:proofErr w:type="spellEnd"/>
+      <w:r>
+        <w:rPr>
+          <w:rFonts w:ascii="Times New Roman" w:eastAsia="Times New Roman" w:hAnsi="Times New Roman" w:cs="Times New Roman"/>
+          <w:lang w:val="ru-RU"/>
+        </w:rPr>
+        <w:t>-приложений указанным в источнике [</w:t>
       </w:r>
       <w:r>
         <w:rPr>
@@ -8839,9 +8823,9 @@
           <w:lang w:val="ru-RU"/>
         </w:rPr>
       </w:pPr>
-      <w:bookmarkStart w:id="74" w:name="_Toc1340047683"/>
-      <w:bookmarkStart w:id="75" w:name="_Toc276548606"/>
-      <w:bookmarkStart w:id="76" w:name="_Toc243253759"/>
+      <w:bookmarkStart w:id="61" w:name="_Toc1340047683"/>
+      <w:bookmarkStart w:id="62" w:name="_Toc276548606"/>
+      <w:bookmarkStart w:id="63" w:name="_Toc243253759"/>
       <w:r>
         <w:rPr>
           <w:rFonts w:ascii="Times New Roman" w:eastAsia="Times New Roman" w:hAnsi="Times New Roman" w:cs="Times New Roman"/>
@@ -8856,9 +8840,9 @@
         </w:rPr>
         <w:t>Требования к эксплуатации, техническому обслуживанию, ремонту и хранению компонентов системы</w:t>
       </w:r>
-      <w:bookmarkEnd w:id="74"/>
-      <w:bookmarkEnd w:id="75"/>
-      <w:bookmarkEnd w:id="76"/>
+      <w:bookmarkEnd w:id="61"/>
+      <w:bookmarkEnd w:id="62"/>
+      <w:bookmarkEnd w:id="63"/>
     </w:p>
     <w:p>
       <w:pPr>
@@ -9113,9 +9097,9 @@
           <w:lang w:val="ru-RU"/>
         </w:rPr>
       </w:pPr>
-      <w:bookmarkStart w:id="77" w:name="_Toc434978308"/>
-      <w:bookmarkStart w:id="78" w:name="_Toc823144576"/>
-      <w:bookmarkStart w:id="79" w:name="_Toc243253760"/>
+      <w:bookmarkStart w:id="64" w:name="_Toc434978308"/>
+      <w:bookmarkStart w:id="65" w:name="_Toc823144576"/>
+      <w:bookmarkStart w:id="66" w:name="_Toc243253760"/>
       <w:r>
         <w:rPr>
           <w:rFonts w:ascii="Times New Roman" w:eastAsia="Times New Roman" w:hAnsi="Times New Roman" w:cs="Times New Roman"/>
@@ -9200,9 +9184,9 @@
         </w:rPr>
         <w:t>несанкционированного доступа</w:t>
       </w:r>
-      <w:bookmarkEnd w:id="77"/>
-      <w:bookmarkEnd w:id="78"/>
-      <w:bookmarkEnd w:id="79"/>
+      <w:bookmarkEnd w:id="64"/>
+      <w:bookmarkEnd w:id="65"/>
+      <w:bookmarkEnd w:id="66"/>
     </w:p>
     <w:p>
       <w:pPr>
@@ -9365,9 +9349,9 @@
           <w:lang w:val="ru-RU"/>
         </w:rPr>
       </w:pPr>
-      <w:bookmarkStart w:id="80" w:name="_Toc306583184"/>
-      <w:bookmarkStart w:id="81" w:name="_Toc1966548575"/>
-      <w:bookmarkStart w:id="82" w:name="_Toc243253761"/>
+      <w:bookmarkStart w:id="67" w:name="_Toc306583184"/>
+      <w:bookmarkStart w:id="68" w:name="_Toc1966548575"/>
+      <w:bookmarkStart w:id="69" w:name="_Toc243253761"/>
       <w:r>
         <w:rPr>
           <w:rFonts w:ascii="Times New Roman" w:eastAsia="Times New Roman" w:hAnsi="Times New Roman" w:cs="Times New Roman"/>
@@ -9382,9 +9366,9 @@
         </w:rPr>
         <w:t>Требования по сохранности информации при авариях</w:t>
       </w:r>
-      <w:bookmarkEnd w:id="80"/>
-      <w:bookmarkEnd w:id="81"/>
-      <w:bookmarkEnd w:id="82"/>
+      <w:bookmarkEnd w:id="67"/>
+      <w:bookmarkEnd w:id="68"/>
+      <w:bookmarkEnd w:id="69"/>
     </w:p>
     <w:p>
       <w:pPr>
@@ -9611,9 +9595,9 @@
           <w:lang w:val="ru-RU"/>
         </w:rPr>
       </w:pPr>
-      <w:bookmarkStart w:id="83" w:name="_Toc2068005601"/>
-      <w:bookmarkStart w:id="84" w:name="_Toc11401694"/>
-      <w:bookmarkStart w:id="85" w:name="_Toc243253762"/>
+      <w:bookmarkStart w:id="70" w:name="_Toc2068005601"/>
+      <w:bookmarkStart w:id="71" w:name="_Toc11401694"/>
+      <w:bookmarkStart w:id="72" w:name="_Toc243253762"/>
       <w:r>
         <w:rPr>
           <w:rFonts w:ascii="Times New Roman" w:eastAsia="Times New Roman" w:hAnsi="Times New Roman" w:cs="Times New Roman"/>
@@ -9628,9 +9612,9 @@
         </w:rPr>
         <w:t>Требования к защите от влияния внешних воздействий</w:t>
       </w:r>
-      <w:bookmarkEnd w:id="83"/>
-      <w:bookmarkEnd w:id="84"/>
-      <w:bookmarkEnd w:id="85"/>
+      <w:bookmarkEnd w:id="70"/>
+      <w:bookmarkEnd w:id="71"/>
+      <w:bookmarkEnd w:id="72"/>
     </w:p>
     <w:p>
       <w:pPr>
@@ -9663,6 +9647,7 @@
           <w:spacing w:val="-2"/>
           <w:sz w:val="28"/>
           <w:szCs w:val="28"/>
+          <w:lang w:val="ru-RU"/>
         </w:rPr>
       </w:pPr>
       <w:r>
@@ -9702,8 +9687,8 @@
         </w:rPr>
         <w:t>предъявляются.</w:t>
       </w:r>
-      <w:bookmarkStart w:id="86" w:name="_Toc1730367958"/>
-      <w:bookmarkStart w:id="87" w:name="_Toc526729296"/>
+      <w:bookmarkStart w:id="73" w:name="_Toc1730367958"/>
+      <w:bookmarkStart w:id="74" w:name="_Toc526729296"/>
     </w:p>
     <w:p>
       <w:pPr>
@@ -9719,6 +9704,7 @@
           <w:spacing w:val="-2"/>
           <w:sz w:val="28"/>
           <w:szCs w:val="28"/>
+          <w:lang w:val="ru-RU"/>
         </w:rPr>
       </w:pPr>
     </w:p>
@@ -9735,7 +9721,7 @@
           <w:lang w:val="ru-RU"/>
         </w:rPr>
       </w:pPr>
-      <w:bookmarkStart w:id="88" w:name="_Toc243253763"/>
+      <w:bookmarkStart w:id="75" w:name="_Toc243253763"/>
       <w:r>
         <w:rPr>
           <w:rFonts w:ascii="Times New Roman" w:eastAsia="Times New Roman" w:hAnsi="Times New Roman" w:cs="Times New Roman"/>
@@ -9751,9 +9737,9 @@
         </w:rPr>
         <w:t>Требования к патентной чистоте</w:t>
       </w:r>
-      <w:bookmarkEnd w:id="86"/>
-      <w:bookmarkEnd w:id="87"/>
-      <w:bookmarkEnd w:id="88"/>
+      <w:bookmarkEnd w:id="73"/>
+      <w:bookmarkEnd w:id="74"/>
+      <w:bookmarkEnd w:id="75"/>
     </w:p>
     <w:p>
       <w:pPr>
@@ -9903,9 +9889,9 @@
           <w:lang w:val="ru-RU"/>
         </w:rPr>
       </w:pPr>
-      <w:bookmarkStart w:id="89" w:name="_Toc963648664"/>
-      <w:bookmarkStart w:id="90" w:name="_Toc1820722809"/>
-      <w:bookmarkStart w:id="91" w:name="_Toc243253764"/>
+      <w:bookmarkStart w:id="76" w:name="_Toc963648664"/>
+      <w:bookmarkStart w:id="77" w:name="_Toc1820722809"/>
+      <w:bookmarkStart w:id="78" w:name="_Toc243253764"/>
       <w:r>
         <w:rPr>
           <w:rFonts w:ascii="Times New Roman" w:eastAsia="Times New Roman" w:hAnsi="Times New Roman" w:cs="Times New Roman"/>
@@ -9920,9 +9906,9 @@
         </w:rPr>
         <w:t>Требования по стандартизации и унификации</w:t>
       </w:r>
-      <w:bookmarkEnd w:id="89"/>
-      <w:bookmarkEnd w:id="90"/>
-      <w:bookmarkEnd w:id="91"/>
+      <w:bookmarkEnd w:id="76"/>
+      <w:bookmarkEnd w:id="77"/>
+      <w:bookmarkEnd w:id="78"/>
     </w:p>
     <w:p>
       <w:pPr>
@@ -9995,9 +9981,9 @@
           <w:lang w:val="ru-RU"/>
         </w:rPr>
       </w:pPr>
-      <w:bookmarkStart w:id="92" w:name="_Toc2009450463"/>
-      <w:bookmarkStart w:id="93" w:name="_Toc1864994777"/>
-      <w:bookmarkStart w:id="94" w:name="_Toc243253765"/>
+      <w:bookmarkStart w:id="79" w:name="_Toc2009450463"/>
+      <w:bookmarkStart w:id="80" w:name="_Toc1864994777"/>
+      <w:bookmarkStart w:id="81" w:name="_Toc243253765"/>
       <w:r>
         <w:rPr>
           <w:rFonts w:ascii="Times New Roman" w:eastAsia="Times New Roman" w:hAnsi="Times New Roman" w:cs="Times New Roman"/>
@@ -10012,9 +9998,9 @@
         </w:rPr>
         <w:t>Требования к функциям (задачам), выполняемым АС</w:t>
       </w:r>
-      <w:bookmarkEnd w:id="92"/>
-      <w:bookmarkEnd w:id="93"/>
-      <w:bookmarkEnd w:id="94"/>
+      <w:bookmarkEnd w:id="79"/>
+      <w:bookmarkEnd w:id="80"/>
+      <w:bookmarkEnd w:id="81"/>
     </w:p>
     <w:p>
       <w:pPr>
@@ -10041,9 +10027,9 @@
           <w:lang w:val="ru-RU"/>
         </w:rPr>
       </w:pPr>
-      <w:bookmarkStart w:id="95" w:name="_Toc1973123594"/>
-      <w:bookmarkStart w:id="96" w:name="_Toc629443409"/>
-      <w:bookmarkStart w:id="97" w:name="_Toc243253766"/>
+      <w:bookmarkStart w:id="82" w:name="_Toc1973123594"/>
+      <w:bookmarkStart w:id="83" w:name="_Toc629443409"/>
+      <w:bookmarkStart w:id="84" w:name="_Toc243253766"/>
       <w:r>
         <w:rPr>
           <w:rFonts w:ascii="Times New Roman" w:eastAsia="Times New Roman" w:hAnsi="Times New Roman" w:cs="Times New Roman"/>
@@ -10058,9 +10044,9 @@
         </w:rPr>
         <w:t>Перечень функций, задач или их комплексов</w:t>
       </w:r>
-      <w:bookmarkEnd w:id="95"/>
-      <w:bookmarkEnd w:id="96"/>
-      <w:bookmarkEnd w:id="97"/>
+      <w:bookmarkEnd w:id="82"/>
+      <w:bookmarkEnd w:id="83"/>
+      <w:bookmarkEnd w:id="84"/>
     </w:p>
     <w:p>
       <w:pPr>
@@ -10185,10 +10171,11 @@
         <w:jc w:val="left"/>
         <w:rPr>
           <w:rFonts w:ascii="Times New Roman" w:eastAsia="Times New Roman" w:hAnsi="Times New Roman" w:cs="Times New Roman"/>
-        </w:rPr>
-      </w:pPr>
-      <w:bookmarkStart w:id="98" w:name="_Toc1837921395"/>
-      <w:bookmarkStart w:id="99" w:name="_Toc2116872741"/>
+          <w:lang w:val="ru-RU"/>
+        </w:rPr>
+      </w:pPr>
+      <w:bookmarkStart w:id="85" w:name="_Toc1837921395"/>
+      <w:bookmarkStart w:id="86" w:name="_Toc2116872741"/>
     </w:p>
     <w:p>
       <w:pPr>
@@ -10201,6 +10188,7 @@
         <w:jc w:val="left"/>
         <w:rPr>
           <w:rFonts w:ascii="Times New Roman" w:eastAsia="Times New Roman" w:hAnsi="Times New Roman" w:cs="Times New Roman"/>
+          <w:lang w:val="ru-RU"/>
         </w:rPr>
       </w:pPr>
     </w:p>
@@ -10215,6 +10203,7 @@
         <w:jc w:val="left"/>
         <w:rPr>
           <w:rFonts w:ascii="Times New Roman" w:eastAsia="Times New Roman" w:hAnsi="Times New Roman" w:cs="Times New Roman"/>
+          <w:lang w:val="ru-RU"/>
         </w:rPr>
       </w:pPr>
     </w:p>
@@ -10229,6 +10218,7 @@
         <w:jc w:val="left"/>
         <w:rPr>
           <w:rFonts w:ascii="Times New Roman" w:eastAsia="Times New Roman" w:hAnsi="Times New Roman" w:cs="Times New Roman"/>
+          <w:lang w:val="ru-RU"/>
         </w:rPr>
       </w:pPr>
     </w:p>
@@ -10243,6 +10233,7 @@
         <w:jc w:val="left"/>
         <w:rPr>
           <w:rFonts w:ascii="Times New Roman" w:eastAsia="Times New Roman" w:hAnsi="Times New Roman" w:cs="Times New Roman"/>
+          <w:lang w:val="ru-RU"/>
         </w:rPr>
       </w:pPr>
     </w:p>
@@ -10257,6 +10248,7 @@
         <w:jc w:val="left"/>
         <w:rPr>
           <w:rFonts w:ascii="Times New Roman" w:eastAsia="Times New Roman" w:hAnsi="Times New Roman" w:cs="Times New Roman"/>
+          <w:lang w:val="ru-RU"/>
         </w:rPr>
       </w:pPr>
     </w:p>
@@ -10273,7 +10265,7 @@
           <w:lang w:val="ru-RU"/>
         </w:rPr>
       </w:pPr>
-      <w:bookmarkStart w:id="100" w:name="_Toc243253767"/>
+      <w:bookmarkStart w:id="87" w:name="_Toc243253767"/>
       <w:r>
         <w:rPr>
           <w:rFonts w:ascii="Times New Roman" w:eastAsia="Times New Roman" w:hAnsi="Times New Roman" w:cs="Times New Roman"/>
@@ -10289,9 +10281,9 @@
         </w:rPr>
         <w:t>Требования к видам обеспечения АС</w:t>
       </w:r>
-      <w:bookmarkEnd w:id="98"/>
-      <w:bookmarkEnd w:id="99"/>
-      <w:bookmarkEnd w:id="100"/>
+      <w:bookmarkEnd w:id="85"/>
+      <w:bookmarkEnd w:id="86"/>
+      <w:bookmarkEnd w:id="87"/>
     </w:p>
     <w:p>
       <w:pPr>
@@ -10318,9 +10310,9 @@
           <w:lang w:val="ru-RU"/>
         </w:rPr>
       </w:pPr>
-      <w:bookmarkStart w:id="101" w:name="_Toc495869366"/>
-      <w:bookmarkStart w:id="102" w:name="_Toc1701543706"/>
-      <w:bookmarkStart w:id="103" w:name="_Toc243253768"/>
+      <w:bookmarkStart w:id="88" w:name="_Toc495869366"/>
+      <w:bookmarkStart w:id="89" w:name="_Toc1701543706"/>
+      <w:bookmarkStart w:id="90" w:name="_Toc243253768"/>
       <w:r>
         <w:rPr>
           <w:rFonts w:ascii="Times New Roman" w:eastAsia="Times New Roman" w:hAnsi="Times New Roman" w:cs="Times New Roman"/>
@@ -10335,9 +10327,9 @@
         </w:rPr>
         <w:t>Требования к математическому обеспечению системы</w:t>
       </w:r>
-      <w:bookmarkEnd w:id="101"/>
-      <w:bookmarkEnd w:id="102"/>
-      <w:bookmarkEnd w:id="103"/>
+      <w:bookmarkEnd w:id="88"/>
+      <w:bookmarkEnd w:id="89"/>
+      <w:bookmarkEnd w:id="90"/>
     </w:p>
     <w:p>
       <w:pPr>
@@ -10370,6 +10362,7 @@
           <w:spacing w:val="-2"/>
           <w:sz w:val="28"/>
           <w:szCs w:val="28"/>
+          <w:lang w:val="ru-RU"/>
         </w:rPr>
       </w:pPr>
       <w:r>
@@ -10380,41 +10373,7 @@
           <w:szCs w:val="28"/>
           <w:lang w:val="ru-RU"/>
         </w:rPr>
-        <w:t xml:space="preserve">В системе должно быть реализовано математическое обеспечение для расчёта допустимых диапазонов взаимозависимых параметров и размещения </w:t>
-      </w:r>
-      <w:commentRangeStart w:id="104"/>
-      <w:commentRangeStart w:id="105"/>
-      <w:r>
-        <w:rPr>
-          <w:rFonts w:ascii="Times New Roman" w:hAnsi="Times New Roman" w:cs="Times New Roman"/>
-          <w:spacing w:val="-2"/>
-          <w:sz w:val="28"/>
-          <w:szCs w:val="28"/>
-          <w:lang w:val="ru-RU"/>
-        </w:rPr>
-        <w:t>секций модульного органайзера.</w:t>
-      </w:r>
-      <w:commentRangeEnd w:id="104"/>
-      <w:r>
-        <w:rPr>
-          <w:rStyle w:val="ab"/>
-          <w:rFonts w:ascii="Times New Roman" w:hAnsi="Times New Roman" w:cs="Times New Roman"/>
-          <w:spacing w:val="-2"/>
-          <w:sz w:val="28"/>
-          <w:szCs w:val="28"/>
-        </w:rPr>
-        <w:commentReference w:id="104"/>
-      </w:r>
-      <w:commentRangeEnd w:id="105"/>
-      <w:r>
-        <w:rPr>
-          <w:rStyle w:val="ab"/>
-          <w:rFonts w:ascii="Times New Roman" w:hAnsi="Times New Roman" w:cs="Times New Roman"/>
-          <w:spacing w:val="-2"/>
-          <w:sz w:val="28"/>
-          <w:szCs w:val="28"/>
-        </w:rPr>
-        <w:commentReference w:id="105"/>
+        <w:t>В системе должно быть реализовано математическое обеспечение для расчёта допустимых диапазонов взаимозависимых параметров и размещения секций модульного органайзера.</w:t>
       </w:r>
     </w:p>
     <w:p>
@@ -11575,8 +11534,43 @@
                       <w:rFonts w:ascii="Cambria Math" w:hAnsi="Cambria Math" w:cs="Times New Roman"/>
                       <w:sz w:val="28"/>
                       <w:szCs w:val="28"/>
+                      <w:lang w:val="ru-RU"/>
                     </w:rPr>
-                    <m:t>200; N⋅S+</m:t>
+                    <m:t>200;</m:t>
+                  </m:r>
+                  <m:r>
+                    <w:rPr>
+                      <w:rFonts w:ascii="Cambria Math" w:hAnsi="Cambria Math" w:cs="Times New Roman"/>
+                      <w:sz w:val="28"/>
+                      <w:szCs w:val="28"/>
+                    </w:rPr>
+                    <m:t> N</m:t>
+                  </m:r>
+                  <m:r>
+                    <w:rPr>
+                      <w:rFonts w:ascii="Cambria Math" w:hAnsi="Cambria Math" w:cs="Times New Roman"/>
+                      <w:sz w:val="28"/>
+                      <w:szCs w:val="28"/>
+                      <w:lang w:val="ru-RU"/>
+                    </w:rPr>
+                    <m:t>⋅</m:t>
+                  </m:r>
+                  <m:r>
+                    <w:rPr>
+                      <w:rFonts w:ascii="Cambria Math" w:hAnsi="Cambria Math" w:cs="Times New Roman"/>
+                      <w:sz w:val="28"/>
+                      <w:szCs w:val="28"/>
+                    </w:rPr>
+                    <m:t>S</m:t>
+                  </m:r>
+                  <m:r>
+                    <w:rPr>
+                      <w:rFonts w:ascii="Cambria Math" w:hAnsi="Cambria Math" w:cs="Times New Roman"/>
+                      <w:sz w:val="28"/>
+                      <w:szCs w:val="28"/>
+                      <w:lang w:val="ru-RU"/>
+                    </w:rPr>
+                    <m:t>+</m:t>
                   </m:r>
                   <m:d>
                     <m:dPr>
@@ -11595,7 +11589,16 @@
                           <w:sz w:val="28"/>
                           <w:szCs w:val="28"/>
                         </w:rPr>
-                        <m:t>N+1</m:t>
+                        <m:t>N</m:t>
+                      </m:r>
+                      <m:r>
+                        <w:rPr>
+                          <w:rFonts w:ascii="Cambria Math" w:hAnsi="Cambria Math" w:cs="Times New Roman"/>
+                          <w:sz w:val="28"/>
+                          <w:szCs w:val="28"/>
+                          <w:lang w:val="ru-RU"/>
+                        </w:rPr>
+                        <m:t>+1</m:t>
                       </m:r>
                     </m:e>
                   </m:d>
@@ -11604,8 +11607,43 @@
                       <w:rFonts w:ascii="Cambria Math" w:hAnsi="Cambria Math" w:cs="Times New Roman"/>
                       <w:sz w:val="28"/>
                       <w:szCs w:val="28"/>
+                      <w:lang w:val="ru-RU"/>
                     </w:rPr>
-                    <m:t>⋅T)≤L≤</m:t>
+                    <m:t>⋅</m:t>
+                  </m:r>
+                  <m:r>
+                    <w:rPr>
+                      <w:rFonts w:ascii="Cambria Math" w:hAnsi="Cambria Math" w:cs="Times New Roman"/>
+                      <w:sz w:val="28"/>
+                      <w:szCs w:val="28"/>
+                    </w:rPr>
+                    <m:t>T</m:t>
+                  </m:r>
+                  <m:r>
+                    <w:rPr>
+                      <w:rFonts w:ascii="Cambria Math" w:hAnsi="Cambria Math" w:cs="Times New Roman"/>
+                      <w:sz w:val="28"/>
+                      <w:szCs w:val="28"/>
+                      <w:lang w:val="ru-RU"/>
+                    </w:rPr>
+                    <m:t>)≤</m:t>
+                  </m:r>
+                  <m:r>
+                    <w:rPr>
+                      <w:rFonts w:ascii="Cambria Math" w:hAnsi="Cambria Math" w:cs="Times New Roman"/>
+                      <w:sz w:val="28"/>
+                      <w:szCs w:val="28"/>
+                    </w:rPr>
+                    <m:t>L</m:t>
+                  </m:r>
+                  <m:r>
+                    <w:rPr>
+                      <w:rFonts w:ascii="Cambria Math" w:hAnsi="Cambria Math" w:cs="Times New Roman"/>
+                      <w:sz w:val="28"/>
+                      <w:szCs w:val="28"/>
+                      <w:lang w:val="ru-RU"/>
+                    </w:rPr>
+                    <m:t>≤</m:t>
                   </m:r>
                   <m:func>
                     <m:funcPr>
@@ -11647,8 +11685,17 @@
                               <w:rFonts w:ascii="Cambria Math" w:hAnsi="Cambria Math" w:cs="Times New Roman"/>
                               <w:sz w:val="28"/>
                               <w:szCs w:val="28"/>
+                              <w:lang w:val="ru-RU"/>
                             </w:rPr>
-                            <m:t>500; </m:t>
+                            <m:t>500;</m:t>
+                          </m:r>
+                          <m:r>
+                            <w:rPr>
+                              <w:rFonts w:ascii="Cambria Math" w:hAnsi="Cambria Math" w:cs="Times New Roman"/>
+                              <w:sz w:val="28"/>
+                              <w:szCs w:val="28"/>
+                            </w:rPr>
+                            <m:t> </m:t>
                           </m:r>
                           <m:d>
                             <m:dPr>
@@ -11667,7 +11714,16 @@
                                   <w:sz w:val="28"/>
                                   <w:szCs w:val="28"/>
                                 </w:rPr>
-                                <m:t>N-1</m:t>
+                                <m:t>N</m:t>
+                              </m:r>
+                              <m:r>
+                                <w:rPr>
+                                  <w:rFonts w:ascii="Cambria Math" w:hAnsi="Cambria Math" w:cs="Times New Roman"/>
+                                  <w:sz w:val="28"/>
+                                  <w:szCs w:val="28"/>
+                                  <w:lang w:val="ru-RU"/>
+                                </w:rPr>
+                                <m:t>-1</m:t>
                               </m:r>
                             </m:e>
                           </m:d>
@@ -11676,8 +11732,26 @@
                               <w:rFonts w:ascii="Cambria Math" w:hAnsi="Cambria Math" w:cs="Times New Roman"/>
                               <w:sz w:val="28"/>
                               <w:szCs w:val="28"/>
+                              <w:lang w:val="ru-RU"/>
                             </w:rPr>
-                            <m:t>⋅S+</m:t>
+                            <m:t>⋅</m:t>
+                          </m:r>
+                          <m:r>
+                            <w:rPr>
+                              <w:rFonts w:ascii="Cambria Math" w:hAnsi="Cambria Math" w:cs="Times New Roman"/>
+                              <w:sz w:val="28"/>
+                              <w:szCs w:val="28"/>
+                            </w:rPr>
+                            <m:t>S</m:t>
+                          </m:r>
+                          <m:r>
+                            <w:rPr>
+                              <w:rFonts w:ascii="Cambria Math" w:hAnsi="Cambria Math" w:cs="Times New Roman"/>
+                              <w:sz w:val="28"/>
+                              <w:szCs w:val="28"/>
+                              <w:lang w:val="ru-RU"/>
+                            </w:rPr>
+                            <m:t>+</m:t>
                           </m:r>
                           <m:d>
                             <m:dPr>
@@ -11696,7 +11770,16 @@
                                   <w:sz w:val="28"/>
                                   <w:szCs w:val="28"/>
                                 </w:rPr>
-                                <m:t>N+1</m:t>
+                                <m:t>N</m:t>
+                              </m:r>
+                              <m:r>
+                                <w:rPr>
+                                  <w:rFonts w:ascii="Cambria Math" w:hAnsi="Cambria Math" w:cs="Times New Roman"/>
+                                  <w:sz w:val="28"/>
+                                  <w:szCs w:val="28"/>
+                                  <w:lang w:val="ru-RU"/>
+                                </w:rPr>
+                                <m:t>+1</m:t>
                               </m:r>
                             </m:e>
                           </m:d>
@@ -11705,8 +11788,26 @@
                               <w:rFonts w:ascii="Cambria Math" w:hAnsi="Cambria Math" w:cs="Times New Roman"/>
                               <w:sz w:val="28"/>
                               <w:szCs w:val="28"/>
+                              <w:lang w:val="ru-RU"/>
                             </w:rPr>
-                            <m:t>⋅T+100</m:t>
+                            <m:t>⋅</m:t>
+                          </m:r>
+                          <m:r>
+                            <w:rPr>
+                              <w:rFonts w:ascii="Cambria Math" w:hAnsi="Cambria Math" w:cs="Times New Roman"/>
+                              <w:sz w:val="28"/>
+                              <w:szCs w:val="28"/>
+                            </w:rPr>
+                            <m:t>T</m:t>
+                          </m:r>
+                          <m:r>
+                            <w:rPr>
+                              <w:rFonts w:ascii="Cambria Math" w:hAnsi="Cambria Math" w:cs="Times New Roman"/>
+                              <w:sz w:val="28"/>
+                              <w:szCs w:val="28"/>
+                              <w:lang w:val="ru-RU"/>
+                            </w:rPr>
+                            <m:t>+100</m:t>
                           </m:r>
                         </m:e>
                       </m:d>
@@ -11719,12 +11820,16 @@
                   <w:rFonts w:ascii="Cambria Math" w:hAnsi="Cambria Math" w:cs="Times New Roman"/>
                   <w:sz w:val="28"/>
                   <w:szCs w:val="28"/>
+                  <w:lang w:val="ru-RU"/>
                 </w:rPr>
                 <m:t>. (4)</m:t>
               </m:r>
             </m:e>
           </m:func>
           <m:r>
+            <m:rPr>
+              <m:sty m:val="p"/>
+            </m:rPr>
             <w:rPr>
               <w:rFonts w:ascii="Cambria Math" w:hAnsi="Cambria Math" w:cs="Times New Roman"/>
               <w:spacing w:val="-2"/>
@@ -11875,6 +11980,7 @@
           <w:spacing w:val="-2"/>
           <w:sz w:val="28"/>
           <w:szCs w:val="28"/>
+          <w:lang w:val="ru-RU"/>
         </w:rPr>
       </w:pPr>
       <w:r>
@@ -11902,6 +12008,7 @@
           <w:spacing w:val="-2"/>
           <w:sz w:val="28"/>
           <w:szCs w:val="28"/>
+          <w:lang w:val="ru-RU"/>
         </w:rPr>
       </w:pPr>
     </w:p>
@@ -11919,6 +12026,7 @@
           <w:spacing w:val="-2"/>
           <w:sz w:val="28"/>
           <w:szCs w:val="28"/>
+          <w:lang w:val="ru-RU"/>
         </w:rPr>
       </w:pPr>
     </w:p>
@@ -12139,6 +12247,7 @@
         </w:rPr>
         <w:t xml:space="preserve">Перегородка с номером </w:t>
       </w:r>
+      <w:proofErr w:type="spellStart"/>
       <w:r>
         <w:rPr>
           <w:rFonts w:ascii="Times New Roman" w:hAnsi="Times New Roman" w:cs="Times New Roman"/>
@@ -12148,6 +12257,7 @@
         </w:rPr>
         <w:t>i</w:t>
       </w:r>
+      <w:proofErr w:type="spellEnd"/>
       <w:r>
         <w:rPr>
           <w:rFonts w:ascii="Times New Roman" w:hAnsi="Times New Roman" w:cs="Times New Roman"/>
@@ -12158,6 +12268,7 @@
         </w:rPr>
         <w:t xml:space="preserve">, где </w:t>
       </w:r>
+      <w:proofErr w:type="spellStart"/>
       <w:r>
         <w:rPr>
           <w:rFonts w:ascii="Times New Roman" w:hAnsi="Times New Roman" w:cs="Times New Roman"/>
@@ -12167,6 +12278,7 @@
         </w:rPr>
         <w:t>i</w:t>
       </w:r>
+      <w:proofErr w:type="spellEnd"/>
       <w:r>
         <w:rPr>
           <w:rFonts w:ascii="Times New Roman" w:hAnsi="Times New Roman" w:cs="Times New Roman"/>
@@ -12196,6 +12308,7 @@
         </w:rPr>
         <w:t xml:space="preserve">−1, занимает интервал от </w:t>
       </w:r>
+      <w:proofErr w:type="spellStart"/>
       <w:r>
         <w:rPr>
           <w:rFonts w:ascii="Times New Roman" w:hAnsi="Times New Roman" w:cs="Times New Roman"/>
@@ -12205,6 +12318,7 @@
         </w:rPr>
         <w:t>i</w:t>
       </w:r>
+      <w:proofErr w:type="spellEnd"/>
       <w:r>
         <w:rPr>
           <w:rFonts w:ascii="Times New Roman" w:hAnsi="Times New Roman" w:cs="Times New Roman"/>
@@ -12253,6 +12367,7 @@
         </w:rPr>
         <w:t xml:space="preserve">) до </w:t>
       </w:r>
+      <w:proofErr w:type="spellStart"/>
       <w:r>
         <w:rPr>
           <w:rFonts w:ascii="Times New Roman" w:hAnsi="Times New Roman" w:cs="Times New Roman"/>
@@ -12262,6 +12377,7 @@
         </w:rPr>
         <w:t>i</w:t>
       </w:r>
+      <w:proofErr w:type="spellEnd"/>
       <w:r>
         <w:rPr>
           <w:rFonts w:ascii="Times New Roman" w:hAnsi="Times New Roman" w:cs="Times New Roman"/>
@@ -12291,6 +12407,7 @@
         </w:rPr>
         <w:t>+</w:t>
       </w:r>
+      <w:proofErr w:type="gramStart"/>
       <w:r>
         <w:rPr>
           <w:rFonts w:ascii="Times New Roman" w:hAnsi="Times New Roman" w:cs="Times New Roman"/>
@@ -12310,6 +12427,7 @@
         </w:rPr>
         <w:t>)+</w:t>
       </w:r>
+      <w:proofErr w:type="gramEnd"/>
       <w:r>
         <w:rPr>
           <w:rFonts w:ascii="Times New Roman" w:hAnsi="Times New Roman" w:cs="Times New Roman"/>
@@ -12477,9 +12595,9 @@
           <w:lang w:val="ru-RU"/>
         </w:rPr>
       </w:pPr>
-      <w:bookmarkStart w:id="106" w:name="_Toc2040776708"/>
-      <w:bookmarkStart w:id="107" w:name="_Toc155919557"/>
-      <w:bookmarkStart w:id="108" w:name="_Toc243253769"/>
+      <w:bookmarkStart w:id="91" w:name="_Toc2040776708"/>
+      <w:bookmarkStart w:id="92" w:name="_Toc155919557"/>
+      <w:bookmarkStart w:id="93" w:name="_Toc243253769"/>
       <w:r>
         <w:rPr>
           <w:rFonts w:ascii="Times New Roman" w:eastAsia="Times New Roman" w:hAnsi="Times New Roman" w:cs="Times New Roman"/>
@@ -12494,9 +12612,9 @@
         </w:rPr>
         <w:t>Требования к информационному обеспечению системы</w:t>
       </w:r>
-      <w:bookmarkEnd w:id="106"/>
-      <w:bookmarkEnd w:id="107"/>
-      <w:bookmarkEnd w:id="108"/>
+      <w:bookmarkEnd w:id="91"/>
+      <w:bookmarkEnd w:id="92"/>
+      <w:bookmarkEnd w:id="93"/>
     </w:p>
     <w:p>
       <w:pPr>
@@ -12717,9 +12835,9 @@
           <w:lang w:val="ru-RU"/>
         </w:rPr>
       </w:pPr>
-      <w:bookmarkStart w:id="109" w:name="_Toc635769003"/>
-      <w:bookmarkStart w:id="110" w:name="_Toc126244198"/>
-      <w:bookmarkStart w:id="111" w:name="_Toc243253770"/>
+      <w:bookmarkStart w:id="94" w:name="_Toc635769003"/>
+      <w:bookmarkStart w:id="95" w:name="_Toc126244198"/>
+      <w:bookmarkStart w:id="96" w:name="_Toc243253770"/>
       <w:r>
         <w:rPr>
           <w:rFonts w:ascii="Times New Roman" w:eastAsia="Times New Roman" w:hAnsi="Times New Roman" w:cs="Times New Roman"/>
@@ -12748,9 +12866,9 @@
         </w:rPr>
         <w:t>обеспечению системы</w:t>
       </w:r>
-      <w:bookmarkEnd w:id="109"/>
-      <w:bookmarkEnd w:id="110"/>
-      <w:bookmarkEnd w:id="111"/>
+      <w:bookmarkEnd w:id="94"/>
+      <w:bookmarkEnd w:id="95"/>
+      <w:bookmarkEnd w:id="96"/>
     </w:p>
     <w:p>
       <w:pPr>
@@ -12826,6 +12944,7 @@
           <w:rFonts w:ascii="Times New Roman" w:eastAsia="Times New Roman" w:hAnsi="Times New Roman" w:cs="Times New Roman"/>
           <w:sz w:val="28"/>
           <w:szCs w:val="28"/>
+          <w:lang w:val="ru-RU"/>
         </w:rPr>
       </w:pPr>
       <w:r>
@@ -12857,6 +12976,7 @@
           <w:rFonts w:ascii="Times New Roman" w:hAnsi="Times New Roman" w:cs="Times New Roman"/>
           <w:sz w:val="28"/>
           <w:szCs w:val="28"/>
+          <w:lang w:val="ru-RU"/>
         </w:rPr>
       </w:pPr>
     </w:p>
@@ -12869,7 +12989,7 @@
           <w:lang w:val="ru-RU"/>
         </w:rPr>
       </w:pPr>
-      <w:bookmarkStart w:id="112" w:name="_Toc243253771"/>
+      <w:bookmarkStart w:id="97" w:name="_Toc243253771"/>
       <w:r>
         <w:rPr>
           <w:rFonts w:ascii="Times New Roman" w:hAnsi="Times New Roman" w:cs="Times New Roman"/>
@@ -12877,7 +12997,7 @@
         </w:rPr>
         <w:t>3.3.4 Требования к программному обеспечению системы</w:t>
       </w:r>
-      <w:bookmarkEnd w:id="112"/>
+      <w:bookmarkEnd w:id="97"/>
     </w:p>
     <w:p>
       <w:pPr>
@@ -13327,6 +13447,7 @@
           <w:rFonts w:ascii="Times New Roman" w:hAnsi="Times New Roman" w:cs="Times New Roman"/>
           <w:sz w:val="28"/>
           <w:szCs w:val="28"/>
+          <w:lang w:val="ru-RU"/>
         </w:rPr>
       </w:pPr>
       <w:r>
@@ -13382,8 +13503,8 @@
         </w:rPr>
         <w:t xml:space="preserve"> осуществляется в соответствии с условиями лицензии её правообладателя.</w:t>
       </w:r>
-      <w:bookmarkStart w:id="113" w:name="_Toc2146930747"/>
-      <w:bookmarkStart w:id="114" w:name="_Toc691530595"/>
+      <w:bookmarkStart w:id="98" w:name="_Toc2146930747"/>
+      <w:bookmarkStart w:id="99" w:name="_Toc691530595"/>
     </w:p>
     <w:p>
       <w:pPr>
@@ -13394,6 +13515,7 @@
         <w:jc w:val="center"/>
         <w:rPr>
           <w:rFonts w:ascii="Times New Roman" w:eastAsia="Times New Roman" w:hAnsi="Times New Roman" w:cs="Times New Roman"/>
+          <w:lang w:val="ru-RU"/>
         </w:rPr>
       </w:pPr>
     </w:p>
@@ -13409,7 +13531,7 @@
           <w:lang w:val="ru-RU"/>
         </w:rPr>
       </w:pPr>
-      <w:bookmarkStart w:id="115" w:name="_Toc243253772"/>
+      <w:bookmarkStart w:id="100" w:name="_Toc243253772"/>
       <w:r>
         <w:rPr>
           <w:rFonts w:ascii="Times New Roman" w:eastAsia="Times New Roman" w:hAnsi="Times New Roman" w:cs="Times New Roman"/>
@@ -13438,9 +13560,9 @@
         </w:rPr>
         <w:t>Требования к техническому обеспечению системы</w:t>
       </w:r>
-      <w:bookmarkEnd w:id="113"/>
-      <w:bookmarkEnd w:id="114"/>
-      <w:bookmarkEnd w:id="115"/>
+      <w:bookmarkEnd w:id="98"/>
+      <w:bookmarkEnd w:id="99"/>
+      <w:bookmarkEnd w:id="100"/>
       <w:r>
         <w:rPr>
           <w:rFonts w:ascii="Times New Roman" w:eastAsia="Times New Roman" w:hAnsi="Times New Roman" w:cs="Times New Roman"/>
@@ -13678,9 +13800,9 @@
           <w:lang w:val="ru-RU"/>
         </w:rPr>
       </w:pPr>
-      <w:bookmarkStart w:id="116" w:name="_Toc809919578"/>
-      <w:bookmarkStart w:id="117" w:name="_Toc872627478"/>
-      <w:bookmarkStart w:id="118" w:name="_Toc243253773"/>
+      <w:bookmarkStart w:id="101" w:name="_Toc809919578"/>
+      <w:bookmarkStart w:id="102" w:name="_Toc872627478"/>
+      <w:bookmarkStart w:id="103" w:name="_Toc243253773"/>
       <w:r>
         <w:rPr>
           <w:rFonts w:ascii="Times New Roman" w:eastAsia="Times New Roman" w:hAnsi="Times New Roman" w:cs="Times New Roman"/>
@@ -13709,9 +13831,9 @@
         </w:rPr>
         <w:t>Требования к метрологическому обеспечению</w:t>
       </w:r>
-      <w:bookmarkEnd w:id="116"/>
-      <w:bookmarkEnd w:id="117"/>
-      <w:bookmarkEnd w:id="118"/>
+      <w:bookmarkEnd w:id="101"/>
+      <w:bookmarkEnd w:id="102"/>
+      <w:bookmarkEnd w:id="103"/>
     </w:p>
     <w:p>
       <w:pPr>
@@ -13748,6 +13870,7 @@
         <w:rPr>
           <w:rFonts w:ascii="Times New Roman" w:eastAsia="Times New Roman" w:hAnsi="Times New Roman" w:cs="Times New Roman"/>
           <w:spacing w:val="-2"/>
+          <w:lang w:val="ru-RU"/>
         </w:rPr>
       </w:pPr>
       <w:r>
@@ -13841,8 +13964,8 @@
         </w:rPr>
         <w:t>предъявляются.</w:t>
       </w:r>
-      <w:bookmarkStart w:id="119" w:name="_Toc333196826"/>
-      <w:bookmarkStart w:id="120" w:name="_Toc1234909924"/>
+      <w:bookmarkStart w:id="104" w:name="_Toc333196826"/>
+      <w:bookmarkStart w:id="105" w:name="_Toc1234909924"/>
     </w:p>
     <w:p>
       <w:pPr>
@@ -13860,6 +13983,7 @@
         <w:rPr>
           <w:rFonts w:ascii="Times New Roman" w:eastAsia="Times New Roman" w:hAnsi="Times New Roman" w:cs="Times New Roman"/>
           <w:spacing w:val="-2"/>
+          <w:lang w:val="ru-RU"/>
         </w:rPr>
       </w:pPr>
     </w:p>
@@ -13879,6 +14003,7 @@
         <w:rPr>
           <w:rFonts w:ascii="Times New Roman" w:eastAsia="Times New Roman" w:hAnsi="Times New Roman" w:cs="Times New Roman"/>
           <w:spacing w:val="-2"/>
+          <w:lang w:val="ru-RU"/>
         </w:rPr>
       </w:pPr>
     </w:p>
@@ -13897,6 +14022,7 @@
         <w:jc w:val="both"/>
         <w:rPr>
           <w:rFonts w:ascii="Times New Roman" w:eastAsia="Times New Roman" w:hAnsi="Times New Roman" w:cs="Times New Roman"/>
+          <w:lang w:val="ru-RU"/>
         </w:rPr>
       </w:pPr>
     </w:p>
@@ -13925,7 +14051,7 @@
           <w:lang w:val="ru-RU"/>
         </w:rPr>
       </w:pPr>
-      <w:bookmarkStart w:id="121" w:name="_Toc243253774"/>
+      <w:bookmarkStart w:id="106" w:name="_Toc243253774"/>
       <w:r>
         <w:rPr>
           <w:rFonts w:ascii="Times New Roman" w:eastAsia="Times New Roman" w:hAnsi="Times New Roman" w:cs="Times New Roman"/>
@@ -13955,9 +14081,9 @@
         </w:rPr>
         <w:t>Требования к организационному обеспечению</w:t>
       </w:r>
-      <w:bookmarkEnd w:id="119"/>
-      <w:bookmarkEnd w:id="120"/>
-      <w:bookmarkEnd w:id="121"/>
+      <w:bookmarkEnd w:id="104"/>
+      <w:bookmarkEnd w:id="105"/>
+      <w:bookmarkEnd w:id="106"/>
     </w:p>
     <w:p>
       <w:pPr>
@@ -13994,6 +14120,7 @@
         <w:rPr>
           <w:rFonts w:ascii="Times New Roman" w:eastAsia="Times New Roman" w:hAnsi="Times New Roman" w:cs="Times New Roman"/>
           <w:spacing w:val="-2"/>
+          <w:lang w:val="ru-RU"/>
         </w:rPr>
       </w:pPr>
       <w:r>
@@ -14112,6 +14239,7 @@
         <w:rPr>
           <w:rFonts w:ascii="Times New Roman" w:eastAsia="Times New Roman" w:hAnsi="Times New Roman" w:cs="Times New Roman"/>
           <w:spacing w:val="-2"/>
+          <w:lang w:val="ru-RU"/>
         </w:rPr>
       </w:pPr>
     </w:p>
@@ -14126,9 +14254,9 @@
           <w:lang w:val="ru-RU"/>
         </w:rPr>
       </w:pPr>
-      <w:bookmarkStart w:id="122" w:name="_Toc1705874461"/>
-      <w:bookmarkStart w:id="123" w:name="_Toc1896190048"/>
-      <w:bookmarkStart w:id="124" w:name="_Toc243253775"/>
+      <w:bookmarkStart w:id="107" w:name="_Toc1705874461"/>
+      <w:bookmarkStart w:id="108" w:name="_Toc1896190048"/>
+      <w:bookmarkStart w:id="109" w:name="_Toc243253775"/>
       <w:r>
         <w:rPr>
           <w:rFonts w:ascii="Times New Roman" w:eastAsia="Times New Roman" w:hAnsi="Times New Roman" w:cs="Times New Roman"/>
@@ -14157,9 +14285,9 @@
         </w:rPr>
         <w:t>Общие технические требования к АС</w:t>
       </w:r>
-      <w:bookmarkEnd w:id="122"/>
-      <w:bookmarkEnd w:id="123"/>
-      <w:bookmarkEnd w:id="124"/>
+      <w:bookmarkEnd w:id="107"/>
+      <w:bookmarkEnd w:id="108"/>
+      <w:bookmarkEnd w:id="109"/>
     </w:p>
     <w:p>
       <w:pPr>
@@ -14257,10 +14385,10 @@
           <w:lang w:val="ru-RU"/>
         </w:rPr>
         <w:sectPr>
-          <w:headerReference w:type="default" r:id="rId26"/>
-          <w:footerReference w:type="default" r:id="rId27"/>
-          <w:headerReference w:type="first" r:id="rId28"/>
-          <w:footerReference w:type="first" r:id="rId29"/>
+          <w:headerReference w:type="default" r:id="rId22"/>
+          <w:footerReference w:type="default" r:id="rId23"/>
+          <w:headerReference w:type="first" r:id="rId24"/>
+          <w:footerReference w:type="first" r:id="rId25"/>
           <w:pgSz w:w="11910" w:h="16840"/>
           <w:pgMar w:top="1134" w:right="851" w:bottom="1134" w:left="1701" w:header="0" w:footer="816" w:gutter="0"/>
           <w:cols w:space="720"/>
@@ -14287,11 +14415,11 @@
           <w:lang w:val="ru-RU"/>
         </w:rPr>
       </w:pPr>
-      <w:bookmarkStart w:id="125" w:name="_Toc1996972806"/>
-      <w:bookmarkStart w:id="126" w:name="_Toc810022503"/>
-      <w:bookmarkStart w:id="127" w:name="_Toc1463271899"/>
-      <w:bookmarkStart w:id="128" w:name="_Toc1427538192"/>
-      <w:bookmarkStart w:id="129" w:name="_Toc243253776"/>
+      <w:bookmarkStart w:id="110" w:name="_Toc1996972806"/>
+      <w:bookmarkStart w:id="111" w:name="_Toc810022503"/>
+      <w:bookmarkStart w:id="112" w:name="_Toc1463271899"/>
+      <w:bookmarkStart w:id="113" w:name="_Toc1427538192"/>
+      <w:bookmarkStart w:id="114" w:name="_Toc243253776"/>
       <w:r>
         <w:rPr>
           <w:rFonts w:ascii="Times New Roman" w:eastAsia="Times New Roman" w:hAnsi="Times New Roman" w:cs="Times New Roman"/>
@@ -14302,11 +14430,11 @@
         <w:lastRenderedPageBreak/>
         <w:t>СОСТАВ И СОДЕРЖАНИЕ РАБОТ ПО СОЗДАНИЮ АВТОМАТИЗИРОВАННОЙ СИСТЕМЫ</w:t>
       </w:r>
-      <w:bookmarkEnd w:id="125"/>
-      <w:bookmarkEnd w:id="126"/>
-      <w:bookmarkEnd w:id="127"/>
-      <w:bookmarkEnd w:id="128"/>
-      <w:bookmarkEnd w:id="129"/>
+      <w:bookmarkEnd w:id="110"/>
+      <w:bookmarkEnd w:id="111"/>
+      <w:bookmarkEnd w:id="112"/>
+      <w:bookmarkEnd w:id="113"/>
+      <w:bookmarkEnd w:id="114"/>
     </w:p>
     <w:p>
       <w:pPr>
@@ -14816,6 +14944,7 @@
                 <w:szCs w:val="28"/>
               </w:rPr>
             </w:pPr>
+            <w:proofErr w:type="spellStart"/>
             <w:r>
               <w:rPr>
                 <w:rFonts w:ascii="Times New Roman" w:eastAsia="Times New Roman" w:hAnsi="Times New Roman" w:cs="Times New Roman"/>
@@ -14837,6 +14966,7 @@
               </w:rPr>
               <w:t>п</w:t>
             </w:r>
+            <w:proofErr w:type="spellEnd"/>
           </w:p>
         </w:tc>
         <w:tc>
@@ -14855,6 +14985,7 @@
                 <w:szCs w:val="28"/>
               </w:rPr>
             </w:pPr>
+            <w:proofErr w:type="spellStart"/>
             <w:r>
               <w:rPr>
                 <w:rFonts w:ascii="Times New Roman" w:eastAsia="Times New Roman" w:hAnsi="Times New Roman" w:cs="Times New Roman"/>
@@ -14865,6 +14996,7 @@
               </w:rPr>
               <w:t>Состав</w:t>
             </w:r>
+            <w:proofErr w:type="spellEnd"/>
             <w:r>
               <w:rPr>
                 <w:rFonts w:ascii="Times New Roman" w:eastAsia="Times New Roman" w:hAnsi="Times New Roman" w:cs="Times New Roman"/>
@@ -14876,6 +15008,7 @@
               </w:rPr>
               <w:t xml:space="preserve"> </w:t>
             </w:r>
+            <w:proofErr w:type="spellStart"/>
             <w:r>
               <w:rPr>
                 <w:rFonts w:ascii="Times New Roman" w:eastAsia="Times New Roman" w:hAnsi="Times New Roman" w:cs="Times New Roman"/>
@@ -14887,6 +15020,7 @@
               </w:rPr>
               <w:t>работ</w:t>
             </w:r>
+            <w:proofErr w:type="spellEnd"/>
           </w:p>
         </w:tc>
         <w:tc>
@@ -14905,6 +15039,7 @@
                 <w:szCs w:val="28"/>
               </w:rPr>
             </w:pPr>
+            <w:proofErr w:type="spellStart"/>
             <w:r>
               <w:rPr>
                 <w:rFonts w:ascii="Times New Roman" w:eastAsia="Times New Roman" w:hAnsi="Times New Roman" w:cs="Times New Roman"/>
@@ -14915,6 +15050,7 @@
               </w:rPr>
               <w:t>Наименование</w:t>
             </w:r>
+            <w:proofErr w:type="spellEnd"/>
             <w:r>
               <w:rPr>
                 <w:rFonts w:ascii="Times New Roman" w:eastAsia="Times New Roman" w:hAnsi="Times New Roman" w:cs="Times New Roman"/>
@@ -14926,6 +15062,7 @@
               </w:rPr>
               <w:t xml:space="preserve"> </w:t>
             </w:r>
+            <w:proofErr w:type="spellStart"/>
             <w:r>
               <w:rPr>
                 <w:rFonts w:ascii="Times New Roman" w:eastAsia="Times New Roman" w:hAnsi="Times New Roman" w:cs="Times New Roman"/>
@@ -14937,6 +15074,7 @@
               </w:rPr>
               <w:t>документа</w:t>
             </w:r>
+            <w:proofErr w:type="spellEnd"/>
           </w:p>
         </w:tc>
         <w:tc>
@@ -14956,6 +15094,7 @@
                 <w:szCs w:val="28"/>
               </w:rPr>
             </w:pPr>
+            <w:proofErr w:type="spellStart"/>
             <w:r>
               <w:rPr>
                 <w:rFonts w:ascii="Times New Roman" w:eastAsia="Times New Roman" w:hAnsi="Times New Roman" w:cs="Times New Roman"/>
@@ -14967,6 +15106,7 @@
               </w:rPr>
               <w:t>Обозначение</w:t>
             </w:r>
+            <w:proofErr w:type="spellEnd"/>
           </w:p>
         </w:tc>
         <w:tc>
@@ -14985,6 +15125,7 @@
                 <w:szCs w:val="28"/>
               </w:rPr>
             </w:pPr>
+            <w:proofErr w:type="spellStart"/>
             <w:r>
               <w:rPr>
                 <w:rFonts w:ascii="Times New Roman" w:eastAsia="Times New Roman" w:hAnsi="Times New Roman" w:cs="Times New Roman"/>
@@ -14994,8 +15135,33 @@
                 <w:sz w:val="28"/>
                 <w:szCs w:val="28"/>
               </w:rPr>
-              <w:t>Разработан согласно</w:t>
-            </w:r>
+              <w:t>Разработан</w:t>
+            </w:r>
+            <w:proofErr w:type="spellEnd"/>
+            <w:r>
+              <w:rPr>
+                <w:rFonts w:ascii="Times New Roman" w:eastAsia="Times New Roman" w:hAnsi="Times New Roman" w:cs="Times New Roman"/>
+                <w:b/>
+                <w:bCs/>
+                <w:spacing w:val="-2"/>
+                <w:sz w:val="28"/>
+                <w:szCs w:val="28"/>
+              </w:rPr>
+              <w:t xml:space="preserve"> </w:t>
+            </w:r>
+            <w:proofErr w:type="spellStart"/>
+            <w:r>
+              <w:rPr>
+                <w:rFonts w:ascii="Times New Roman" w:eastAsia="Times New Roman" w:hAnsi="Times New Roman" w:cs="Times New Roman"/>
+                <w:b/>
+                <w:bCs/>
+                <w:spacing w:val="-2"/>
+                <w:sz w:val="28"/>
+                <w:szCs w:val="28"/>
+              </w:rPr>
+              <w:t>согласно</w:t>
+            </w:r>
+            <w:proofErr w:type="spellEnd"/>
           </w:p>
         </w:tc>
         <w:tc>
@@ -15015,6 +15181,7 @@
                 <w:szCs w:val="28"/>
               </w:rPr>
             </w:pPr>
+            <w:proofErr w:type="spellStart"/>
             <w:r>
               <w:rPr>
                 <w:rFonts w:ascii="Times New Roman" w:eastAsia="Times New Roman" w:hAnsi="Times New Roman" w:cs="Times New Roman"/>
@@ -15026,6 +15193,7 @@
               </w:rPr>
               <w:t>Сроки</w:t>
             </w:r>
+            <w:proofErr w:type="spellEnd"/>
           </w:p>
           <w:p>
             <w:pPr>
@@ -15113,6 +15281,7 @@
                 <w:szCs w:val="28"/>
               </w:rPr>
             </w:pPr>
+            <w:proofErr w:type="spellStart"/>
             <w:r>
               <w:rPr>
                 <w:rFonts w:ascii="Times New Roman" w:eastAsia="Times New Roman" w:hAnsi="Times New Roman" w:cs="Times New Roman"/>
@@ -15120,8 +15289,49 @@
                 <w:sz w:val="28"/>
                 <w:szCs w:val="28"/>
               </w:rPr>
-              <w:t>Создание технического задания</w:t>
-            </w:r>
+              <w:t>Создание</w:t>
+            </w:r>
+            <w:proofErr w:type="spellEnd"/>
+            <w:r>
+              <w:rPr>
+                <w:rFonts w:ascii="Times New Roman" w:eastAsia="Times New Roman" w:hAnsi="Times New Roman" w:cs="Times New Roman"/>
+                <w:spacing w:val="-2"/>
+                <w:sz w:val="28"/>
+                <w:szCs w:val="28"/>
+              </w:rPr>
+              <w:t xml:space="preserve"> </w:t>
+            </w:r>
+            <w:proofErr w:type="spellStart"/>
+            <w:r>
+              <w:rPr>
+                <w:rFonts w:ascii="Times New Roman" w:eastAsia="Times New Roman" w:hAnsi="Times New Roman" w:cs="Times New Roman"/>
+                <w:spacing w:val="-2"/>
+                <w:sz w:val="28"/>
+                <w:szCs w:val="28"/>
+              </w:rPr>
+              <w:t>технического</w:t>
+            </w:r>
+            <w:proofErr w:type="spellEnd"/>
+            <w:r>
+              <w:rPr>
+                <w:rFonts w:ascii="Times New Roman" w:eastAsia="Times New Roman" w:hAnsi="Times New Roman" w:cs="Times New Roman"/>
+                <w:spacing w:val="-2"/>
+                <w:sz w:val="28"/>
+                <w:szCs w:val="28"/>
+              </w:rPr>
+              <w:t xml:space="preserve"> </w:t>
+            </w:r>
+            <w:proofErr w:type="spellStart"/>
+            <w:r>
+              <w:rPr>
+                <w:rFonts w:ascii="Times New Roman" w:eastAsia="Times New Roman" w:hAnsi="Times New Roman" w:cs="Times New Roman"/>
+                <w:spacing w:val="-2"/>
+                <w:sz w:val="28"/>
+                <w:szCs w:val="28"/>
+              </w:rPr>
+              <w:t>задания</w:t>
+            </w:r>
+            <w:proofErr w:type="spellEnd"/>
           </w:p>
         </w:tc>
         <w:tc>
@@ -15138,6 +15348,7 @@
                 <w:szCs w:val="28"/>
               </w:rPr>
             </w:pPr>
+            <w:proofErr w:type="spellStart"/>
             <w:r>
               <w:rPr>
                 <w:rFonts w:ascii="Times New Roman" w:eastAsia="Times New Roman" w:hAnsi="Times New Roman" w:cs="Times New Roman"/>
@@ -15146,6 +15357,7 @@
               </w:rPr>
               <w:t>Техническое</w:t>
             </w:r>
+            <w:proofErr w:type="spellEnd"/>
             <w:r>
               <w:rPr>
                 <w:rFonts w:ascii="Times New Roman" w:eastAsia="Times New Roman" w:hAnsi="Times New Roman" w:cs="Times New Roman"/>
@@ -15155,6 +15367,7 @@
               </w:rPr>
               <w:t xml:space="preserve"> </w:t>
             </w:r>
+            <w:proofErr w:type="spellStart"/>
             <w:r>
               <w:rPr>
                 <w:rFonts w:ascii="Times New Roman" w:eastAsia="Times New Roman" w:hAnsi="Times New Roman" w:cs="Times New Roman"/>
@@ -15164,6 +15377,7 @@
               </w:rPr>
               <w:t>задание</w:t>
             </w:r>
+            <w:proofErr w:type="spellEnd"/>
           </w:p>
         </w:tc>
         <w:tc>
@@ -15285,6 +15499,7 @@
               </w:rPr>
               <w:t xml:space="preserve"> </w:t>
             </w:r>
+            <w:proofErr w:type="spellStart"/>
             <w:r>
               <w:rPr>
                 <w:rFonts w:ascii="Times New Roman" w:eastAsia="Times New Roman" w:hAnsi="Times New Roman" w:cs="Times New Roman"/>
@@ -15294,6 +15509,7 @@
               </w:rPr>
               <w:t>сентября</w:t>
             </w:r>
+            <w:proofErr w:type="spellEnd"/>
           </w:p>
           <w:p>
             <w:pPr>
@@ -15330,6 +15546,7 @@
               </w:rPr>
               <w:t xml:space="preserve"> </w:t>
             </w:r>
+            <w:proofErr w:type="spellStart"/>
             <w:r>
               <w:rPr>
                 <w:rFonts w:ascii="Times New Roman" w:eastAsia="Times New Roman" w:hAnsi="Times New Roman" w:cs="Times New Roman"/>
@@ -15339,6 +15556,7 @@
               </w:rPr>
               <w:t>года</w:t>
             </w:r>
+            <w:proofErr w:type="spellEnd"/>
           </w:p>
         </w:tc>
       </w:tr>
@@ -15386,6 +15604,7 @@
                 <w:szCs w:val="28"/>
               </w:rPr>
             </w:pPr>
+            <w:proofErr w:type="spellStart"/>
             <w:r>
               <w:rPr>
                 <w:rFonts w:ascii="Times New Roman" w:eastAsia="Times New Roman" w:hAnsi="Times New Roman" w:cs="Times New Roman"/>
@@ -15393,8 +15612,49 @@
                 <w:sz w:val="28"/>
                 <w:szCs w:val="28"/>
               </w:rPr>
-              <w:t>Создание проекта системы</w:t>
-            </w:r>
+              <w:t>Создание</w:t>
+            </w:r>
+            <w:proofErr w:type="spellEnd"/>
+            <w:r>
+              <w:rPr>
+                <w:rFonts w:ascii="Times New Roman" w:eastAsia="Times New Roman" w:hAnsi="Times New Roman" w:cs="Times New Roman"/>
+                <w:spacing w:val="-2"/>
+                <w:sz w:val="28"/>
+                <w:szCs w:val="28"/>
+              </w:rPr>
+              <w:t xml:space="preserve"> </w:t>
+            </w:r>
+            <w:proofErr w:type="spellStart"/>
+            <w:r>
+              <w:rPr>
+                <w:rFonts w:ascii="Times New Roman" w:eastAsia="Times New Roman" w:hAnsi="Times New Roman" w:cs="Times New Roman"/>
+                <w:spacing w:val="-2"/>
+                <w:sz w:val="28"/>
+                <w:szCs w:val="28"/>
+              </w:rPr>
+              <w:t>проекта</w:t>
+            </w:r>
+            <w:proofErr w:type="spellEnd"/>
+            <w:r>
+              <w:rPr>
+                <w:rFonts w:ascii="Times New Roman" w:eastAsia="Times New Roman" w:hAnsi="Times New Roman" w:cs="Times New Roman"/>
+                <w:spacing w:val="-2"/>
+                <w:sz w:val="28"/>
+                <w:szCs w:val="28"/>
+              </w:rPr>
+              <w:t xml:space="preserve"> </w:t>
+            </w:r>
+            <w:proofErr w:type="spellStart"/>
+            <w:r>
+              <w:rPr>
+                <w:rFonts w:ascii="Times New Roman" w:eastAsia="Times New Roman" w:hAnsi="Times New Roman" w:cs="Times New Roman"/>
+                <w:spacing w:val="-2"/>
+                <w:sz w:val="28"/>
+                <w:szCs w:val="28"/>
+              </w:rPr>
+              <w:t>системы</w:t>
+            </w:r>
+            <w:proofErr w:type="spellEnd"/>
           </w:p>
         </w:tc>
         <w:tc>
@@ -15411,6 +15671,7 @@
                 <w:szCs w:val="28"/>
               </w:rPr>
             </w:pPr>
+            <w:proofErr w:type="spellStart"/>
             <w:r>
               <w:rPr>
                 <w:rFonts w:ascii="Times New Roman" w:eastAsia="Times New Roman" w:hAnsi="Times New Roman" w:cs="Times New Roman"/>
@@ -15419,6 +15680,7 @@
               </w:rPr>
               <w:t>Проект</w:t>
             </w:r>
+            <w:proofErr w:type="spellEnd"/>
             <w:r>
               <w:rPr>
                 <w:rFonts w:ascii="Times New Roman" w:eastAsia="Times New Roman" w:hAnsi="Times New Roman" w:cs="Times New Roman"/>
@@ -15428,6 +15690,7 @@
               </w:rPr>
               <w:t xml:space="preserve"> </w:t>
             </w:r>
+            <w:proofErr w:type="spellStart"/>
             <w:r>
               <w:rPr>
                 <w:rFonts w:ascii="Times New Roman" w:eastAsia="Times New Roman" w:hAnsi="Times New Roman" w:cs="Times New Roman"/>
@@ -15437,6 +15700,7 @@
               </w:rPr>
               <w:t>системы</w:t>
             </w:r>
+            <w:proofErr w:type="spellEnd"/>
           </w:p>
         </w:tc>
         <w:tc>
@@ -15583,6 +15847,7 @@
               </w:rPr>
               <w:t xml:space="preserve"> </w:t>
             </w:r>
+            <w:proofErr w:type="spellStart"/>
             <w:r>
               <w:rPr>
                 <w:rFonts w:ascii="Times New Roman" w:eastAsia="Times New Roman" w:hAnsi="Times New Roman" w:cs="Times New Roman"/>
@@ -15592,6 +15857,7 @@
               </w:rPr>
               <w:t>октября</w:t>
             </w:r>
+            <w:proofErr w:type="spellEnd"/>
           </w:p>
           <w:p>
             <w:pPr>
@@ -15628,6 +15894,7 @@
               </w:rPr>
               <w:t xml:space="preserve"> </w:t>
             </w:r>
+            <w:proofErr w:type="spellStart"/>
             <w:r>
               <w:rPr>
                 <w:rFonts w:ascii="Times New Roman" w:eastAsia="Times New Roman" w:hAnsi="Times New Roman" w:cs="Times New Roman"/>
@@ -15637,6 +15904,7 @@
               </w:rPr>
               <w:t>года</w:t>
             </w:r>
+            <w:proofErr w:type="spellEnd"/>
           </w:p>
         </w:tc>
       </w:tr>
@@ -15686,6 +15954,7 @@
                 <w:szCs w:val="28"/>
               </w:rPr>
             </w:pPr>
+            <w:proofErr w:type="spellStart"/>
             <w:r>
               <w:rPr>
                 <w:rFonts w:ascii="Times New Roman" w:eastAsia="Times New Roman" w:hAnsi="Times New Roman" w:cs="Times New Roman"/>
@@ -15693,8 +15962,29 @@
                 <w:sz w:val="28"/>
                 <w:szCs w:val="28"/>
               </w:rPr>
-              <w:t>Реализация плагина</w:t>
-            </w:r>
+              <w:t>Реализация</w:t>
+            </w:r>
+            <w:proofErr w:type="spellEnd"/>
+            <w:r>
+              <w:rPr>
+                <w:rFonts w:ascii="Times New Roman" w:eastAsia="Times New Roman" w:hAnsi="Times New Roman" w:cs="Times New Roman"/>
+                <w:spacing w:val="-2"/>
+                <w:sz w:val="28"/>
+                <w:szCs w:val="28"/>
+              </w:rPr>
+              <w:t xml:space="preserve"> </w:t>
+            </w:r>
+            <w:proofErr w:type="spellStart"/>
+            <w:r>
+              <w:rPr>
+                <w:rFonts w:ascii="Times New Roman" w:eastAsia="Times New Roman" w:hAnsi="Times New Roman" w:cs="Times New Roman"/>
+                <w:spacing w:val="-2"/>
+                <w:sz w:val="28"/>
+                <w:szCs w:val="28"/>
+              </w:rPr>
+              <w:t>плагина</w:t>
+            </w:r>
+            <w:proofErr w:type="spellEnd"/>
           </w:p>
         </w:tc>
         <w:tc>
@@ -15711,6 +16001,7 @@
                 <w:szCs w:val="28"/>
               </w:rPr>
             </w:pPr>
+            <w:proofErr w:type="spellStart"/>
             <w:r>
               <w:rPr>
                 <w:rFonts w:ascii="Times New Roman" w:eastAsia="Times New Roman" w:hAnsi="Times New Roman" w:cs="Times New Roman"/>
@@ -15719,6 +16010,7 @@
               </w:rPr>
               <w:t>Программный</w:t>
             </w:r>
+            <w:proofErr w:type="spellEnd"/>
             <w:r>
               <w:rPr>
                 <w:rFonts w:ascii="Times New Roman" w:eastAsia="Times New Roman" w:hAnsi="Times New Roman" w:cs="Times New Roman"/>
@@ -15728,6 +16020,7 @@
               </w:rPr>
               <w:t xml:space="preserve"> </w:t>
             </w:r>
+            <w:proofErr w:type="spellStart"/>
             <w:r>
               <w:rPr>
                 <w:rFonts w:ascii="Times New Roman" w:eastAsia="Times New Roman" w:hAnsi="Times New Roman" w:cs="Times New Roman"/>
@@ -15737,6 +16030,7 @@
               </w:rPr>
               <w:t>код</w:t>
             </w:r>
+            <w:proofErr w:type="spellEnd"/>
           </w:p>
         </w:tc>
         <w:tc>
@@ -15857,6 +16151,7 @@
                 <w:szCs w:val="28"/>
               </w:rPr>
             </w:pPr>
+            <w:proofErr w:type="spellStart"/>
             <w:r>
               <w:rPr>
                 <w:rFonts w:ascii="Times New Roman" w:eastAsia="Times New Roman" w:hAnsi="Times New Roman" w:cs="Times New Roman"/>
@@ -15865,6 +16160,7 @@
               </w:rPr>
               <w:t>Не</w:t>
             </w:r>
+            <w:proofErr w:type="spellEnd"/>
             <w:r>
               <w:rPr>
                 <w:rFonts w:ascii="Times New Roman" w:eastAsia="Times New Roman" w:hAnsi="Times New Roman" w:cs="Times New Roman"/>
@@ -15874,21 +16170,23 @@
               </w:rPr>
               <w:t xml:space="preserve"> </w:t>
             </w:r>
+            <w:proofErr w:type="spellStart"/>
             <w:r>
               <w:rPr>
                 <w:rFonts w:ascii="Times New Roman" w:eastAsia="Times New Roman" w:hAnsi="Times New Roman" w:cs="Times New Roman"/>
                 <w:sz w:val="28"/>
                 <w:szCs w:val="28"/>
               </w:rPr>
-              <w:t xml:space="preserve">позднее </w:t>
-            </w:r>
+              <w:t>позднее</w:t>
+            </w:r>
+            <w:proofErr w:type="spellEnd"/>
             <w:r>
               <w:rPr>
                 <w:rFonts w:ascii="Times New Roman" w:eastAsia="Times New Roman" w:hAnsi="Times New Roman" w:cs="Times New Roman"/>
                 <w:sz w:val="28"/>
                 <w:szCs w:val="28"/>
               </w:rPr>
-              <w:t>22</w:t>
+              <w:t xml:space="preserve"> </w:t>
             </w:r>
             <w:r>
               <w:rPr>
@@ -15896,8 +16194,17 @@
                 <w:sz w:val="28"/>
                 <w:szCs w:val="28"/>
               </w:rPr>
+              <w:t>22</w:t>
+            </w:r>
+            <w:r>
+              <w:rPr>
+                <w:rFonts w:ascii="Times New Roman" w:eastAsia="Times New Roman" w:hAnsi="Times New Roman" w:cs="Times New Roman"/>
+                <w:sz w:val="28"/>
+                <w:szCs w:val="28"/>
+              </w:rPr>
               <w:t xml:space="preserve"> </w:t>
             </w:r>
+            <w:proofErr w:type="spellStart"/>
             <w:r>
               <w:rPr>
                 <w:rFonts w:ascii="Times New Roman" w:eastAsia="Times New Roman" w:hAnsi="Times New Roman" w:cs="Times New Roman"/>
@@ -15907,6 +16214,7 @@
               </w:rPr>
               <w:t>декабря</w:t>
             </w:r>
+            <w:proofErr w:type="spellEnd"/>
           </w:p>
           <w:p>
             <w:pPr>
@@ -15943,6 +16251,7 @@
               </w:rPr>
               <w:t xml:space="preserve"> </w:t>
             </w:r>
+            <w:proofErr w:type="spellStart"/>
             <w:r>
               <w:rPr>
                 <w:rFonts w:ascii="Times New Roman" w:eastAsia="Times New Roman" w:hAnsi="Times New Roman" w:cs="Times New Roman"/>
@@ -15952,6 +16261,7 @@
               </w:rPr>
               <w:t>года</w:t>
             </w:r>
+            <w:proofErr w:type="spellEnd"/>
           </w:p>
         </w:tc>
       </w:tr>
@@ -16125,6 +16435,7 @@
                 <w:szCs w:val="28"/>
               </w:rPr>
             </w:pPr>
+            <w:proofErr w:type="spellStart"/>
             <w:r>
               <w:rPr>
                 <w:rFonts w:ascii="Times New Roman" w:eastAsia="Times New Roman" w:hAnsi="Times New Roman" w:cs="Times New Roman"/>
@@ -16133,6 +16444,7 @@
               </w:rPr>
               <w:t>Модульные</w:t>
             </w:r>
+            <w:proofErr w:type="spellEnd"/>
             <w:r>
               <w:rPr>
                 <w:rFonts w:ascii="Times New Roman" w:eastAsia="Times New Roman" w:hAnsi="Times New Roman" w:cs="Times New Roman"/>
@@ -16142,6 +16454,7 @@
               </w:rPr>
               <w:t xml:space="preserve"> </w:t>
             </w:r>
+            <w:proofErr w:type="spellStart"/>
             <w:r>
               <w:rPr>
                 <w:rFonts w:ascii="Times New Roman" w:eastAsia="Times New Roman" w:hAnsi="Times New Roman" w:cs="Times New Roman"/>
@@ -16151,6 +16464,7 @@
               </w:rPr>
               <w:t>тесты</w:t>
             </w:r>
+            <w:proofErr w:type="spellEnd"/>
             <w:r>
               <w:rPr>
                 <w:rFonts w:ascii="Times New Roman" w:eastAsia="Times New Roman" w:hAnsi="Times New Roman" w:cs="Times New Roman"/>
@@ -16261,6 +16575,7 @@
                 <w:szCs w:val="28"/>
               </w:rPr>
             </w:pPr>
+            <w:proofErr w:type="spellStart"/>
             <w:r>
               <w:rPr>
                 <w:rFonts w:ascii="Times New Roman" w:eastAsia="Times New Roman" w:hAnsi="Times New Roman" w:cs="Times New Roman"/>
@@ -16268,8 +16583,29 @@
                 <w:sz w:val="28"/>
                 <w:szCs w:val="28"/>
               </w:rPr>
-              <w:t>Доработка плагина</w:t>
-            </w:r>
+              <w:t>Доработка</w:t>
+            </w:r>
+            <w:proofErr w:type="spellEnd"/>
+            <w:r>
+              <w:rPr>
+                <w:rFonts w:ascii="Times New Roman" w:eastAsia="Times New Roman" w:hAnsi="Times New Roman" w:cs="Times New Roman"/>
+                <w:spacing w:val="-2"/>
+                <w:sz w:val="28"/>
+                <w:szCs w:val="28"/>
+              </w:rPr>
+              <w:t xml:space="preserve"> </w:t>
+            </w:r>
+            <w:proofErr w:type="spellStart"/>
+            <w:r>
+              <w:rPr>
+                <w:rFonts w:ascii="Times New Roman" w:eastAsia="Times New Roman" w:hAnsi="Times New Roman" w:cs="Times New Roman"/>
+                <w:spacing w:val="-2"/>
+                <w:sz w:val="28"/>
+                <w:szCs w:val="28"/>
+              </w:rPr>
+              <w:t>плагина</w:t>
+            </w:r>
+            <w:proofErr w:type="spellEnd"/>
           </w:p>
           <w:p>
             <w:pPr>
@@ -16289,6 +16625,7 @@
                 <w:szCs w:val="28"/>
               </w:rPr>
             </w:pPr>
+            <w:proofErr w:type="spellStart"/>
             <w:r>
               <w:rPr>
                 <w:rFonts w:ascii="Times New Roman" w:eastAsia="Times New Roman" w:hAnsi="Times New Roman" w:cs="Times New Roman"/>
@@ -16296,8 +16633,49 @@
                 <w:sz w:val="28"/>
                 <w:szCs w:val="28"/>
               </w:rPr>
-              <w:t>Создание пояснительной записки</w:t>
-            </w:r>
+              <w:t>Создание</w:t>
+            </w:r>
+            <w:proofErr w:type="spellEnd"/>
+            <w:r>
+              <w:rPr>
+                <w:rFonts w:ascii="Times New Roman" w:eastAsia="Times New Roman" w:hAnsi="Times New Roman" w:cs="Times New Roman"/>
+                <w:spacing w:val="-2"/>
+                <w:sz w:val="28"/>
+                <w:szCs w:val="28"/>
+              </w:rPr>
+              <w:t xml:space="preserve"> </w:t>
+            </w:r>
+            <w:proofErr w:type="spellStart"/>
+            <w:r>
+              <w:rPr>
+                <w:rFonts w:ascii="Times New Roman" w:eastAsia="Times New Roman" w:hAnsi="Times New Roman" w:cs="Times New Roman"/>
+                <w:spacing w:val="-2"/>
+                <w:sz w:val="28"/>
+                <w:szCs w:val="28"/>
+              </w:rPr>
+              <w:t>пояснительной</w:t>
+            </w:r>
+            <w:proofErr w:type="spellEnd"/>
+            <w:r>
+              <w:rPr>
+                <w:rFonts w:ascii="Times New Roman" w:eastAsia="Times New Roman" w:hAnsi="Times New Roman" w:cs="Times New Roman"/>
+                <w:spacing w:val="-2"/>
+                <w:sz w:val="28"/>
+                <w:szCs w:val="28"/>
+              </w:rPr>
+              <w:t xml:space="preserve"> </w:t>
+            </w:r>
+            <w:proofErr w:type="spellStart"/>
+            <w:r>
+              <w:rPr>
+                <w:rFonts w:ascii="Times New Roman" w:eastAsia="Times New Roman" w:hAnsi="Times New Roman" w:cs="Times New Roman"/>
+                <w:spacing w:val="-2"/>
+                <w:sz w:val="28"/>
+                <w:szCs w:val="28"/>
+              </w:rPr>
+              <w:t>записки</w:t>
+            </w:r>
+            <w:proofErr w:type="spellEnd"/>
           </w:p>
         </w:tc>
         <w:tc>
@@ -16315,6 +16693,7 @@
                 <w:szCs w:val="28"/>
               </w:rPr>
             </w:pPr>
+            <w:proofErr w:type="spellStart"/>
             <w:r>
               <w:rPr>
                 <w:rFonts w:ascii="Times New Roman" w:eastAsia="Times New Roman" w:hAnsi="Times New Roman" w:cs="Times New Roman"/>
@@ -16323,6 +16702,7 @@
               </w:rPr>
               <w:t>Программный</w:t>
             </w:r>
+            <w:proofErr w:type="spellEnd"/>
             <w:r>
               <w:rPr>
                 <w:rFonts w:ascii="Times New Roman" w:eastAsia="Times New Roman" w:hAnsi="Times New Roman" w:cs="Times New Roman"/>
@@ -16332,6 +16712,7 @@
               </w:rPr>
               <w:t xml:space="preserve"> </w:t>
             </w:r>
+            <w:proofErr w:type="spellStart"/>
             <w:r>
               <w:rPr>
                 <w:rFonts w:ascii="Times New Roman" w:eastAsia="Times New Roman" w:hAnsi="Times New Roman" w:cs="Times New Roman"/>
@@ -16341,6 +16722,7 @@
               </w:rPr>
               <w:t>код</w:t>
             </w:r>
+            <w:proofErr w:type="spellEnd"/>
           </w:p>
         </w:tc>
         <w:tc>
@@ -16569,6 +16951,7 @@
                 <w:szCs w:val="28"/>
               </w:rPr>
             </w:pPr>
+            <w:proofErr w:type="spellStart"/>
             <w:r>
               <w:rPr>
                 <w:rFonts w:ascii="Times New Roman" w:eastAsia="Times New Roman" w:hAnsi="Times New Roman" w:cs="Times New Roman"/>
@@ -16577,6 +16960,7 @@
               </w:rPr>
               <w:t>Не</w:t>
             </w:r>
+            <w:proofErr w:type="spellEnd"/>
             <w:r>
               <w:rPr>
                 <w:rFonts w:ascii="Times New Roman" w:eastAsia="Times New Roman" w:hAnsi="Times New Roman" w:cs="Times New Roman"/>
@@ -16586,13 +16970,23 @@
               </w:rPr>
               <w:t xml:space="preserve"> </w:t>
             </w:r>
+            <w:proofErr w:type="spellStart"/>
             <w:r>
               <w:rPr>
                 <w:rFonts w:ascii="Times New Roman" w:eastAsia="Times New Roman" w:hAnsi="Times New Roman" w:cs="Times New Roman"/>
                 <w:sz w:val="28"/>
                 <w:szCs w:val="28"/>
               </w:rPr>
-              <w:t>позднее 2</w:t>
+              <w:t>позднее</w:t>
+            </w:r>
+            <w:proofErr w:type="spellEnd"/>
+            <w:r>
+              <w:rPr>
+                <w:rFonts w:ascii="Times New Roman" w:eastAsia="Times New Roman" w:hAnsi="Times New Roman" w:cs="Times New Roman"/>
+                <w:sz w:val="28"/>
+                <w:szCs w:val="28"/>
+              </w:rPr>
+              <w:t xml:space="preserve"> 2</w:t>
             </w:r>
             <w:r>
               <w:rPr>
@@ -16611,6 +17005,7 @@
               </w:rPr>
               <w:t xml:space="preserve"> </w:t>
             </w:r>
+            <w:proofErr w:type="spellStart"/>
             <w:r>
               <w:rPr>
                 <w:rFonts w:ascii="Times New Roman" w:eastAsia="Times New Roman" w:hAnsi="Times New Roman" w:cs="Times New Roman"/>
@@ -16620,6 +17015,7 @@
               </w:rPr>
               <w:t>декабря</w:t>
             </w:r>
+            <w:proofErr w:type="spellEnd"/>
           </w:p>
           <w:p>
             <w:pPr>
@@ -16656,6 +17052,7 @@
               </w:rPr>
               <w:t xml:space="preserve"> </w:t>
             </w:r>
+            <w:proofErr w:type="spellStart"/>
             <w:r>
               <w:rPr>
                 <w:rFonts w:ascii="Times New Roman" w:eastAsia="Times New Roman" w:hAnsi="Times New Roman" w:cs="Times New Roman"/>
@@ -16665,6 +17062,7 @@
               </w:rPr>
               <w:t>года</w:t>
             </w:r>
+            <w:proofErr w:type="spellEnd"/>
           </w:p>
         </w:tc>
       </w:tr>
@@ -16716,6 +17114,7 @@
                 <w:szCs w:val="28"/>
               </w:rPr>
             </w:pPr>
+            <w:proofErr w:type="spellStart"/>
             <w:r>
               <w:rPr>
                 <w:rFonts w:ascii="Times New Roman" w:eastAsia="Times New Roman" w:hAnsi="Times New Roman" w:cs="Times New Roman"/>
@@ -16724,6 +17123,7 @@
               </w:rPr>
               <w:t>Модульные</w:t>
             </w:r>
+            <w:proofErr w:type="spellEnd"/>
             <w:r>
               <w:rPr>
                 <w:rFonts w:ascii="Times New Roman" w:eastAsia="Times New Roman" w:hAnsi="Times New Roman" w:cs="Times New Roman"/>
@@ -16733,6 +17133,7 @@
               </w:rPr>
               <w:t xml:space="preserve"> </w:t>
             </w:r>
+            <w:proofErr w:type="spellStart"/>
             <w:r>
               <w:rPr>
                 <w:rFonts w:ascii="Times New Roman" w:eastAsia="Times New Roman" w:hAnsi="Times New Roman" w:cs="Times New Roman"/>
@@ -16742,6 +17143,7 @@
               </w:rPr>
               <w:t>тесты</w:t>
             </w:r>
+            <w:proofErr w:type="spellEnd"/>
           </w:p>
         </w:tc>
         <w:tc>
@@ -16835,6 +17237,7 @@
                 <w:szCs w:val="28"/>
               </w:rPr>
             </w:pPr>
+            <w:proofErr w:type="spellStart"/>
             <w:r>
               <w:rPr>
                 <w:rFonts w:ascii="Times New Roman" w:eastAsia="Times New Roman" w:hAnsi="Times New Roman" w:cs="Times New Roman"/>
@@ -16843,6 +17246,7 @@
               </w:rPr>
               <w:t>Пояснительная</w:t>
             </w:r>
+            <w:proofErr w:type="spellEnd"/>
             <w:r>
               <w:rPr>
                 <w:rFonts w:ascii="Times New Roman" w:eastAsia="Times New Roman" w:hAnsi="Times New Roman" w:cs="Times New Roman"/>
@@ -16852,6 +17256,7 @@
               </w:rPr>
               <w:t xml:space="preserve"> </w:t>
             </w:r>
+            <w:proofErr w:type="spellStart"/>
             <w:r>
               <w:rPr>
                 <w:rFonts w:ascii="Times New Roman" w:eastAsia="Times New Roman" w:hAnsi="Times New Roman" w:cs="Times New Roman"/>
@@ -16861,6 +17266,7 @@
               </w:rPr>
               <w:t>записка</w:t>
             </w:r>
+            <w:proofErr w:type="spellEnd"/>
           </w:p>
         </w:tc>
         <w:tc>
@@ -16917,12 +17323,14 @@
           <w:lang w:val="ru-RU"/>
         </w:rPr>
       </w:pPr>
+      <w:proofErr w:type="spellStart"/>
       <w:r>
         <w:rPr>
           <w:rFonts w:ascii="Times New Roman" w:eastAsia="Times New Roman" w:hAnsi="Times New Roman" w:cs="Times New Roman"/>
         </w:rPr>
         <w:t>Томск</w:t>
       </w:r>
+      <w:proofErr w:type="spellEnd"/>
       <w:r>
         <w:rPr>
           <w:rFonts w:ascii="Times New Roman" w:eastAsia="Times New Roman" w:hAnsi="Times New Roman" w:cs="Times New Roman"/>
@@ -16950,10 +17358,10 @@
         <w:pStyle w:val="a3"/>
         <w:jc w:val="center"/>
         <w:sectPr>
-          <w:headerReference w:type="default" r:id="rId30"/>
-          <w:footerReference w:type="default" r:id="rId31"/>
-          <w:headerReference w:type="first" r:id="rId32"/>
-          <w:footerReference w:type="first" r:id="rId33"/>
+          <w:headerReference w:type="default" r:id="rId26"/>
+          <w:footerReference w:type="default" r:id="rId27"/>
+          <w:headerReference w:type="first" r:id="rId28"/>
+          <w:footerReference w:type="first" r:id="rId29"/>
           <w:pgSz w:w="16840" w:h="11910" w:orient="landscape"/>
           <w:pgMar w:top="1134" w:right="851" w:bottom="1134" w:left="1701" w:header="0" w:footer="0" w:gutter="0"/>
           <w:cols w:space="720"/>
@@ -16975,11 +17383,11 @@
           <w:szCs w:val="28"/>
         </w:rPr>
       </w:pPr>
-      <w:bookmarkStart w:id="130" w:name="_Toc1167136917"/>
-      <w:bookmarkStart w:id="131" w:name="_Toc818808633"/>
-      <w:bookmarkStart w:id="132" w:name="_Toc1229675410"/>
-      <w:bookmarkStart w:id="133" w:name="_Toc379040638"/>
-      <w:bookmarkStart w:id="134" w:name="_Toc243253777"/>
+      <w:bookmarkStart w:id="115" w:name="_Toc1167136917"/>
+      <w:bookmarkStart w:id="116" w:name="_Toc818808633"/>
+      <w:bookmarkStart w:id="117" w:name="_Toc1229675410"/>
+      <w:bookmarkStart w:id="118" w:name="_Toc379040638"/>
+      <w:bookmarkStart w:id="119" w:name="_Toc243253777"/>
       <w:r>
         <w:rPr>
           <w:rFonts w:ascii="Times New Roman" w:hAnsi="Times New Roman" w:cs="Times New Roman"/>
@@ -16989,11 +17397,11 @@
         <w:lastRenderedPageBreak/>
         <w:t>ПОРЯДОК РАЗРАБОТКИ АВТОМАТИЗИРОВАННОЙ СИСТЕМЫ</w:t>
       </w:r>
-      <w:bookmarkEnd w:id="130"/>
-      <w:bookmarkEnd w:id="131"/>
-      <w:bookmarkEnd w:id="132"/>
-      <w:bookmarkEnd w:id="133"/>
-      <w:bookmarkEnd w:id="134"/>
+      <w:bookmarkEnd w:id="115"/>
+      <w:bookmarkEnd w:id="116"/>
+      <w:bookmarkEnd w:id="117"/>
+      <w:bookmarkEnd w:id="118"/>
+      <w:bookmarkEnd w:id="119"/>
     </w:p>
     <w:p>
       <w:pPr>
@@ -17019,9 +17427,9 @@
           <w:rFonts w:ascii="Times New Roman" w:eastAsia="Times New Roman" w:hAnsi="Times New Roman" w:cs="Times New Roman"/>
         </w:rPr>
       </w:pPr>
-      <w:bookmarkStart w:id="135" w:name="_Toc193695681"/>
-      <w:bookmarkStart w:id="136" w:name="_Toc864445712"/>
-      <w:bookmarkStart w:id="137" w:name="_Toc243253778"/>
+      <w:bookmarkStart w:id="120" w:name="_Toc193695681"/>
+      <w:bookmarkStart w:id="121" w:name="_Toc864445712"/>
+      <w:bookmarkStart w:id="122" w:name="_Toc243253778"/>
       <w:r>
         <w:rPr>
           <w:rFonts w:ascii="Times New Roman" w:eastAsia="Times New Roman" w:hAnsi="Times New Roman" w:cs="Times New Roman"/>
@@ -17035,15 +17443,51 @@
         </w:rPr>
         <w:t xml:space="preserve">.1 </w:t>
       </w:r>
-      <w:r>
-        <w:rPr>
-          <w:rFonts w:ascii="Times New Roman" w:eastAsia="Times New Roman" w:hAnsi="Times New Roman" w:cs="Times New Roman"/>
-        </w:rPr>
-        <w:t>Порядок организации разработки АС</w:t>
-      </w:r>
-      <w:bookmarkEnd w:id="135"/>
-      <w:bookmarkEnd w:id="136"/>
-      <w:bookmarkEnd w:id="137"/>
+      <w:proofErr w:type="spellStart"/>
+      <w:r>
+        <w:rPr>
+          <w:rFonts w:ascii="Times New Roman" w:eastAsia="Times New Roman" w:hAnsi="Times New Roman" w:cs="Times New Roman"/>
+        </w:rPr>
+        <w:t>Порядок</w:t>
+      </w:r>
+      <w:proofErr w:type="spellEnd"/>
+      <w:r>
+        <w:rPr>
+          <w:rFonts w:ascii="Times New Roman" w:eastAsia="Times New Roman" w:hAnsi="Times New Roman" w:cs="Times New Roman"/>
+        </w:rPr>
+        <w:t xml:space="preserve"> </w:t>
+      </w:r>
+      <w:proofErr w:type="spellStart"/>
+      <w:r>
+        <w:rPr>
+          <w:rFonts w:ascii="Times New Roman" w:eastAsia="Times New Roman" w:hAnsi="Times New Roman" w:cs="Times New Roman"/>
+        </w:rPr>
+        <w:t>организации</w:t>
+      </w:r>
+      <w:proofErr w:type="spellEnd"/>
+      <w:r>
+        <w:rPr>
+          <w:rFonts w:ascii="Times New Roman" w:eastAsia="Times New Roman" w:hAnsi="Times New Roman" w:cs="Times New Roman"/>
+        </w:rPr>
+        <w:t xml:space="preserve"> </w:t>
+      </w:r>
+      <w:proofErr w:type="spellStart"/>
+      <w:r>
+        <w:rPr>
+          <w:rFonts w:ascii="Times New Roman" w:eastAsia="Times New Roman" w:hAnsi="Times New Roman" w:cs="Times New Roman"/>
+        </w:rPr>
+        <w:t>разработки</w:t>
+      </w:r>
+      <w:proofErr w:type="spellEnd"/>
+      <w:r>
+        <w:rPr>
+          <w:rFonts w:ascii="Times New Roman" w:eastAsia="Times New Roman" w:hAnsi="Times New Roman" w:cs="Times New Roman"/>
+        </w:rPr>
+        <w:t xml:space="preserve"> АС</w:t>
+      </w:r>
+      <w:bookmarkEnd w:id="120"/>
+      <w:bookmarkEnd w:id="121"/>
+      <w:bookmarkEnd w:id="122"/>
     </w:p>
     <w:p>
       <w:pPr>
@@ -17096,9 +17540,9 @@
           <w:lang w:val="ru-RU"/>
         </w:rPr>
       </w:pPr>
-      <w:bookmarkStart w:id="138" w:name="_Toc517745114"/>
-      <w:bookmarkStart w:id="139" w:name="_Toc1185988664"/>
-      <w:bookmarkStart w:id="140" w:name="_Toc243253779"/>
+      <w:bookmarkStart w:id="123" w:name="_Toc517745114"/>
+      <w:bookmarkStart w:id="124" w:name="_Toc1185988664"/>
+      <w:bookmarkStart w:id="125" w:name="_Toc243253779"/>
       <w:r>
         <w:rPr>
           <w:rFonts w:ascii="Times New Roman" w:eastAsia="Times New Roman" w:hAnsi="Times New Roman" w:cs="Times New Roman"/>
@@ -17120,9 +17564,9 @@
         </w:rPr>
         <w:t>Перечень документов и исходных данных для разработки АС</w:t>
       </w:r>
-      <w:bookmarkEnd w:id="138"/>
-      <w:bookmarkEnd w:id="139"/>
-      <w:bookmarkEnd w:id="140"/>
+      <w:bookmarkEnd w:id="123"/>
+      <w:bookmarkEnd w:id="124"/>
+      <w:bookmarkEnd w:id="125"/>
     </w:p>
     <w:p>
       <w:pPr>
@@ -17429,9 +17873,9 @@
           <w:lang w:val="ru-RU"/>
         </w:rPr>
       </w:pPr>
-      <w:bookmarkStart w:id="141" w:name="_Toc561508143"/>
-      <w:bookmarkStart w:id="142" w:name="_Toc940354196"/>
-      <w:bookmarkStart w:id="143" w:name="_Toc243253780"/>
+      <w:bookmarkStart w:id="126" w:name="_Toc561508143"/>
+      <w:bookmarkStart w:id="127" w:name="_Toc940354196"/>
+      <w:bookmarkStart w:id="128" w:name="_Toc243253780"/>
       <w:r>
         <w:rPr>
           <w:rFonts w:ascii="Times New Roman" w:eastAsia="Times New Roman" w:hAnsi="Times New Roman" w:cs="Times New Roman"/>
@@ -17467,9 +17911,9 @@
         </w:rPr>
         <w:t>этапов работ</w:t>
       </w:r>
-      <w:bookmarkEnd w:id="141"/>
-      <w:bookmarkEnd w:id="142"/>
-      <w:bookmarkEnd w:id="143"/>
+      <w:bookmarkEnd w:id="126"/>
+      <w:bookmarkEnd w:id="127"/>
+      <w:bookmarkEnd w:id="128"/>
     </w:p>
     <w:p>
       <w:pPr>
@@ -17520,6 +17964,7 @@
           <w:szCs w:val="28"/>
         </w:rPr>
       </w:pPr>
+      <w:proofErr w:type="spellStart"/>
       <w:r>
         <w:rPr>
           <w:rFonts w:ascii="Times New Roman" w:hAnsi="Times New Roman" w:cs="Times New Roman"/>
@@ -17527,7 +17972,37 @@
           <w:sz w:val="28"/>
           <w:szCs w:val="28"/>
         </w:rPr>
-        <w:t>техническое задание;</w:t>
+        <w:t>техническое</w:t>
+      </w:r>
+      <w:proofErr w:type="spellEnd"/>
+      <w:r>
+        <w:rPr>
+          <w:rFonts w:ascii="Times New Roman" w:hAnsi="Times New Roman" w:cs="Times New Roman"/>
+          <w:spacing w:val="-6"/>
+          <w:sz w:val="28"/>
+          <w:szCs w:val="28"/>
+        </w:rPr>
+        <w:t xml:space="preserve"> </w:t>
+      </w:r>
+      <w:proofErr w:type="spellStart"/>
+      <w:r>
+        <w:rPr>
+          <w:rFonts w:ascii="Times New Roman" w:hAnsi="Times New Roman" w:cs="Times New Roman"/>
+          <w:spacing w:val="-6"/>
+          <w:sz w:val="28"/>
+          <w:szCs w:val="28"/>
+        </w:rPr>
+        <w:t>задание</w:t>
+      </w:r>
+      <w:proofErr w:type="spellEnd"/>
+      <w:r>
+        <w:rPr>
+          <w:rFonts w:ascii="Times New Roman" w:hAnsi="Times New Roman" w:cs="Times New Roman"/>
+          <w:spacing w:val="-6"/>
+          <w:sz w:val="28"/>
+          <w:szCs w:val="28"/>
+        </w:rPr>
+        <w:t>;</w:t>
       </w:r>
     </w:p>
     <w:p>
@@ -17547,6 +18022,7 @@
           <w:szCs w:val="28"/>
         </w:rPr>
       </w:pPr>
+      <w:proofErr w:type="spellStart"/>
       <w:r>
         <w:rPr>
           <w:rFonts w:ascii="Times New Roman" w:hAnsi="Times New Roman" w:cs="Times New Roman"/>
@@ -17554,7 +18030,37 @@
           <w:sz w:val="28"/>
           <w:szCs w:val="28"/>
         </w:rPr>
-        <w:t>проект системы;</w:t>
+        <w:t>проект</w:t>
+      </w:r>
+      <w:proofErr w:type="spellEnd"/>
+      <w:r>
+        <w:rPr>
+          <w:rFonts w:ascii="Times New Roman" w:hAnsi="Times New Roman" w:cs="Times New Roman"/>
+          <w:spacing w:val="-6"/>
+          <w:sz w:val="28"/>
+          <w:szCs w:val="28"/>
+        </w:rPr>
+        <w:t xml:space="preserve"> </w:t>
+      </w:r>
+      <w:proofErr w:type="spellStart"/>
+      <w:r>
+        <w:rPr>
+          <w:rFonts w:ascii="Times New Roman" w:hAnsi="Times New Roman" w:cs="Times New Roman"/>
+          <w:spacing w:val="-6"/>
+          <w:sz w:val="28"/>
+          <w:szCs w:val="28"/>
+        </w:rPr>
+        <w:t>системы</w:t>
+      </w:r>
+      <w:proofErr w:type="spellEnd"/>
+      <w:r>
+        <w:rPr>
+          <w:rFonts w:ascii="Times New Roman" w:hAnsi="Times New Roman" w:cs="Times New Roman"/>
+          <w:spacing w:val="-6"/>
+          <w:sz w:val="28"/>
+          <w:szCs w:val="28"/>
+        </w:rPr>
+        <w:t>;</w:t>
       </w:r>
     </w:p>
     <w:p>
@@ -17574,6 +18080,7 @@
           <w:szCs w:val="28"/>
         </w:rPr>
       </w:pPr>
+      <w:proofErr w:type="spellStart"/>
       <w:r>
         <w:rPr>
           <w:rFonts w:ascii="Times New Roman" w:hAnsi="Times New Roman" w:cs="Times New Roman"/>
@@ -17581,7 +18088,57 @@
           <w:sz w:val="28"/>
           <w:szCs w:val="28"/>
         </w:rPr>
-        <w:t>исходный код приложения;</w:t>
+        <w:t>исходный</w:t>
+      </w:r>
+      <w:proofErr w:type="spellEnd"/>
+      <w:r>
+        <w:rPr>
+          <w:rFonts w:ascii="Times New Roman" w:hAnsi="Times New Roman" w:cs="Times New Roman"/>
+          <w:spacing w:val="-6"/>
+          <w:sz w:val="28"/>
+          <w:szCs w:val="28"/>
+        </w:rPr>
+        <w:t xml:space="preserve"> </w:t>
+      </w:r>
+      <w:proofErr w:type="spellStart"/>
+      <w:r>
+        <w:rPr>
+          <w:rFonts w:ascii="Times New Roman" w:hAnsi="Times New Roman" w:cs="Times New Roman"/>
+          <w:spacing w:val="-6"/>
+          <w:sz w:val="28"/>
+          <w:szCs w:val="28"/>
+        </w:rPr>
+        <w:t>код</w:t>
+      </w:r>
+      <w:proofErr w:type="spellEnd"/>
+      <w:r>
+        <w:rPr>
+          <w:rFonts w:ascii="Times New Roman" w:hAnsi="Times New Roman" w:cs="Times New Roman"/>
+          <w:spacing w:val="-6"/>
+          <w:sz w:val="28"/>
+          <w:szCs w:val="28"/>
+        </w:rPr>
+        <w:t xml:space="preserve"> </w:t>
+      </w:r>
+      <w:proofErr w:type="spellStart"/>
+      <w:r>
+        <w:rPr>
+          <w:rFonts w:ascii="Times New Roman" w:hAnsi="Times New Roman" w:cs="Times New Roman"/>
+          <w:spacing w:val="-6"/>
+          <w:sz w:val="28"/>
+          <w:szCs w:val="28"/>
+        </w:rPr>
+        <w:t>приложения</w:t>
+      </w:r>
+      <w:proofErr w:type="spellEnd"/>
+      <w:r>
+        <w:rPr>
+          <w:rFonts w:ascii="Times New Roman" w:hAnsi="Times New Roman" w:cs="Times New Roman"/>
+          <w:spacing w:val="-6"/>
+          <w:sz w:val="28"/>
+          <w:szCs w:val="28"/>
+        </w:rPr>
+        <w:t>;</w:t>
       </w:r>
     </w:p>
     <w:p>
@@ -17601,6 +18158,7 @@
           <w:szCs w:val="28"/>
         </w:rPr>
       </w:pPr>
+      <w:proofErr w:type="spellStart"/>
       <w:r>
         <w:rPr>
           <w:rFonts w:ascii="Times New Roman" w:hAnsi="Times New Roman" w:cs="Times New Roman"/>
@@ -17608,7 +18166,37 @@
           <w:sz w:val="28"/>
           <w:szCs w:val="28"/>
         </w:rPr>
-        <w:t>пояснительную записку.</w:t>
+        <w:t>пояснительную</w:t>
+      </w:r>
+      <w:proofErr w:type="spellEnd"/>
+      <w:r>
+        <w:rPr>
+          <w:rFonts w:ascii="Times New Roman" w:hAnsi="Times New Roman" w:cs="Times New Roman"/>
+          <w:spacing w:val="-6"/>
+          <w:sz w:val="28"/>
+          <w:szCs w:val="28"/>
+        </w:rPr>
+        <w:t xml:space="preserve"> </w:t>
+      </w:r>
+      <w:proofErr w:type="spellStart"/>
+      <w:r>
+        <w:rPr>
+          <w:rFonts w:ascii="Times New Roman" w:hAnsi="Times New Roman" w:cs="Times New Roman"/>
+          <w:spacing w:val="-6"/>
+          <w:sz w:val="28"/>
+          <w:szCs w:val="28"/>
+        </w:rPr>
+        <w:t>записку</w:t>
+      </w:r>
+      <w:proofErr w:type="spellEnd"/>
+      <w:r>
+        <w:rPr>
+          <w:rFonts w:ascii="Times New Roman" w:hAnsi="Times New Roman" w:cs="Times New Roman"/>
+          <w:spacing w:val="-6"/>
+          <w:sz w:val="28"/>
+          <w:szCs w:val="28"/>
+        </w:rPr>
+        <w:t>.</w:t>
       </w:r>
     </w:p>
     <w:p>
@@ -17622,8 +18210,6 @@
           <w:szCs w:val="28"/>
         </w:rPr>
       </w:pPr>
-      <w:commentRangeStart w:id="144"/>
-      <w:commentRangeStart w:id="145"/>
       <w:r>
         <w:rPr>
           <w:spacing w:val="-6"/>
@@ -17631,26 +18217,6 @@
           <w:szCs w:val="28"/>
         </w:rPr>
         <w:t>Указанные результаты предоставляются в соответствии с этапами и сроками, установленными в таблице 4.1. По результатам приёмочных испытаний дополнительно оформляется протокол в соответствии с пунктом 6.2.</w:t>
-      </w:r>
-      <w:commentRangeEnd w:id="144"/>
-      <w:r>
-        <w:rPr>
-          <w:rStyle w:val="ab"/>
-          <w:spacing w:val="-6"/>
-          <w:sz w:val="28"/>
-          <w:szCs w:val="28"/>
-        </w:rPr>
-        <w:commentReference w:id="144"/>
-      </w:r>
-      <w:commentRangeEnd w:id="145"/>
-      <w:r>
-        <w:rPr>
-          <w:rStyle w:val="ab"/>
-          <w:spacing w:val="-6"/>
-          <w:sz w:val="28"/>
-          <w:szCs w:val="28"/>
-        </w:rPr>
-        <w:commentReference w:id="145"/>
       </w:r>
     </w:p>
     <w:p>
@@ -17659,10 +18225,10 @@
           <w:tab w:val="center" w:pos="4679"/>
         </w:tabs>
         <w:sectPr>
-          <w:headerReference w:type="default" r:id="rId34"/>
-          <w:footerReference w:type="default" r:id="rId35"/>
-          <w:headerReference w:type="first" r:id="rId36"/>
-          <w:footerReference w:type="first" r:id="rId37"/>
+          <w:headerReference w:type="default" r:id="rId30"/>
+          <w:footerReference w:type="default" r:id="rId31"/>
+          <w:headerReference w:type="first" r:id="rId32"/>
+          <w:footerReference w:type="first" r:id="rId33"/>
           <w:pgSz w:w="11910" w:h="16840"/>
           <w:pgMar w:top="1134" w:right="851" w:bottom="1134" w:left="1701" w:header="0" w:footer="828" w:gutter="0"/>
           <w:cols w:space="720"/>
@@ -17689,11 +18255,11 @@
           <w:lang w:val="ru-RU"/>
         </w:rPr>
       </w:pPr>
-      <w:bookmarkStart w:id="146" w:name="_Toc1593689414"/>
-      <w:bookmarkStart w:id="147" w:name="_Toc1786079946"/>
-      <w:bookmarkStart w:id="148" w:name="_Toc1220850203"/>
-      <w:bookmarkStart w:id="149" w:name="_Toc598630463"/>
-      <w:bookmarkStart w:id="150" w:name="_Toc243253781"/>
+      <w:bookmarkStart w:id="129" w:name="_Toc1593689414"/>
+      <w:bookmarkStart w:id="130" w:name="_Toc1786079946"/>
+      <w:bookmarkStart w:id="131" w:name="_Toc1220850203"/>
+      <w:bookmarkStart w:id="132" w:name="_Toc598630463"/>
+      <w:bookmarkStart w:id="133" w:name="_Toc243253781"/>
       <w:r>
         <w:rPr>
           <w:rFonts w:ascii="Times New Roman" w:eastAsia="Times New Roman" w:hAnsi="Times New Roman" w:cs="Times New Roman"/>
@@ -17713,8 +18279,8 @@
         </w:rPr>
         <w:t xml:space="preserve"> </w:t>
       </w:r>
-      <w:bookmarkEnd w:id="146"/>
-      <w:bookmarkEnd w:id="147"/>
+      <w:bookmarkEnd w:id="129"/>
+      <w:bookmarkEnd w:id="130"/>
       <w:r>
         <w:rPr>
           <w:rFonts w:ascii="Times New Roman" w:eastAsia="Times New Roman" w:hAnsi="Times New Roman" w:cs="Times New Roman"/>
@@ -17724,9 +18290,9 @@
         </w:rPr>
         <w:t>СИСТЕМЫ</w:t>
       </w:r>
-      <w:bookmarkEnd w:id="148"/>
-      <w:bookmarkEnd w:id="149"/>
-      <w:bookmarkEnd w:id="150"/>
+      <w:bookmarkEnd w:id="131"/>
+      <w:bookmarkEnd w:id="132"/>
+      <w:bookmarkEnd w:id="133"/>
     </w:p>
     <w:p>
       <w:pPr>
@@ -17754,9 +18320,9 @@
           <w:lang w:val="ru-RU"/>
         </w:rPr>
       </w:pPr>
-      <w:bookmarkStart w:id="151" w:name="_Toc1588649713"/>
-      <w:bookmarkStart w:id="152" w:name="_Toc312134289"/>
-      <w:bookmarkStart w:id="153" w:name="_Toc243253782"/>
+      <w:bookmarkStart w:id="134" w:name="_Toc1588649713"/>
+      <w:bookmarkStart w:id="135" w:name="_Toc312134289"/>
+      <w:bookmarkStart w:id="136" w:name="_Toc243253782"/>
       <w:r>
         <w:rPr>
           <w:rFonts w:ascii="Times New Roman" w:eastAsia="Times New Roman" w:hAnsi="Times New Roman" w:cs="Times New Roman"/>
@@ -17778,9 +18344,9 @@
         </w:rPr>
         <w:t>Виды, состав и методы испытаний АС и ее составных частей</w:t>
       </w:r>
-      <w:bookmarkEnd w:id="151"/>
-      <w:bookmarkEnd w:id="152"/>
-      <w:bookmarkEnd w:id="153"/>
+      <w:bookmarkEnd w:id="134"/>
+      <w:bookmarkEnd w:id="135"/>
+      <w:bookmarkEnd w:id="136"/>
     </w:p>
     <w:p>
       <w:pPr>
@@ -17949,6 +18515,7 @@
           <w:szCs w:val="28"/>
         </w:rPr>
       </w:pPr>
+      <w:proofErr w:type="spellStart"/>
       <w:r>
         <w:rPr>
           <w:rFonts w:ascii="Times New Roman" w:eastAsia="Times New Roman" w:hAnsi="Times New Roman" w:cs="Times New Roman"/>
@@ -17957,6 +18524,7 @@
         </w:rPr>
         <w:t>предварительные</w:t>
       </w:r>
+      <w:proofErr w:type="spellEnd"/>
       <w:r>
         <w:rPr>
           <w:rFonts w:ascii="Times New Roman" w:eastAsia="Times New Roman" w:hAnsi="Times New Roman" w:cs="Times New Roman"/>
@@ -17966,6 +18534,7 @@
         </w:rPr>
         <w:t xml:space="preserve"> </w:t>
       </w:r>
+      <w:proofErr w:type="spellStart"/>
       <w:r>
         <w:rPr>
           <w:rFonts w:ascii="Times New Roman" w:eastAsia="Times New Roman" w:hAnsi="Times New Roman" w:cs="Times New Roman"/>
@@ -17973,7 +18542,17 @@
           <w:sz w:val="28"/>
           <w:szCs w:val="28"/>
         </w:rPr>
-        <w:t>испытания;</w:t>
+        <w:t>испытания</w:t>
+      </w:r>
+      <w:proofErr w:type="spellEnd"/>
+      <w:r>
+        <w:rPr>
+          <w:rFonts w:ascii="Times New Roman" w:eastAsia="Times New Roman" w:hAnsi="Times New Roman" w:cs="Times New Roman"/>
+          <w:spacing w:val="-2"/>
+          <w:sz w:val="28"/>
+          <w:szCs w:val="28"/>
+        </w:rPr>
+        <w:t>;</w:t>
       </w:r>
     </w:p>
     <w:p>
@@ -17995,6 +18574,7 @@
           <w:szCs w:val="28"/>
         </w:rPr>
       </w:pPr>
+      <w:proofErr w:type="spellStart"/>
       <w:r>
         <w:rPr>
           <w:rFonts w:ascii="Times New Roman" w:eastAsia="Times New Roman" w:hAnsi="Times New Roman" w:cs="Times New Roman"/>
@@ -18003,6 +18583,7 @@
         </w:rPr>
         <w:t>опытная</w:t>
       </w:r>
+      <w:proofErr w:type="spellEnd"/>
       <w:r>
         <w:rPr>
           <w:rFonts w:ascii="Times New Roman" w:eastAsia="Times New Roman" w:hAnsi="Times New Roman" w:cs="Times New Roman"/>
@@ -18012,6 +18593,7 @@
         </w:rPr>
         <w:t xml:space="preserve"> </w:t>
       </w:r>
+      <w:proofErr w:type="spellStart"/>
       <w:r>
         <w:rPr>
           <w:rFonts w:ascii="Times New Roman" w:eastAsia="Times New Roman" w:hAnsi="Times New Roman" w:cs="Times New Roman"/>
@@ -18020,6 +18602,7 @@
         </w:rPr>
         <w:t>эксплуатация</w:t>
       </w:r>
+      <w:proofErr w:type="spellEnd"/>
       <w:r>
         <w:rPr>
           <w:rFonts w:ascii="Times New Roman" w:eastAsia="Times New Roman" w:hAnsi="Times New Roman" w:cs="Times New Roman"/>
@@ -18058,6 +18641,7 @@
           <w:szCs w:val="28"/>
         </w:rPr>
       </w:pPr>
+      <w:proofErr w:type="spellStart"/>
       <w:r>
         <w:rPr>
           <w:rFonts w:ascii="Times New Roman" w:eastAsia="Times New Roman" w:hAnsi="Times New Roman" w:cs="Times New Roman"/>
@@ -18066,6 +18650,7 @@
         </w:rPr>
         <w:t>приёмочные</w:t>
       </w:r>
+      <w:proofErr w:type="spellEnd"/>
       <w:r>
         <w:rPr>
           <w:rFonts w:ascii="Times New Roman" w:eastAsia="Times New Roman" w:hAnsi="Times New Roman" w:cs="Times New Roman"/>
@@ -18075,6 +18660,7 @@
         </w:rPr>
         <w:t xml:space="preserve"> </w:t>
       </w:r>
+      <w:proofErr w:type="spellStart"/>
       <w:r>
         <w:rPr>
           <w:rFonts w:ascii="Times New Roman" w:eastAsia="Times New Roman" w:hAnsi="Times New Roman" w:cs="Times New Roman"/>
@@ -18082,7 +18668,17 @@
           <w:sz w:val="28"/>
           <w:szCs w:val="28"/>
         </w:rPr>
-        <w:t>испытания.</w:t>
+        <w:t>испытания</w:t>
+      </w:r>
+      <w:proofErr w:type="spellEnd"/>
+      <w:r>
+        <w:rPr>
+          <w:rFonts w:ascii="Times New Roman" w:eastAsia="Times New Roman" w:hAnsi="Times New Roman" w:cs="Times New Roman"/>
+          <w:spacing w:val="-2"/>
+          <w:sz w:val="28"/>
+          <w:szCs w:val="28"/>
+        </w:rPr>
+        <w:t>.</w:t>
       </w:r>
     </w:p>
     <w:p>
@@ -18214,6 +18810,7 @@
           <w:szCs w:val="28"/>
         </w:rPr>
       </w:pPr>
+      <w:proofErr w:type="spellStart"/>
       <w:r>
         <w:rPr>
           <w:rFonts w:ascii="Times New Roman" w:eastAsia="Times New Roman" w:hAnsi="Times New Roman" w:cs="Times New Roman"/>
@@ -18222,6 +18819,7 @@
         </w:rPr>
         <w:t>модульное</w:t>
       </w:r>
+      <w:proofErr w:type="spellEnd"/>
       <w:r>
         <w:rPr>
           <w:rFonts w:ascii="Times New Roman" w:eastAsia="Times New Roman" w:hAnsi="Times New Roman" w:cs="Times New Roman"/>
@@ -18231,6 +18829,7 @@
         </w:rPr>
         <w:t xml:space="preserve"> </w:t>
       </w:r>
+      <w:proofErr w:type="spellStart"/>
       <w:r>
         <w:rPr>
           <w:rFonts w:ascii="Times New Roman" w:eastAsia="Times New Roman" w:hAnsi="Times New Roman" w:cs="Times New Roman"/>
@@ -18239,6 +18838,7 @@
         </w:rPr>
         <w:t>тестирование</w:t>
       </w:r>
+      <w:proofErr w:type="spellEnd"/>
       <w:r>
         <w:rPr>
           <w:rFonts w:ascii="Times New Roman" w:eastAsia="Times New Roman" w:hAnsi="Times New Roman" w:cs="Times New Roman"/>
@@ -18248,6 +18848,7 @@
         </w:rPr>
         <w:t xml:space="preserve"> </w:t>
       </w:r>
+      <w:proofErr w:type="spellStart"/>
       <w:r>
         <w:rPr>
           <w:rFonts w:ascii="Times New Roman" w:eastAsia="Times New Roman" w:hAnsi="Times New Roman" w:cs="Times New Roman"/>
@@ -18255,7 +18856,17 @@
           <w:sz w:val="28"/>
           <w:szCs w:val="28"/>
         </w:rPr>
-        <w:t>логики;</w:t>
+        <w:t>логики</w:t>
+      </w:r>
+      <w:proofErr w:type="spellEnd"/>
+      <w:r>
+        <w:rPr>
+          <w:rFonts w:ascii="Times New Roman" w:eastAsia="Times New Roman" w:hAnsi="Times New Roman" w:cs="Times New Roman"/>
+          <w:spacing w:val="-2"/>
+          <w:sz w:val="28"/>
+          <w:szCs w:val="28"/>
+        </w:rPr>
+        <w:t>;</w:t>
       </w:r>
     </w:p>
     <w:p>
@@ -18277,6 +18888,7 @@
           <w:szCs w:val="28"/>
         </w:rPr>
       </w:pPr>
+      <w:proofErr w:type="spellStart"/>
       <w:r>
         <w:rPr>
           <w:rFonts w:ascii="Times New Roman" w:eastAsia="Times New Roman" w:hAnsi="Times New Roman" w:cs="Times New Roman"/>
@@ -18285,6 +18897,7 @@
         </w:rPr>
         <w:t>нагрузочное</w:t>
       </w:r>
+      <w:proofErr w:type="spellEnd"/>
       <w:r>
         <w:rPr>
           <w:rFonts w:ascii="Times New Roman" w:eastAsia="Times New Roman" w:hAnsi="Times New Roman" w:cs="Times New Roman"/>
@@ -18294,6 +18907,7 @@
         </w:rPr>
         <w:t xml:space="preserve"> </w:t>
       </w:r>
+      <w:proofErr w:type="spellStart"/>
       <w:r>
         <w:rPr>
           <w:rFonts w:ascii="Times New Roman" w:eastAsia="Times New Roman" w:hAnsi="Times New Roman" w:cs="Times New Roman"/>
@@ -18301,7 +18915,17 @@
           <w:sz w:val="28"/>
           <w:szCs w:val="28"/>
         </w:rPr>
-        <w:t>тестирование;</w:t>
+        <w:t>тестирование</w:t>
+      </w:r>
+      <w:proofErr w:type="spellEnd"/>
+      <w:r>
+        <w:rPr>
+          <w:rFonts w:ascii="Times New Roman" w:eastAsia="Times New Roman" w:hAnsi="Times New Roman" w:cs="Times New Roman"/>
+          <w:spacing w:val="-2"/>
+          <w:sz w:val="28"/>
+          <w:szCs w:val="28"/>
+        </w:rPr>
+        <w:t>;</w:t>
       </w:r>
     </w:p>
     <w:p>
@@ -18323,6 +18947,7 @@
           <w:szCs w:val="28"/>
         </w:rPr>
       </w:pPr>
+      <w:proofErr w:type="spellStart"/>
       <w:r>
         <w:rPr>
           <w:rFonts w:ascii="Times New Roman" w:eastAsia="Times New Roman" w:hAnsi="Times New Roman" w:cs="Times New Roman"/>
@@ -18331,6 +18956,7 @@
         </w:rPr>
         <w:t>ручное</w:t>
       </w:r>
+      <w:proofErr w:type="spellEnd"/>
       <w:r>
         <w:rPr>
           <w:rFonts w:ascii="Times New Roman" w:eastAsia="Times New Roman" w:hAnsi="Times New Roman" w:cs="Times New Roman"/>
@@ -18340,6 +18966,7 @@
         </w:rPr>
         <w:t xml:space="preserve"> </w:t>
       </w:r>
+      <w:proofErr w:type="spellStart"/>
       <w:r>
         <w:rPr>
           <w:rFonts w:ascii="Times New Roman" w:eastAsia="Times New Roman" w:hAnsi="Times New Roman" w:cs="Times New Roman"/>
@@ -18349,6 +18976,7 @@
         </w:rPr>
         <w:t>тестирование</w:t>
       </w:r>
+      <w:proofErr w:type="spellEnd"/>
     </w:p>
     <w:p>
       <w:pPr>
@@ -18358,6 +18986,7 @@
         <w:jc w:val="both"/>
         <w:rPr>
           <w:rFonts w:ascii="Times New Roman" w:eastAsia="Times New Roman" w:hAnsi="Times New Roman" w:cs="Times New Roman"/>
+          <w:lang w:val="ru-RU"/>
         </w:rPr>
       </w:pPr>
       <w:r>
@@ -18466,6 +19095,7 @@
         <w:jc w:val="both"/>
         <w:rPr>
           <w:rFonts w:ascii="Times New Roman" w:eastAsia="Times New Roman" w:hAnsi="Times New Roman" w:cs="Times New Roman"/>
+          <w:lang w:val="ru-RU"/>
         </w:rPr>
       </w:pPr>
     </w:p>
@@ -18480,9 +19110,9 @@
           <w:lang w:val="ru-RU"/>
         </w:rPr>
       </w:pPr>
-      <w:bookmarkStart w:id="154" w:name="_Toc435268854"/>
-      <w:bookmarkStart w:id="155" w:name="_Toc1642355950"/>
-      <w:bookmarkStart w:id="156" w:name="_Toc243253783"/>
+      <w:bookmarkStart w:id="137" w:name="_Toc435268854"/>
+      <w:bookmarkStart w:id="138" w:name="_Toc1642355950"/>
+      <w:bookmarkStart w:id="139" w:name="_Toc243253783"/>
       <w:r>
         <w:rPr>
           <w:rFonts w:ascii="Times New Roman" w:eastAsia="Times New Roman" w:hAnsi="Times New Roman" w:cs="Times New Roman"/>
@@ -18504,9 +19134,9 @@
         </w:rPr>
         <w:t>Общие требования к приёмке работ по стадиям</w:t>
       </w:r>
-      <w:bookmarkEnd w:id="154"/>
-      <w:bookmarkEnd w:id="155"/>
-      <w:bookmarkEnd w:id="156"/>
+      <w:bookmarkEnd w:id="137"/>
+      <w:bookmarkEnd w:id="138"/>
+      <w:bookmarkEnd w:id="139"/>
     </w:p>
     <w:p>
       <w:pPr>
@@ -18564,6 +19194,7 @@
         <w:jc w:val="both"/>
         <w:rPr>
           <w:rFonts w:ascii="Times New Roman" w:hAnsi="Times New Roman" w:cs="Times New Roman"/>
+          <w:lang w:val="ru-RU"/>
         </w:rPr>
       </w:pPr>
       <w:r>
@@ -18582,6 +19213,7 @@
         <w:jc w:val="both"/>
         <w:rPr>
           <w:rFonts w:ascii="Times New Roman" w:hAnsi="Times New Roman" w:cs="Times New Roman"/>
+          <w:lang w:val="ru-RU"/>
         </w:rPr>
       </w:pPr>
     </w:p>
@@ -18675,11 +19307,11 @@
           <w:szCs w:val="28"/>
         </w:rPr>
       </w:pPr>
-      <w:bookmarkStart w:id="157" w:name="_Toc1119843407"/>
-      <w:bookmarkStart w:id="158" w:name="_Toc1758593065"/>
-      <w:bookmarkStart w:id="159" w:name="_Toc1872028045"/>
-      <w:bookmarkStart w:id="160" w:name="_Toc1534696623"/>
-      <w:bookmarkStart w:id="161" w:name="_Toc243253784"/>
+      <w:bookmarkStart w:id="140" w:name="_Toc1119843407"/>
+      <w:bookmarkStart w:id="141" w:name="_Toc1758593065"/>
+      <w:bookmarkStart w:id="142" w:name="_Toc1872028045"/>
+      <w:bookmarkStart w:id="143" w:name="_Toc1534696623"/>
+      <w:bookmarkStart w:id="144" w:name="_Toc243253784"/>
       <w:r>
         <w:rPr>
           <w:rFonts w:ascii="Times New Roman" w:eastAsia="Times New Roman" w:hAnsi="Times New Roman" w:cs="Times New Roman"/>
@@ -18689,11 +19321,11 @@
         <w:lastRenderedPageBreak/>
         <w:t>ТРЕБОВАНИЯ К ДОКУМЕНТИРОВАНИЮ</w:t>
       </w:r>
-      <w:bookmarkEnd w:id="157"/>
-      <w:bookmarkEnd w:id="158"/>
-      <w:bookmarkEnd w:id="159"/>
-      <w:bookmarkEnd w:id="160"/>
-      <w:bookmarkEnd w:id="161"/>
+      <w:bookmarkEnd w:id="140"/>
+      <w:bookmarkEnd w:id="141"/>
+      <w:bookmarkEnd w:id="142"/>
+      <w:bookmarkEnd w:id="143"/>
+      <w:bookmarkEnd w:id="144"/>
     </w:p>
     <w:p>
       <w:pPr>
@@ -18727,10 +19359,6 @@
           <w:lang w:val="ru-RU"/>
         </w:rPr>
       </w:pPr>
-      <w:commentRangeStart w:id="162"/>
-      <w:commentRangeStart w:id="163"/>
-      <w:commentRangeStart w:id="164"/>
-      <w:commentRangeStart w:id="165"/>
       <w:r>
         <w:rPr>
           <w:rFonts w:ascii="Times New Roman" w:eastAsia="Times New Roman" w:hAnsi="Times New Roman" w:cs="Times New Roman"/>
@@ -18827,50 +19455,6 @@
           <w:lang w:val="ru-RU"/>
         </w:rPr>
         <w:t>электронном виде на русском языке. Вспомогательная документация (не указанная в качестве непосредственного результата работ) также передаётся только в электронном виде.</w:t>
-      </w:r>
-      <w:commentRangeEnd w:id="162"/>
-      <w:r>
-        <w:rPr>
-          <w:rStyle w:val="ab"/>
-          <w:rFonts w:ascii="Times New Roman" w:eastAsia="Times New Roman" w:hAnsi="Times New Roman" w:cs="Times New Roman"/>
-          <w:sz w:val="28"/>
-          <w:szCs w:val="28"/>
-          <w:lang w:val="ru-RU"/>
-        </w:rPr>
-        <w:commentReference w:id="162"/>
-      </w:r>
-      <w:commentRangeEnd w:id="163"/>
-      <w:r>
-        <w:rPr>
-          <w:rStyle w:val="ab"/>
-          <w:rFonts w:ascii="Times New Roman" w:eastAsia="Times New Roman" w:hAnsi="Times New Roman" w:cs="Times New Roman"/>
-          <w:sz w:val="28"/>
-          <w:szCs w:val="28"/>
-          <w:lang w:val="ru-RU"/>
-        </w:rPr>
-        <w:commentReference w:id="163"/>
-      </w:r>
-      <w:commentRangeEnd w:id="164"/>
-      <w:r>
-        <w:rPr>
-          <w:rStyle w:val="ab"/>
-          <w:rFonts w:ascii="Times New Roman" w:eastAsia="Times New Roman" w:hAnsi="Times New Roman" w:cs="Times New Roman"/>
-          <w:sz w:val="28"/>
-          <w:szCs w:val="28"/>
-          <w:lang w:val="ru-RU"/>
-        </w:rPr>
-        <w:commentReference w:id="164"/>
-      </w:r>
-      <w:commentRangeEnd w:id="165"/>
-      <w:r>
-        <w:rPr>
-          <w:rStyle w:val="ab"/>
-          <w:rFonts w:ascii="Times New Roman" w:eastAsia="Times New Roman" w:hAnsi="Times New Roman" w:cs="Times New Roman"/>
-          <w:sz w:val="28"/>
-          <w:szCs w:val="28"/>
-          <w:lang w:val="ru-RU"/>
-        </w:rPr>
-        <w:commentReference w:id="165"/>
       </w:r>
     </w:p>
     <w:p>
@@ -18892,11 +19476,12 @@
         <w:spacing w:line="360" w:lineRule="auto"/>
         <w:rPr>
           <w:rFonts w:ascii="Times New Roman" w:eastAsia="Times New Roman" w:hAnsi="Times New Roman" w:cs="Times New Roman"/>
-        </w:rPr>
-      </w:pPr>
-      <w:bookmarkStart w:id="166" w:name="_Toc1213080596"/>
-      <w:bookmarkStart w:id="167" w:name="_Toc1797061805"/>
-      <w:bookmarkStart w:id="168" w:name="_Toc243253785"/>
+          <w:lang w:val="ru-RU"/>
+        </w:rPr>
+      </w:pPr>
+      <w:bookmarkStart w:id="145" w:name="_Toc1213080596"/>
+      <w:bookmarkStart w:id="146" w:name="_Toc1797061805"/>
+      <w:bookmarkStart w:id="147" w:name="_Toc243253785"/>
       <w:r>
         <w:rPr>
           <w:rFonts w:ascii="Times New Roman" w:eastAsia="Times New Roman" w:hAnsi="Times New Roman" w:cs="Times New Roman"/>
@@ -18918,9 +19503,9 @@
         </w:rPr>
         <w:t>Перечень подлежащих разработке документов</w:t>
       </w:r>
-      <w:bookmarkEnd w:id="166"/>
-      <w:bookmarkEnd w:id="167"/>
-      <w:bookmarkEnd w:id="168"/>
+      <w:bookmarkEnd w:id="145"/>
+      <w:bookmarkEnd w:id="146"/>
+      <w:bookmarkEnd w:id="147"/>
     </w:p>
     <w:p>
       <w:pPr>
@@ -18931,6 +19516,7 @@
         <w:spacing w:line="360" w:lineRule="auto"/>
         <w:rPr>
           <w:rFonts w:ascii="Times New Roman" w:eastAsia="Times New Roman" w:hAnsi="Times New Roman" w:cs="Times New Roman"/>
+          <w:lang w:val="ru-RU"/>
         </w:rPr>
       </w:pPr>
     </w:p>
@@ -18990,9 +19576,9 @@
           <w:lang w:val="ru-RU"/>
         </w:rPr>
       </w:pPr>
-      <w:bookmarkStart w:id="169" w:name="_Toc1999177376"/>
-      <w:bookmarkStart w:id="170" w:name="_Toc1931033653"/>
-      <w:bookmarkStart w:id="171" w:name="_Toc243253786"/>
+      <w:bookmarkStart w:id="148" w:name="_Toc1999177376"/>
+      <w:bookmarkStart w:id="149" w:name="_Toc1931033653"/>
+      <w:bookmarkStart w:id="150" w:name="_Toc243253786"/>
       <w:r>
         <w:rPr>
           <w:rFonts w:ascii="Times New Roman" w:eastAsia="Times New Roman" w:hAnsi="Times New Roman" w:cs="Times New Roman"/>
@@ -19014,9 +19600,9 @@
         </w:rPr>
         <w:t>Вид представления и количество документов</w:t>
       </w:r>
-      <w:bookmarkEnd w:id="169"/>
-      <w:bookmarkEnd w:id="170"/>
-      <w:bookmarkEnd w:id="171"/>
+      <w:bookmarkEnd w:id="148"/>
+      <w:bookmarkEnd w:id="149"/>
+      <w:bookmarkEnd w:id="150"/>
     </w:p>
     <w:p>
       <w:pPr>
@@ -19143,15 +19729,9 @@
           <w:iCs/>
           <w:lang w:val="ru-RU"/>
         </w:rPr>
-        <w:t xml:space="preserve">.docx </w:t>
-      </w:r>
-      <w:r>
-        <w:rPr>
-          <w:rFonts w:ascii="Times New Roman" w:eastAsia="Times New Roman" w:hAnsi="Times New Roman" w:cs="Times New Roman"/>
-          <w:lang w:val="ru-RU"/>
-        </w:rPr>
-        <w:t xml:space="preserve">и </w:t>
-      </w:r>
+        <w:t>.</w:t>
+      </w:r>
+      <w:proofErr w:type="spellStart"/>
       <w:r>
         <w:rPr>
           <w:rFonts w:ascii="Times New Roman" w:eastAsia="Times New Roman" w:hAnsi="Times New Roman" w:cs="Times New Roman"/>
@@ -19159,7 +19739,53 @@
           <w:iCs/>
           <w:lang w:val="ru-RU"/>
         </w:rPr>
-        <w:t xml:space="preserve">.pdf </w:t>
+        <w:t>docx</w:t>
+      </w:r>
+      <w:proofErr w:type="spellEnd"/>
+      <w:r>
+        <w:rPr>
+          <w:rFonts w:ascii="Times New Roman" w:eastAsia="Times New Roman" w:hAnsi="Times New Roman" w:cs="Times New Roman"/>
+          <w:i/>
+          <w:iCs/>
+          <w:lang w:val="ru-RU"/>
+        </w:rPr>
+        <w:t xml:space="preserve"> </w:t>
+      </w:r>
+      <w:r>
+        <w:rPr>
+          <w:rFonts w:ascii="Times New Roman" w:eastAsia="Times New Roman" w:hAnsi="Times New Roman" w:cs="Times New Roman"/>
+          <w:lang w:val="ru-RU"/>
+        </w:rPr>
+        <w:t xml:space="preserve">и </w:t>
+      </w:r>
+      <w:r>
+        <w:rPr>
+          <w:rFonts w:ascii="Times New Roman" w:eastAsia="Times New Roman" w:hAnsi="Times New Roman" w:cs="Times New Roman"/>
+          <w:i/>
+          <w:iCs/>
+          <w:lang w:val="ru-RU"/>
+        </w:rPr>
+        <w:t>.</w:t>
+      </w:r>
+      <w:proofErr w:type="spellStart"/>
+      <w:r>
+        <w:rPr>
+          <w:rFonts w:ascii="Times New Roman" w:eastAsia="Times New Roman" w:hAnsi="Times New Roman" w:cs="Times New Roman"/>
+          <w:i/>
+          <w:iCs/>
+          <w:lang w:val="ru-RU"/>
+        </w:rPr>
+        <w:t>pdf</w:t>
+      </w:r>
+      <w:proofErr w:type="spellEnd"/>
+      <w:r>
+        <w:rPr>
+          <w:rFonts w:ascii="Times New Roman" w:eastAsia="Times New Roman" w:hAnsi="Times New Roman" w:cs="Times New Roman"/>
+          <w:i/>
+          <w:iCs/>
+          <w:lang w:val="ru-RU"/>
+        </w:rPr>
+        <w:t xml:space="preserve"> </w:t>
       </w:r>
       <w:r>
         <w:rPr>
@@ -19195,6 +19821,7 @@
           <w:szCs w:val="28"/>
         </w:rPr>
       </w:pPr>
+      <w:proofErr w:type="spellStart"/>
       <w:r>
         <w:rPr>
           <w:rFonts w:ascii="Times New Roman" w:eastAsia="Times New Roman" w:hAnsi="Times New Roman" w:cs="Times New Roman"/>
@@ -19203,6 +19830,7 @@
         </w:rPr>
         <w:t>Техническое</w:t>
       </w:r>
+      <w:proofErr w:type="spellEnd"/>
       <w:r>
         <w:rPr>
           <w:rFonts w:ascii="Times New Roman" w:eastAsia="Times New Roman" w:hAnsi="Times New Roman" w:cs="Times New Roman"/>
@@ -19212,6 +19840,7 @@
         </w:rPr>
         <w:t xml:space="preserve"> </w:t>
       </w:r>
+      <w:proofErr w:type="spellStart"/>
       <w:r>
         <w:rPr>
           <w:rFonts w:ascii="Times New Roman" w:eastAsia="Times New Roman" w:hAnsi="Times New Roman" w:cs="Times New Roman"/>
@@ -19219,7 +19848,17 @@
           <w:sz w:val="28"/>
           <w:szCs w:val="28"/>
         </w:rPr>
-        <w:t>задание;</w:t>
+        <w:t>задание</w:t>
+      </w:r>
+      <w:proofErr w:type="spellEnd"/>
+      <w:r>
+        <w:rPr>
+          <w:rFonts w:ascii="Times New Roman" w:eastAsia="Times New Roman" w:hAnsi="Times New Roman" w:cs="Times New Roman"/>
+          <w:spacing w:val="-2"/>
+          <w:sz w:val="28"/>
+          <w:szCs w:val="28"/>
+        </w:rPr>
+        <w:t>;</w:t>
       </w:r>
     </w:p>
     <w:p>
@@ -19241,13 +19880,41 @@
           <w:szCs w:val="28"/>
         </w:rPr>
       </w:pPr>
-      <w:r>
-        <w:rPr>
-          <w:rFonts w:ascii="Times New Roman" w:eastAsia="Times New Roman" w:hAnsi="Times New Roman" w:cs="Times New Roman"/>
-          <w:sz w:val="28"/>
-          <w:szCs w:val="28"/>
-        </w:rPr>
-        <w:t>Проект системы;</w:t>
+      <w:proofErr w:type="spellStart"/>
+      <w:r>
+        <w:rPr>
+          <w:rFonts w:ascii="Times New Roman" w:eastAsia="Times New Roman" w:hAnsi="Times New Roman" w:cs="Times New Roman"/>
+          <w:sz w:val="28"/>
+          <w:szCs w:val="28"/>
+        </w:rPr>
+        <w:t>Проект</w:t>
+      </w:r>
+      <w:proofErr w:type="spellEnd"/>
+      <w:r>
+        <w:rPr>
+          <w:rFonts w:ascii="Times New Roman" w:eastAsia="Times New Roman" w:hAnsi="Times New Roman" w:cs="Times New Roman"/>
+          <w:sz w:val="28"/>
+          <w:szCs w:val="28"/>
+        </w:rPr>
+        <w:t xml:space="preserve"> </w:t>
+      </w:r>
+      <w:proofErr w:type="spellStart"/>
+      <w:r>
+        <w:rPr>
+          <w:rFonts w:ascii="Times New Roman" w:eastAsia="Times New Roman" w:hAnsi="Times New Roman" w:cs="Times New Roman"/>
+          <w:sz w:val="28"/>
+          <w:szCs w:val="28"/>
+        </w:rPr>
+        <w:t>системы</w:t>
+      </w:r>
+      <w:proofErr w:type="spellEnd"/>
+      <w:r>
+        <w:rPr>
+          <w:rFonts w:ascii="Times New Roman" w:eastAsia="Times New Roman" w:hAnsi="Times New Roman" w:cs="Times New Roman"/>
+          <w:sz w:val="28"/>
+          <w:szCs w:val="28"/>
+        </w:rPr>
+        <w:t>;</w:t>
       </w:r>
     </w:p>
     <w:p>
@@ -19269,13 +19936,41 @@
           <w:szCs w:val="28"/>
         </w:rPr>
       </w:pPr>
-      <w:r>
-        <w:rPr>
-          <w:rFonts w:ascii="Times New Roman" w:eastAsia="Times New Roman" w:hAnsi="Times New Roman" w:cs="Times New Roman"/>
-          <w:sz w:val="28"/>
-          <w:szCs w:val="28"/>
-        </w:rPr>
-        <w:t>Пояснительная записка;</w:t>
+      <w:proofErr w:type="spellStart"/>
+      <w:r>
+        <w:rPr>
+          <w:rFonts w:ascii="Times New Roman" w:eastAsia="Times New Roman" w:hAnsi="Times New Roman" w:cs="Times New Roman"/>
+          <w:sz w:val="28"/>
+          <w:szCs w:val="28"/>
+        </w:rPr>
+        <w:t>Пояснительная</w:t>
+      </w:r>
+      <w:proofErr w:type="spellEnd"/>
+      <w:r>
+        <w:rPr>
+          <w:rFonts w:ascii="Times New Roman" w:eastAsia="Times New Roman" w:hAnsi="Times New Roman" w:cs="Times New Roman"/>
+          <w:sz w:val="28"/>
+          <w:szCs w:val="28"/>
+        </w:rPr>
+        <w:t xml:space="preserve"> </w:t>
+      </w:r>
+      <w:proofErr w:type="spellStart"/>
+      <w:r>
+        <w:rPr>
+          <w:rFonts w:ascii="Times New Roman" w:eastAsia="Times New Roman" w:hAnsi="Times New Roman" w:cs="Times New Roman"/>
+          <w:sz w:val="28"/>
+          <w:szCs w:val="28"/>
+        </w:rPr>
+        <w:t>записка</w:t>
+      </w:r>
+      <w:proofErr w:type="spellEnd"/>
+      <w:r>
+        <w:rPr>
+          <w:rFonts w:ascii="Times New Roman" w:eastAsia="Times New Roman" w:hAnsi="Times New Roman" w:cs="Times New Roman"/>
+          <w:sz w:val="28"/>
+          <w:szCs w:val="28"/>
+        </w:rPr>
+        <w:t>;</w:t>
       </w:r>
     </w:p>
     <w:p>
@@ -19298,10 +19993,10 @@
           <w:lang w:val="ru-RU"/>
         </w:rPr>
         <w:sectPr>
-          <w:headerReference w:type="default" r:id="rId38"/>
-          <w:footerReference w:type="default" r:id="rId39"/>
-          <w:headerReference w:type="first" r:id="rId40"/>
-          <w:footerReference w:type="first" r:id="rId41"/>
+          <w:headerReference w:type="default" r:id="rId34"/>
+          <w:footerReference w:type="default" r:id="rId35"/>
+          <w:headerReference w:type="first" r:id="rId36"/>
+          <w:footerReference w:type="first" r:id="rId37"/>
           <w:pgSz w:w="11910" w:h="16840"/>
           <w:pgMar w:top="1134" w:right="851" w:bottom="1134" w:left="1701" w:header="0" w:footer="828" w:gutter="0"/>
           <w:cols w:space="720"/>
@@ -19330,9 +20025,9 @@
           <w:lang w:val="ru-RU"/>
         </w:rPr>
       </w:pPr>
-      <w:bookmarkStart w:id="172" w:name="_Toc1512644289"/>
-      <w:bookmarkStart w:id="173" w:name="_Toc1016861142"/>
-      <w:bookmarkStart w:id="174" w:name="_Toc243253787"/>
+      <w:bookmarkStart w:id="151" w:name="_Toc1512644289"/>
+      <w:bookmarkStart w:id="152" w:name="_Toc1016861142"/>
+      <w:bookmarkStart w:id="153" w:name="_Toc243253787"/>
       <w:r>
         <w:rPr>
           <w:rFonts w:ascii="Times New Roman" w:eastAsia="Times New Roman" w:hAnsi="Times New Roman" w:cs="Times New Roman"/>
@@ -19369,9 +20064,9 @@
         </w:rPr>
         <w:t>документов</w:t>
       </w:r>
-      <w:bookmarkEnd w:id="172"/>
-      <w:bookmarkEnd w:id="173"/>
-      <w:bookmarkEnd w:id="174"/>
+      <w:bookmarkEnd w:id="151"/>
+      <w:bookmarkEnd w:id="152"/>
+      <w:bookmarkEnd w:id="153"/>
     </w:p>
     <w:p>
       <w:pPr>
@@ -19540,18 +20235,36 @@
           <w:rFonts w:ascii="Times New Roman" w:eastAsia="Times New Roman" w:hAnsi="Times New Roman" w:cs="Times New Roman"/>
         </w:rPr>
       </w:pPr>
+      <w:proofErr w:type="spellStart"/>
       <w:r>
         <w:rPr>
           <w:rFonts w:ascii="Times New Roman" w:eastAsia="Times New Roman" w:hAnsi="Times New Roman" w:cs="Times New Roman"/>
         </w:rPr>
         <w:t>Общие</w:t>
       </w:r>
+      <w:proofErr w:type="spellEnd"/>
       <w:r>
         <w:rPr>
           <w:rFonts w:ascii="Times New Roman" w:eastAsia="Times New Roman" w:hAnsi="Times New Roman" w:cs="Times New Roman"/>
           <w:spacing w:val="-2"/>
         </w:rPr>
-        <w:t xml:space="preserve"> требования:</w:t>
+        <w:t xml:space="preserve"> </w:t>
+      </w:r>
+      <w:proofErr w:type="spellStart"/>
+      <w:r>
+        <w:rPr>
+          <w:rFonts w:ascii="Times New Roman" w:eastAsia="Times New Roman" w:hAnsi="Times New Roman" w:cs="Times New Roman"/>
+          <w:spacing w:val="-2"/>
+        </w:rPr>
+        <w:t>требования</w:t>
+      </w:r>
+      <w:proofErr w:type="spellEnd"/>
+      <w:r>
+        <w:rPr>
+          <w:rFonts w:ascii="Times New Roman" w:eastAsia="Times New Roman" w:hAnsi="Times New Roman" w:cs="Times New Roman"/>
+          <w:spacing w:val="-2"/>
+        </w:rPr>
+        <w:t>:</w:t>
       </w:r>
     </w:p>
     <w:p>
@@ -20022,14 +20735,25 @@
         </w:rPr>
         <w:t xml:space="preserve"> </w:t>
       </w:r>
-      <w:r>
-        <w:rPr>
-          <w:rFonts w:ascii="Times New Roman" w:eastAsia="Times New Roman" w:hAnsi="Times New Roman" w:cs="Times New Roman"/>
-          <w:sz w:val="28"/>
-          <w:szCs w:val="28"/>
-          <w:lang w:val="ru-RU"/>
-        </w:rPr>
-        <w:t xml:space="preserve">Roman </w:t>
+      <w:proofErr w:type="spellStart"/>
+      <w:r>
+        <w:rPr>
+          <w:rFonts w:ascii="Times New Roman" w:eastAsia="Times New Roman" w:hAnsi="Times New Roman" w:cs="Times New Roman"/>
+          <w:sz w:val="28"/>
+          <w:szCs w:val="28"/>
+          <w:lang w:val="ru-RU"/>
+        </w:rPr>
+        <w:t>Roman</w:t>
+      </w:r>
+      <w:proofErr w:type="spellEnd"/>
+      <w:r>
+        <w:rPr>
+          <w:rFonts w:ascii="Times New Roman" w:eastAsia="Times New Roman" w:hAnsi="Times New Roman" w:cs="Times New Roman"/>
+          <w:sz w:val="28"/>
+          <w:szCs w:val="28"/>
+          <w:lang w:val="ru-RU"/>
+        </w:rPr>
+        <w:t xml:space="preserve"> </w:t>
       </w:r>
       <w:r>
         <w:rPr>
@@ -20061,6 +20785,7 @@
           <w:szCs w:val="28"/>
         </w:rPr>
       </w:pPr>
+      <w:proofErr w:type="spellStart"/>
       <w:r>
         <w:rPr>
           <w:rFonts w:ascii="Times New Roman" w:eastAsia="Times New Roman" w:hAnsi="Times New Roman" w:cs="Times New Roman"/>
@@ -20069,6 +20794,7 @@
         </w:rPr>
         <w:t>первая</w:t>
       </w:r>
+      <w:proofErr w:type="spellEnd"/>
       <w:r>
         <w:rPr>
           <w:rFonts w:ascii="Times New Roman" w:eastAsia="Times New Roman" w:hAnsi="Times New Roman" w:cs="Times New Roman"/>
@@ -20078,6 +20804,7 @@
         </w:rPr>
         <w:t xml:space="preserve"> </w:t>
       </w:r>
+      <w:proofErr w:type="spellStart"/>
       <w:r>
         <w:rPr>
           <w:rFonts w:ascii="Times New Roman" w:eastAsia="Times New Roman" w:hAnsi="Times New Roman" w:cs="Times New Roman"/>
@@ -20086,6 +20813,7 @@
         </w:rPr>
         <w:t>строка</w:t>
       </w:r>
+      <w:proofErr w:type="spellEnd"/>
       <w:r>
         <w:rPr>
           <w:rFonts w:ascii="Times New Roman" w:eastAsia="Times New Roman" w:hAnsi="Times New Roman" w:cs="Times New Roman"/>
@@ -20112,6 +20840,7 @@
         </w:rPr>
         <w:t xml:space="preserve"> </w:t>
       </w:r>
+      <w:proofErr w:type="spellStart"/>
       <w:r>
         <w:rPr>
           <w:rFonts w:ascii="Times New Roman" w:eastAsia="Times New Roman" w:hAnsi="Times New Roman" w:cs="Times New Roman"/>
@@ -20120,6 +20849,7 @@
         </w:rPr>
         <w:t>отступ</w:t>
       </w:r>
+      <w:proofErr w:type="spellEnd"/>
       <w:r>
         <w:rPr>
           <w:rFonts w:ascii="Times New Roman" w:eastAsia="Times New Roman" w:hAnsi="Times New Roman" w:cs="Times New Roman"/>
@@ -20146,6 +20876,7 @@
         </w:rPr>
         <w:t xml:space="preserve"> </w:t>
       </w:r>
+      <w:proofErr w:type="spellStart"/>
       <w:r>
         <w:rPr>
           <w:rFonts w:ascii="Times New Roman" w:eastAsia="Times New Roman" w:hAnsi="Times New Roman" w:cs="Times New Roman"/>
@@ -20153,7 +20884,17 @@
           <w:sz w:val="28"/>
           <w:szCs w:val="28"/>
         </w:rPr>
-        <w:t>см;</w:t>
+        <w:t>см</w:t>
+      </w:r>
+      <w:proofErr w:type="spellEnd"/>
+      <w:r>
+        <w:rPr>
+          <w:rFonts w:ascii="Times New Roman" w:eastAsia="Times New Roman" w:hAnsi="Times New Roman" w:cs="Times New Roman"/>
+          <w:spacing w:val="-5"/>
+          <w:sz w:val="28"/>
+          <w:szCs w:val="28"/>
+        </w:rPr>
+        <w:t>;</w:t>
       </w:r>
     </w:p>
     <w:p>
@@ -20175,6 +20916,7 @@
           <w:szCs w:val="28"/>
         </w:rPr>
       </w:pPr>
+      <w:proofErr w:type="spellStart"/>
       <w:r>
         <w:rPr>
           <w:rFonts w:ascii="Times New Roman" w:eastAsia="Times New Roman" w:hAnsi="Times New Roman" w:cs="Times New Roman"/>
@@ -20183,6 +20925,7 @@
         </w:rPr>
         <w:t>межстрочный</w:t>
       </w:r>
+      <w:proofErr w:type="spellEnd"/>
       <w:r>
         <w:rPr>
           <w:rFonts w:ascii="Times New Roman" w:eastAsia="Times New Roman" w:hAnsi="Times New Roman" w:cs="Times New Roman"/>
@@ -20192,6 +20935,7 @@
         </w:rPr>
         <w:t xml:space="preserve"> </w:t>
       </w:r>
+      <w:proofErr w:type="spellStart"/>
       <w:r>
         <w:rPr>
           <w:rFonts w:ascii="Times New Roman" w:eastAsia="Times New Roman" w:hAnsi="Times New Roman" w:cs="Times New Roman"/>
@@ -20200,6 +20944,7 @@
         </w:rPr>
         <w:t>интервал</w:t>
       </w:r>
+      <w:proofErr w:type="spellEnd"/>
       <w:r>
         <w:rPr>
           <w:rFonts w:ascii="Times New Roman" w:eastAsia="Times New Roman" w:hAnsi="Times New Roman" w:cs="Times New Roman"/>
@@ -20226,6 +20971,7 @@
         </w:rPr>
         <w:t xml:space="preserve"> </w:t>
       </w:r>
+      <w:proofErr w:type="spellStart"/>
       <w:r>
         <w:rPr>
           <w:rFonts w:ascii="Times New Roman" w:eastAsia="Times New Roman" w:hAnsi="Times New Roman" w:cs="Times New Roman"/>
@@ -20233,7 +20979,17 @@
           <w:sz w:val="28"/>
           <w:szCs w:val="28"/>
         </w:rPr>
-        <w:t>полуторный;</w:t>
+        <w:t>полуторный</w:t>
+      </w:r>
+      <w:proofErr w:type="spellEnd"/>
+      <w:r>
+        <w:rPr>
+          <w:rFonts w:ascii="Times New Roman" w:eastAsia="Times New Roman" w:hAnsi="Times New Roman" w:cs="Times New Roman"/>
+          <w:spacing w:val="-2"/>
+          <w:sz w:val="28"/>
+          <w:szCs w:val="28"/>
+        </w:rPr>
+        <w:t>;</w:t>
       </w:r>
     </w:p>
     <w:p>
@@ -20255,6 +21011,7 @@
           <w:szCs w:val="28"/>
         </w:rPr>
       </w:pPr>
+      <w:proofErr w:type="spellStart"/>
       <w:r>
         <w:rPr>
           <w:rFonts w:ascii="Times New Roman" w:eastAsia="Times New Roman" w:hAnsi="Times New Roman" w:cs="Times New Roman"/>
@@ -20263,6 +21020,7 @@
         </w:rPr>
         <w:t>выравнивание</w:t>
       </w:r>
+      <w:proofErr w:type="spellEnd"/>
       <w:r>
         <w:rPr>
           <w:rFonts w:ascii="Times New Roman" w:eastAsia="Times New Roman" w:hAnsi="Times New Roman" w:cs="Times New Roman"/>
@@ -20289,6 +21047,7 @@
         </w:rPr>
         <w:t xml:space="preserve"> </w:t>
       </w:r>
+      <w:proofErr w:type="spellStart"/>
       <w:r>
         <w:rPr>
           <w:rFonts w:ascii="Times New Roman" w:eastAsia="Times New Roman" w:hAnsi="Times New Roman" w:cs="Times New Roman"/>
@@ -20297,6 +21056,7 @@
         </w:rPr>
         <w:t>по</w:t>
       </w:r>
+      <w:proofErr w:type="spellEnd"/>
       <w:r>
         <w:rPr>
           <w:rFonts w:ascii="Times New Roman" w:eastAsia="Times New Roman" w:hAnsi="Times New Roman" w:cs="Times New Roman"/>
@@ -20306,6 +21066,7 @@
         </w:rPr>
         <w:t xml:space="preserve"> </w:t>
       </w:r>
+      <w:proofErr w:type="spellStart"/>
       <w:r>
         <w:rPr>
           <w:rFonts w:ascii="Times New Roman" w:eastAsia="Times New Roman" w:hAnsi="Times New Roman" w:cs="Times New Roman"/>
@@ -20313,7 +21074,17 @@
           <w:sz w:val="28"/>
           <w:szCs w:val="28"/>
         </w:rPr>
-        <w:t>ширине;</w:t>
+        <w:t>ширине</w:t>
+      </w:r>
+      <w:proofErr w:type="spellEnd"/>
+      <w:r>
+        <w:rPr>
+          <w:rFonts w:ascii="Times New Roman" w:eastAsia="Times New Roman" w:hAnsi="Times New Roman" w:cs="Times New Roman"/>
+          <w:spacing w:val="-2"/>
+          <w:sz w:val="28"/>
+          <w:szCs w:val="28"/>
+        </w:rPr>
+        <w:t>;</w:t>
       </w:r>
     </w:p>
     <w:p>
@@ -20335,6 +21106,7 @@
           <w:szCs w:val="28"/>
         </w:rPr>
       </w:pPr>
+      <w:proofErr w:type="spellStart"/>
       <w:r>
         <w:rPr>
           <w:rFonts w:ascii="Times New Roman" w:eastAsia="Times New Roman" w:hAnsi="Times New Roman" w:cs="Times New Roman"/>
@@ -20343,6 +21115,7 @@
         </w:rPr>
         <w:t>перенос</w:t>
       </w:r>
+      <w:proofErr w:type="spellEnd"/>
       <w:r>
         <w:rPr>
           <w:rFonts w:ascii="Times New Roman" w:eastAsia="Times New Roman" w:hAnsi="Times New Roman" w:cs="Times New Roman"/>
@@ -20352,6 +21125,7 @@
         </w:rPr>
         <w:t xml:space="preserve"> </w:t>
       </w:r>
+      <w:proofErr w:type="spellStart"/>
       <w:r>
         <w:rPr>
           <w:rFonts w:ascii="Times New Roman" w:eastAsia="Times New Roman" w:hAnsi="Times New Roman" w:cs="Times New Roman"/>
@@ -20360,6 +21134,7 @@
         </w:rPr>
         <w:t>слов</w:t>
       </w:r>
+      <w:proofErr w:type="spellEnd"/>
       <w:r>
         <w:rPr>
           <w:rFonts w:ascii="Times New Roman" w:eastAsia="Times New Roman" w:hAnsi="Times New Roman" w:cs="Times New Roman"/>
@@ -20384,8 +21159,19 @@
           <w:sz w:val="28"/>
           <w:szCs w:val="28"/>
         </w:rPr>
-        <w:t xml:space="preserve"> автоматический</w:t>
-      </w:r>
+        <w:t xml:space="preserve"> </w:t>
+      </w:r>
+      <w:proofErr w:type="spellStart"/>
+      <w:r>
+        <w:rPr>
+          <w:rFonts w:ascii="Times New Roman" w:eastAsia="Times New Roman" w:hAnsi="Times New Roman" w:cs="Times New Roman"/>
+          <w:spacing w:val="-2"/>
+          <w:sz w:val="28"/>
+          <w:szCs w:val="28"/>
+        </w:rPr>
+        <w:t>автоматический</w:t>
+      </w:r>
+      <w:proofErr w:type="spellEnd"/>
     </w:p>
     <w:p>
       <w:pPr>
@@ -20521,10 +21307,10 @@
           <w:lang w:val="ru-RU"/>
         </w:rPr>
         <w:sectPr>
-          <w:headerReference w:type="default" r:id="rId42"/>
-          <w:footerReference w:type="default" r:id="rId43"/>
-          <w:headerReference w:type="first" r:id="rId44"/>
-          <w:footerReference w:type="first" r:id="rId45"/>
+          <w:headerReference w:type="default" r:id="rId38"/>
+          <w:footerReference w:type="default" r:id="rId39"/>
+          <w:headerReference w:type="first" r:id="rId40"/>
+          <w:footerReference w:type="first" r:id="rId41"/>
           <w:pgSz w:w="11910" w:h="16840"/>
           <w:pgMar w:top="1134" w:right="851" w:bottom="1134" w:left="1701" w:header="0" w:footer="828" w:gutter="0"/>
           <w:cols w:space="720"/>
@@ -20549,20 +21335,21 @@
           <w:szCs w:val="28"/>
         </w:rPr>
       </w:pPr>
-      <w:bookmarkStart w:id="175" w:name="_Toc1131095724"/>
-      <w:bookmarkStart w:id="176" w:name="_Toc1024535300"/>
-      <w:bookmarkStart w:id="177" w:name="_Toc2028251709"/>
-      <w:bookmarkStart w:id="178" w:name="_Toc193394745"/>
-      <w:r>
-        <w:rPr>
-          <w:rFonts w:ascii="Times New Roman" w:eastAsia="Times New Roman" w:hAnsi="Times New Roman" w:cs="Times New Roman"/>
-          <w:sz w:val="28"/>
-          <w:szCs w:val="28"/>
+      <w:bookmarkStart w:id="154" w:name="_Toc1131095724"/>
+      <w:bookmarkStart w:id="155" w:name="_Toc1024535300"/>
+      <w:bookmarkStart w:id="156" w:name="_Toc2028251709"/>
+      <w:bookmarkStart w:id="157" w:name="_Toc193394745"/>
+      <w:r>
+        <w:rPr>
+          <w:rFonts w:ascii="Times New Roman" w:eastAsia="Times New Roman" w:hAnsi="Times New Roman" w:cs="Times New Roman"/>
+          <w:sz w:val="28"/>
+          <w:szCs w:val="28"/>
+          <w:lang w:val="ru-RU"/>
         </w:rPr>
         <w:lastRenderedPageBreak/>
         <w:t xml:space="preserve"> </w:t>
       </w:r>
-      <w:bookmarkStart w:id="179" w:name="_Toc243253788"/>
+      <w:bookmarkStart w:id="158" w:name="_Toc243253788"/>
       <w:r>
         <w:rPr>
           <w:rFonts w:ascii="Times New Roman" w:eastAsia="Times New Roman" w:hAnsi="Times New Roman" w:cs="Times New Roman"/>
@@ -20571,11 +21358,11 @@
         </w:rPr>
         <w:t>ИСТОЧНИКИ РАЗРАБОТКИ</w:t>
       </w:r>
-      <w:bookmarkEnd w:id="175"/>
-      <w:bookmarkEnd w:id="176"/>
-      <w:bookmarkEnd w:id="177"/>
-      <w:bookmarkEnd w:id="178"/>
-      <w:bookmarkEnd w:id="179"/>
+      <w:bookmarkEnd w:id="154"/>
+      <w:bookmarkEnd w:id="155"/>
+      <w:bookmarkEnd w:id="156"/>
+      <w:bookmarkEnd w:id="157"/>
+      <w:bookmarkEnd w:id="158"/>
     </w:p>
     <w:p>
       <w:pPr>
@@ -20634,7 +21421,47 @@
           <w:szCs w:val="28"/>
           <w:lang w:val="ru-RU"/>
         </w:rPr>
-        <w:t>Новые технологии в программировании: учебное пособие / А. А. Калентьев, Д. В. Гарайс, А. Е. Горяинов</w:t>
+        <w:t xml:space="preserve">Новые технологии в программировании: учебное пособие / А. А. </w:t>
+      </w:r>
+      <w:proofErr w:type="spellStart"/>
+      <w:r>
+        <w:rPr>
+          <w:rFonts w:ascii="Times New Roman" w:eastAsia="Times New Roman" w:hAnsi="Times New Roman" w:cs="Times New Roman"/>
+          <w:sz w:val="28"/>
+          <w:szCs w:val="28"/>
+          <w:lang w:val="ru-RU"/>
+        </w:rPr>
+        <w:t>Калентьев</w:t>
+      </w:r>
+      <w:proofErr w:type="spellEnd"/>
+      <w:r>
+        <w:rPr>
+          <w:rFonts w:ascii="Times New Roman" w:eastAsia="Times New Roman" w:hAnsi="Times New Roman" w:cs="Times New Roman"/>
+          <w:sz w:val="28"/>
+          <w:szCs w:val="28"/>
+          <w:lang w:val="ru-RU"/>
+        </w:rPr>
+        <w:t xml:space="preserve">, Д. В. </w:t>
+      </w:r>
+      <w:proofErr w:type="spellStart"/>
+      <w:r>
+        <w:rPr>
+          <w:rFonts w:ascii="Times New Roman" w:eastAsia="Times New Roman" w:hAnsi="Times New Roman" w:cs="Times New Roman"/>
+          <w:sz w:val="28"/>
+          <w:szCs w:val="28"/>
+          <w:lang w:val="ru-RU"/>
+        </w:rPr>
+        <w:t>Гарайс</w:t>
+      </w:r>
+      <w:proofErr w:type="spellEnd"/>
+      <w:r>
+        <w:rPr>
+          <w:rFonts w:ascii="Times New Roman" w:eastAsia="Times New Roman" w:hAnsi="Times New Roman" w:cs="Times New Roman"/>
+          <w:sz w:val="28"/>
+          <w:szCs w:val="28"/>
+          <w:lang w:val="ru-RU"/>
+        </w:rPr>
+        <w:t>, А. Е. Горяинов</w:t>
       </w:r>
       <w:r>
         <w:rPr>
@@ -21187,14 +22014,25 @@
         </w:rPr>
         <w:t xml:space="preserve"> </w:t>
       </w:r>
-      <w:r>
-        <w:rPr>
-          <w:rFonts w:ascii="Times New Roman" w:eastAsia="Times New Roman" w:hAnsi="Times New Roman" w:cs="Times New Roman"/>
-          <w:sz w:val="28"/>
-          <w:szCs w:val="28"/>
-          <w:lang w:val="ru-RU"/>
-        </w:rPr>
-        <w:t>Предм.</w:t>
+      <w:proofErr w:type="spellStart"/>
+      <w:r>
+        <w:rPr>
+          <w:rFonts w:ascii="Times New Roman" w:eastAsia="Times New Roman" w:hAnsi="Times New Roman" w:cs="Times New Roman"/>
+          <w:sz w:val="28"/>
+          <w:szCs w:val="28"/>
+          <w:lang w:val="ru-RU"/>
+        </w:rPr>
+        <w:t>Предм</w:t>
+      </w:r>
+      <w:proofErr w:type="spellEnd"/>
+      <w:r>
+        <w:rPr>
+          <w:rFonts w:ascii="Times New Roman" w:eastAsia="Times New Roman" w:hAnsi="Times New Roman" w:cs="Times New Roman"/>
+          <w:sz w:val="28"/>
+          <w:szCs w:val="28"/>
+          <w:lang w:val="ru-RU"/>
+        </w:rPr>
+        <w:t>.</w:t>
       </w:r>
       <w:r>
         <w:rPr>
@@ -21348,7 +22186,27 @@
           <w:szCs w:val="28"/>
           <w:lang w:val="ru-RU"/>
         </w:rPr>
-        <w:t>Ли. К. Основы САПР (CAD/CAM/CAE). – Спб.:«Питер», 2004. – 560с.</w:t>
+        <w:t xml:space="preserve">Ли. К. Основы САПР (CAD/CAM/CAE). – </w:t>
+      </w:r>
+      <w:proofErr w:type="spellStart"/>
+      <w:r>
+        <w:rPr>
+          <w:rFonts w:ascii="Times New Roman" w:eastAsia="Times New Roman" w:hAnsi="Times New Roman" w:cs="Times New Roman"/>
+          <w:sz w:val="28"/>
+          <w:szCs w:val="28"/>
+          <w:lang w:val="ru-RU"/>
+        </w:rPr>
+        <w:t>Спб</w:t>
+      </w:r>
+      <w:proofErr w:type="spellEnd"/>
+      <w:r>
+        <w:rPr>
+          <w:rFonts w:ascii="Times New Roman" w:eastAsia="Times New Roman" w:hAnsi="Times New Roman" w:cs="Times New Roman"/>
+          <w:sz w:val="28"/>
+          <w:szCs w:val="28"/>
+          <w:lang w:val="ru-RU"/>
+        </w:rPr>
+        <w:t>.:«Питер», 2004. – 560с.</w:t>
       </w:r>
     </w:p>
     <w:p>
@@ -21361,2056 +22219,20 @@
           <w:lang w:val="ru-RU"/>
         </w:rPr>
       </w:pPr>
-      <w:bookmarkStart w:id="180" w:name="_bookmark18"/>
-      <w:bookmarkEnd w:id="180"/>
+      <w:bookmarkStart w:id="159" w:name="_bookmark18"/>
+      <w:bookmarkEnd w:id="159"/>
     </w:p>
     <w:sectPr>
-      <w:headerReference w:type="default" r:id="rId46"/>
-      <w:footerReference w:type="default" r:id="rId47"/>
-      <w:headerReference w:type="first" r:id="rId48"/>
-      <w:footerReference w:type="first" r:id="rId49"/>
+      <w:headerReference w:type="default" r:id="rId42"/>
+      <w:footerReference w:type="default" r:id="rId43"/>
+      <w:headerReference w:type="first" r:id="rId44"/>
+      <w:footerReference w:type="first" r:id="rId45"/>
       <w:pgSz w:w="11910" w:h="16840"/>
       <w:pgMar w:top="1134" w:right="851" w:bottom="1134" w:left="1701" w:header="0" w:footer="828" w:gutter="0"/>
       <w:cols w:space="720"/>
     </w:sectPr>
   </w:body>
 </w:document>
-</file>
-
-<file path=word/comments.xml><?xml version="1.0" encoding="utf-8"?>
-<w:comments xmlns:wpc="http://schemas.microsoft.com/office/word/2010/wordprocessingCanvas" xmlns:cx="http://schemas.microsoft.com/office/drawing/2014/chartex" xmlns:cx1="http://schemas.microsoft.com/office/drawing/2015/9/8/chartex" xmlns:cx2="http://schemas.microsoft.com/office/drawing/2015/10/21/chartex" xmlns:cx3="http://schemas.microsoft.com/office/drawing/2016/5/9/chartex" xmlns:cx4="http://schemas.microsoft.com/office/drawing/2016/5/10/chartex" xmlns:cx5="http://schemas.microsoft.com/office/drawing/2016/5/11/chartex" xmlns:cx6="http://schemas.microsoft.com/office/drawing/2016/5/12/chartex" xmlns:cx7="http://schemas.microsoft.com/office/drawing/2016/5/13/chartex" xmlns:cx8="http://schemas.microsoft.com/office/drawing/2016/5/14/chartex" xmlns:mc="http://schemas.openxmlformats.org/markup-compatibility/2006" xmlns:aink="http://schemas.microsoft.com/office/drawing/2016/ink" xmlns:am3d="http://schemas.microsoft.com/office/drawing/2017/model3d" xmlns:o="urn:schemas-microsoft-com:office:office" xmlns:oel="http://schemas.microsoft.com/office/2019/extlst" xmlns:r="http://schemas.openxmlformats.org/officeDocument/2006/relationships" xmlns:m="http://schemas.openxmlformats.org/officeDocument/2006/math" xmlns:v="urn:schemas-microsoft-com:vml" xmlns:wp14="http://schemas.microsoft.com/office/word/2010/wordprocessingDrawing" xmlns:wp="http://schemas.openxmlformats.org/drawingml/2006/wordprocessingDrawing" xmlns:w10="urn:schemas-microsoft-com:office:word" xmlns:w="http://schemas.openxmlformats.org/wordprocessingml/2006/main" xmlns:w14="http://schemas.microsoft.com/office/word/2010/wordml" xmlns:w15="http://schemas.microsoft.com/office/word/2012/wordml" xmlns:w16cex="http://schemas.microsoft.com/office/word/2018/wordml/cex" xmlns:w16cid="http://schemas.microsoft.com/office/word/2016/wordml/cid" xmlns:w16="http://schemas.microsoft.com/office/word/2018/wordml" xmlns:w16du="http://schemas.microsoft.com/office/word/2023/wordml/word16du" xmlns:w16sdtdh="http://schemas.microsoft.com/office/word/2020/wordml/sdtdatahash" xmlns:w16sdtfl="http://schemas.microsoft.com/office/word/2024/wordml/sdtformatlock" xmlns:w16se="http://schemas.microsoft.com/office/word/2015/wordml/symex" xmlns:wpg="http://schemas.microsoft.com/office/word/2010/wordprocessingGroup" xmlns:wpi="http://schemas.microsoft.com/office/word/2010/wordprocessingInk" xmlns:wne="http://schemas.microsoft.com/office/word/2006/wordml" xmlns:wps="http://schemas.microsoft.com/office/word/2010/wordprocessingShape" mc:Ignorable="w14 w15 w16se w16cid w16 w16cex w16sdtdh w16sdtfl w16du wp14">
-  <w:comment w:id="1" w:author="Kalentyev Alexey" w:date="2026-09-23T03:18:00Z" w:initials="KA">
-    <w:p>
-      <w:pPr>
-        <w:pStyle w:val="ac"/>
-        <w:rPr>
-          <w:lang w:val="ru-RU"/>
-        </w:rPr>
-      </w:pPr>
-      <w:r>
-        <w:rPr>
-          <w:rStyle w:val="ab"/>
-        </w:rPr>
-        <w:annotationRef/>
-      </w:r>
-      <w:r>
-        <w:t>Уберите напечатанную цифру 1 с титульного листа и восстановите номера внизу по центру на страницах 12–17. Надпись «Томск 2026» под таблицей не должна заменять номер страницы.</w:t>
-      </w:r>
-    </w:p>
-  </w:comment>
-  <w:comment w:id="2" w:author="Александр Кученко" w:date="2026-10-06T11:48:00Z" w:initials="АК">
-    <w:p>
-      <w:pPr>
-        <w:pStyle w:val="ac"/>
-      </w:pPr>
-      <w:r>
-        <w:rPr>
-          <w:rStyle w:val="ab"/>
-        </w:rPr>
-        <w:annotationRef/>
-      </w:r>
-      <w:r>
-        <w:t>+</w:t>
-      </w:r>
-    </w:p>
-  </w:comment>
-  <w:comment w:id="3" w:author="Kalentyev Alexey" w:date="2026-10-07T09:59:00Z" w:initials="KA">
-    <w:p>
-      <w:pPr>
-        <w:pStyle w:val="ac"/>
-      </w:pPr>
-      <w:r>
-        <w:rPr>
-          <w:rStyle w:val="ab"/>
-        </w:rPr>
-        <w:annotationRef/>
-      </w:r>
-      <w:r>
-        <w:rPr>
-          <w:lang w:val="ru-RU"/>
-        </w:rPr>
-        <w:t>Последняя</w:t>
-      </w:r>
-      <w:r>
-        <w:t xml:space="preserve"> </w:t>
-      </w:r>
-      <w:r>
-        <w:rPr>
-          <w:lang w:val="ru-RU"/>
-        </w:rPr>
-        <w:t>оценка</w:t>
-      </w:r>
-      <w:r>
-        <w:t xml:space="preserve">: </w:t>
-      </w:r>
-      <w:r>
-        <w:rPr>
-          <w:lang w:val="ru-RU"/>
-        </w:rPr>
-        <w:t>Исправлено</w:t>
-      </w:r>
-      <w:r>
-        <w:t xml:space="preserve"> </w:t>
-      </w:r>
-      <w:r>
-        <w:rPr>
-          <w:lang w:val="ru-RU"/>
-        </w:rPr>
-        <w:t>частично</w:t>
-      </w:r>
-      <w:r>
-        <w:t xml:space="preserve">. </w:t>
-      </w:r>
-      <w:r>
-        <w:rPr>
-          <w:lang w:val="ru-RU"/>
-        </w:rPr>
-        <w:t>Номер</w:t>
-      </w:r>
-      <w:r>
-        <w:t xml:space="preserve"> </w:t>
-      </w:r>
-      <w:r>
-        <w:rPr>
-          <w:lang w:val="ru-RU"/>
-        </w:rPr>
-        <w:t>с</w:t>
-      </w:r>
-      <w:r>
-        <w:t xml:space="preserve"> </w:t>
-      </w:r>
-      <w:r>
-        <w:rPr>
-          <w:lang w:val="ru-RU"/>
-        </w:rPr>
-        <w:t>титульного</w:t>
-      </w:r>
-      <w:r>
-        <w:t xml:space="preserve"> </w:t>
-      </w:r>
-      <w:r>
-        <w:rPr>
-          <w:lang w:val="ru-RU"/>
-        </w:rPr>
-        <w:t>листа</w:t>
-      </w:r>
-      <w:r>
-        <w:t xml:space="preserve"> </w:t>
-      </w:r>
-      <w:r>
-        <w:rPr>
-          <w:lang w:val="ru-RU"/>
-        </w:rPr>
-        <w:t>убран</w:t>
-      </w:r>
-      <w:r>
-        <w:t xml:space="preserve">, </w:t>
-      </w:r>
-      <w:r>
-        <w:rPr>
-          <w:lang w:val="ru-RU"/>
-        </w:rPr>
-        <w:t>на</w:t>
-      </w:r>
-      <w:r>
-        <w:t xml:space="preserve"> </w:t>
-      </w:r>
-      <w:r>
-        <w:rPr>
-          <w:lang w:val="ru-RU"/>
-        </w:rPr>
-        <w:t>страницах</w:t>
-      </w:r>
-      <w:r>
-        <w:t xml:space="preserve"> 4</w:t>
-      </w:r>
-      <w:r>
-        <w:rPr>
-          <w:lang w:val="ru-RU"/>
-        </w:rPr>
-        <w:t>–</w:t>
-      </w:r>
-      <w:r>
-        <w:t xml:space="preserve">25 </w:t>
-      </w:r>
-      <w:r>
-        <w:rPr>
-          <w:lang w:val="ru-RU"/>
-        </w:rPr>
-        <w:t>номера</w:t>
-      </w:r>
-      <w:r>
-        <w:t xml:space="preserve"> </w:t>
-      </w:r>
-      <w:r>
-        <w:rPr>
-          <w:lang w:val="ru-RU"/>
-        </w:rPr>
-        <w:t>присутствуют</w:t>
-      </w:r>
-      <w:r>
-        <w:t xml:space="preserve">, </w:t>
-      </w:r>
-      <w:r>
-        <w:rPr>
-          <w:lang w:val="ru-RU"/>
-        </w:rPr>
-        <w:t>включая</w:t>
-      </w:r>
-      <w:r>
-        <w:t xml:space="preserve"> </w:t>
-      </w:r>
-      <w:r>
-        <w:rPr>
-          <w:lang w:val="ru-RU"/>
-        </w:rPr>
-        <w:t>страницу</w:t>
-      </w:r>
-      <w:r>
-        <w:t xml:space="preserve"> </w:t>
-      </w:r>
-      <w:r>
-        <w:rPr>
-          <w:lang w:val="ru-RU"/>
-        </w:rPr>
-        <w:t>с</w:t>
-      </w:r>
-      <w:r>
-        <w:t xml:space="preserve"> </w:t>
-      </w:r>
-      <w:r>
-        <w:rPr>
-          <w:lang w:val="ru-RU"/>
-        </w:rPr>
-        <w:t>таблицей</w:t>
-      </w:r>
-      <w:r>
-        <w:t xml:space="preserve">. </w:t>
-      </w:r>
-      <w:r>
-        <w:rPr>
-          <w:lang w:val="ru-RU"/>
-        </w:rPr>
-        <w:t>Однако</w:t>
-      </w:r>
-      <w:r>
-        <w:t xml:space="preserve"> </w:t>
-      </w:r>
-      <w:r>
-        <w:rPr>
-          <w:lang w:val="ru-RU"/>
-        </w:rPr>
-        <w:t>на</w:t>
-      </w:r>
-      <w:r>
-        <w:t xml:space="preserve"> </w:t>
-      </w:r>
-      <w:r>
-        <w:rPr>
-          <w:lang w:val="ru-RU"/>
-        </w:rPr>
-        <w:t>обеих</w:t>
-      </w:r>
-      <w:r>
-        <w:t xml:space="preserve"> </w:t>
-      </w:r>
-      <w:r>
-        <w:rPr>
-          <w:lang w:val="ru-RU"/>
-        </w:rPr>
-        <w:t>страницах</w:t>
-      </w:r>
-      <w:r>
-        <w:t xml:space="preserve"> </w:t>
-      </w:r>
-      <w:r>
-        <w:rPr>
-          <w:lang w:val="ru-RU"/>
-        </w:rPr>
-        <w:t>оглавления</w:t>
-      </w:r>
-      <w:r>
-        <w:t xml:space="preserve">, 2 </w:t>
-      </w:r>
-      <w:r>
-        <w:rPr>
-          <w:lang w:val="ru-RU"/>
-        </w:rPr>
-        <w:t>и</w:t>
-      </w:r>
-      <w:r>
-        <w:t xml:space="preserve"> 3, </w:t>
-      </w:r>
-      <w:r>
-        <w:rPr>
-          <w:lang w:val="ru-RU"/>
-        </w:rPr>
-        <w:t>номера</w:t>
-      </w:r>
-      <w:r>
-        <w:t xml:space="preserve"> </w:t>
-      </w:r>
-      <w:r>
-        <w:rPr>
-          <w:lang w:val="ru-RU"/>
-        </w:rPr>
-        <w:t>отсутствуют</w:t>
-      </w:r>
-      <w:r>
-        <w:t xml:space="preserve">. </w:t>
-      </w:r>
-      <w:r>
-        <w:rPr>
-          <w:lang w:val="ru-RU"/>
-        </w:rPr>
-        <w:t>Сквозная</w:t>
-      </w:r>
-      <w:r>
-        <w:t xml:space="preserve"> </w:t>
-      </w:r>
-      <w:r>
-        <w:rPr>
-          <w:lang w:val="ru-RU"/>
-        </w:rPr>
-        <w:t>нумерация</w:t>
-      </w:r>
-      <w:r>
-        <w:t xml:space="preserve"> </w:t>
-      </w:r>
-      <w:r>
-        <w:rPr>
-          <w:lang w:val="ru-RU"/>
-        </w:rPr>
-        <w:t>по</w:t>
-      </w:r>
-      <w:r>
-        <w:t xml:space="preserve"> </w:t>
-      </w:r>
-      <w:r>
-        <w:rPr>
-          <w:lang w:val="ru-RU"/>
-        </w:rPr>
-        <w:t>пп</w:t>
-      </w:r>
-      <w:r>
-        <w:t>. 5.11.1</w:t>
-      </w:r>
-      <w:r>
-        <w:rPr>
-          <w:lang w:val="ru-RU"/>
-        </w:rPr>
-        <w:t>–</w:t>
-      </w:r>
-      <w:r>
-        <w:t xml:space="preserve">5.11.2 </w:t>
-      </w:r>
-      <w:r>
-        <w:rPr>
-          <w:lang w:val="ru-RU"/>
-        </w:rPr>
-        <w:t>ОС</w:t>
-      </w:r>
-      <w:r>
-        <w:t xml:space="preserve"> </w:t>
-      </w:r>
-      <w:r>
-        <w:rPr>
-          <w:lang w:val="ru-RU"/>
-        </w:rPr>
-        <w:t>ТУСУР</w:t>
-      </w:r>
-      <w:r>
-        <w:t xml:space="preserve"> </w:t>
-      </w:r>
-      <w:r>
-        <w:rPr>
-          <w:lang w:val="ru-RU"/>
-        </w:rPr>
-        <w:t>восстановлена</w:t>
-      </w:r>
-      <w:r>
-        <w:t xml:space="preserve"> </w:t>
-      </w:r>
-      <w:r>
-        <w:rPr>
-          <w:lang w:val="ru-RU"/>
-        </w:rPr>
-        <w:t>не</w:t>
-      </w:r>
-      <w:r>
-        <w:t xml:space="preserve"> </w:t>
-      </w:r>
-      <w:r>
-        <w:rPr>
-          <w:lang w:val="ru-RU"/>
-        </w:rPr>
-        <w:t>полностью</w:t>
-      </w:r>
-      <w:r>
-        <w:t>.</w:t>
-      </w:r>
-    </w:p>
-  </w:comment>
-  <w:comment w:id="4" w:author="Kalentyev Alexey" w:date="2026-10-07T10:02:00Z" w:initials="KA">
-    <w:p>
-      <w:pPr>
-        <w:pStyle w:val="ac"/>
-      </w:pPr>
-      <w:r>
-        <w:rPr>
-          <w:rStyle w:val="ab"/>
-        </w:rPr>
-        <w:annotationRef/>
-      </w:r>
-      <w:r>
-        <w:rPr>
-          <w:lang w:val="ru-RU"/>
-        </w:rPr>
-        <w:t xml:space="preserve">Номера страниц должны быть шрифтом </w:t>
-      </w:r>
-      <w:r>
-        <w:t>Times New Roman</w:t>
-      </w:r>
-    </w:p>
-  </w:comment>
-  <w:comment w:id="5" w:author="Александр Кученко" w:date="2026-10-07T10:28:00Z" w:initials="АК">
-    <w:p>
-      <w:pPr>
-        <w:pStyle w:val="ac"/>
-      </w:pPr>
-      <w:r>
-        <w:rPr>
-          <w:rStyle w:val="ab"/>
-        </w:rPr>
-        <w:annotationRef/>
-      </w:r>
-      <w:r>
-        <w:t>+</w:t>
-      </w:r>
-    </w:p>
-  </w:comment>
-  <w:comment w:id="15" w:author="Kalentyev Alexey" w:date="2026-09-23T03:18:00Z" w:initials="KA">
-    <w:p>
-      <w:pPr>
-        <w:pStyle w:val="ac"/>
-      </w:pPr>
-      <w:r>
-        <w:rPr>
-          <w:rStyle w:val="ab"/>
-        </w:rPr>
-        <w:annotationRef/>
-      </w:r>
-      <w:r>
-        <w:t>Выделите заголовки подразделов и пунктов полужирным и приведите их оформление к единому стилю каждого уровня; заголовки располагайте по центру. Проверьте это по всему документу, включая 1.1, 1.2 и подразделы раздела 3.</w:t>
-      </w:r>
-    </w:p>
-  </w:comment>
-  <w:comment w:id="16" w:author="Александр Кученко" w:date="2026-10-06T11:50:00Z" w:initials="АК">
-    <w:p>
-      <w:pPr>
-        <w:pStyle w:val="ac"/>
-      </w:pPr>
-      <w:r>
-        <w:rPr>
-          <w:rStyle w:val="ab"/>
-        </w:rPr>
-        <w:annotationRef/>
-      </w:r>
-      <w:r>
-        <w:t>+</w:t>
-      </w:r>
-    </w:p>
-  </w:comment>
-  <w:comment w:id="17" w:author="Kalentyev Alexey" w:date="2026-10-07T10:00:00Z" w:initials="KA">
-    <w:p>
-      <w:pPr>
-        <w:pStyle w:val="ac"/>
-      </w:pPr>
-      <w:r>
-        <w:rPr>
-          <w:rStyle w:val="ab"/>
-        </w:rPr>
-        <w:annotationRef/>
-      </w:r>
-      <w:r>
-        <w:rPr>
-          <w:lang w:val="ru-RU"/>
-        </w:rPr>
-        <w:t>Заголовки</w:t>
-      </w:r>
-      <w:r>
-        <w:t xml:space="preserve"> </w:t>
-      </w:r>
-      <w:r>
-        <w:rPr>
-          <w:lang w:val="ru-RU"/>
-        </w:rPr>
-        <w:t>стали</w:t>
-      </w:r>
-      <w:r>
-        <w:t xml:space="preserve"> </w:t>
-      </w:r>
-      <w:r>
-        <w:rPr>
-          <w:lang w:val="ru-RU"/>
-        </w:rPr>
-        <w:t>полужирными</w:t>
-      </w:r>
-      <w:r>
-        <w:t xml:space="preserve"> </w:t>
-      </w:r>
-      <w:r>
-        <w:rPr>
-          <w:lang w:val="ru-RU"/>
-        </w:rPr>
-        <w:t>и</w:t>
-      </w:r>
-      <w:r>
-        <w:t xml:space="preserve"> </w:t>
-      </w:r>
-      <w:r>
-        <w:rPr>
-          <w:lang w:val="ru-RU"/>
-        </w:rPr>
-        <w:t>центрированными</w:t>
-      </w:r>
-      <w:r>
-        <w:t xml:space="preserve">. </w:t>
-      </w:r>
-      <w:r>
-        <w:rPr>
-          <w:lang w:val="ru-RU"/>
-        </w:rPr>
-        <w:t>Однако</w:t>
-      </w:r>
-      <w:r>
-        <w:t xml:space="preserve"> </w:t>
-      </w:r>
-      <w:r>
-        <w:rPr>
-          <w:lang w:val="ru-RU"/>
-        </w:rPr>
-        <w:t>заголовок</w:t>
-      </w:r>
-      <w:r>
-        <w:t xml:space="preserve"> 3.3.4 </w:t>
-      </w:r>
-      <w:r>
-        <w:rPr>
-          <w:lang w:val="ru-RU"/>
-        </w:rPr>
-        <w:t>на</w:t>
-      </w:r>
-      <w:r>
-        <w:t xml:space="preserve"> </w:t>
-      </w:r>
-      <w:r>
-        <w:rPr>
-          <w:lang w:val="ru-RU"/>
-        </w:rPr>
-        <w:t>с</w:t>
-      </w:r>
-      <w:r>
-        <w:t xml:space="preserve">. 15 </w:t>
-      </w:r>
-      <w:r>
-        <w:rPr>
-          <w:lang w:val="ru-RU"/>
-        </w:rPr>
-        <w:t>набран</w:t>
-      </w:r>
-      <w:r>
-        <w:t xml:space="preserve"> </w:t>
-      </w:r>
-      <w:r>
-        <w:rPr>
-          <w:lang w:val="ru-RU"/>
-        </w:rPr>
-        <w:t>шрифтом</w:t>
-      </w:r>
-      <w:r>
-        <w:t xml:space="preserve"> </w:t>
-      </w:r>
-      <w:r>
-        <w:rPr>
-          <w:lang w:val="ru-RU"/>
-        </w:rPr>
-        <w:t>без</w:t>
-      </w:r>
-      <w:r>
-        <w:t xml:space="preserve"> </w:t>
-      </w:r>
-      <w:r>
-        <w:rPr>
-          <w:lang w:val="ru-RU"/>
-        </w:rPr>
-        <w:t>засечек</w:t>
-      </w:r>
-      <w:r>
-        <w:t xml:space="preserve"> </w:t>
-      </w:r>
-      <w:r>
-        <w:rPr>
-          <w:lang w:val="ru-RU"/>
-        </w:rPr>
-        <w:t>вместо</w:t>
-      </w:r>
-      <w:r>
-        <w:t xml:space="preserve"> Times New Roman; </w:t>
-      </w:r>
-      <w:r>
-        <w:rPr>
-          <w:lang w:val="ru-RU"/>
-        </w:rPr>
-        <w:t>в</w:t>
-      </w:r>
-      <w:r>
-        <w:t xml:space="preserve"> 3.1.8 </w:t>
-      </w:r>
-      <w:r>
-        <w:rPr>
-          <w:lang w:val="ru-RU"/>
-        </w:rPr>
-        <w:t>на</w:t>
-      </w:r>
-      <w:r>
-        <w:t xml:space="preserve"> </w:t>
-      </w:r>
-      <w:r>
-        <w:rPr>
-          <w:lang w:val="ru-RU"/>
-        </w:rPr>
-        <w:t>с</w:t>
-      </w:r>
-      <w:r>
-        <w:t xml:space="preserve">. 11 </w:t>
-      </w:r>
-      <w:r>
-        <w:rPr>
-          <w:lang w:val="ru-RU"/>
-        </w:rPr>
-        <w:t>осталась</w:t>
-      </w:r>
-      <w:r>
-        <w:t xml:space="preserve"> </w:t>
-      </w:r>
-      <w:r>
-        <w:rPr>
-          <w:lang w:val="ru-RU"/>
-        </w:rPr>
-        <w:t>лишняя</w:t>
-      </w:r>
-      <w:r>
-        <w:t xml:space="preserve"> </w:t>
-      </w:r>
-      <w:r>
-        <w:rPr>
-          <w:lang w:val="ru-RU"/>
-        </w:rPr>
-        <w:t>табуляция</w:t>
-      </w:r>
-      <w:r>
-        <w:t xml:space="preserve"> </w:t>
-      </w:r>
-      <w:r>
-        <w:rPr>
-          <w:lang w:val="ru-RU"/>
-        </w:rPr>
-        <w:t>и</w:t>
-      </w:r>
-      <w:r>
-        <w:t xml:space="preserve"> </w:t>
-      </w:r>
-      <w:r>
-        <w:rPr>
-          <w:lang w:val="ru-RU"/>
-        </w:rPr>
-        <w:t>отсутствует</w:t>
-      </w:r>
-      <w:r>
-        <w:t xml:space="preserve"> </w:t>
-      </w:r>
-      <w:r>
-        <w:rPr>
-          <w:lang w:val="ru-RU"/>
-        </w:rPr>
-        <w:t>нормальная</w:t>
-      </w:r>
-      <w:r>
-        <w:t xml:space="preserve"> </w:t>
-      </w:r>
-      <w:r>
-        <w:rPr>
-          <w:lang w:val="ru-RU"/>
-        </w:rPr>
-        <w:t>отбивка</w:t>
-      </w:r>
-      <w:r>
-        <w:t xml:space="preserve"> </w:t>
-      </w:r>
-      <w:r>
-        <w:rPr>
-          <w:lang w:val="ru-RU"/>
-        </w:rPr>
-        <w:t>от</w:t>
-      </w:r>
-      <w:r>
-        <w:t xml:space="preserve"> </w:t>
-      </w:r>
-      <w:r>
-        <w:rPr>
-          <w:lang w:val="ru-RU"/>
-        </w:rPr>
-        <w:t>текста</w:t>
-      </w:r>
-      <w:r>
-        <w:t xml:space="preserve">. </w:t>
-      </w:r>
-      <w:r>
-        <w:rPr>
-          <w:lang w:val="ru-RU"/>
-        </w:rPr>
-        <w:t>Заголовки</w:t>
-      </w:r>
-      <w:r>
-        <w:t xml:space="preserve"> </w:t>
-      </w:r>
-      <w:r>
-        <w:rPr>
-          <w:lang w:val="ru-RU"/>
-        </w:rPr>
-        <w:t>основных</w:t>
-      </w:r>
-      <w:r>
-        <w:t xml:space="preserve"> </w:t>
-      </w:r>
-      <w:r>
-        <w:rPr>
-          <w:lang w:val="ru-RU"/>
-        </w:rPr>
-        <w:t>разделов</w:t>
-      </w:r>
-      <w:r>
-        <w:t xml:space="preserve"> </w:t>
-      </w:r>
-      <w:r>
-        <w:rPr>
-          <w:lang w:val="ru-RU"/>
-        </w:rPr>
-        <w:t>имеют</w:t>
-      </w:r>
-      <w:r>
-        <w:t xml:space="preserve"> </w:t>
-      </w:r>
-      <w:r>
-        <w:rPr>
-          <w:lang w:val="ru-RU"/>
-        </w:rPr>
-        <w:t>размер</w:t>
-      </w:r>
-      <w:r>
-        <w:t xml:space="preserve"> 16 </w:t>
-      </w:r>
-      <w:r>
-        <w:rPr>
-          <w:lang w:val="ru-RU"/>
-        </w:rPr>
-        <w:t>пт</w:t>
-      </w:r>
-      <w:r>
-        <w:t xml:space="preserve"> </w:t>
-      </w:r>
-      <w:r>
-        <w:rPr>
-          <w:lang w:val="ru-RU"/>
-        </w:rPr>
-        <w:t>вместо</w:t>
-      </w:r>
-      <w:r>
-        <w:t xml:space="preserve"> 14 </w:t>
-      </w:r>
-      <w:r>
-        <w:rPr>
-          <w:lang w:val="ru-RU"/>
-        </w:rPr>
-        <w:t>пт</w:t>
-      </w:r>
-      <w:r>
-        <w:t xml:space="preserve"> </w:t>
-      </w:r>
-      <w:r>
-        <w:rPr>
-          <w:lang w:val="ru-RU"/>
-        </w:rPr>
-        <w:t>по</w:t>
-      </w:r>
-      <w:r>
-        <w:t xml:space="preserve"> </w:t>
-      </w:r>
-      <w:r>
-        <w:rPr>
-          <w:lang w:val="ru-RU"/>
-        </w:rPr>
-        <w:t>п</w:t>
-      </w:r>
-      <w:r>
-        <w:t xml:space="preserve">. 5.1.4 </w:t>
-      </w:r>
-      <w:r>
-        <w:rPr>
-          <w:lang w:val="ru-RU"/>
-        </w:rPr>
-        <w:t>ОС</w:t>
-      </w:r>
-      <w:r>
-        <w:t xml:space="preserve"> </w:t>
-      </w:r>
-      <w:r>
-        <w:rPr>
-          <w:lang w:val="ru-RU"/>
-        </w:rPr>
-        <w:t>ТУСУР</w:t>
-      </w:r>
-      <w:r>
-        <w:t>.</w:t>
-      </w:r>
-    </w:p>
-  </w:comment>
-  <w:comment w:id="18" w:author="Александр Кученко" w:date="2026-10-07T10:32:00Z" w:initials="АК">
-    <w:p>
-      <w:pPr>
-        <w:pStyle w:val="ac"/>
-      </w:pPr>
-      <w:r>
-        <w:rPr>
-          <w:rStyle w:val="ab"/>
-        </w:rPr>
-        <w:annotationRef/>
-      </w:r>
-      <w:r>
-        <w:t>+</w:t>
-      </w:r>
-    </w:p>
-  </w:comment>
-  <w:comment w:id="55" w:author="Kalentyev Alexey" w:date="2026-10-07T10:04:00Z" w:initials="KA">
-    <w:p>
-      <w:pPr>
-        <w:pStyle w:val="ac"/>
-      </w:pPr>
-      <w:r>
-        <w:rPr>
-          <w:rStyle w:val="ab"/>
-        </w:rPr>
-        <w:annotationRef/>
-      </w:r>
-      <w:r>
-        <w:rPr>
-          <w:lang w:val="ru-RU"/>
-        </w:rPr>
-        <w:t>Уберите</w:t>
-      </w:r>
-      <w:r>
-        <w:t xml:space="preserve"> </w:t>
-      </w:r>
-      <w:r>
-        <w:rPr>
-          <w:lang w:val="ru-RU"/>
-        </w:rPr>
-        <w:t>название</w:t>
-      </w:r>
-      <w:r>
-        <w:t xml:space="preserve"> </w:t>
-      </w:r>
-      <w:r>
-        <w:rPr>
-          <w:lang w:val="ru-RU"/>
-        </w:rPr>
-        <w:t>класса</w:t>
-      </w:r>
-      <w:r>
-        <w:t xml:space="preserve"> </w:t>
-      </w:r>
-      <w:r>
-        <w:rPr>
-          <w:lang w:val="ru-RU"/>
-        </w:rPr>
-        <w:t>TextBox</w:t>
-      </w:r>
-      <w:r>
-        <w:t xml:space="preserve">. </w:t>
-      </w:r>
-      <w:r>
-        <w:rPr>
-          <w:lang w:val="ru-RU"/>
-        </w:rPr>
-        <w:t>Сохраните</w:t>
-      </w:r>
-      <w:r>
-        <w:t xml:space="preserve"> </w:t>
-      </w:r>
-      <w:r>
-        <w:rPr>
-          <w:lang w:val="ru-RU"/>
-        </w:rPr>
-        <w:t>функциональное</w:t>
-      </w:r>
-      <w:r>
-        <w:t xml:space="preserve"> </w:t>
-      </w:r>
-      <w:r>
-        <w:rPr>
-          <w:lang w:val="ru-RU"/>
-        </w:rPr>
-        <w:t>требование</w:t>
-      </w:r>
-      <w:r>
-        <w:t xml:space="preserve"> </w:t>
-      </w:r>
-      <w:r>
-        <w:rPr>
-          <w:lang w:val="ru-RU"/>
-        </w:rPr>
-        <w:t>о</w:t>
-      </w:r>
-      <w:r>
-        <w:t xml:space="preserve"> </w:t>
-      </w:r>
-      <w:r>
-        <w:rPr>
-          <w:lang w:val="ru-RU"/>
-        </w:rPr>
-        <w:t>независимом</w:t>
-      </w:r>
-      <w:r>
-        <w:t xml:space="preserve"> </w:t>
-      </w:r>
-      <w:r>
-        <w:rPr>
-          <w:lang w:val="ru-RU"/>
-        </w:rPr>
-        <w:t>вводе</w:t>
-      </w:r>
-      <w:r>
-        <w:t xml:space="preserve"> L </w:t>
-      </w:r>
-      <w:r>
-        <w:rPr>
-          <w:lang w:val="ru-RU"/>
-        </w:rPr>
-        <w:t>и</w:t>
-      </w:r>
-      <w:r>
-        <w:t xml:space="preserve"> S, </w:t>
-      </w:r>
-      <w:r>
-        <w:rPr>
-          <w:lang w:val="ru-RU"/>
-        </w:rPr>
-        <w:t>взаимном</w:t>
-      </w:r>
-      <w:r>
-        <w:t xml:space="preserve"> </w:t>
-      </w:r>
-      <w:r>
-        <w:rPr>
-          <w:lang w:val="ru-RU"/>
-        </w:rPr>
-        <w:t>пересчёте</w:t>
-      </w:r>
-      <w:r>
-        <w:t xml:space="preserve"> </w:t>
-      </w:r>
-      <w:r>
-        <w:rPr>
-          <w:lang w:val="ru-RU"/>
-        </w:rPr>
-        <w:t>допустимых</w:t>
-      </w:r>
-      <w:r>
-        <w:t xml:space="preserve"> </w:t>
-      </w:r>
-      <w:r>
-        <w:rPr>
-          <w:lang w:val="ru-RU"/>
-        </w:rPr>
-        <w:t>диапазонов</w:t>
-      </w:r>
-      <w:r>
-        <w:t xml:space="preserve"> </w:t>
-      </w:r>
-      <w:r>
-        <w:rPr>
-          <w:lang w:val="ru-RU"/>
-        </w:rPr>
-        <w:t>и</w:t>
-      </w:r>
-      <w:r>
-        <w:t xml:space="preserve"> </w:t>
-      </w:r>
-      <w:r>
-        <w:rPr>
-          <w:lang w:val="ru-RU"/>
-        </w:rPr>
-        <w:t>проверке</w:t>
-      </w:r>
-      <w:r>
-        <w:t xml:space="preserve"> </w:t>
-      </w:r>
-      <w:r>
-        <w:rPr>
-          <w:lang w:val="ru-RU"/>
-        </w:rPr>
-        <w:t>значений</w:t>
-      </w:r>
-      <w:r>
-        <w:t>.</w:t>
-      </w:r>
-    </w:p>
-  </w:comment>
-  <w:comment w:id="56" w:author="Александр Кученко" w:date="2026-10-07T10:41:00Z" w:initials="АК">
-    <w:p>
-      <w:pPr>
-        <w:pStyle w:val="ac"/>
-      </w:pPr>
-      <w:r>
-        <w:rPr>
-          <w:rStyle w:val="ab"/>
-        </w:rPr>
-        <w:annotationRef/>
-      </w:r>
-      <w:r>
-        <w:t>+</w:t>
-      </w:r>
-    </w:p>
-  </w:comment>
-  <w:comment w:id="63" w:author="Kalentyev Alexey" w:date="2026-10-07T10:06:00Z" w:initials="KA">
-    <w:p>
-      <w:pPr>
-        <w:pStyle w:val="ac"/>
-      </w:pPr>
-      <w:r>
-        <w:rPr>
-          <w:rStyle w:val="ab"/>
-        </w:rPr>
-        <w:annotationRef/>
-      </w:r>
-      <w:r>
-        <w:rPr>
-          <w:lang w:val="ru-RU"/>
-        </w:rPr>
-        <w:t>Уберите</w:t>
-      </w:r>
-      <w:r>
-        <w:t xml:space="preserve"> </w:t>
-      </w:r>
-      <w:r>
-        <w:rPr>
-          <w:lang w:val="ru-RU"/>
-        </w:rPr>
-        <w:t>подчёркивание</w:t>
-      </w:r>
-      <w:r>
-        <w:t xml:space="preserve"> </w:t>
-      </w:r>
-      <w:r>
-        <w:rPr>
-          <w:lang w:val="ru-RU"/>
-        </w:rPr>
-        <w:t>слова</w:t>
-      </w:r>
-      <w:r>
-        <w:t xml:space="preserve"> </w:t>
-      </w:r>
-      <w:r>
-        <w:rPr>
-          <w:lang w:val="ru-RU"/>
-        </w:rPr>
-        <w:t>«одной»</w:t>
-      </w:r>
-      <w:r>
-        <w:t xml:space="preserve">. </w:t>
-      </w:r>
-      <w:r>
-        <w:rPr>
-          <w:lang w:val="ru-RU"/>
-        </w:rPr>
-        <w:t>При</w:t>
-      </w:r>
-      <w:r>
-        <w:t xml:space="preserve"> </w:t>
-      </w:r>
-      <w:r>
-        <w:rPr>
-          <w:lang w:val="ru-RU"/>
-        </w:rPr>
-        <w:t>необходимости</w:t>
-      </w:r>
-      <w:r>
-        <w:t xml:space="preserve"> </w:t>
-      </w:r>
-      <w:r>
-        <w:rPr>
-          <w:lang w:val="ru-RU"/>
-        </w:rPr>
-        <w:t>выделения</w:t>
-      </w:r>
-      <w:r>
-        <w:t xml:space="preserve"> </w:t>
-      </w:r>
-      <w:r>
-        <w:rPr>
-          <w:lang w:val="ru-RU"/>
-        </w:rPr>
-        <w:t>используйте</w:t>
-      </w:r>
-      <w:r>
-        <w:t xml:space="preserve"> </w:t>
-      </w:r>
-      <w:r>
-        <w:rPr>
-          <w:lang w:val="ru-RU"/>
-        </w:rPr>
-        <w:t>допустимое</w:t>
-      </w:r>
-      <w:r>
-        <w:t xml:space="preserve"> </w:t>
-      </w:r>
-      <w:r>
-        <w:rPr>
-          <w:lang w:val="ru-RU"/>
-        </w:rPr>
-        <w:t>начертание</w:t>
-      </w:r>
-      <w:r>
-        <w:t xml:space="preserve"> </w:t>
-      </w:r>
-      <w:r>
-        <w:rPr>
-          <w:lang w:val="ru-RU"/>
-        </w:rPr>
-        <w:t>шрифта</w:t>
-      </w:r>
-      <w:r>
-        <w:t>.</w:t>
-      </w:r>
-    </w:p>
-  </w:comment>
-  <w:comment w:id="64" w:author="Александр Кученко" w:date="2026-10-07T10:20:00Z" w:initials="АК">
-    <w:p>
-      <w:pPr>
-        <w:pStyle w:val="ac"/>
-      </w:pPr>
-      <w:r>
-        <w:rPr>
-          <w:rStyle w:val="ab"/>
-        </w:rPr>
-        <w:annotationRef/>
-      </w:r>
-      <w:r>
-        <w:t>+</w:t>
-      </w:r>
-    </w:p>
-  </w:comment>
-  <w:comment w:id="104" w:author="Kalentyev Alexey" w:date="2026-10-07T10:05:00Z" w:initials="KA">
-    <w:p>
-      <w:pPr>
-        <w:pStyle w:val="ac"/>
-      </w:pPr>
-      <w:r>
-        <w:rPr>
-          <w:rStyle w:val="ab"/>
-        </w:rPr>
-        <w:annotationRef/>
-      </w:r>
-      <w:r>
-        <w:rPr>
-          <w:lang w:val="ru-RU"/>
-        </w:rPr>
-        <w:t>Устраните</w:t>
-      </w:r>
-      <w:r>
-        <w:t xml:space="preserve"> </w:t>
-      </w:r>
-      <w:r>
-        <w:rPr>
-          <w:lang w:val="ru-RU"/>
-        </w:rPr>
-        <w:t>висячую</w:t>
-      </w:r>
-      <w:r>
-        <w:t xml:space="preserve"> </w:t>
-      </w:r>
-      <w:r>
-        <w:rPr>
-          <w:lang w:val="ru-RU"/>
-        </w:rPr>
-        <w:t>строку</w:t>
-      </w:r>
-      <w:r>
-        <w:t xml:space="preserve"> </w:t>
-      </w:r>
-      <w:r>
-        <w:rPr>
-          <w:lang w:val="ru-RU"/>
-        </w:rPr>
-        <w:t>«секций</w:t>
-      </w:r>
-      <w:r>
-        <w:t xml:space="preserve"> </w:t>
-      </w:r>
-      <w:r>
-        <w:rPr>
-          <w:lang w:val="ru-RU"/>
-        </w:rPr>
-        <w:t>модульного</w:t>
-      </w:r>
-      <w:r>
-        <w:t xml:space="preserve"> </w:t>
-      </w:r>
-      <w:r>
-        <w:rPr>
-          <w:lang w:val="ru-RU"/>
-        </w:rPr>
-        <w:t>органайзера</w:t>
-      </w:r>
-      <w:r>
-        <w:t>.</w:t>
-      </w:r>
-      <w:r>
-        <w:rPr>
-          <w:lang w:val="ru-RU"/>
-        </w:rPr>
-        <w:t>»</w:t>
-      </w:r>
-      <w:r>
-        <w:t xml:space="preserve"> </w:t>
-      </w:r>
-      <w:r>
-        <w:rPr>
-          <w:lang w:val="ru-RU"/>
-        </w:rPr>
-        <w:t>в</w:t>
-      </w:r>
-      <w:r>
-        <w:t xml:space="preserve"> </w:t>
-      </w:r>
-      <w:r>
-        <w:rPr>
-          <w:lang w:val="ru-RU"/>
-        </w:rPr>
-        <w:t>начале</w:t>
-      </w:r>
-      <w:r>
-        <w:t xml:space="preserve"> </w:t>
-      </w:r>
-      <w:r>
-        <w:rPr>
-          <w:lang w:val="ru-RU"/>
-        </w:rPr>
-        <w:t>с</w:t>
-      </w:r>
-      <w:r>
-        <w:t xml:space="preserve">. 13. </w:t>
-      </w:r>
-      <w:r>
-        <w:rPr>
-          <w:lang w:val="ru-RU"/>
-        </w:rPr>
-        <w:t>Переверстайте</w:t>
-      </w:r>
-      <w:r>
-        <w:t xml:space="preserve"> </w:t>
-      </w:r>
-      <w:r>
-        <w:rPr>
-          <w:lang w:val="ru-RU"/>
-        </w:rPr>
-        <w:t>первый</w:t>
-      </w:r>
-      <w:r>
-        <w:t xml:space="preserve"> </w:t>
-      </w:r>
-      <w:r>
-        <w:rPr>
-          <w:lang w:val="ru-RU"/>
-        </w:rPr>
-        <w:t>абзац</w:t>
-      </w:r>
-      <w:r>
-        <w:t xml:space="preserve"> </w:t>
-      </w:r>
-      <w:r>
-        <w:rPr>
-          <w:lang w:val="ru-RU"/>
-        </w:rPr>
-        <w:t>п</w:t>
-      </w:r>
-      <w:r>
-        <w:t xml:space="preserve">. 3.3.1, </w:t>
-      </w:r>
-      <w:r>
-        <w:rPr>
-          <w:lang w:val="ru-RU"/>
-        </w:rPr>
-        <w:t>сохранив</w:t>
-      </w:r>
-      <w:r>
-        <w:t xml:space="preserve"> </w:t>
-      </w:r>
-      <w:r>
-        <w:rPr>
-          <w:lang w:val="ru-RU"/>
-        </w:rPr>
-        <w:t>связь</w:t>
-      </w:r>
-      <w:r>
-        <w:t xml:space="preserve"> </w:t>
-      </w:r>
-      <w:r>
-        <w:rPr>
-          <w:lang w:val="ru-RU"/>
-        </w:rPr>
-        <w:t>заголовка</w:t>
-      </w:r>
-      <w:r>
-        <w:t xml:space="preserve"> </w:t>
-      </w:r>
-      <w:r>
-        <w:rPr>
-          <w:lang w:val="ru-RU"/>
-        </w:rPr>
-        <w:t>с</w:t>
-      </w:r>
-      <w:r>
-        <w:t xml:space="preserve"> </w:t>
-      </w:r>
-      <w:r>
-        <w:rPr>
-          <w:lang w:val="ru-RU"/>
-        </w:rPr>
-        <w:t>началом</w:t>
-      </w:r>
-      <w:r>
-        <w:t xml:space="preserve"> </w:t>
-      </w:r>
-      <w:r>
-        <w:rPr>
-          <w:lang w:val="ru-RU"/>
-        </w:rPr>
-        <w:t>текста</w:t>
-      </w:r>
-      <w:r>
-        <w:t>.</w:t>
-      </w:r>
-    </w:p>
-  </w:comment>
-  <w:comment w:id="105" w:author="Александр Кученко" w:date="2026-10-07T10:33:00Z" w:initials="АК">
-    <w:p>
-      <w:pPr>
-        <w:pStyle w:val="ac"/>
-      </w:pPr>
-      <w:r>
-        <w:rPr>
-          <w:rStyle w:val="ab"/>
-        </w:rPr>
-        <w:annotationRef/>
-      </w:r>
-      <w:r>
-        <w:t>+</w:t>
-      </w:r>
-    </w:p>
-  </w:comment>
-  <w:comment w:id="144" w:author="Kalentyev Alexey" w:date="2026-10-07T10:05:00Z" w:initials="KA">
-    <w:p>
-      <w:pPr>
-        <w:pStyle w:val="ac"/>
-      </w:pPr>
-      <w:r>
-        <w:rPr>
-          <w:rStyle w:val="ab"/>
-        </w:rPr>
-        <w:annotationRef/>
-      </w:r>
-      <w:r>
-        <w:rPr>
-          <w:lang w:val="ru-RU"/>
-        </w:rPr>
-        <w:t>Переверстайте</w:t>
-      </w:r>
-      <w:r>
-        <w:t xml:space="preserve"> </w:t>
-      </w:r>
-      <w:r>
-        <w:rPr>
-          <w:lang w:val="ru-RU"/>
-        </w:rPr>
-        <w:t>окончание</w:t>
-      </w:r>
-      <w:r>
-        <w:t xml:space="preserve"> </w:t>
-      </w:r>
-      <w:r>
-        <w:rPr>
-          <w:lang w:val="ru-RU"/>
-        </w:rPr>
-        <w:t>п</w:t>
-      </w:r>
-      <w:r>
-        <w:t xml:space="preserve">. 5.3: </w:t>
-      </w:r>
-      <w:r>
-        <w:rPr>
-          <w:lang w:val="ru-RU"/>
-        </w:rPr>
-        <w:t>короткий</w:t>
-      </w:r>
-      <w:r>
-        <w:t xml:space="preserve"> </w:t>
-      </w:r>
-      <w:r>
-        <w:rPr>
-          <w:lang w:val="ru-RU"/>
-        </w:rPr>
-        <w:t>заключительный</w:t>
-      </w:r>
-      <w:r>
-        <w:t xml:space="preserve"> </w:t>
-      </w:r>
-      <w:r>
-        <w:rPr>
-          <w:lang w:val="ru-RU"/>
-        </w:rPr>
-        <w:t>абзац</w:t>
-      </w:r>
-      <w:r>
-        <w:t xml:space="preserve"> </w:t>
-      </w:r>
-      <w:r>
-        <w:rPr>
-          <w:lang w:val="ru-RU"/>
-        </w:rPr>
-        <w:t>не</w:t>
-      </w:r>
-      <w:r>
-        <w:t xml:space="preserve"> </w:t>
-      </w:r>
-      <w:r>
-        <w:rPr>
-          <w:lang w:val="ru-RU"/>
-        </w:rPr>
-        <w:t>должен</w:t>
-      </w:r>
-      <w:r>
-        <w:t xml:space="preserve"> </w:t>
-      </w:r>
-      <w:r>
-        <w:rPr>
-          <w:lang w:val="ru-RU"/>
-        </w:rPr>
-        <w:t>оставаться</w:t>
-      </w:r>
-      <w:r>
-        <w:t xml:space="preserve"> </w:t>
-      </w:r>
-      <w:r>
-        <w:rPr>
-          <w:lang w:val="ru-RU"/>
-        </w:rPr>
-        <w:t>единственным</w:t>
-      </w:r>
-      <w:r>
-        <w:t xml:space="preserve"> </w:t>
-      </w:r>
-      <w:r>
-        <w:rPr>
-          <w:lang w:val="ru-RU"/>
-        </w:rPr>
-        <w:t>текстом</w:t>
-      </w:r>
-      <w:r>
-        <w:t xml:space="preserve"> </w:t>
-      </w:r>
-      <w:r>
-        <w:rPr>
-          <w:lang w:val="ru-RU"/>
-        </w:rPr>
-        <w:t>в</w:t>
-      </w:r>
-      <w:r>
-        <w:t xml:space="preserve"> </w:t>
-      </w:r>
-      <w:r>
-        <w:rPr>
-          <w:lang w:val="ru-RU"/>
-        </w:rPr>
-        <w:t>начале</w:t>
-      </w:r>
-      <w:r>
-        <w:t xml:space="preserve"> </w:t>
-      </w:r>
-      <w:r>
-        <w:rPr>
-          <w:lang w:val="ru-RU"/>
-        </w:rPr>
-        <w:t>отдельной</w:t>
-      </w:r>
-      <w:r>
-        <w:t xml:space="preserve"> </w:t>
-      </w:r>
-      <w:r>
-        <w:rPr>
-          <w:lang w:val="ru-RU"/>
-        </w:rPr>
-        <w:t>страницы</w:t>
-      </w:r>
-      <w:r>
-        <w:t>.</w:t>
-      </w:r>
-    </w:p>
-  </w:comment>
-  <w:comment w:id="145" w:author="Александр Кученко" w:date="2026-10-07T10:23:00Z" w:initials="АК">
-    <w:p>
-      <w:pPr>
-        <w:pStyle w:val="ac"/>
-      </w:pPr>
-      <w:r>
-        <w:rPr>
-          <w:rStyle w:val="ab"/>
-        </w:rPr>
-        <w:annotationRef/>
-      </w:r>
-      <w:r>
-        <w:t>+</w:t>
-      </w:r>
-    </w:p>
-  </w:comment>
-  <w:comment w:id="162" w:author="Kalentyev Alexey" w:date="2026-09-16T11:11:00Z" w:initials="KA">
-    <w:p>
-      <w:pPr>
-        <w:pStyle w:val="ac"/>
-      </w:pPr>
-      <w:r>
-        <w:rPr>
-          <w:rStyle w:val="ab"/>
-        </w:rPr>
-        <w:annotationRef/>
-      </w:r>
-      <w:r>
-        <w:t>Отличается от абзацев выше - перепроверить по всему документу</w:t>
-      </w:r>
-    </w:p>
-  </w:comment>
-  <w:comment w:id="163" w:author="Александр Кученко" w:date="2026-09-23T10:25:00Z" w:initials="АК">
-    <w:p>
-      <w:pPr>
-        <w:pStyle w:val="ac"/>
-      </w:pPr>
-      <w:r>
-        <w:rPr>
-          <w:rStyle w:val="ab"/>
-        </w:rPr>
-        <w:annotationRef/>
-      </w:r>
-      <w:r>
-        <w:t>+</w:t>
-      </w:r>
-    </w:p>
-  </w:comment>
-  <w:comment w:id="164" w:author="Kalentyev Alexey" w:date="2026-10-07T10:01:00Z" w:initials="KA">
-    <w:p>
-      <w:pPr>
-        <w:pStyle w:val="ac"/>
-      </w:pPr>
-      <w:r>
-        <w:rPr>
-          <w:rStyle w:val="ab"/>
-        </w:rPr>
-        <w:annotationRef/>
-      </w:r>
-      <w:r>
-        <w:rPr>
-          <w:lang w:val="ru-RU"/>
-        </w:rPr>
-        <w:t>Сам</w:t>
-      </w:r>
-      <w:r>
-        <w:t xml:space="preserve"> </w:t>
-      </w:r>
-      <w:r>
-        <w:rPr>
-          <w:lang w:val="ru-RU"/>
-        </w:rPr>
-        <w:t>абзац</w:t>
-      </w:r>
-      <w:r>
-        <w:t xml:space="preserve"> 397 </w:t>
-      </w:r>
-      <w:r>
-        <w:rPr>
-          <w:lang w:val="ru-RU"/>
-        </w:rPr>
-        <w:t>исправлен</w:t>
-      </w:r>
-      <w:r>
-        <w:t xml:space="preserve">: Times New Roman 14 </w:t>
-      </w:r>
-      <w:r>
-        <w:rPr>
-          <w:lang w:val="ru-RU"/>
-        </w:rPr>
-        <w:t>пт</w:t>
-      </w:r>
-      <w:r>
-        <w:t xml:space="preserve">, </w:t>
-      </w:r>
-      <w:r>
-        <w:rPr>
-          <w:lang w:val="ru-RU"/>
-        </w:rPr>
-        <w:t>интервал</w:t>
-      </w:r>
-      <w:r>
-        <w:t xml:space="preserve"> 1,5, </w:t>
-      </w:r>
-      <w:r>
-        <w:rPr>
-          <w:lang w:val="ru-RU"/>
-        </w:rPr>
-        <w:t>первая</w:t>
-      </w:r>
-      <w:r>
-        <w:t xml:space="preserve"> </w:t>
-      </w:r>
-      <w:r>
-        <w:rPr>
-          <w:lang w:val="ru-RU"/>
-        </w:rPr>
-        <w:t>строка</w:t>
-      </w:r>
-      <w:r>
-        <w:t xml:space="preserve"> 1,25 </w:t>
-      </w:r>
-      <w:r>
-        <w:rPr>
-          <w:lang w:val="ru-RU"/>
-        </w:rPr>
-        <w:t>см</w:t>
-      </w:r>
-      <w:r>
-        <w:t xml:space="preserve">, </w:t>
-      </w:r>
-      <w:r>
-        <w:rPr>
-          <w:lang w:val="ru-RU"/>
-        </w:rPr>
-        <w:t>выравнивание</w:t>
-      </w:r>
-      <w:r>
-        <w:t xml:space="preserve"> </w:t>
-      </w:r>
-      <w:r>
-        <w:rPr>
-          <w:lang w:val="ru-RU"/>
-        </w:rPr>
-        <w:t>по</w:t>
-      </w:r>
-      <w:r>
-        <w:t xml:space="preserve"> </w:t>
-      </w:r>
-      <w:r>
-        <w:rPr>
-          <w:lang w:val="ru-RU"/>
-        </w:rPr>
-        <w:t>ширине</w:t>
-      </w:r>
-      <w:r>
-        <w:t xml:space="preserve">. </w:t>
-      </w:r>
-      <w:r>
-        <w:rPr>
-          <w:lang w:val="ru-RU"/>
-        </w:rPr>
-        <w:t>Однако</w:t>
-      </w:r>
-      <w:r>
-        <w:t xml:space="preserve"> </w:t>
-      </w:r>
-      <w:r>
-        <w:rPr>
-          <w:lang w:val="ru-RU"/>
-        </w:rPr>
-        <w:t>единообразие</w:t>
-      </w:r>
-      <w:r>
-        <w:t xml:space="preserve"> </w:t>
-      </w:r>
-      <w:r>
-        <w:rPr>
-          <w:lang w:val="ru-RU"/>
-        </w:rPr>
-        <w:t>по</w:t>
-      </w:r>
-      <w:r>
-        <w:t xml:space="preserve"> </w:t>
-      </w:r>
-      <w:r>
-        <w:rPr>
-          <w:lang w:val="ru-RU"/>
-        </w:rPr>
-        <w:t>всему</w:t>
-      </w:r>
-      <w:r>
-        <w:t xml:space="preserve"> </w:t>
-      </w:r>
-      <w:r>
-        <w:rPr>
-          <w:lang w:val="ru-RU"/>
-        </w:rPr>
-        <w:t>документу</w:t>
-      </w:r>
-      <w:r>
-        <w:t xml:space="preserve"> </w:t>
-      </w:r>
-      <w:r>
-        <w:rPr>
-          <w:lang w:val="ru-RU"/>
-        </w:rPr>
-        <w:t>не</w:t>
-      </w:r>
-      <w:r>
-        <w:t xml:space="preserve"> </w:t>
-      </w:r>
-      <w:r>
-        <w:rPr>
-          <w:lang w:val="ru-RU"/>
-        </w:rPr>
-        <w:t>достигнуто</w:t>
-      </w:r>
-      <w:r>
-        <w:t xml:space="preserve">: </w:t>
-      </w:r>
-      <w:r>
-        <w:rPr>
-          <w:lang w:val="ru-RU"/>
-        </w:rPr>
-        <w:t>вводный</w:t>
-      </w:r>
-      <w:r>
-        <w:t xml:space="preserve"> </w:t>
-      </w:r>
-      <w:r>
-        <w:rPr>
-          <w:lang w:val="ru-RU"/>
-        </w:rPr>
-        <w:t>абзац</w:t>
-      </w:r>
-      <w:r>
-        <w:t xml:space="preserve"> </w:t>
-      </w:r>
-      <w:r>
-        <w:rPr>
-          <w:lang w:val="ru-RU"/>
-        </w:rPr>
-        <w:t>перед</w:t>
-      </w:r>
-      <w:r>
-        <w:t xml:space="preserve"> </w:t>
-      </w:r>
-      <w:r>
-        <w:rPr>
-          <w:lang w:val="ru-RU"/>
-        </w:rPr>
-        <w:t>таблицей</w:t>
-      </w:r>
-      <w:r>
-        <w:t xml:space="preserve"> 4.1 </w:t>
-      </w:r>
-      <w:r>
-        <w:rPr>
-          <w:lang w:val="ru-RU"/>
-        </w:rPr>
-        <w:t>на</w:t>
-      </w:r>
-      <w:r>
-        <w:t xml:space="preserve"> </w:t>
-      </w:r>
-      <w:r>
-        <w:rPr>
-          <w:lang w:val="ru-RU"/>
-        </w:rPr>
-        <w:t>с</w:t>
-      </w:r>
-      <w:r>
-        <w:t xml:space="preserve">. 18 </w:t>
-      </w:r>
-      <w:r>
-        <w:rPr>
-          <w:lang w:val="ru-RU"/>
-        </w:rPr>
-        <w:t>имеет</w:t>
-      </w:r>
-      <w:r>
-        <w:t xml:space="preserve"> </w:t>
-      </w:r>
-      <w:r>
-        <w:rPr>
-          <w:lang w:val="ru-RU"/>
-        </w:rPr>
-        <w:t>одинарный</w:t>
-      </w:r>
-      <w:r>
-        <w:t xml:space="preserve"> </w:t>
-      </w:r>
-      <w:r>
-        <w:rPr>
-          <w:lang w:val="ru-RU"/>
-        </w:rPr>
-        <w:t>интервал</w:t>
-      </w:r>
-      <w:r>
-        <w:t xml:space="preserve">, </w:t>
-      </w:r>
-      <w:r>
-        <w:rPr>
-          <w:lang w:val="ru-RU"/>
-        </w:rPr>
-        <w:t>а</w:t>
-      </w:r>
-      <w:r>
-        <w:t xml:space="preserve"> </w:t>
-      </w:r>
-      <w:r>
-        <w:rPr>
-          <w:lang w:val="ru-RU"/>
-        </w:rPr>
-        <w:t>нумерованный</w:t>
-      </w:r>
-      <w:r>
-        <w:t xml:space="preserve"> </w:t>
-      </w:r>
-      <w:r>
-        <w:rPr>
-          <w:lang w:val="ru-RU"/>
-        </w:rPr>
-        <w:t>список</w:t>
-      </w:r>
-      <w:r>
-        <w:t xml:space="preserve"> </w:t>
-      </w:r>
-      <w:r>
-        <w:rPr>
-          <w:lang w:val="ru-RU"/>
-        </w:rPr>
-        <w:t>п</w:t>
-      </w:r>
-      <w:r>
-        <w:t xml:space="preserve">. 7.2 </w:t>
-      </w:r>
-      <w:r>
-        <w:rPr>
-          <w:lang w:val="ru-RU"/>
-        </w:rPr>
-        <w:t>на</w:t>
-      </w:r>
-      <w:r>
-        <w:t xml:space="preserve"> </w:t>
-      </w:r>
-      <w:r>
-        <w:rPr>
-          <w:lang w:val="ru-RU"/>
-        </w:rPr>
-        <w:t>с</w:t>
-      </w:r>
-      <w:r>
-        <w:t xml:space="preserve">. 23 </w:t>
-      </w:r>
-      <w:r>
-        <w:rPr>
-          <w:lang w:val="ru-RU"/>
-        </w:rPr>
-        <w:t>начинается</w:t>
-      </w:r>
-      <w:r>
-        <w:t xml:space="preserve"> </w:t>
-      </w:r>
-      <w:r>
-        <w:rPr>
-          <w:lang w:val="ru-RU"/>
-        </w:rPr>
-        <w:t>левее</w:t>
-      </w:r>
-      <w:r>
-        <w:t xml:space="preserve"> </w:t>
-      </w:r>
-      <w:r>
-        <w:rPr>
-          <w:lang w:val="ru-RU"/>
-        </w:rPr>
-        <w:t>общего</w:t>
-      </w:r>
-      <w:r>
-        <w:t xml:space="preserve"> </w:t>
-      </w:r>
-      <w:r>
-        <w:rPr>
-          <w:lang w:val="ru-RU"/>
-        </w:rPr>
-        <w:t>абзацного</w:t>
-      </w:r>
-      <w:r>
-        <w:t xml:space="preserve"> </w:t>
-      </w:r>
-      <w:r>
-        <w:rPr>
-          <w:lang w:val="ru-RU"/>
-        </w:rPr>
-        <w:t>отступа</w:t>
-      </w:r>
-      <w:r>
-        <w:t xml:space="preserve">. </w:t>
-      </w:r>
-      <w:r>
-        <w:rPr>
-          <w:lang w:val="ru-RU"/>
-        </w:rPr>
-        <w:t>См</w:t>
-      </w:r>
-      <w:r>
-        <w:t xml:space="preserve">. </w:t>
-      </w:r>
-      <w:r>
-        <w:rPr>
-          <w:lang w:val="ru-RU"/>
-        </w:rPr>
-        <w:t>пп</w:t>
-      </w:r>
-      <w:r>
-        <w:t>. 5.1.3</w:t>
-      </w:r>
-      <w:r>
-        <w:rPr>
-          <w:lang w:val="ru-RU"/>
-        </w:rPr>
-        <w:t>–</w:t>
-      </w:r>
-      <w:r>
-        <w:t xml:space="preserve">5.1.4 </w:t>
-      </w:r>
-      <w:r>
-        <w:rPr>
-          <w:lang w:val="ru-RU"/>
-        </w:rPr>
-        <w:t>ОС</w:t>
-      </w:r>
-      <w:r>
-        <w:t xml:space="preserve"> </w:t>
-      </w:r>
-      <w:r>
-        <w:rPr>
-          <w:lang w:val="ru-RU"/>
-        </w:rPr>
-        <w:t>ТУСУР</w:t>
-      </w:r>
-      <w:r>
-        <w:t>.</w:t>
-      </w:r>
-    </w:p>
-  </w:comment>
-  <w:comment w:id="165" w:author="Александр Кученко" w:date="2026-10-07T10:48:00Z" w:initials="АК">
-    <w:p>
-      <w:pPr>
-        <w:pStyle w:val="ac"/>
-      </w:pPr>
-      <w:r>
-        <w:rPr>
-          <w:rStyle w:val="ab"/>
-        </w:rPr>
-        <w:annotationRef/>
-      </w:r>
-      <w:r>
-        <w:t>+</w:t>
-      </w:r>
-    </w:p>
-  </w:comment>
-</w:comments>
-</file>
-
-<file path=word/commentsExtended.xml><?xml version="1.0" encoding="utf-8"?>
-<w15:commentsEx xmlns:wpc="http://schemas.microsoft.com/office/word/2010/wordprocessingCanvas" xmlns:cx="http://schemas.microsoft.com/office/drawing/2014/chartex" xmlns:cx1="http://schemas.microsoft.com/office/drawing/2015/9/8/chartex" xmlns:cx2="http://schemas.microsoft.com/office/drawing/2015/10/21/chartex" xmlns:cx3="http://schemas.microsoft.com/office/drawing/2016/5/9/chartex" xmlns:cx4="http://schemas.microsoft.com/office/drawing/2016/5/10/chartex" xmlns:cx5="http://schemas.microsoft.com/office/drawing/2016/5/11/chartex" xmlns:cx6="http://schemas.microsoft.com/office/drawing/2016/5/12/chartex" xmlns:cx7="http://schemas.microsoft.com/office/drawing/2016/5/13/chartex" xmlns:cx8="http://schemas.microsoft.com/office/drawing/2016/5/14/chartex" xmlns:mc="http://schemas.openxmlformats.org/markup-compatibility/2006" xmlns:aink="http://schemas.microsoft.com/office/drawing/2016/ink" xmlns:am3d="http://schemas.microsoft.com/office/drawing/2017/model3d" xmlns:o="urn:schemas-microsoft-com:office:office" xmlns:oel="http://schemas.microsoft.com/office/2019/extlst" xmlns:r="http://schemas.openxmlformats.org/officeDocument/2006/relationships" xmlns:m="http://schemas.openxmlformats.org/officeDocument/2006/math" xmlns:v="urn:schemas-microsoft-com:vml" xmlns:wp14="http://schemas.microsoft.com/office/word/2010/wordprocessingDrawing" xmlns:wp="http://schemas.openxmlformats.org/drawingml/2006/wordprocessingDrawing" xmlns:w10="urn:schemas-microsoft-com:office:word" xmlns:w="http://schemas.openxmlformats.org/wordprocessingml/2006/main" xmlns:w14="http://schemas.microsoft.com/office/word/2010/wordml" xmlns:w15="http://schemas.microsoft.com/office/word/2012/wordml" xmlns:w16cex="http://schemas.microsoft.com/office/word/2018/wordml/cex" xmlns:w16cid="http://schemas.microsoft.com/office/word/2016/wordml/cid" xmlns:w16="http://schemas.microsoft.com/office/word/2018/wordml" xmlns:w16du="http://schemas.microsoft.com/office/word/2023/wordml/word16du" xmlns:w16sdtdh="http://schemas.microsoft.com/office/word/2020/wordml/sdtdatahash" xmlns:w16sdtfl="http://schemas.microsoft.com/office/word/2024/wordml/sdtformatlock" xmlns:w16se="http://schemas.microsoft.com/office/word/2015/wordml/symex" xmlns:wpg="http://schemas.microsoft.com/office/word/2010/wordprocessingGroup" xmlns:wpi="http://schemas.microsoft.com/office/word/2010/wordprocessingInk" xmlns:wne="http://schemas.microsoft.com/office/word/2006/wordml" xmlns:wps="http://schemas.microsoft.com/office/word/2010/wordprocessingShape" mc:Ignorable="w14 w15 w16se w16cid w16 w16cex w16sdtdh w16sdtfl w16du wp14">
-  <w15:commentEx w15:paraId="525B92C0" w15:done="0"/>
-  <w15:commentEx w15:paraId="6A0E7835" w15:paraIdParent="525B92C0" w15:done="0"/>
-  <w15:commentEx w15:paraId="1EBB8FC7" w15:paraIdParent="525B92C0" w15:done="0"/>
-  <w15:commentEx w15:paraId="7F9939ED" w15:paraIdParent="525B92C0" w15:done="0"/>
-  <w15:commentEx w15:paraId="0F224AFC" w15:paraIdParent="525B92C0" w15:done="0"/>
-  <w15:commentEx w15:paraId="37B7620D" w15:done="0"/>
-  <w15:commentEx w15:paraId="19E7881D" w15:paraIdParent="37B7620D" w15:done="0"/>
-  <w15:commentEx w15:paraId="70C4A4E3" w15:paraIdParent="37B7620D" w15:done="0"/>
-  <w15:commentEx w15:paraId="17D0490C" w15:paraIdParent="37B7620D" w15:done="0"/>
-  <w15:commentEx w15:paraId="3B204D8E" w15:done="0"/>
-  <w15:commentEx w15:paraId="26A09988" w15:paraIdParent="3B204D8E" w15:done="0"/>
-  <w15:commentEx w15:paraId="08550E2C" w15:done="0"/>
-  <w15:commentEx w15:paraId="0D045976" w15:paraIdParent="08550E2C" w15:done="0"/>
-  <w15:commentEx w15:paraId="20977C0E" w15:done="0"/>
-  <w15:commentEx w15:paraId="0ECC877C" w15:paraIdParent="20977C0E" w15:done="0"/>
-  <w15:commentEx w15:paraId="46F3489F" w15:done="0"/>
-  <w15:commentEx w15:paraId="664A6FD3" w15:paraIdParent="46F3489F" w15:done="0"/>
-  <w15:commentEx w15:paraId="43169CB9" w15:done="0"/>
-  <w15:commentEx w15:paraId="5DE849E7" w15:paraIdParent="43169CB9" w15:done="0"/>
-  <w15:commentEx w15:paraId="240F6A83" w15:paraIdParent="43169CB9" w15:done="0"/>
-  <w15:commentEx w15:paraId="47D3810B" w15:paraIdParent="43169CB9" w15:done="0"/>
-</w15:commentsEx>
-</file>
-
-<file path=word/commentsExtensible.xml><?xml version="1.0" encoding="utf-8"?>
-<w16cex:commentsExtensible xmlns:wpc="http://schemas.microsoft.com/office/word/2010/wordprocessingCanvas" xmlns:cx="http://schemas.microsoft.com/office/drawing/2014/chartex" xmlns:cx1="http://schemas.microsoft.com/office/drawing/2015/9/8/chartex" xmlns:cx2="http://schemas.microsoft.com/office/drawing/2015/10/21/chartex" xmlns:cx3="http://schemas.microsoft.com/office/drawing/2016/5/9/chartex" xmlns:cx4="http://schemas.microsoft.com/office/drawing/2016/5/10/chartex" xmlns:cx5="http://schemas.microsoft.com/office/drawing/2016/5/11/chartex" xmlns:cx6="http://schemas.microsoft.com/office/drawing/2016/5/12/chartex" xmlns:cx7="http://schemas.microsoft.com/office/drawing/2016/5/13/chartex" xmlns:cx8="http://schemas.microsoft.com/office/drawing/2016/5/14/chartex" xmlns:cr="http://schemas.microsoft.com/office/comments/2020/reactions" xmlns:mc="http://schemas.openxmlformats.org/markup-compatibility/2006" xmlns:aink="http://schemas.microsoft.com/office/drawing/2016/ink" xmlns:am3d="http://schemas.microsoft.com/office/drawing/2017/model3d" xmlns:o="urn:schemas-microsoft-com:office:office" xmlns:oel="http://schemas.microsoft.com/office/2019/extlst" xmlns:r="http://schemas.openxmlformats.org/officeDocument/2006/relationships" xmlns:m="http://schemas.openxmlformats.org/officeDocument/2006/math" xmlns:v="urn:schemas-microsoft-com:vml" xmlns:wp14="http://schemas.microsoft.com/office/word/2010/wordprocessingDrawing" xmlns:wp="http://schemas.openxmlformats.org/drawingml/2006/wordprocessingDrawing" xmlns:w10="urn:schemas-microsoft-com:office:word" xmlns:w="http://schemas.openxmlformats.org/wordprocessingml/2006/main" xmlns:w14="http://schemas.microsoft.com/office/word/2010/wordml" xmlns:w15="http://schemas.microsoft.com/office/word/2012/wordml" xmlns:w16cex="http://schemas.microsoft.com/office/word/2018/wordml/cex" xmlns:w16cid="http://schemas.microsoft.com/office/word/2016/wordml/cid" xmlns:w16="http://schemas.microsoft.com/office/word/2018/wordml" xmlns:w16du="http://schemas.microsoft.com/office/word/2023/wordml/word16du" xmlns:w16sdtdh="http://schemas.microsoft.com/office/word/2020/wordml/sdtdatahash" xmlns:w16sdtfl="http://schemas.microsoft.com/office/word/2024/wordml/sdtformatlock" xmlns:w16se="http://schemas.microsoft.com/office/word/2015/wordml/symex" xmlns:wpg="http://schemas.microsoft.com/office/word/2010/wordprocessingGroup" xmlns:wpi="http://schemas.microsoft.com/office/word/2010/wordprocessingInk" xmlns:wne="http://schemas.microsoft.com/office/word/2006/wordml" xmlns:wps="http://schemas.microsoft.com/office/word/2010/wordprocessingShape" mc:Ignorable="w14 w15 w16se w16cid w16 w16cex w16sdtdh w16sdtfl cr w16du wp14">
-  <w16cex:commentExtensible w16cex:durableId="5F149286" w16cex:dateUtc="2026-09-23T03:18:00Z"/>
-  <w16cex:commentExtensible w16cex:durableId="24BC34CB" w16cex:dateUtc="2026-10-06T04:48:00Z"/>
-  <w16cex:commentExtensible w16cex:durableId="6588EEAE" w16cex:dateUtc="2026-10-07T02:59:00Z"/>
-  <w16cex:commentExtensible w16cex:durableId="22A44F9F" w16cex:dateUtc="2026-10-07T03:02:00Z"/>
-  <w16cex:commentExtensible w16cex:durableId="2C2EE635" w16cex:dateUtc="2026-10-07T03:28:00Z"/>
-  <w16cex:commentExtensible w16cex:durableId="48ED2976" w16cex:dateUtc="2026-09-23T03:18:00Z"/>
-  <w16cex:commentExtensible w16cex:durableId="48F8D4F3" w16cex:dateUtc="2026-10-06T04:50:00Z"/>
-  <w16cex:commentExtensible w16cex:durableId="669F6663" w16cex:dateUtc="2026-10-07T03:00:00Z"/>
-  <w16cex:commentExtensible w16cex:durableId="7A368FCB" w16cex:dateUtc="2026-10-07T03:32:00Z"/>
-  <w16cex:commentExtensible w16cex:durableId="1C431D63" w16cex:dateUtc="2026-10-07T03:04:00Z"/>
-  <w16cex:commentExtensible w16cex:durableId="12381234" w16cex:dateUtc="2026-10-07T03:41:00Z"/>
-  <w16cex:commentExtensible w16cex:durableId="3F568E8B" w16cex:dateUtc="2026-10-07T03:06:00Z"/>
-  <w16cex:commentExtensible w16cex:durableId="7779BB08" w16cex:dateUtc="2026-10-07T03:20:00Z"/>
-  <w16cex:commentExtensible w16cex:durableId="09B1059B" w16cex:dateUtc="2026-10-07T03:05:00Z"/>
-  <w16cex:commentExtensible w16cex:durableId="45F50111" w16cex:dateUtc="2026-10-07T03:33:00Z"/>
-  <w16cex:commentExtensible w16cex:durableId="1178B0F4" w16cex:dateUtc="2026-10-07T03:05:00Z"/>
-  <w16cex:commentExtensible w16cex:durableId="2378B8C6" w16cex:dateUtc="2026-10-07T03:23:00Z"/>
-  <w16cex:commentExtensible w16cex:durableId="3BE16914" w16cex:dateUtc="2026-09-16T04:11:00Z"/>
-  <w16cex:commentExtensible w16cex:durableId="05528A7C" w16cex:dateUtc="2026-09-23T03:25:00Z"/>
-  <w16cex:commentExtensible w16cex:durableId="0FF6A5B4" w16cex:dateUtc="2026-10-07T03:01:00Z"/>
-  <w16cex:commentExtensible w16cex:durableId="6F349C3F" w16cex:dateUtc="2026-10-07T03:48:00Z"/>
-</w16cex:commentsExtensible>
-</file>
-
-<file path=word/commentsIds.xml><?xml version="1.0" encoding="utf-8"?>
-<w16cid:commentsIds xmlns:wpc="http://schemas.microsoft.com/office/word/2010/wordprocessingCanvas" xmlns:cx="http://schemas.microsoft.com/office/drawing/2014/chartex" xmlns:cx1="http://schemas.microsoft.com/office/drawing/2015/9/8/chartex" xmlns:cx2="http://schemas.microsoft.com/office/drawing/2015/10/21/chartex" xmlns:cx3="http://schemas.microsoft.com/office/drawing/2016/5/9/chartex" xmlns:cx4="http://schemas.microsoft.com/office/drawing/2016/5/10/chartex" xmlns:cx5="http://schemas.microsoft.com/office/drawing/2016/5/11/chartex" xmlns:cx6="http://schemas.microsoft.com/office/drawing/2016/5/12/chartex" xmlns:cx7="http://schemas.microsoft.com/office/drawing/2016/5/13/chartex" xmlns:cx8="http://schemas.microsoft.com/office/drawing/2016/5/14/chartex" xmlns:mc="http://schemas.openxmlformats.org/markup-compatibility/2006" xmlns:aink="http://schemas.microsoft.com/office/drawing/2016/ink" xmlns:am3d="http://schemas.microsoft.com/office/drawing/2017/model3d" xmlns:o="urn:schemas-microsoft-com:office:office" xmlns:oel="http://schemas.microsoft.com/office/2019/extlst" xmlns:r="http://schemas.openxmlformats.org/officeDocument/2006/relationships" xmlns:m="http://schemas.openxmlformats.org/officeDocument/2006/math" xmlns:v="urn:schemas-microsoft-com:vml" xmlns:wp14="http://schemas.microsoft.com/office/word/2010/wordprocessingDrawing" xmlns:wp="http://schemas.openxmlformats.org/drawingml/2006/wordprocessingDrawing" xmlns:w10="urn:schemas-microsoft-com:office:word" xmlns:w="http://schemas.openxmlformats.org/wordprocessingml/2006/main" xmlns:w14="http://schemas.microsoft.com/office/word/2010/wordml" xmlns:w15="http://schemas.microsoft.com/office/word/2012/wordml" xmlns:w16cex="http://schemas.microsoft.com/office/word/2018/wordml/cex" xmlns:w16cid="http://schemas.microsoft.com/office/word/2016/wordml/cid" xmlns:w16="http://schemas.microsoft.com/office/word/2018/wordml" xmlns:w16du="http://schemas.microsoft.com/office/word/2023/wordml/word16du" xmlns:w16sdtdh="http://schemas.microsoft.com/office/word/2020/wordml/sdtdatahash" xmlns:w16sdtfl="http://schemas.microsoft.com/office/word/2024/wordml/sdtformatlock" xmlns:w16se="http://schemas.microsoft.com/office/word/2015/wordml/symex" xmlns:wpg="http://schemas.microsoft.com/office/word/2010/wordprocessingGroup" xmlns:wpi="http://schemas.microsoft.com/office/word/2010/wordprocessingInk" xmlns:wne="http://schemas.microsoft.com/office/word/2006/wordml" xmlns:wps="http://schemas.microsoft.com/office/word/2010/wordprocessingShape" mc:Ignorable="w14 w15 w16se w16cid w16 w16cex w16sdtdh w16sdtfl w16du wp14">
-  <w16cid:commentId w16cid:paraId="525B92C0" w16cid:durableId="5F149286"/>
-  <w16cid:commentId w16cid:paraId="6A0E7835" w16cid:durableId="24BC34CB"/>
-  <w16cid:commentId w16cid:paraId="1EBB8FC7" w16cid:durableId="6588EEAE"/>
-  <w16cid:commentId w16cid:paraId="7F9939ED" w16cid:durableId="22A44F9F"/>
-  <w16cid:commentId w16cid:paraId="0F224AFC" w16cid:durableId="2C2EE635"/>
-  <w16cid:commentId w16cid:paraId="37B7620D" w16cid:durableId="48ED2976"/>
-  <w16cid:commentId w16cid:paraId="19E7881D" w16cid:durableId="48F8D4F3"/>
-  <w16cid:commentId w16cid:paraId="70C4A4E3" w16cid:durableId="669F6663"/>
-  <w16cid:commentId w16cid:paraId="17D0490C" w16cid:durableId="7A368FCB"/>
-  <w16cid:commentId w16cid:paraId="3B204D8E" w16cid:durableId="1C431D63"/>
-  <w16cid:commentId w16cid:paraId="26A09988" w16cid:durableId="12381234"/>
-  <w16cid:commentId w16cid:paraId="08550E2C" w16cid:durableId="3F568E8B"/>
-  <w16cid:commentId w16cid:paraId="0D045976" w16cid:durableId="7779BB08"/>
-  <w16cid:commentId w16cid:paraId="20977C0E" w16cid:durableId="09B1059B"/>
-  <w16cid:commentId w16cid:paraId="0ECC877C" w16cid:durableId="45F50111"/>
-  <w16cid:commentId w16cid:paraId="46F3489F" w16cid:durableId="1178B0F4"/>
-  <w16cid:commentId w16cid:paraId="664A6FD3" w16cid:durableId="2378B8C6"/>
-  <w16cid:commentId w16cid:paraId="43169CB9" w16cid:durableId="3BE16914"/>
-  <w16cid:commentId w16cid:paraId="5DE849E7" w16cid:durableId="05528A7C"/>
-  <w16cid:commentId w16cid:paraId="240F6A83" w16cid:durableId="0FF6A5B4"/>
-  <w16cid:commentId w16cid:paraId="47D3810B" w16cid:durableId="6F349C3F"/>
-</w16cid:commentsIds>
 </file>
 
 <file path=word/endnotes.xml><?xml version="1.0" encoding="utf-8"?>
@@ -24265,7 +23087,6 @@
         <w:docPartUnique/>
       </w:docPartObj>
     </w:sdtPr>
-    <w:sdtEndPr/>
     <w:sdtContent>
       <w:p>
         <w:pPr>
@@ -24330,7 +23151,6 @@
         <w:docPartUnique/>
       </w:docPartObj>
     </w:sdtPr>
-    <w:sdtEndPr/>
     <w:sdtContent>
       <w:p>
         <w:pPr>
@@ -24489,7 +23309,6 @@
         <w:docPartUnique/>
       </w:docPartObj>
     </w:sdtPr>
-    <w:sdtEndPr/>
     <w:sdtContent>
       <w:p>
         <w:pPr>
@@ -30888,17 +29707,6 @@
     <w:abstractNumId w:val="21"/>
   </w:num>
 </w:numbering>
-</file>
-
-<file path=word/people.xml><?xml version="1.0" encoding="utf-8"?>
-<w15:people xmlns:wpc="http://schemas.microsoft.com/office/word/2010/wordprocessingCanvas" xmlns:cx="http://schemas.microsoft.com/office/drawing/2014/chartex" xmlns:cx1="http://schemas.microsoft.com/office/drawing/2015/9/8/chartex" xmlns:cx2="http://schemas.microsoft.com/office/drawing/2015/10/21/chartex" xmlns:cx3="http://schemas.microsoft.com/office/drawing/2016/5/9/chartex" xmlns:cx4="http://schemas.microsoft.com/office/drawing/2016/5/10/chartex" xmlns:cx5="http://schemas.microsoft.com/office/drawing/2016/5/11/chartex" xmlns:cx6="http://schemas.microsoft.com/office/drawing/2016/5/12/chartex" xmlns:cx7="http://schemas.microsoft.com/office/drawing/2016/5/13/chartex" xmlns:cx8="http://schemas.microsoft.com/office/drawing/2016/5/14/chartex" xmlns:mc="http://schemas.openxmlformats.org/markup-compatibility/2006" xmlns:aink="http://schemas.microsoft.com/office/drawing/2016/ink" xmlns:am3d="http://schemas.microsoft.com/office/drawing/2017/model3d" xmlns:o="urn:schemas-microsoft-com:office:office" xmlns:oel="http://schemas.microsoft.com/office/2019/extlst" xmlns:r="http://schemas.openxmlformats.org/officeDocument/2006/relationships" xmlns:m="http://schemas.openxmlformats.org/officeDocument/2006/math" xmlns:v="urn:schemas-microsoft-com:vml" xmlns:wp14="http://schemas.microsoft.com/office/word/2010/wordprocessingDrawing" xmlns:wp="http://schemas.openxmlformats.org/drawingml/2006/wordprocessingDrawing" xmlns:w10="urn:schemas-microsoft-com:office:word" xmlns:w="http://schemas.openxmlformats.org/wordprocessingml/2006/main" xmlns:w14="http://schemas.microsoft.com/office/word/2010/wordml" xmlns:w15="http://schemas.microsoft.com/office/word/2012/wordml" xmlns:w16cex="http://schemas.microsoft.com/office/word/2018/wordml/cex" xmlns:w16cid="http://schemas.microsoft.com/office/word/2016/wordml/cid" xmlns:w16="http://schemas.microsoft.com/office/word/2018/wordml" xmlns:w16du="http://schemas.microsoft.com/office/word/2023/wordml/word16du" xmlns:w16sdtdh="http://schemas.microsoft.com/office/word/2020/wordml/sdtdatahash" xmlns:w16sdtfl="http://schemas.microsoft.com/office/word/2024/wordml/sdtformatlock" xmlns:w16se="http://schemas.microsoft.com/office/word/2015/wordml/symex" xmlns:wpg="http://schemas.microsoft.com/office/word/2010/wordprocessingGroup" xmlns:wpi="http://schemas.microsoft.com/office/word/2010/wordprocessingInk" xmlns:wne="http://schemas.microsoft.com/office/word/2006/wordml" xmlns:wps="http://schemas.microsoft.com/office/word/2010/wordprocessingShape" mc:Ignorable="w14 w15 w16se w16cid w16 w16cex w16sdtdh w16sdtfl w16du wp14">
-  <w15:person w15:author="Kalentyev Alexey">
-    <w15:presenceInfo w15:providerId="Windows Live" w15:userId="da819b8650d7d997"/>
-  </w15:person>
-  <w15:person w15:author="Александр Кученко">
-    <w15:presenceInfo w15:providerId="Windows Live" w15:userId="1578be82dcf8f779"/>
-  </w15:person>
-</w15:people>
 </file>
 
 <file path=word/styles.xml><?xml version="1.0" encoding="utf-8"?>
